--- a/CMA_Summaries_B1_Ch07.docx
+++ b/CMA_Summaries_B1_Ch07.docx
@@ -111,7 +111,7 @@
       <w:r>
         <w:drawing>
           <wp:inline distT="0" distB="0" distL="0" distR="0">
-            <wp:extent cx="5734050" cy="1448600"/>
+            <wp:extent cx="5734050" cy="1712675"/>
             <wp:effectExtent t="0" r="0" b="0" l="0"/>
             <wp:docPr id="1" name="" descr="" title=""/>
             <wp:cNvGraphicFramePr>
@@ -136,7 +136,7 @@
                   <pic:spPr bwMode="auto">
                     <a:xfrm>
                       <a:off x="0" y="0"/>
-                      <a:ext cx="5734050" cy="1448600"/>
+                      <a:ext cx="5734050" cy="1712675"/>
                     </a:xfrm>
                     <a:prstGeom prst="rect">
                       <a:avLst/>
@@ -204,7 +204,7 @@
                 <w:sz w:val="16"/>
                 <w:szCs w:val="16"/>
               </w:rPr>
-              <w:t xml:space="preserve">Cost flow assumptions   ·   Inventory errors   ·   perpetual inventory system</w:t>
+              <w:t xml:space="preserve">Cost flow assumptions   ·   Inventory errors   ·   FOB destination</w:t>
             </w:r>
           </w:p>
         </w:tc>
@@ -231,7 +231,7 @@
           <w:sz w:val="16"/>
           <w:szCs w:val="16"/>
         </w:rPr>
-        <w:t xml:space="preserve">      gaps 3–13</w:t>
+        <w:t xml:space="preserve">      gaps 3–14</w:t>
       </w:r>
     </w:p>
     <w:p>
@@ -535,7 +535,7 @@
           <w:sz w:val="19"/>
           <w:szCs w:val="19"/>
         </w:rPr>
-        <w:t xml:space="preserve">The shipping term </w:t>
+        <w:t xml:space="preserve">Three </w:t>
       </w:r>
       <w:r>
         <w:rPr>
@@ -553,7 +553,7 @@
           <w:sz w:val="19"/>
           <w:szCs w:val="19"/>
         </w:rPr>
-        <w:t xml:space="preserve">           </w:t>
+        <w:t xml:space="preserve">            </w:t>
       </w:r>
       <w:r>
         <w:rPr>
@@ -567,7 +567,14 @@
           <w:sz w:val="19"/>
           <w:szCs w:val="19"/>
         </w:rPr>
-        <w:t xml:space="preserve"> who controls goods that are on a truck or a ship at </w:t>
+        <w:t xml:space="preserve"> need care. </w:t>
+      </w:r>
+      <w:r>
+        <w:rPr>
+          <w:sz w:val="19"/>
+          <w:szCs w:val="19"/>
+        </w:rPr>
+        <w:t xml:space="preserve">The shipping term </w:t>
       </w:r>
       <w:r>
         <w:rPr>
@@ -599,14 +606,7 @@
           <w:sz w:val="19"/>
           <w:szCs w:val="19"/>
         </w:rPr>
-        <w:t xml:space="preserve">. </w:t>
-      </w:r>
-      <w:r>
-        <w:rPr>
-          <w:sz w:val="19"/>
-          <w:szCs w:val="19"/>
-        </w:rPr>
-        <w:t xml:space="preserve">Under FOB shipping point, control </w:t>
+        <w:t xml:space="preserve"> who controls goods that are on a truck or a ship at </w:t>
       </w:r>
       <w:r>
         <w:rPr>
@@ -617,6 +617,45 @@
           <w:szCs w:val="15"/>
         </w:rPr>
         <w:t xml:space="preserve"> (13) </w:t>
+      </w:r>
+      <w:r>
+        <w:rPr>
+          <w:u w:val="single"/>
+          <w:sz w:val="19"/>
+          <w:szCs w:val="19"/>
+        </w:rPr>
+        <w:t xml:space="preserve">           </w:t>
+      </w:r>
+      <w:r>
+        <w:rPr>
+          <w:sz w:val="19"/>
+          <w:szCs w:val="19"/>
+        </w:rPr>
+        <w:t xml:space="preserve"> </w:t>
+      </w:r>
+      <w:r>
+        <w:rPr>
+          <w:sz w:val="19"/>
+          <w:szCs w:val="19"/>
+        </w:rPr>
+        <w:t xml:space="preserve">. </w:t>
+      </w:r>
+      <w:r>
+        <w:rPr>
+          <w:sz w:val="19"/>
+          <w:szCs w:val="19"/>
+        </w:rPr>
+        <w:t xml:space="preserve">Under FOB shipping point, control </w:t>
+      </w:r>
+      <w:r>
+        <w:rPr>
+          <w:b/>
+          <w:bCs/>
+          <w:color w:val="8186EF"/>
+          <w:sz w:val="15"/>
+          <w:szCs w:val="15"/>
+        </w:rPr>
+        <w:t xml:space="preserve"> (14) </w:t>
       </w:r>
       <w:r>
         <w:rPr>
@@ -710,7 +749,7 @@
                 <w:sz w:val="16"/>
                 <w:szCs w:val="16"/>
               </w:rPr>
-              <w:t xml:space="preserve">include   ·   finished   ·   wherever   ·   retailer   ·   Wholesale   ·   ordinary   ·   usually   ·   year-end   ·   passes   ·   manufacturer   ·   FOB destination   ·   decides</w:t>
+              <w:t xml:space="preserve">wherever   ·   finished   ·   include   ·   decides   ·   retailer   ·   Wholesale   ·   ordinary   ·   usually   ·   year-end   ·   passes   ·   manufacturer   ·   follows   ·   situations</w:t>
             </w:r>
           </w:p>
         </w:tc>
@@ -737,7 +776,7 @@
           <w:sz w:val="16"/>
           <w:szCs w:val="16"/>
         </w:rPr>
-        <w:t xml:space="preserve">      gaps 14–21</w:t>
+        <w:t xml:space="preserve">      gaps 15–23</w:t>
       </w:r>
     </w:p>
     <w:p>
@@ -760,7 +799,7 @@
           <w:sz w:val="15"/>
           <w:szCs w:val="15"/>
         </w:rPr>
-        <w:t xml:space="preserve"> (14) </w:t>
+        <w:t xml:space="preserve"> (15) </w:t>
       </w:r>
       <w:r>
         <w:rPr>
@@ -799,7 +838,7 @@
           <w:sz w:val="15"/>
           <w:szCs w:val="15"/>
         </w:rPr>
-        <w:t xml:space="preserve"> (15) </w:t>
+        <w:t xml:space="preserve"> (16) </w:t>
       </w:r>
       <w:r>
         <w:rPr>
@@ -831,7 +870,7 @@
           <w:sz w:val="15"/>
           <w:szCs w:val="15"/>
         </w:rPr>
-        <w:t xml:space="preserve"> (16) </w:t>
+        <w:t xml:space="preserve"> (17) </w:t>
       </w:r>
       <w:r>
         <w:rPr>
@@ -860,7 +899,7 @@
           <w:sz w:val="19"/>
           <w:szCs w:val="19"/>
         </w:rPr>
-        <w:t xml:space="preserve">Goods in the </w:t>
+        <w:t xml:space="preserve">Goods held for </w:t>
       </w:r>
       <w:r>
         <w:rPr>
@@ -870,7 +909,7 @@
           <w:sz w:val="15"/>
           <w:szCs w:val="15"/>
         </w:rPr>
-        <w:t xml:space="preserve"> (17) </w:t>
+        <w:t xml:space="preserve"> (18) </w:t>
       </w:r>
       <w:r>
         <w:rPr>
@@ -892,7 +931,14 @@
           <w:sz w:val="19"/>
           <w:szCs w:val="19"/>
         </w:rPr>
-        <w:t xml:space="preserve"> that belong to another company must be taken out of the </w:t>
+        <w:t xml:space="preserve">. </w:t>
+      </w:r>
+      <w:r>
+        <w:rPr>
+          <w:sz w:val="19"/>
+          <w:szCs w:val="19"/>
+        </w:rPr>
+        <w:t xml:space="preserve">Goods in the </w:t>
       </w:r>
       <w:r>
         <w:rPr>
@@ -902,7 +948,7 @@
           <w:sz w:val="15"/>
           <w:szCs w:val="15"/>
         </w:rPr>
-        <w:t xml:space="preserve"> (18) </w:t>
+        <w:t xml:space="preserve"> (19) </w:t>
       </w:r>
       <w:r>
         <w:rPr>
@@ -924,14 +970,7 @@
           <w:sz w:val="19"/>
           <w:szCs w:val="19"/>
         </w:rPr>
-        <w:t xml:space="preserve"> count. </w:t>
-      </w:r>
-      <w:r>
-        <w:rPr>
-          <w:sz w:val="19"/>
-          <w:szCs w:val="19"/>
-        </w:rPr>
-        <w:t xml:space="preserve">Goods the company owns that are held </w:t>
+        <w:t xml:space="preserve"> that belong to another company must be taken out of the </w:t>
       </w:r>
       <w:r>
         <w:rPr>
@@ -941,7 +980,7 @@
           <w:sz w:val="15"/>
           <w:szCs w:val="15"/>
         </w:rPr>
-        <w:t xml:space="preserve"> (19) </w:t>
+        <w:t xml:space="preserve"> (20) </w:t>
       </w:r>
       <w:r>
         <w:rPr>
@@ -963,14 +1002,14 @@
           <w:sz w:val="19"/>
           <w:szCs w:val="19"/>
         </w:rPr>
-        <w:t xml:space="preserve"> else must be added. </w:t>
-      </w:r>
-      <w:r>
-        <w:rPr>
-          <w:sz w:val="19"/>
-          <w:szCs w:val="19"/>
-        </w:rPr>
-        <w:t xml:space="preserve">Two </w:t>
+        <w:t xml:space="preserve"> count. </w:t>
+      </w:r>
+      <w:r>
+        <w:rPr>
+          <w:sz w:val="19"/>
+          <w:szCs w:val="19"/>
+        </w:rPr>
+        <w:t xml:space="preserve">Goods the company owns that are held </w:t>
       </w:r>
       <w:r>
         <w:rPr>
@@ -980,7 +1019,7 @@
           <w:sz w:val="15"/>
           <w:szCs w:val="15"/>
         </w:rPr>
-        <w:t xml:space="preserve"> (20) </w:t>
+        <w:t xml:space="preserve"> (21) </w:t>
       </w:r>
       <w:r>
         <w:rPr>
@@ -1002,7 +1041,14 @@
           <w:sz w:val="19"/>
           <w:szCs w:val="19"/>
         </w:rPr>
-        <w:t xml:space="preserve"> cases appear in later </w:t>
+        <w:t xml:space="preserve"> else must be added. </w:t>
+      </w:r>
+      <w:r>
+        <w:rPr>
+          <w:sz w:val="19"/>
+          <w:szCs w:val="19"/>
+        </w:rPr>
+        <w:t xml:space="preserve">Two </w:t>
       </w:r>
       <w:r>
         <w:rPr>
@@ -1012,7 +1058,7 @@
           <w:sz w:val="15"/>
           <w:szCs w:val="15"/>
         </w:rPr>
-        <w:t xml:space="preserve"> (21) </w:t>
+        <w:t xml:space="preserve"> (22) </w:t>
       </w:r>
       <w:r>
         <w:rPr>
@@ -1034,6 +1080,38 @@
           <w:sz w:val="19"/>
           <w:szCs w:val="19"/>
         </w:rPr>
+        <w:t xml:space="preserve"> cases appear in later </w:t>
+      </w:r>
+      <w:r>
+        <w:rPr>
+          <w:b/>
+          <w:bCs/>
+          <w:color w:val="8186EF"/>
+          <w:sz w:val="15"/>
+          <w:szCs w:val="15"/>
+        </w:rPr>
+        <w:t xml:space="preserve"> (23) </w:t>
+      </w:r>
+      <w:r>
+        <w:rPr>
+          <w:u w:val="single"/>
+          <w:sz w:val="19"/>
+          <w:szCs w:val="19"/>
+        </w:rPr>
+        <w:t xml:space="preserve">           </w:t>
+      </w:r>
+      <w:r>
+        <w:rPr>
+          <w:sz w:val="19"/>
+          <w:szCs w:val="19"/>
+        </w:rPr>
+        <w:t xml:space="preserve"> </w:t>
+      </w:r>
+      <w:r>
+        <w:rPr>
+          <w:sz w:val="19"/>
+          <w:szCs w:val="19"/>
+        </w:rPr>
         <w:t xml:space="preserve">. </w:t>
       </w:r>
       <w:r>
@@ -1041,7 +1119,7 @@
           <w:sz w:val="19"/>
           <w:szCs w:val="19"/>
         </w:rPr>
-        <w:t xml:space="preserve">When customers have a right of return, the seller records revenue net of expected returns and a separate asset for the goods it expects to get back (Chapter 11). </w:t>
+        <w:t xml:space="preserve">When customers have a right of return, the seller records revenue net of expected returns and a separate asset for the goods it expects to get back. </w:t>
       </w:r>
       <w:r>
         <w:rPr>
@@ -1106,7 +1184,7 @@
                 <w:sz w:val="16"/>
                 <w:szCs w:val="16"/>
               </w:rPr>
-              <w:t xml:space="preserve">special   ·   FOB destination   ·   chapters   ·   warehouse   ·   somewhere   ·   physical   ·   though   ·   consignee   ·   consignor's</w:t>
+              <w:t xml:space="preserve">though   ·   transit   ·   chapters   ·   others   ·   physical   ·   somewhere   ·   special   ·   warehouse   ·   consignee   ·   consignor's</w:t>
             </w:r>
           </w:p>
         </w:tc>
@@ -1192,7 +1270,7 @@
           <w:sz w:val="16"/>
           <w:szCs w:val="16"/>
         </w:rPr>
-        <w:t xml:space="preserve">      gaps 22–23</w:t>
+        <w:t xml:space="preserve">      gaps 24–26</w:t>
       </w:r>
     </w:p>
     <w:p>
@@ -1215,7 +1293,7 @@
           <w:sz w:val="15"/>
           <w:szCs w:val="15"/>
         </w:rPr>
-        <w:t xml:space="preserve"> (22) </w:t>
+        <w:t xml:space="preserve"> (24) </w:t>
       </w:r>
       <w:r>
         <w:rPr>
@@ -1254,7 +1332,7 @@
           <w:sz w:val="15"/>
           <w:szCs w:val="15"/>
         </w:rPr>
-        <w:t xml:space="preserve"> (23) </w:t>
+        <w:t xml:space="preserve"> (25) </w:t>
       </w:r>
       <w:r>
         <w:rPr>
@@ -1283,7 +1361,39 @@
           <w:sz w:val="19"/>
           <w:szCs w:val="19"/>
         </w:rPr>
-        <w:t xml:space="preserve">Many candidates reverse these. </w:t>
+        <w:t xml:space="preserve">Many </w:t>
+      </w:r>
+      <w:r>
+        <w:rPr>
+          <w:b/>
+          <w:bCs/>
+          <w:color w:val="8186EF"/>
+          <w:sz w:val="15"/>
+          <w:szCs w:val="15"/>
+        </w:rPr>
+        <w:t xml:space="preserve"> (26) </w:t>
+      </w:r>
+      <w:r>
+        <w:rPr>
+          <w:u w:val="single"/>
+          <w:sz w:val="19"/>
+          <w:szCs w:val="19"/>
+        </w:rPr>
+        <w:t xml:space="preserve">            </w:t>
+      </w:r>
+      <w:r>
+        <w:rPr>
+          <w:sz w:val="19"/>
+          <w:szCs w:val="19"/>
+        </w:rPr>
+        <w:t xml:space="preserve"> </w:t>
+      </w:r>
+      <w:r>
+        <w:rPr>
+          <w:sz w:val="19"/>
+          <w:szCs w:val="19"/>
+        </w:rPr>
+        <w:t xml:space="preserve"> reverse these. </w:t>
       </w:r>
       <w:r>
         <w:rPr>
@@ -1348,7 +1458,7 @@
                 <w:sz w:val="16"/>
                 <w:szCs w:val="16"/>
               </w:rPr>
-              <w:t xml:space="preserve">physical count   ·   shipping   ·   destination</w:t>
+              <w:t xml:space="preserve">candidates   ·   destination   ·   shipping   ·   follows</w:t>
             </w:r>
           </w:p>
         </w:tc>
@@ -1422,7 +1532,7 @@
           <w:sz w:val="16"/>
           <w:szCs w:val="16"/>
         </w:rPr>
-        <w:t xml:space="preserve">      gaps 24–28</w:t>
+        <w:t xml:space="preserve">      gaps 27–30</w:t>
       </w:r>
     </w:p>
     <w:p>
@@ -1445,7 +1555,7 @@
           <w:sz w:val="15"/>
           <w:szCs w:val="15"/>
         </w:rPr>
-        <w:t xml:space="preserve"> (24) </w:t>
+        <w:t xml:space="preserve"> (27) </w:t>
       </w:r>
       <w:r>
         <w:rPr>
@@ -1477,7 +1587,7 @@
           <w:sz w:val="15"/>
           <w:szCs w:val="15"/>
         </w:rPr>
-        <w:t xml:space="preserve"> (25) </w:t>
+        <w:t xml:space="preserve"> (28) </w:t>
       </w:r>
       <w:r>
         <w:rPr>
@@ -1516,7 +1626,7 @@
           <w:sz w:val="15"/>
           <w:szCs w:val="15"/>
         </w:rPr>
-        <w:t xml:space="preserve"> (26) </w:t>
+        <w:t xml:space="preserve"> (29) </w:t>
       </w:r>
       <w:r>
         <w:rPr>
@@ -1548,7 +1658,7 @@
           <w:sz w:val="15"/>
           <w:szCs w:val="15"/>
         </w:rPr>
-        <w:t xml:space="preserve"> (27) </w:t>
+        <w:t xml:space="preserve"> (30) </w:t>
       </w:r>
       <w:r>
         <w:rPr>
@@ -1578,45 +1688,6 @@
           <w:szCs w:val="19"/>
         </w:rPr>
         <w:t xml:space="preserve">Do not bring Incoterm rules into these questions. </w:t>
-      </w:r>
-      <w:r>
-        <w:rPr>
-          <w:sz w:val="19"/>
-          <w:szCs w:val="19"/>
-        </w:rPr>
-        <w:t xml:space="preserve">Arabic: البضاعة بالأمانة is </w:t>
-      </w:r>
-      <w:r>
-        <w:rPr>
-          <w:b/>
-          <w:bCs/>
-          <w:color w:val="8186EF"/>
-          <w:sz w:val="15"/>
-          <w:szCs w:val="15"/>
-        </w:rPr>
-        <w:t xml:space="preserve"> (28) </w:t>
-      </w:r>
-      <w:r>
-        <w:rPr>
-          <w:u w:val="single"/>
-          <w:sz w:val="19"/>
-          <w:szCs w:val="19"/>
-        </w:rPr>
-        <w:t xml:space="preserve">             </w:t>
-      </w:r>
-      <w:r>
-        <w:rPr>
-          <w:sz w:val="19"/>
-          <w:szCs w:val="19"/>
-        </w:rPr>
-        <w:t xml:space="preserve"> </w:t>
-      </w:r>
-      <w:r>
-        <w:rPr>
-          <w:sz w:val="19"/>
-          <w:szCs w:val="19"/>
-        </w:rPr>
-        <w:t xml:space="preserve">; the owner is the consignor (المُرسِل) and the seller in the shop is the consignee (المُرسَل إليه). </w:t>
       </w:r>
     </w:p>
     <w:tbl>
@@ -1674,7 +1745,7 @@
                 <w:sz w:val="16"/>
                 <w:szCs w:val="16"/>
               </w:rPr>
-              <w:t xml:space="preserve">loading   ·   controls   ·   physical count   ·   consignment   ·   destination   ·   international</w:t>
+              <w:t xml:space="preserve">controls   ·   consignee   ·   loading   ·   destination   ·   international</w:t>
             </w:r>
           </w:p>
         </w:tc>
@@ -1810,7 +1881,7 @@
                 <w:sz w:val="16"/>
                 <w:szCs w:val="16"/>
               </w:rPr>
-              <w:t xml:space="preserve">period cost   ·   consignor   ·   consignment</w:t>
+              <w:t xml:space="preserve">consignment   ·   inventory   ·   consignee   ·   consignor</w:t>
             </w:r>
           </w:p>
         </w:tc>
@@ -2411,14 +2482,14 @@
                 <w:sz w:val="16"/>
                 <w:szCs w:val="16"/>
               </w:rPr>
-              <w:t xml:space="preserve">16  </w:t>
-            </w:r>
-            <w:r>
-              <w:rPr>
-                <w:sz w:val="16"/>
-                <w:szCs w:val="16"/>
-              </w:rPr>
-              <w:t xml:space="preserve">though</w:t>
+              <w:t xml:space="preserve">18  </w:t>
+            </w:r>
+            <w:r>
+              <w:rPr>
+                <w:sz w:val="16"/>
+                <w:szCs w:val="16"/>
+              </w:rPr>
+              <w:t xml:space="preserve">others</w:t>
             </w:r>
           </w:p>
         </w:tc>
@@ -2479,7 +2550,7 @@
                 <w:sz w:val="16"/>
                 <w:szCs w:val="16"/>
               </w:rPr>
-              <w:t xml:space="preserve">17  </w:t>
+              <w:t xml:space="preserve">19  </w:t>
             </w:r>
             <w:r>
               <w:rPr>
@@ -2547,7 +2618,7 @@
                 <w:sz w:val="16"/>
                 <w:szCs w:val="16"/>
               </w:rPr>
-              <w:t xml:space="preserve">18  </w:t>
+              <w:t xml:space="preserve">20  </w:t>
             </w:r>
             <w:r>
               <w:rPr>
@@ -2615,7 +2686,7 @@
                 <w:sz w:val="16"/>
                 <w:szCs w:val="16"/>
               </w:rPr>
-              <w:t xml:space="preserve">19  </w:t>
+              <w:t xml:space="preserve">21  </w:t>
             </w:r>
             <w:r>
               <w:rPr>
@@ -2683,7 +2754,7 @@
                 <w:sz w:val="16"/>
                 <w:szCs w:val="16"/>
               </w:rPr>
-              <w:t xml:space="preserve">20  </w:t>
+              <w:t xml:space="preserve">22  </w:t>
             </w:r>
             <w:r>
               <w:rPr>
@@ -2751,7 +2822,7 @@
                 <w:sz w:val="16"/>
                 <w:szCs w:val="16"/>
               </w:rPr>
-              <w:t xml:space="preserve">21  </w:t>
+              <w:t xml:space="preserve">23  </w:t>
             </w:r>
             <w:r>
               <w:rPr>
@@ -2819,7 +2890,7 @@
                 <w:sz w:val="16"/>
                 <w:szCs w:val="16"/>
               </w:rPr>
-              <w:t xml:space="preserve">22  </w:t>
+              <w:t xml:space="preserve">24  </w:t>
             </w:r>
             <w:r>
               <w:rPr>
@@ -2887,7 +2958,7 @@
                 <w:sz w:val="16"/>
                 <w:szCs w:val="16"/>
               </w:rPr>
-              <w:t xml:space="preserve">23  </w:t>
+              <w:t xml:space="preserve">25  </w:t>
             </w:r>
             <w:r>
               <w:rPr>
@@ -2955,14 +3026,14 @@
                 <w:sz w:val="16"/>
                 <w:szCs w:val="16"/>
               </w:rPr>
-              <w:t xml:space="preserve">24  </w:t>
-            </w:r>
-            <w:r>
-              <w:rPr>
-                <w:sz w:val="16"/>
-                <w:szCs w:val="16"/>
-              </w:rPr>
-              <w:t xml:space="preserve">international</w:t>
+              <w:t xml:space="preserve">26  </w:t>
+            </w:r>
+            <w:r>
+              <w:rPr>
+                <w:sz w:val="16"/>
+                <w:szCs w:val="16"/>
+              </w:rPr>
+              <w:t xml:space="preserve">candidates</w:t>
             </w:r>
           </w:p>
         </w:tc>
@@ -3023,14 +3094,14 @@
                 <w:sz w:val="16"/>
                 <w:szCs w:val="16"/>
               </w:rPr>
-              <w:t xml:space="preserve">25  </w:t>
-            </w:r>
-            <w:r>
-              <w:rPr>
-                <w:sz w:val="16"/>
-                <w:szCs w:val="16"/>
-              </w:rPr>
-              <w:t xml:space="preserve">loading</w:t>
+              <w:t xml:space="preserve">27  </w:t>
+            </w:r>
+            <w:r>
+              <w:rPr>
+                <w:sz w:val="16"/>
+                <w:szCs w:val="16"/>
+              </w:rPr>
+              <w:t xml:space="preserve">international</w:t>
             </w:r>
           </w:p>
         </w:tc>
@@ -3065,7 +3136,7 @@
                 <w:sz w:val="16"/>
                 <w:szCs w:val="16"/>
               </w:rPr>
-              <w:t xml:space="preserve">decides</w:t>
+              <w:t xml:space="preserve">situations</w:t>
             </w:r>
           </w:p>
         </w:tc>
@@ -3091,14 +3162,14 @@
                 <w:sz w:val="16"/>
                 <w:szCs w:val="16"/>
               </w:rPr>
-              <w:t xml:space="preserve">26  </w:t>
-            </w:r>
-            <w:r>
-              <w:rPr>
-                <w:sz w:val="16"/>
-                <w:szCs w:val="16"/>
-              </w:rPr>
-              <w:t xml:space="preserve">destination</w:t>
+              <w:t xml:space="preserve">28  </w:t>
+            </w:r>
+            <w:r>
+              <w:rPr>
+                <w:sz w:val="16"/>
+                <w:szCs w:val="16"/>
+              </w:rPr>
+              <w:t xml:space="preserve">loading</w:t>
             </w:r>
           </w:p>
         </w:tc>
@@ -3133,7 +3204,7 @@
                 <w:sz w:val="16"/>
                 <w:szCs w:val="16"/>
               </w:rPr>
-              <w:t xml:space="preserve">year-end</w:t>
+              <w:t xml:space="preserve">decides</w:t>
             </w:r>
           </w:p>
         </w:tc>
@@ -3159,14 +3230,14 @@
                 <w:sz w:val="16"/>
                 <w:szCs w:val="16"/>
               </w:rPr>
-              <w:t xml:space="preserve">27  </w:t>
-            </w:r>
-            <w:r>
-              <w:rPr>
-                <w:sz w:val="16"/>
-                <w:szCs w:val="16"/>
-              </w:rPr>
-              <w:t xml:space="preserve">controls</w:t>
+              <w:t xml:space="preserve">29  </w:t>
+            </w:r>
+            <w:r>
+              <w:rPr>
+                <w:sz w:val="16"/>
+                <w:szCs w:val="16"/>
+              </w:rPr>
+              <w:t xml:space="preserve">destination</w:t>
             </w:r>
           </w:p>
         </w:tc>
@@ -3201,7 +3272,7 @@
                 <w:sz w:val="16"/>
                 <w:szCs w:val="16"/>
               </w:rPr>
-              <w:t xml:space="preserve">passes</w:t>
+              <w:t xml:space="preserve">year-end</w:t>
             </w:r>
           </w:p>
         </w:tc>
@@ -3227,14 +3298,14 @@
                 <w:sz w:val="16"/>
                 <w:szCs w:val="16"/>
               </w:rPr>
-              <w:t xml:space="preserve">28  </w:t>
-            </w:r>
-            <w:r>
-              <w:rPr>
-                <w:sz w:val="16"/>
-                <w:szCs w:val="16"/>
-              </w:rPr>
-              <w:t xml:space="preserve">consignment</w:t>
+              <w:t xml:space="preserve">30  </w:t>
+            </w:r>
+            <w:r>
+              <w:rPr>
+                <w:sz w:val="16"/>
+                <w:szCs w:val="16"/>
+              </w:rPr>
+              <w:t xml:space="preserve">controls</w:t>
             </w:r>
           </w:p>
         </w:tc>
@@ -3269,7 +3340,7 @@
                 <w:sz w:val="16"/>
                 <w:szCs w:val="16"/>
               </w:rPr>
-              <w:t xml:space="preserve">consignor's</w:t>
+              <w:t xml:space="preserve">passes</w:t>
             </w:r>
           </w:p>
         </w:tc>
@@ -3295,7 +3366,7 @@
                 <w:sz w:val="16"/>
                 <w:szCs w:val="16"/>
               </w:rPr>
-              <w:t xml:space="preserve">29  </w:t>
+              <w:t xml:space="preserve">31  </w:t>
             </w:r>
             <w:r>
               <w:rPr>
@@ -3337,7 +3408,7 @@
                 <w:sz w:val="16"/>
                 <w:szCs w:val="16"/>
               </w:rPr>
-              <w:t xml:space="preserve">consignee</w:t>
+              <w:t xml:space="preserve">consignor's</w:t>
             </w:r>
           </w:p>
         </w:tc>
@@ -3363,7 +3434,7 @@
                 <w:sz w:val="16"/>
                 <w:szCs w:val="16"/>
               </w:rPr>
-              <w:t xml:space="preserve">30  </w:t>
+              <w:t xml:space="preserve">32  </w:t>
             </w:r>
             <w:r>
               <w:rPr>
@@ -3371,6 +3442,132 @@
                 <w:szCs w:val="16"/>
               </w:rPr>
               <w:t xml:space="preserve">consignor</w:t>
+            </w:r>
+          </w:p>
+        </w:tc>
+      </w:tr>
+      <w:tr>
+        <w:tc>
+          <w:tcPr>
+            <w:tcW w:type="pct" w:w="2500"/>
+            <w:tcMar>
+              <w:top w:type="dxa" w:w="20"/>
+              <w:left w:type="dxa" w:w="80"/>
+              <w:bottom w:type="dxa" w:w="20"/>
+              <w:right w:type="dxa" w:w="80"/>
+            </w:tcMar>
+          </w:tcPr>
+          <w:p>
+            <w:pPr>
+              <w:spacing w:before="12" w:after="12"/>
+            </w:pPr>
+            <w:r>
+              <w:rPr>
+                <w:b/>
+                <w:bCs/>
+                <w:color w:val="8186EF"/>
+                <w:sz w:val="16"/>
+                <w:szCs w:val="16"/>
+              </w:rPr>
+              <w:t xml:space="preserve">16  </w:t>
+            </w:r>
+            <w:r>
+              <w:rPr>
+                <w:sz w:val="16"/>
+                <w:szCs w:val="16"/>
+              </w:rPr>
+              <w:t xml:space="preserve">consignee</w:t>
+            </w:r>
+          </w:p>
+        </w:tc>
+        <w:tc>
+          <w:tcPr>
+            <w:tcW w:type="pct" w:w="2500"/>
+            <w:tcMar>
+              <w:top w:type="dxa" w:w="20"/>
+              <w:left w:type="dxa" w:w="80"/>
+              <w:bottom w:type="dxa" w:w="20"/>
+              <w:right w:type="dxa" w:w="80"/>
+            </w:tcMar>
+          </w:tcPr>
+          <w:p>
+            <w:pPr>
+              <w:spacing w:before="12" w:after="12"/>
+            </w:pPr>
+            <w:r>
+              <w:rPr>
+                <w:b/>
+                <w:bCs/>
+                <w:color w:val="8186EF"/>
+                <w:sz w:val="16"/>
+                <w:szCs w:val="16"/>
+              </w:rPr>
+              <w:t xml:space="preserve">33  </w:t>
+            </w:r>
+            <w:r>
+              <w:rPr>
+                <w:sz w:val="16"/>
+                <w:szCs w:val="16"/>
+              </w:rPr>
+              <w:t xml:space="preserve">consignee</w:t>
+            </w:r>
+          </w:p>
+        </w:tc>
+      </w:tr>
+      <w:tr>
+        <w:tc>
+          <w:tcPr>
+            <w:tcW w:type="pct" w:w="2500"/>
+            <w:tcMar>
+              <w:top w:type="dxa" w:w="20"/>
+              <w:left w:type="dxa" w:w="80"/>
+              <w:bottom w:type="dxa" w:w="20"/>
+              <w:right w:type="dxa" w:w="80"/>
+            </w:tcMar>
+          </w:tcPr>
+          <w:p>
+            <w:pPr>
+              <w:spacing w:before="12" w:after="12"/>
+            </w:pPr>
+            <w:r>
+              <w:rPr>
+                <w:b/>
+                <w:bCs/>
+                <w:color w:val="8186EF"/>
+                <w:sz w:val="16"/>
+                <w:szCs w:val="16"/>
+              </w:rPr>
+              <w:t xml:space="preserve">17  </w:t>
+            </w:r>
+            <w:r>
+              <w:rPr>
+                <w:sz w:val="16"/>
+                <w:szCs w:val="16"/>
+              </w:rPr>
+              <w:t xml:space="preserve">though</w:t>
+            </w:r>
+          </w:p>
+        </w:tc>
+        <w:tc>
+          <w:tcPr>
+            <w:tcW w:type="pct" w:w="2500"/>
+            <w:tcMar>
+              <w:top w:type="dxa" w:w="20"/>
+              <w:left w:type="dxa" w:w="80"/>
+              <w:bottom w:type="dxa" w:w="20"/>
+              <w:right w:type="dxa" w:w="80"/>
+            </w:tcMar>
+          </w:tcPr>
+          <w:p>
+            <w:pPr>
+              <w:spacing w:before="24" w:after="24"/>
+            </w:pPr>
+            <w:r>
+              <w:rPr>
+                <w:sz w:val="16"/>
+                <w:szCs w:val="16"/>
+              </w:rPr>
+              <w:t xml:space="preserve"/>
             </w:r>
           </w:p>
         </w:tc>
@@ -3413,7 +3610,7 @@
           <w:sz w:val="15"/>
           <w:szCs w:val="15"/>
         </w:rPr>
-        <w:t xml:space="preserve">Inventory means goods held for sale in the ordinary course of business, goods in production, and materials that will be used in production. A retailer such as Barada Wholesale, Inc. has one inventory account. A manufacturer such as Orontes has three: raw materials, work in process and finished goods. The basic rule is simple: include the goods that the company controls on the balance sheet date, wherever they are. Control usually follows legal title. The shipping term decides who controls goods that are on a truck or a ship at year-end. Under FOB shipping point, control passes to the buyer when the goods leave the seller, so the buyer includes them. Under FOB destination, the seller keeps control until the goods arrive, so the seller includes them. In a consignment, the consignor (the owner) gives goods to a consignee, who sells them for a commission.</w:t>
+        <w:t xml:space="preserve">Inventory means goods held for sale in the ordinary course of business, goods in production, and materials that will be used in production. A retailer such as Barada Wholesale, Inc. has one inventory account. A manufacturer such as Orontes has three: raw materials, work in process and finished goods. The basic rule is simple: include the goods that the company controls on the balance sheet date, wherever they are. Control usually follows legal title. Three situations need care. The shipping term decides who controls goods that are on a truck or a ship at year-end. Under FOB shipping point, control passes to the buyer when the goods leave the seller, so the buyer includes them. Under FOB destination, the seller keeps control until the goods arrive, so the seller includes them. In a consignment, the consignor (the owner) gives goods to a consignee, who sells them for a commission.</w:t>
       </w:r>
     </w:p>
     <w:p>
@@ -3437,7 +3634,7 @@
           <w:sz w:val="15"/>
           <w:szCs w:val="15"/>
         </w:rPr>
-        <w:t xml:space="preserve">The goods stay in the consignor's inventory. The consignee never includes them, even though they are in its shop. Goods in the warehouse that belong to another company must be taken out of the physical count. Goods the company owns that are held somewhere else must be added. Two special cases appear in later chapters. When customers have a right of return, the seller records revenue net of expected returns and a separate asset for the goods it expects to get back (Chapter 11). In a bill-and-hold sale, the seller keeps the goods in its inventory unless strict conditions show that the buyer already controls them.</w:t>
+        <w:t xml:space="preserve">The goods stay in the consignor's inventory. The consignee never includes them, even though they are in its shop. Goods held for others. Goods in the warehouse that belong to another company must be taken out of the physical count. Goods the company owns that are held somewhere else must be added. Two special cases appear in later chapters. When customers have a right of return, the seller records revenue net of expected returns and a separate asset for the goods it expects to get back. In a bill-and-hold sale, the seller keeps the goods in its inventory unless strict conditions show that the buyer already controls them.</w:t>
       </w:r>
     </w:p>
     <w:p>
@@ -3485,7 +3682,7 @@
           <w:sz w:val="15"/>
           <w:szCs w:val="15"/>
         </w:rPr>
-        <w:t xml:space="preserve">In international trade, FOB (free on board) is an Incoterm about loading goods onto a ship. In U.S. exam questions, FOB shipping point and FOB destination are simple shipping terms that decide who controls goods in transit, by truck, rail or sea. Do not bring Incoterm rules into these questions. Arabic: البضاعة بالأمانة is consignment; the owner is the consignor (المُرسِل) and the seller in the shop is the consignee (المُرسَل إليه).</w:t>
+        <w:t xml:space="preserve">In international trade, FOB (free on board) is an Incoterm about loading goods onto a ship. In U.S. exam questions, FOB shipping point and FOB destination are simple shipping terms that decide who controls goods in transit, by truck, rail or sea. Do not bring Incoterm rules into these questions.</w:t>
       </w:r>
     </w:p>
     <w:p>
@@ -3592,7 +3789,7 @@
           <w:sz w:val="16"/>
           <w:szCs w:val="16"/>
         </w:rPr>
-        <w:t xml:space="preserve">      gaps 1–12</w:t>
+        <w:t xml:space="preserve">      gaps 1–11</w:t>
       </w:r>
     </w:p>
     <w:p>
@@ -4013,46 +4210,14 @@
           <w:sz w:val="19"/>
           <w:szCs w:val="19"/>
         </w:rPr>
-        <w:t xml:space="preserve">If output is </w:t>
-      </w:r>
-      <w:r>
-        <w:rPr>
-          <w:b/>
-          <w:bCs/>
-          <w:color w:val="8186EF"/>
-          <w:sz w:val="15"/>
-          <w:szCs w:val="15"/>
-        </w:rPr>
-        <w:t xml:space="preserve"> (12) </w:t>
-      </w:r>
-      <w:r>
-        <w:rPr>
-          <w:u w:val="single"/>
-          <w:sz w:val="19"/>
-          <w:szCs w:val="19"/>
-        </w:rPr>
-        <w:t xml:space="preserve">           </w:t>
-      </w:r>
-      <w:r>
-        <w:rPr>
-          <w:sz w:val="19"/>
-          <w:szCs w:val="19"/>
-        </w:rPr>
-        <w:t xml:space="preserve"> </w:t>
-      </w:r>
-      <w:r>
-        <w:rPr>
-          <w:sz w:val="19"/>
-          <w:szCs w:val="19"/>
-        </w:rPr>
-        <w:t xml:space="preserve"> low, the fixed overhead that is not allocated is an expense of the period. </w:t>
-      </w:r>
-      <w:r>
-        <w:rPr>
-          <w:sz w:val="19"/>
-          <w:szCs w:val="19"/>
-        </w:rPr>
-        <w:t xml:space="preserve">In the same way, abnormal waste (unusual spoilage, idle time or extra freight) is an expense, not inventory cost. </w:t>
+        <w:t xml:space="preserve">If output is unusually low, the fixed overhead that is not allocated is an expense of the period. </w:t>
+      </w:r>
+      <w:r>
+        <w:rPr>
+          <w:sz w:val="19"/>
+          <w:szCs w:val="19"/>
+        </w:rPr>
+        <w:t xml:space="preserve">It is not added to inventory. </w:t>
       </w:r>
     </w:p>
     <w:tbl>
@@ -4110,7 +4275,247 @@
                 <w:sz w:val="16"/>
                 <w:szCs w:val="16"/>
               </w:rPr>
-              <w:t xml:space="preserve">become   ·   freight-in   ·   inventoriable   ·   non-refundable   ·   needed   ·   capacity   ·   period cost   ·   unusually   ·   expenses   ·   condition   ·   expects   ·   direct   ·   recorded</w:t>
+              <w:t xml:space="preserve">capacity   ·   needed   ·   inventoriable   ·   become   ·   recorded   ·   freight-in   ·   condition   ·   direct   ·   expects   ·   unusually   ·   expenses   ·   non-refundable</w:t>
+            </w:r>
+          </w:p>
+        </w:tc>
+      </w:tr>
+    </w:tbl>
+    <w:p/>
+    <w:p>
+      <w:pPr>
+        <w:spacing w:before="44" w:after="14"/>
+      </w:pPr>
+      <w:r>
+        <w:rPr>
+          <w:b/>
+          <w:bCs/>
+          <w:color w:val="353A7C"/>
+          <w:sz w:val="18"/>
+          <w:szCs w:val="18"/>
+        </w:rPr>
+        <w:t xml:space="preserve">Summary 2</w:t>
+      </w:r>
+      <w:r>
+        <w:rPr>
+          <w:color w:val="6B7280"/>
+          <w:sz w:val="16"/>
+          <w:szCs w:val="16"/>
+        </w:rPr>
+        <w:t xml:space="preserve">      gaps 12–15</w:t>
+      </w:r>
+    </w:p>
+    <w:p>
+      <w:pPr>
+        <w:spacing w:before="20" w:after="20" w:line="360" w:lineRule="auto"/>
+        <w:ind w:left="200"/>
+      </w:pPr>
+      <w:r>
+        <w:rPr>
+          <w:sz w:val="19"/>
+          <w:szCs w:val="19"/>
+        </w:rPr>
+        <w:t xml:space="preserve">In the same way, </w:t>
+      </w:r>
+      <w:r>
+        <w:rPr>
+          <w:b/>
+          <w:bCs/>
+          <w:color w:val="8186EF"/>
+          <w:sz w:val="15"/>
+          <w:szCs w:val="15"/>
+        </w:rPr>
+        <w:t xml:space="preserve"> (12) </w:t>
+      </w:r>
+      <w:r>
+        <w:rPr>
+          <w:u w:val="single"/>
+          <w:sz w:val="19"/>
+          <w:szCs w:val="19"/>
+        </w:rPr>
+        <w:t xml:space="preserve">           </w:t>
+      </w:r>
+      <w:r>
+        <w:rPr>
+          <w:sz w:val="19"/>
+          <w:szCs w:val="19"/>
+        </w:rPr>
+        <w:t xml:space="preserve"> </w:t>
+      </w:r>
+      <w:r>
+        <w:rPr>
+          <w:sz w:val="19"/>
+          <w:szCs w:val="19"/>
+        </w:rPr>
+        <w:t xml:space="preserve"> waste (unusual </w:t>
+      </w:r>
+      <w:r>
+        <w:rPr>
+          <w:b/>
+          <w:bCs/>
+          <w:color w:val="8186EF"/>
+          <w:sz w:val="15"/>
+          <w:szCs w:val="15"/>
+        </w:rPr>
+        <w:t xml:space="preserve"> (13) </w:t>
+      </w:r>
+      <w:r>
+        <w:rPr>
+          <w:u w:val="single"/>
+          <w:sz w:val="19"/>
+          <w:szCs w:val="19"/>
+        </w:rPr>
+        <w:t xml:space="preserve">           </w:t>
+      </w:r>
+      <w:r>
+        <w:rPr>
+          <w:sz w:val="19"/>
+          <w:szCs w:val="19"/>
+        </w:rPr>
+        <w:t xml:space="preserve"> </w:t>
+      </w:r>
+      <w:r>
+        <w:rPr>
+          <w:sz w:val="19"/>
+          <w:szCs w:val="19"/>
+        </w:rPr>
+        <w:t xml:space="preserve">, idle time or extra freight) is an expense, not inventory cost. </w:t>
+      </w:r>
+      <w:r>
+        <w:rPr>
+          <w:sz w:val="19"/>
+          <w:szCs w:val="19"/>
+        </w:rPr>
+        <w:t xml:space="preserve">Period costs include </w:t>
+      </w:r>
+      <w:r>
+        <w:rPr>
+          <w:b/>
+          <w:bCs/>
+          <w:color w:val="8186EF"/>
+          <w:sz w:val="15"/>
+          <w:szCs w:val="15"/>
+        </w:rPr>
+        <w:t xml:space="preserve"> (14) </w:t>
+      </w:r>
+      <w:r>
+        <w:rPr>
+          <w:u w:val="single"/>
+          <w:sz w:val="19"/>
+          <w:szCs w:val="19"/>
+        </w:rPr>
+        <w:t xml:space="preserve">             </w:t>
+      </w:r>
+      <w:r>
+        <w:rPr>
+          <w:sz w:val="19"/>
+          <w:szCs w:val="19"/>
+        </w:rPr>
+        <w:t xml:space="preserve"> </w:t>
+      </w:r>
+      <w:r>
+        <w:rPr>
+          <w:sz w:val="19"/>
+          <w:szCs w:val="19"/>
+        </w:rPr>
+        <w:t xml:space="preserve"> to customers, sales commissions, advertising, general and </w:t>
+      </w:r>
+      <w:r>
+        <w:rPr>
+          <w:b/>
+          <w:bCs/>
+          <w:color w:val="8186EF"/>
+          <w:sz w:val="15"/>
+          <w:szCs w:val="15"/>
+        </w:rPr>
+        <w:t xml:space="preserve"> (15) </w:t>
+      </w:r>
+      <w:r>
+        <w:rPr>
+          <w:u w:val="single"/>
+          <w:sz w:val="19"/>
+          <w:szCs w:val="19"/>
+        </w:rPr>
+        <w:t xml:space="preserve">                </w:t>
+      </w:r>
+      <w:r>
+        <w:rPr>
+          <w:sz w:val="19"/>
+          <w:szCs w:val="19"/>
+        </w:rPr>
+        <w:t xml:space="preserve"> </w:t>
+      </w:r>
+      <w:r>
+        <w:rPr>
+          <w:sz w:val="19"/>
+          <w:szCs w:val="19"/>
+        </w:rPr>
+        <w:t xml:space="preserve"> costs, and the storage of finished goods. </w:t>
+      </w:r>
+      <w:r>
+        <w:rPr>
+          <w:sz w:val="19"/>
+          <w:szCs w:val="19"/>
+        </w:rPr>
+        <w:t xml:space="preserve">Interest on inventory that is produced routinely is also a period cost. </w:t>
+      </w:r>
+    </w:p>
+    <w:tbl>
+      <w:tblPr>
+        <w:tblW w:type="pct" w:w="100%"/>
+        <w:tblLayout w:type="fixed"/>
+        <w:tblBorders>
+          <w:top w:val="single" w:color="FBFAF6" w:sz="4"/>
+          <w:left w:val="single" w:color="FBFAF6" w:sz="4"/>
+          <w:bottom w:val="single" w:color="FBFAF6" w:sz="4"/>
+          <w:right w:val="single" w:color="FBFAF6" w:sz="4"/>
+          <w:insideH w:val="single" w:color="FBFAF6" w:sz="4"/>
+          <w:insideV w:val="single" w:color="FBFAF6" w:sz="4"/>
+        </w:tblBorders>
+      </w:tblPr>
+      <w:tblGrid>
+        <w:gridCol w:w="9600"/>
+      </w:tblGrid>
+      <w:tr>
+        <w:tc>
+          <w:tcPr>
+            <w:tcW w:type="pct" w:w="5000"/>
+            <w:shd w:fill="FBFAF6" w:val="clear"/>
+            <w:tcMar>
+              <w:top w:type="dxa" w:w="40"/>
+              <w:left w:type="dxa" w:w="100"/>
+              <w:bottom w:type="dxa" w:w="40"/>
+              <w:right w:type="dxa" w:w="100"/>
+            </w:tcMar>
+          </w:tcPr>
+          <w:p>
+            <w:pPr>
+              <w:spacing w:before="18" w:after="6"/>
+            </w:pPr>
+            <w:r>
+              <w:rPr>
+                <w:b/>
+                <w:bCs/>
+                <w:color w:val="6B7280"/>
+                <w:sz w:val="14"/>
+                <w:szCs w:val="14"/>
+              </w:rPr>
+              <w:t xml:space="preserve">word list</w:t>
+            </w:r>
+          </w:p>
+          <w:p>
+            <w:pPr>
+              <w:spacing w:before="0" w:after="18"/>
+            </w:pPr>
+            <w:r>
+              <w:rPr>
+                <w:b/>
+                <w:bCs/>
+                <w:color w:val="353A7C"/>
+                <w:sz w:val="16"/>
+                <w:szCs w:val="16"/>
+              </w:rPr>
+              <w:t xml:space="preserve">abnormal   ·   spoilage   ·   administrative   ·   freight-out   ·   include</w:t>
             </w:r>
           </w:p>
         </w:tc>
@@ -4176,7 +4581,7 @@
           <w:sz w:val="18"/>
           <w:szCs w:val="18"/>
         </w:rPr>
-        <w:t xml:space="preserve">Summary 2</w:t>
+        <w:t xml:space="preserve">Summary 3</w:t>
       </w:r>
       <w:r>
         <w:rPr>
@@ -4184,7 +4589,7 @@
           <w:sz w:val="16"/>
           <w:szCs w:val="16"/>
         </w:rPr>
-        <w:t xml:space="preserve">      gaps 13–14</w:t>
+        <w:t xml:space="preserve">      gaps 16–17</w:t>
       </w:r>
     </w:p>
     <w:p>
@@ -4207,7 +4612,7 @@
           <w:sz w:val="15"/>
           <w:szCs w:val="15"/>
         </w:rPr>
-        <w:t xml:space="preserve"> (13) </w:t>
+        <w:t xml:space="preserve"> (16) </w:t>
       </w:r>
       <w:r>
         <w:rPr>
@@ -4246,7 +4651,7 @@
           <w:sz w:val="15"/>
           <w:szCs w:val="15"/>
         </w:rPr>
-        <w:t xml:space="preserve"> (14) </w:t>
+        <w:t xml:space="preserve"> (17) </w:t>
       </w:r>
       <w:r>
         <w:rPr>
@@ -4269,13 +4674,6 @@
           <w:szCs w:val="19"/>
         </w:rPr>
         <w:t xml:space="preserve"> is $20,000, and Orontes pays within the discount period, so it takes a 2% discount. </w:t>
-      </w:r>
-      <w:r>
-        <w:rPr>
-          <w:sz w:val="19"/>
-          <w:szCs w:val="19"/>
-        </w:rPr>
-        <w:t xml:space="preserve">Other costs are shown below (whole dollars). </w:t>
       </w:r>
     </w:p>
     <w:tbl>
@@ -4333,13 +4731,25 @@
                 <w:sz w:val="16"/>
                 <w:szCs w:val="16"/>
               </w:rPr>
-              <w:t xml:space="preserve">imports   ·   invoice   ·   normal capacity</w:t>
+              <w:t xml:space="preserve">imports   ·   average   ·   invoice</w:t>
             </w:r>
           </w:p>
         </w:tc>
       </w:tr>
     </w:tbl>
     <w:p/>
+    <w:p>
+      <w:pPr>
+        <w:pageBreakBefore w:val="true"/>
+        <w:spacing w:after="0"/>
+      </w:pPr>
+      <w:r>
+        <w:rPr>
+          <w:sz w:val="2"/>
+        </w:rPr>
+        <w:t xml:space="preserve"> </w:t>
+      </w:r>
+    </w:p>
     <w:tbl>
       <w:tblPr>
         <w:tblW w:type="pct" w:w="100%"/>
@@ -4354,9 +4764,9 @@
         </w:tblBorders>
       </w:tblPr>
       <w:tblGrid>
-        <w:gridCol w:w="4992"/>
-        <w:gridCol w:w="1679"/>
-        <w:gridCol w:w="2929"/>
+        <w:gridCol w:w="4224"/>
+        <w:gridCol w:w="1455"/>
+        <w:gridCol w:w="3921"/>
       </w:tblGrid>
       <w:tr>
         <w:tc>
@@ -4391,7 +4801,7 @@
       <w:tr>
         <w:tc>
           <w:tcPr>
-            <w:tcW w:type="pct" w:w="2600"/>
+            <w:tcW w:type="pct" w:w="2200"/>
             <w:shd w:fill="353A7C" w:val="clear"/>
             <w:tcMar>
               <w:top w:type="dxa" w:w="50"/>
@@ -4418,7 +4828,7 @@
         </w:tc>
         <w:tc>
           <w:tcPr>
-            <w:tcW w:type="pct" w:w="874"/>
+            <w:tcW w:type="pct" w:w="758"/>
             <w:shd w:fill="353A7C" w:val="clear"/>
             <w:tcMar>
               <w:top w:type="dxa" w:w="50"/>
@@ -4445,7 +4855,7 @@
         </w:tc>
         <w:tc>
           <w:tcPr>
-            <w:tcW w:type="pct" w:w="1526"/>
+            <w:tcW w:type="pct" w:w="2042"/>
             <w:shd w:fill="353A7C" w:val="clear"/>
             <w:tcMar>
               <w:top w:type="dxa" w:w="50"/>
@@ -4474,7 +4884,7 @@
       <w:tr>
         <w:tc>
           <w:tcPr>
-            <w:tcW w:type="pct" w:w="2600"/>
+            <w:tcW w:type="pct" w:w="2200"/>
             <w:tcMar>
               <w:top w:type="dxa" w:w="50"/>
               <w:left w:type="dxa" w:w="110"/>
@@ -4497,7 +4907,7 @@
         </w:tc>
         <w:tc>
           <w:tcPr>
-            <w:tcW w:type="pct" w:w="874"/>
+            <w:tcW w:type="pct" w:w="758"/>
             <w:tcMar>
               <w:top w:type="dxa" w:w="50"/>
               <w:left w:type="dxa" w:w="110"/>
@@ -4520,7 +4930,7 @@
         </w:tc>
         <w:tc>
           <w:tcPr>
-            <w:tcW w:type="pct" w:w="1526"/>
+            <w:tcW w:type="pct" w:w="2042"/>
             <w:tcMar>
               <w:top w:type="dxa" w:w="50"/>
               <w:left w:type="dxa" w:w="110"/>
@@ -4545,7 +4955,7 @@
       <w:tr>
         <w:tc>
           <w:tcPr>
-            <w:tcW w:type="pct" w:w="2600"/>
+            <w:tcW w:type="pct" w:w="2200"/>
             <w:shd w:fill="FBFAF6" w:val="clear"/>
             <w:tcMar>
               <w:top w:type="dxa" w:w="50"/>
@@ -4569,7 +4979,7 @@
         </w:tc>
         <w:tc>
           <w:tcPr>
-            <w:tcW w:type="pct" w:w="874"/>
+            <w:tcW w:type="pct" w:w="758"/>
             <w:shd w:fill="FBFAF6" w:val="clear"/>
             <w:tcMar>
               <w:top w:type="dxa" w:w="50"/>
@@ -4593,8 +5003,8 @@
         </w:tc>
         <w:tc>
           <w:tcPr>
-            <w:tcW w:type="pct" w:w="1526"/>
-            <w:shd w:fill="FFFFFF" w:val="clear"/>
+            <w:tcW w:type="pct" w:w="2042"/>
+            <w:shd w:fill="FBFAF6" w:val="clear"/>
             <w:tcMar>
               <w:top w:type="dxa" w:w="50"/>
               <w:left w:type="dxa" w:w="110"/>
@@ -4604,17 +5014,14 @@
           </w:tcPr>
           <w:p>
             <w:pPr>
-              <w:spacing w:before="46" w:after="46"/>
-            </w:pPr>
-            <w:r>
-              <w:rPr>
-                <w:b/>
-                <w:bCs/>
-                <w:color w:val="8186EF"/>
-                <w:sz w:val="14"/>
-                <w:szCs w:val="14"/>
-              </w:rPr>
-              <w:t xml:space="preserve">(15)</w:t>
+              <w:spacing w:before="28" w:after="28"/>
+            </w:pPr>
+            <w:r>
+              <w:rPr>
+                <w:sz w:val="15"/>
+                <w:szCs w:val="15"/>
+              </w:rPr>
+              <w:t xml:space="preserve">Yes (reduces cost)</w:t>
             </w:r>
           </w:p>
         </w:tc>
@@ -4622,7 +5029,7 @@
       <w:tr>
         <w:tc>
           <w:tcPr>
-            <w:tcW w:type="pct" w:w="2600"/>
+            <w:tcW w:type="pct" w:w="2200"/>
             <w:tcMar>
               <w:top w:type="dxa" w:w="50"/>
               <w:left w:type="dxa" w:w="110"/>
@@ -4645,7 +5052,7 @@
         </w:tc>
         <w:tc>
           <w:tcPr>
-            <w:tcW w:type="pct" w:w="874"/>
+            <w:tcW w:type="pct" w:w="758"/>
             <w:tcMar>
               <w:top w:type="dxa" w:w="50"/>
               <w:left w:type="dxa" w:w="110"/>
@@ -4668,7 +5075,7 @@
         </w:tc>
         <w:tc>
           <w:tcPr>
-            <w:tcW w:type="pct" w:w="1526"/>
+            <w:tcW w:type="pct" w:w="2042"/>
             <w:tcMar>
               <w:top w:type="dxa" w:w="50"/>
               <w:left w:type="dxa" w:w="110"/>
@@ -4693,7 +5100,7 @@
       <w:tr>
         <w:tc>
           <w:tcPr>
-            <w:tcW w:type="pct" w:w="2600"/>
+            <w:tcW w:type="pct" w:w="2200"/>
             <w:shd w:fill="FBFAF6" w:val="clear"/>
             <w:tcMar>
               <w:top w:type="dxa" w:w="50"/>
@@ -4717,7 +5124,7 @@
         </w:tc>
         <w:tc>
           <w:tcPr>
-            <w:tcW w:type="pct" w:w="874"/>
+            <w:tcW w:type="pct" w:w="758"/>
             <w:shd w:fill="FBFAF6" w:val="clear"/>
             <w:tcMar>
               <w:top w:type="dxa" w:w="50"/>
@@ -4741,7 +5148,7 @@
         </w:tc>
         <w:tc>
           <w:tcPr>
-            <w:tcW w:type="pct" w:w="1526"/>
+            <w:tcW w:type="pct" w:w="2042"/>
             <w:shd w:fill="FBFAF6" w:val="clear"/>
             <w:tcMar>
               <w:top w:type="dxa" w:w="50"/>
@@ -4767,7 +5174,7 @@
       <w:tr>
         <w:tc>
           <w:tcPr>
-            <w:tcW w:type="pct" w:w="2600"/>
+            <w:tcW w:type="pct" w:w="2200"/>
             <w:tcMar>
               <w:top w:type="dxa" w:w="50"/>
               <w:left w:type="dxa" w:w="110"/>
@@ -4790,7 +5197,7 @@
         </w:tc>
         <w:tc>
           <w:tcPr>
-            <w:tcW w:type="pct" w:w="874"/>
+            <w:tcW w:type="pct" w:w="758"/>
             <w:tcMar>
               <w:top w:type="dxa" w:w="50"/>
               <w:left w:type="dxa" w:w="110"/>
@@ -4813,7 +5220,7 @@
         </w:tc>
         <w:tc>
           <w:tcPr>
-            <w:tcW w:type="pct" w:w="1526"/>
+            <w:tcW w:type="pct" w:w="2042"/>
             <w:tcMar>
               <w:top w:type="dxa" w:w="50"/>
               <w:left w:type="dxa" w:w="110"/>
@@ -4838,7 +5245,7 @@
       <w:tr>
         <w:tc>
           <w:tcPr>
-            <w:tcW w:type="pct" w:w="2600"/>
+            <w:tcW w:type="pct" w:w="2200"/>
             <w:shd w:fill="FBFAF6" w:val="clear"/>
             <w:tcMar>
               <w:top w:type="dxa" w:w="50"/>
@@ -4862,7 +5269,7 @@
         </w:tc>
         <w:tc>
           <w:tcPr>
-            <w:tcW w:type="pct" w:w="874"/>
+            <w:tcW w:type="pct" w:w="758"/>
             <w:shd w:fill="FBFAF6" w:val="clear"/>
             <w:tcMar>
               <w:top w:type="dxa" w:w="50"/>
@@ -4886,7 +5293,7 @@
         </w:tc>
         <w:tc>
           <w:tcPr>
-            <w:tcW w:type="pct" w:w="1526"/>
+            <w:tcW w:type="pct" w:w="2042"/>
             <w:shd w:fill="FBFAF6" w:val="clear"/>
             <w:tcMar>
               <w:top w:type="dxa" w:w="50"/>
@@ -4912,7 +5319,7 @@
       <w:tr>
         <w:tc>
           <w:tcPr>
-            <w:tcW w:type="pct" w:w="2600"/>
+            <w:tcW w:type="pct" w:w="2200"/>
             <w:tcMar>
               <w:top w:type="dxa" w:w="50"/>
               <w:left w:type="dxa" w:w="110"/>
@@ -4935,7 +5342,7 @@
         </w:tc>
         <w:tc>
           <w:tcPr>
-            <w:tcW w:type="pct" w:w="874"/>
+            <w:tcW w:type="pct" w:w="758"/>
             <w:tcMar>
               <w:top w:type="dxa" w:w="50"/>
               <w:left w:type="dxa" w:w="110"/>
@@ -4958,7 +5365,7 @@
         </w:tc>
         <w:tc>
           <w:tcPr>
-            <w:tcW w:type="pct" w:w="1526"/>
+            <w:tcW w:type="pct" w:w="2042"/>
             <w:shd w:fill="FFFFFF" w:val="clear"/>
             <w:tcMar>
               <w:top w:type="dxa" w:w="50"/>
@@ -4979,7 +5386,7 @@
                 <w:sz w:val="14"/>
                 <w:szCs w:val="14"/>
               </w:rPr>
-              <w:t xml:space="preserve">(16)</w:t>
+              <w:t xml:space="preserve">(18)</w:t>
             </w:r>
           </w:p>
         </w:tc>
@@ -4987,7 +5394,7 @@
       <w:tr>
         <w:tc>
           <w:tcPr>
-            <w:tcW w:type="pct" w:w="2600"/>
+            <w:tcW w:type="pct" w:w="2200"/>
             <w:shd w:fill="FBFAF6" w:val="clear"/>
             <w:tcMar>
               <w:top w:type="dxa" w:w="50"/>
@@ -5011,7 +5418,7 @@
         </w:tc>
         <w:tc>
           <w:tcPr>
-            <w:tcW w:type="pct" w:w="874"/>
+            <w:tcW w:type="pct" w:w="758"/>
             <w:shd w:fill="FBFAF6" w:val="clear"/>
             <w:tcMar>
               <w:top w:type="dxa" w:w="50"/>
@@ -5035,7 +5442,7 @@
         </w:tc>
         <w:tc>
           <w:tcPr>
-            <w:tcW w:type="pct" w:w="1526"/>
+            <w:tcW w:type="pct" w:w="2042"/>
             <w:shd w:fill="FBFAF6" w:val="clear"/>
             <w:tcMar>
               <w:top w:type="dxa" w:w="50"/>
@@ -5115,7 +5522,7 @@
                 <w:sz w:val="16"/>
                 <w:szCs w:val="16"/>
               </w:rPr>
-              <w:t xml:space="preserve">No: selling expense   ·   No: period cost   ·   Yes (reduces cost)</w:t>
+              <w:t xml:space="preserve">No: selling expense   ·   No: period cost</w:t>
             </w:r>
           </w:p>
         </w:tc>
@@ -5124,18 +5531,6 @@
     <w:p/>
     <w:p>
       <w:pPr>
-        <w:pageBreakBefore w:val="true"/>
-        <w:spacing w:after="0"/>
-      </w:pPr>
-      <w:r>
-        <w:rPr>
-          <w:sz w:val="2"/>
-        </w:rPr>
-        <w:t xml:space="preserve"> </w:t>
-      </w:r>
-    </w:p>
-    <w:p>
-      <w:pPr>
         <w:spacing w:before="44" w:after="14"/>
       </w:pPr>
       <w:r>
@@ -5146,7 +5541,7 @@
           <w:sz w:val="18"/>
           <w:szCs w:val="18"/>
         </w:rPr>
-        <w:t xml:space="preserve">Summary 3</w:t>
+        <w:t xml:space="preserve">Summary 4</w:t>
       </w:r>
       <w:r>
         <w:rPr>
@@ -5154,7 +5549,7 @@
           <w:sz w:val="16"/>
           <w:szCs w:val="16"/>
         </w:rPr>
-        <w:t xml:space="preserve">      gaps 17–21</w:t>
+        <w:t xml:space="preserve">      gaps 19–24</w:t>
       </w:r>
     </w:p>
     <w:p>
@@ -5177,7 +5572,7 @@
           <w:sz w:val="15"/>
           <w:szCs w:val="15"/>
         </w:rPr>
-        <w:t xml:space="preserve"> (17) </w:t>
+        <w:t xml:space="preserve"> (19) </w:t>
       </w:r>
       <w:r>
         <w:rPr>
@@ -5209,7 +5604,7 @@
           <w:sz w:val="15"/>
           <w:szCs w:val="15"/>
         </w:rPr>
-        <w:t xml:space="preserve"> (18) </w:t>
+        <w:t xml:space="preserve"> (20) </w:t>
       </w:r>
       <w:r>
         <w:rPr>
@@ -5248,7 +5643,7 @@
           <w:sz w:val="15"/>
           <w:szCs w:val="15"/>
         </w:rPr>
-        <w:t xml:space="preserve"> (19) </w:t>
+        <w:t xml:space="preserve"> (21) </w:t>
       </w:r>
       <w:r>
         <w:rPr>
@@ -5280,7 +5675,7 @@
           <w:sz w:val="15"/>
           <w:szCs w:val="15"/>
         </w:rPr>
-        <w:t xml:space="preserve"> (20) </w:t>
+        <w:t xml:space="preserve"> (22) </w:t>
       </w:r>
       <w:r>
         <w:rPr>
@@ -5309,7 +5704,7 @@
           <w:sz w:val="19"/>
           <w:szCs w:val="19"/>
         </w:rPr>
-        <w:t xml:space="preserve">IAS 2 uses the same idea of cost and lists the same exclusions: abnormal waste, storage, </w:t>
+        <w:t xml:space="preserve">IAS 2 uses the same idea of cost and lists the same </w:t>
       </w:r>
       <w:r>
         <w:rPr>
@@ -5319,7 +5714,39 @@
           <w:sz w:val="15"/>
           <w:szCs w:val="15"/>
         </w:rPr>
-        <w:t xml:space="preserve"> (21) </w:t>
+        <w:t xml:space="preserve"> (23) </w:t>
+      </w:r>
+      <w:r>
+        <w:rPr>
+          <w:u w:val="single"/>
+          <w:sz w:val="19"/>
+          <w:szCs w:val="19"/>
+        </w:rPr>
+        <w:t xml:space="preserve">            </w:t>
+      </w:r>
+      <w:r>
+        <w:rPr>
+          <w:sz w:val="19"/>
+          <w:szCs w:val="19"/>
+        </w:rPr>
+        <w:t xml:space="preserve"> </w:t>
+      </w:r>
+      <w:r>
+        <w:rPr>
+          <w:sz w:val="19"/>
+          <w:szCs w:val="19"/>
+        </w:rPr>
+        <w:t xml:space="preserve">: abnormal waste, storage, </w:t>
+      </w:r>
+      <w:r>
+        <w:rPr>
+          <w:b/>
+          <w:bCs/>
+          <w:color w:val="8186EF"/>
+          <w:sz w:val="15"/>
+          <w:szCs w:val="15"/>
+        </w:rPr>
+        <w:t xml:space="preserve"> (24) </w:t>
       </w:r>
       <w:r>
         <w:rPr>
@@ -5406,7 +5833,7 @@
                 <w:sz w:val="16"/>
                 <w:szCs w:val="16"/>
               </w:rPr>
-              <w:t xml:space="preserve">happen   ·   expenses   ·   inventoriable cost   ·   administrative   ·   condition   ·   bottom</w:t>
+              <w:t xml:space="preserve">expenses   ·   condition   ·   administrative   ·   exclusions   ·   include   ·   bottom   ·   happen</w:t>
             </w:r>
           </w:p>
         </w:tc>
@@ -5542,13 +5969,25 @@
                 <w:sz w:val="16"/>
                 <w:szCs w:val="16"/>
               </w:rPr>
-              <w:t xml:space="preserve">goods available for sale   ·   purchase discount   ·   abnormal waste</w:t>
+              <w:t xml:space="preserve">abnormal waste   ·   purchase discount   ·   freight-in   ·   inventory</w:t>
             </w:r>
           </w:p>
         </w:tc>
       </w:tr>
     </w:tbl>
     <w:p/>
+    <w:p>
+      <w:pPr>
+        <w:pageBreakBefore w:val="true"/>
+        <w:spacing w:after="0"/>
+      </w:pPr>
+      <w:r>
+        <w:rPr>
+          <w:sz w:val="2"/>
+        </w:rPr>
+        <w:t xml:space="preserve"> </w:t>
+      </w:r>
+    </w:p>
     <w:tbl>
       <w:tblPr>
         <w:tblW w:type="pct" w:w="100%"/>
@@ -6131,14 +6570,14 @@
                 <w:sz w:val="16"/>
                 <w:szCs w:val="16"/>
               </w:rPr>
-              <w:t xml:space="preserve">13  </w:t>
-            </w:r>
-            <w:r>
-              <w:rPr>
-                <w:sz w:val="16"/>
-                <w:szCs w:val="16"/>
-              </w:rPr>
-              <w:t xml:space="preserve">imports</w:t>
+              <w:t xml:space="preserve">15  </w:t>
+            </w:r>
+            <w:r>
+              <w:rPr>
+                <w:sz w:val="16"/>
+                <w:szCs w:val="16"/>
+              </w:rPr>
+              <w:t xml:space="preserve">administrative</w:t>
             </w:r>
           </w:p>
         </w:tc>
@@ -6199,14 +6638,14 @@
                 <w:sz w:val="16"/>
                 <w:szCs w:val="16"/>
               </w:rPr>
-              <w:t xml:space="preserve">14  </w:t>
-            </w:r>
-            <w:r>
-              <w:rPr>
-                <w:sz w:val="16"/>
-                <w:szCs w:val="16"/>
-              </w:rPr>
-              <w:t xml:space="preserve">invoice</w:t>
+              <w:t xml:space="preserve">16  </w:t>
+            </w:r>
+            <w:r>
+              <w:rPr>
+                <w:sz w:val="16"/>
+                <w:szCs w:val="16"/>
+              </w:rPr>
+              <w:t xml:space="preserve">imports</w:t>
             </w:r>
           </w:p>
         </w:tc>
@@ -6267,14 +6706,14 @@
                 <w:sz w:val="16"/>
                 <w:szCs w:val="16"/>
               </w:rPr>
-              <w:t xml:space="preserve">15  </w:t>
-            </w:r>
-            <w:r>
-              <w:rPr>
-                <w:sz w:val="16"/>
-                <w:szCs w:val="16"/>
-              </w:rPr>
-              <w:t xml:space="preserve">Yes (reduces cost)</w:t>
+              <w:t xml:space="preserve">17  </w:t>
+            </w:r>
+            <w:r>
+              <w:rPr>
+                <w:sz w:val="16"/>
+                <w:szCs w:val="16"/>
+              </w:rPr>
+              <w:t xml:space="preserve">invoice</w:t>
             </w:r>
           </w:p>
         </w:tc>
@@ -6335,7 +6774,7 @@
                 <w:sz w:val="16"/>
                 <w:szCs w:val="16"/>
               </w:rPr>
-              <w:t xml:space="preserve">16  </w:t>
+              <w:t xml:space="preserve">18  </w:t>
             </w:r>
             <w:r>
               <w:rPr>
@@ -6403,7 +6842,7 @@
                 <w:sz w:val="16"/>
                 <w:szCs w:val="16"/>
               </w:rPr>
-              <w:t xml:space="preserve">17  </w:t>
+              <w:t xml:space="preserve">19  </w:t>
             </w:r>
             <w:r>
               <w:rPr>
@@ -6471,7 +6910,7 @@
                 <w:sz w:val="16"/>
                 <w:szCs w:val="16"/>
               </w:rPr>
-              <w:t xml:space="preserve">18  </w:t>
+              <w:t xml:space="preserve">20  </w:t>
             </w:r>
             <w:r>
               <w:rPr>
@@ -6539,7 +6978,7 @@
                 <w:sz w:val="16"/>
                 <w:szCs w:val="16"/>
               </w:rPr>
-              <w:t xml:space="preserve">19  </w:t>
+              <w:t xml:space="preserve">21  </w:t>
             </w:r>
             <w:r>
               <w:rPr>
@@ -6607,7 +7046,7 @@
                 <w:sz w:val="16"/>
                 <w:szCs w:val="16"/>
               </w:rPr>
-              <w:t xml:space="preserve">20  </w:t>
+              <w:t xml:space="preserve">22  </w:t>
             </w:r>
             <w:r>
               <w:rPr>
@@ -6675,14 +7114,14 @@
                 <w:sz w:val="16"/>
                 <w:szCs w:val="16"/>
               </w:rPr>
-              <w:t xml:space="preserve">21  </w:t>
-            </w:r>
-            <w:r>
-              <w:rPr>
-                <w:sz w:val="16"/>
-                <w:szCs w:val="16"/>
-              </w:rPr>
-              <w:t xml:space="preserve">administrative</w:t>
+              <w:t xml:space="preserve">23  </w:t>
+            </w:r>
+            <w:r>
+              <w:rPr>
+                <w:sz w:val="16"/>
+                <w:szCs w:val="16"/>
+              </w:rPr>
+              <w:t xml:space="preserve">exclusions</w:t>
             </w:r>
           </w:p>
         </w:tc>
@@ -6743,14 +7182,14 @@
                 <w:sz w:val="16"/>
                 <w:szCs w:val="16"/>
               </w:rPr>
-              <w:t xml:space="preserve">22  </w:t>
-            </w:r>
-            <w:r>
-              <w:rPr>
-                <w:sz w:val="16"/>
-                <w:szCs w:val="16"/>
-              </w:rPr>
-              <w:t xml:space="preserve">purchase discount</w:t>
+              <w:t xml:space="preserve">24  </w:t>
+            </w:r>
+            <w:r>
+              <w:rPr>
+                <w:sz w:val="16"/>
+                <w:szCs w:val="16"/>
+              </w:rPr>
+              <w:t xml:space="preserve">administrative</w:t>
             </w:r>
           </w:p>
         </w:tc>
@@ -6811,14 +7250,14 @@
                 <w:sz w:val="16"/>
                 <w:szCs w:val="16"/>
               </w:rPr>
-              <w:t xml:space="preserve">23  </w:t>
-            </w:r>
-            <w:r>
-              <w:rPr>
-                <w:sz w:val="16"/>
-                <w:szCs w:val="16"/>
-              </w:rPr>
-              <w:t xml:space="preserve">abnormal waste</w:t>
+              <w:t xml:space="preserve">25  </w:t>
+            </w:r>
+            <w:r>
+              <w:rPr>
+                <w:sz w:val="16"/>
+                <w:szCs w:val="16"/>
+              </w:rPr>
+              <w:t xml:space="preserve">freight-in</w:t>
             </w:r>
           </w:p>
         </w:tc>
@@ -6853,7 +7292,143 @@
                 <w:sz w:val="16"/>
                 <w:szCs w:val="16"/>
               </w:rPr>
-              <w:t xml:space="preserve">unusually</w:t>
+              <w:t xml:space="preserve">abnormal</w:t>
+            </w:r>
+          </w:p>
+        </w:tc>
+        <w:tc>
+          <w:tcPr>
+            <w:tcW w:type="pct" w:w="2500"/>
+            <w:tcMar>
+              <w:top w:type="dxa" w:w="20"/>
+              <w:left w:type="dxa" w:w="80"/>
+              <w:bottom w:type="dxa" w:w="20"/>
+              <w:right w:type="dxa" w:w="80"/>
+            </w:tcMar>
+          </w:tcPr>
+          <w:p>
+            <w:pPr>
+              <w:spacing w:before="12" w:after="12"/>
+            </w:pPr>
+            <w:r>
+              <w:rPr>
+                <w:b/>
+                <w:bCs/>
+                <w:color w:val="8186EF"/>
+                <w:sz w:val="16"/>
+                <w:szCs w:val="16"/>
+              </w:rPr>
+              <w:t xml:space="preserve">26  </w:t>
+            </w:r>
+            <w:r>
+              <w:rPr>
+                <w:sz w:val="16"/>
+                <w:szCs w:val="16"/>
+              </w:rPr>
+              <w:t xml:space="preserve">purchase discount</w:t>
+            </w:r>
+          </w:p>
+        </w:tc>
+      </w:tr>
+      <w:tr>
+        <w:tc>
+          <w:tcPr>
+            <w:tcW w:type="pct" w:w="2500"/>
+            <w:tcMar>
+              <w:top w:type="dxa" w:w="20"/>
+              <w:left w:type="dxa" w:w="80"/>
+              <w:bottom w:type="dxa" w:w="20"/>
+              <w:right w:type="dxa" w:w="80"/>
+            </w:tcMar>
+          </w:tcPr>
+          <w:p>
+            <w:pPr>
+              <w:spacing w:before="12" w:after="12"/>
+            </w:pPr>
+            <w:r>
+              <w:rPr>
+                <w:b/>
+                <w:bCs/>
+                <w:color w:val="8186EF"/>
+                <w:sz w:val="16"/>
+                <w:szCs w:val="16"/>
+              </w:rPr>
+              <w:t xml:space="preserve">13  </w:t>
+            </w:r>
+            <w:r>
+              <w:rPr>
+                <w:sz w:val="16"/>
+                <w:szCs w:val="16"/>
+              </w:rPr>
+              <w:t xml:space="preserve">spoilage</w:t>
+            </w:r>
+          </w:p>
+        </w:tc>
+        <w:tc>
+          <w:tcPr>
+            <w:tcW w:type="pct" w:w="2500"/>
+            <w:tcMar>
+              <w:top w:type="dxa" w:w="20"/>
+              <w:left w:type="dxa" w:w="80"/>
+              <w:bottom w:type="dxa" w:w="20"/>
+              <w:right w:type="dxa" w:w="80"/>
+            </w:tcMar>
+          </w:tcPr>
+          <w:p>
+            <w:pPr>
+              <w:spacing w:before="12" w:after="12"/>
+            </w:pPr>
+            <w:r>
+              <w:rPr>
+                <w:b/>
+                <w:bCs/>
+                <w:color w:val="8186EF"/>
+                <w:sz w:val="16"/>
+                <w:szCs w:val="16"/>
+              </w:rPr>
+              <w:t xml:space="preserve">27  </w:t>
+            </w:r>
+            <w:r>
+              <w:rPr>
+                <w:sz w:val="16"/>
+                <w:szCs w:val="16"/>
+              </w:rPr>
+              <w:t xml:space="preserve">abnormal waste</w:t>
+            </w:r>
+          </w:p>
+        </w:tc>
+      </w:tr>
+      <w:tr>
+        <w:tc>
+          <w:tcPr>
+            <w:tcW w:type="pct" w:w="2500"/>
+            <w:tcMar>
+              <w:top w:type="dxa" w:w="20"/>
+              <w:left w:type="dxa" w:w="80"/>
+              <w:bottom w:type="dxa" w:w="20"/>
+              <w:right w:type="dxa" w:w="80"/>
+            </w:tcMar>
+          </w:tcPr>
+          <w:p>
+            <w:pPr>
+              <w:spacing w:before="12" w:after="12"/>
+            </w:pPr>
+            <w:r>
+              <w:rPr>
+                <w:b/>
+                <w:bCs/>
+                <w:color w:val="8186EF"/>
+                <w:sz w:val="16"/>
+                <w:szCs w:val="16"/>
+              </w:rPr>
+              <w:t xml:space="preserve">14  </w:t>
+            </w:r>
+            <w:r>
+              <w:rPr>
+                <w:sz w:val="16"/>
+                <w:szCs w:val="16"/>
+              </w:rPr>
+              <w:t xml:space="preserve">freight-out</w:t>
             </w:r>
           </w:p>
         </w:tc>
@@ -6919,7 +7494,7 @@
           <w:sz w:val="15"/>
           <w:szCs w:val="15"/>
         </w:rPr>
-        <w:t xml:space="preserve">Inventory is recorded at cost. Cost means all the costs needed to bring the goods to their present condition and location. These are inventoriable costs: they stay in inventory as an asset, and they become cost of goods sold when the goods are sold. Other costs are period costs: they are expenses in the period in which they occur. For goods that are bought, cost includes the purchase price, freight-in, import duties, non-refundable taxes and handling, less trade discounts and any purchase discount taken for early payment. For goods that are made, cost also includes direct labor and production overhead. Fixed production overhead needs care. It is allocated to units on the basis of normal capacity: the output the plant expects on average over several periods. If output is unusually low, the fixed overhead that is not allocated is an expense of the period. In the same way, abnormal waste (unusual spoilage, idle time or extra freight) is an expense, not inventory cost.</w:t>
+        <w:t xml:space="preserve">Inventory is recorded at cost. Cost means all the costs needed to bring the goods to their present condition and location. These are inventoriable costs: they stay in inventory as an asset, and they become cost of goods sold when the goods are sold. Other costs are period costs: they are expenses in the period in which they occur. For goods that are bought, cost includes the purchase price, freight-in, import duties, non-refundable taxes and handling, less trade discounts and any purchase discount taken for early payment. For goods that are made, cost also includes direct labor and production overhead. Fixed production overhead needs care. It is allocated to units on the basis of normal capacity: the output the plant expects on average over several periods. If output is unusually low, the fixed overhead that is not allocated is an expense of the period. It is not added to inventory.</w:t>
       </w:r>
     </w:p>
     <w:p>
@@ -6943,7 +7518,7 @@
           <w:sz w:val="15"/>
           <w:szCs w:val="15"/>
         </w:rPr>
-        <w:t xml:space="preserve">Orontes imports glass bottles for its Amman plant. The invoice is $20,000, and Orontes pays within the discount period, so it takes a 2% discount. Other costs are shown below (whole dollars).</w:t>
+        <w:t xml:space="preserve">In the same way, abnormal waste (unusual spoilage, idle time or extra freight) is an expense, not inventory cost. Period costs include freight-out to customers, sales commissions, advertising, general and administrative costs, and the storage of finished goods. Interest on inventory that is produced routinely is also a period cost.</w:t>
       </w:r>
     </w:p>
     <w:p>
@@ -6960,6 +7535,30 @@
           <w:szCs w:val="15"/>
         </w:rPr>
         <w:t xml:space="preserve">Summary 3   </w:t>
+      </w:r>
+      <w:r>
+        <w:rPr>
+          <w:color w:val="6B7280"/>
+          <w:sz w:val="15"/>
+          <w:szCs w:val="15"/>
+        </w:rPr>
+        <w:t xml:space="preserve">Orontes imports glass bottles for its Amman plant. The invoice is $20,000, and Orontes pays within the discount period, so it takes a 2% discount.</w:t>
+      </w:r>
+    </w:p>
+    <w:p>
+      <w:pPr>
+        <w:spacing w:before="20" w:after="20"/>
+        <w:ind w:left="240" w:hanging="240"/>
+      </w:pPr>
+      <w:r>
+        <w:rPr>
+          <w:b/>
+          <w:bCs/>
+          <w:color w:val="353A7C"/>
+          <w:sz w:val="15"/>
+          <w:szCs w:val="15"/>
+        </w:rPr>
+        <w:t xml:space="preserve">Summary 4   </w:t>
       </w:r>
       <w:r>
         <w:rPr>
@@ -7074,7 +7673,7 @@
           <w:sz w:val="16"/>
           <w:szCs w:val="16"/>
         </w:rPr>
-        <w:t xml:space="preserve">      gaps 1–9</w:t>
+        <w:t xml:space="preserve">      gaps 1–12</w:t>
       </w:r>
     </w:p>
     <w:p>
@@ -7165,7 +7764,7 @@
           <w:sz w:val="19"/>
           <w:szCs w:val="19"/>
         </w:rPr>
-        <w:t xml:space="preserve">This decision is a cost flow </w:t>
+        <w:t xml:space="preserve">This </w:t>
       </w:r>
       <w:r>
         <w:rPr>
@@ -7183,7 +7782,7 @@
           <w:sz w:val="19"/>
           <w:szCs w:val="19"/>
         </w:rPr>
-        <w:t xml:space="preserve">            </w:t>
+        <w:t xml:space="preserve">           </w:t>
       </w:r>
       <w:r>
         <w:rPr>
@@ -7197,14 +7796,7 @@
           <w:sz w:val="19"/>
           <w:szCs w:val="19"/>
         </w:rPr>
-        <w:t xml:space="preserve">. </w:t>
-      </w:r>
-      <w:r>
-        <w:rPr>
-          <w:sz w:val="19"/>
-          <w:szCs w:val="19"/>
-        </w:rPr>
-        <w:t xml:space="preserve">It does not need to match the </w:t>
+        <w:t xml:space="preserve"> is a cost flow </w:t>
       </w:r>
       <w:r>
         <w:rPr>
@@ -7222,7 +7814,7 @@
           <w:sz w:val="19"/>
           <w:szCs w:val="19"/>
         </w:rPr>
-        <w:t xml:space="preserve">           </w:t>
+        <w:t xml:space="preserve">            </w:t>
       </w:r>
       <w:r>
         <w:rPr>
@@ -7236,14 +7828,14 @@
           <w:sz w:val="19"/>
           <w:szCs w:val="19"/>
         </w:rPr>
-        <w:t xml:space="preserve"> flow of the goods. </w:t>
-      </w:r>
-      <w:r>
-        <w:rPr>
-          <w:sz w:val="19"/>
-          <w:szCs w:val="19"/>
-        </w:rPr>
-        <w:t xml:space="preserve">Specific </w:t>
+        <w:t xml:space="preserve">. </w:t>
+      </w:r>
+      <w:r>
+        <w:rPr>
+          <w:sz w:val="19"/>
+          <w:szCs w:val="19"/>
+        </w:rPr>
+        <w:t xml:space="preserve">It does not need to match the </w:t>
       </w:r>
       <w:r>
         <w:rPr>
@@ -7261,7 +7853,7 @@
           <w:sz w:val="19"/>
           <w:szCs w:val="19"/>
         </w:rPr>
-        <w:t xml:space="preserve">                </w:t>
+        <w:t xml:space="preserve">           </w:t>
       </w:r>
       <w:r>
         <w:rPr>
@@ -7275,14 +7867,14 @@
           <w:sz w:val="19"/>
           <w:szCs w:val="19"/>
         </w:rPr>
-        <w:t xml:space="preserve"> tracks the actual cost of each item. </w:t>
-      </w:r>
-      <w:r>
-        <w:rPr>
-          <w:sz w:val="19"/>
-          <w:szCs w:val="19"/>
-        </w:rPr>
-        <w:t xml:space="preserve">It suits unique, </w:t>
+        <w:t xml:space="preserve"> flow of the goods. </w:t>
+      </w:r>
+      <w:r>
+        <w:rPr>
+          <w:sz w:val="19"/>
+          <w:szCs w:val="19"/>
+        </w:rPr>
+        <w:t xml:space="preserve">Specific </w:t>
       </w:r>
       <w:r>
         <w:rPr>
@@ -7300,7 +7892,7 @@
           <w:sz w:val="19"/>
           <w:szCs w:val="19"/>
         </w:rPr>
-        <w:t xml:space="preserve">           </w:t>
+        <w:t xml:space="preserve">                </w:t>
       </w:r>
       <w:r>
         <w:rPr>
@@ -7314,14 +7906,7 @@
           <w:sz w:val="19"/>
           <w:szCs w:val="19"/>
         </w:rPr>
-        <w:t xml:space="preserve"> items, such as cars or jewelry. </w:t>
-      </w:r>
-      <w:r>
-        <w:rPr>
-          <w:sz w:val="19"/>
-          <w:szCs w:val="19"/>
-        </w:rPr>
-        <w:t xml:space="preserve">FIFO (</w:t>
+        <w:t xml:space="preserve"> tracks the </w:t>
       </w:r>
       <w:r>
         <w:rPr>
@@ -7353,21 +7938,14 @@
           <w:sz w:val="19"/>
           <w:szCs w:val="19"/>
         </w:rPr>
-        <w:t xml:space="preserve">, first-out) sends the oldest costs to cost of goods sold. </w:t>
-      </w:r>
-      <w:r>
-        <w:rPr>
-          <w:sz w:val="19"/>
-          <w:szCs w:val="19"/>
-        </w:rPr>
-        <w:t xml:space="preserve">Ending inventory holds the newest costs. </w:t>
-      </w:r>
-      <w:r>
-        <w:rPr>
-          <w:sz w:val="19"/>
-          <w:szCs w:val="19"/>
-        </w:rPr>
-        <w:t xml:space="preserve">LIFO (</w:t>
+        <w:t xml:space="preserve"> cost of each item. </w:t>
+      </w:r>
+      <w:r>
+        <w:rPr>
+          <w:sz w:val="19"/>
+          <w:szCs w:val="19"/>
+        </w:rPr>
+        <w:t xml:space="preserve">It suits unique, </w:t>
       </w:r>
       <w:r>
         <w:rPr>
@@ -7399,21 +7977,7 @@
           <w:sz w:val="19"/>
           <w:szCs w:val="19"/>
         </w:rPr>
-        <w:t xml:space="preserve">, first-out) sends the newest costs to cost of goods sold. </w:t>
-      </w:r>
-      <w:r>
-        <w:rPr>
-          <w:sz w:val="19"/>
-          <w:szCs w:val="19"/>
-        </w:rPr>
-        <w:t xml:space="preserve">Ending inventory holds the oldest costs. </w:t>
-      </w:r>
-      <w:r>
-        <w:rPr>
-          <w:sz w:val="19"/>
-          <w:szCs w:val="19"/>
-        </w:rPr>
-        <w:t xml:space="preserve"/>
+        <w:t xml:space="preserve"> items, such as cars or </w:t>
       </w:r>
       <w:r>
         <w:rPr>
@@ -7424,6 +7988,137 @@
           <w:szCs w:val="15"/>
         </w:rPr>
         <w:t xml:space="preserve"> (9) </w:t>
+      </w:r>
+      <w:r>
+        <w:rPr>
+          <w:u w:val="single"/>
+          <w:sz w:val="19"/>
+          <w:szCs w:val="19"/>
+        </w:rPr>
+        <w:t xml:space="preserve">           </w:t>
+      </w:r>
+      <w:r>
+        <w:rPr>
+          <w:sz w:val="19"/>
+          <w:szCs w:val="19"/>
+        </w:rPr>
+        <w:t xml:space="preserve"> </w:t>
+      </w:r>
+      <w:r>
+        <w:rPr>
+          <w:sz w:val="19"/>
+          <w:szCs w:val="19"/>
+        </w:rPr>
+        <w:t xml:space="preserve">. </w:t>
+      </w:r>
+      <w:r>
+        <w:rPr>
+          <w:sz w:val="19"/>
+          <w:szCs w:val="19"/>
+        </w:rPr>
+        <w:t xml:space="preserve">FIFO (</w:t>
+      </w:r>
+      <w:r>
+        <w:rPr>
+          <w:b/>
+          <w:bCs/>
+          <w:color w:val="8186EF"/>
+          <w:sz w:val="15"/>
+          <w:szCs w:val="15"/>
+        </w:rPr>
+        <w:t xml:space="preserve"> (10) </w:t>
+      </w:r>
+      <w:r>
+        <w:rPr>
+          <w:u w:val="single"/>
+          <w:sz w:val="19"/>
+          <w:szCs w:val="19"/>
+        </w:rPr>
+        <w:t xml:space="preserve">           </w:t>
+      </w:r>
+      <w:r>
+        <w:rPr>
+          <w:sz w:val="19"/>
+          <w:szCs w:val="19"/>
+        </w:rPr>
+        <w:t xml:space="preserve"> </w:t>
+      </w:r>
+      <w:r>
+        <w:rPr>
+          <w:sz w:val="19"/>
+          <w:szCs w:val="19"/>
+        </w:rPr>
+        <w:t xml:space="preserve">, first-out) sends the oldest costs to cost of goods sold. </w:t>
+      </w:r>
+      <w:r>
+        <w:rPr>
+          <w:sz w:val="19"/>
+          <w:szCs w:val="19"/>
+        </w:rPr>
+        <w:t xml:space="preserve">Ending inventory holds the newest costs. </w:t>
+      </w:r>
+      <w:r>
+        <w:rPr>
+          <w:sz w:val="19"/>
+          <w:szCs w:val="19"/>
+        </w:rPr>
+        <w:t xml:space="preserve">LIFO (</w:t>
+      </w:r>
+      <w:r>
+        <w:rPr>
+          <w:b/>
+          <w:bCs/>
+          <w:color w:val="8186EF"/>
+          <w:sz w:val="15"/>
+          <w:szCs w:val="15"/>
+        </w:rPr>
+        <w:t xml:space="preserve"> (11) </w:t>
+      </w:r>
+      <w:r>
+        <w:rPr>
+          <w:u w:val="single"/>
+          <w:sz w:val="19"/>
+          <w:szCs w:val="19"/>
+        </w:rPr>
+        <w:t xml:space="preserve">           </w:t>
+      </w:r>
+      <w:r>
+        <w:rPr>
+          <w:sz w:val="19"/>
+          <w:szCs w:val="19"/>
+        </w:rPr>
+        <w:t xml:space="preserve"> </w:t>
+      </w:r>
+      <w:r>
+        <w:rPr>
+          <w:sz w:val="19"/>
+          <w:szCs w:val="19"/>
+        </w:rPr>
+        <w:t xml:space="preserve">, first-out) sends the newest costs to cost of goods sold. </w:t>
+      </w:r>
+      <w:r>
+        <w:rPr>
+          <w:sz w:val="19"/>
+          <w:szCs w:val="19"/>
+        </w:rPr>
+        <w:t xml:space="preserve">Ending inventory holds the oldest costs. </w:t>
+      </w:r>
+      <w:r>
+        <w:rPr>
+          <w:sz w:val="19"/>
+          <w:szCs w:val="19"/>
+        </w:rPr>
+        <w:t xml:space="preserve"/>
+      </w:r>
+      <w:r>
+        <w:rPr>
+          <w:b/>
+          <w:bCs/>
+          <w:color w:val="8186EF"/>
+          <w:sz w:val="15"/>
+          <w:szCs w:val="15"/>
+        </w:rPr>
+        <w:t xml:space="preserve"> (12) </w:t>
       </w:r>
       <w:r>
         <w:rPr>
@@ -7503,7 +8198,7 @@
                 <w:sz w:val="16"/>
                 <w:szCs w:val="16"/>
               </w:rPr>
-              <w:t xml:space="preserve">identification   ·   change   ·   first-in   ·   periodic inventory system   ·   Weighted-average   ·   assumption   ·   last-in   ·   others   ·   expensive   ·   physical</w:t>
+              <w:t xml:space="preserve">actual   ·   expensive   ·   first-in   ·   change   ·   Weighted-average   ·   last-in   ·   decision   ·   physical   ·   requires   ·   others   ·   jewelry   ·   identification   ·   assumption</w:t>
             </w:r>
           </w:p>
         </w:tc>
@@ -7577,7 +8272,7 @@
           <w:sz w:val="16"/>
           <w:szCs w:val="16"/>
         </w:rPr>
-        <w:t xml:space="preserve">      gaps 10–13</w:t>
+        <w:t xml:space="preserve">      gaps 13–17</w:t>
       </w:r>
     </w:p>
     <w:p>
@@ -7600,7 +8295,7 @@
           <w:sz w:val="15"/>
           <w:szCs w:val="15"/>
         </w:rPr>
-        <w:t xml:space="preserve"> (10) </w:t>
+        <w:t xml:space="preserve"> (13) </w:t>
       </w:r>
       <w:r>
         <w:rPr>
@@ -7629,14 +8324,7 @@
           <w:sz w:val="19"/>
           <w:szCs w:val="19"/>
         </w:rPr>
-        <w:t xml:space="preserve">Orontes began the year with 1,000 cases at $40. </w:t>
-      </w:r>
-      <w:r>
-        <w:rPr>
-          <w:sz w:val="19"/>
-          <w:szCs w:val="19"/>
-        </w:rPr>
-        <w:t xml:space="preserve">It </w:t>
+        <w:t xml:space="preserve"/>
       </w:r>
       <w:r>
         <w:rPr>
@@ -7646,7 +8334,7 @@
           <w:sz w:val="15"/>
           <w:szCs w:val="15"/>
         </w:rPr>
-        <w:t xml:space="preserve"> (11) </w:t>
+        <w:t xml:space="preserve"> (14) </w:t>
       </w:r>
       <w:r>
         <w:rPr>
@@ -7668,21 +8356,21 @@
           <w:sz w:val="19"/>
           <w:szCs w:val="19"/>
         </w:rPr>
-        <w:t xml:space="preserve"> 2,000 cases at $44, then 3,000 at $48, then 2,000 at $50. </w:t>
-      </w:r>
-      <w:r>
-        <w:rPr>
-          <w:sz w:val="19"/>
-          <w:szCs w:val="19"/>
-        </w:rPr>
-        <w:t xml:space="preserve">It sold 6,000 cases at $70, so 2,000 cases are left. </w:t>
-      </w:r>
-      <w:r>
-        <w:rPr>
-          <w:sz w:val="19"/>
-          <w:szCs w:val="19"/>
-        </w:rPr>
-        <w:t xml:space="preserve">The company uses a </w:t>
+        <w:t xml:space="preserve"> rose during 2025. </w:t>
+      </w:r>
+      <w:r>
+        <w:rPr>
+          <w:sz w:val="19"/>
+          <w:szCs w:val="19"/>
+        </w:rPr>
+        <w:t xml:space="preserve">Orontes began the year with 1,000 cases at $40. </w:t>
+      </w:r>
+      <w:r>
+        <w:rPr>
+          <w:sz w:val="19"/>
+          <w:szCs w:val="19"/>
+        </w:rPr>
+        <w:t xml:space="preserve">It </w:t>
       </w:r>
       <w:r>
         <w:rPr>
@@ -7692,7 +8380,7 @@
           <w:sz w:val="15"/>
           <w:szCs w:val="15"/>
         </w:rPr>
-        <w:t xml:space="preserve"> (12) </w:t>
+        <w:t xml:space="preserve"> (15) </w:t>
       </w:r>
       <w:r>
         <w:rPr>
@@ -7714,14 +8402,21 @@
           <w:sz w:val="19"/>
           <w:szCs w:val="19"/>
         </w:rPr>
-        <w:t xml:space="preserve"> system. </w:t>
-      </w:r>
-      <w:r>
-        <w:rPr>
-          <w:sz w:val="19"/>
-          <w:szCs w:val="19"/>
-        </w:rPr>
-        <w:t xml:space="preserve">Goods </w:t>
+        <w:t xml:space="preserve"> 2,000 cases at $44, then 3,000 at $48, then 2,000 at $50. </w:t>
+      </w:r>
+      <w:r>
+        <w:rPr>
+          <w:sz w:val="19"/>
+          <w:szCs w:val="19"/>
+        </w:rPr>
+        <w:t xml:space="preserve">It sold 6,000 cases at $70, so 2,000 cases are left. </w:t>
+      </w:r>
+      <w:r>
+        <w:rPr>
+          <w:sz w:val="19"/>
+          <w:szCs w:val="19"/>
+        </w:rPr>
+        <w:t xml:space="preserve">The company uses a </w:t>
       </w:r>
       <w:r>
         <w:rPr>
@@ -7731,7 +8426,46 @@
           <w:sz w:val="15"/>
           <w:szCs w:val="15"/>
         </w:rPr>
-        <w:t xml:space="preserve"> (13) </w:t>
+        <w:t xml:space="preserve"> (16) </w:t>
+      </w:r>
+      <w:r>
+        <w:rPr>
+          <w:u w:val="single"/>
+          <w:sz w:val="19"/>
+          <w:szCs w:val="19"/>
+        </w:rPr>
+        <w:t xml:space="preserve">           </w:t>
+      </w:r>
+      <w:r>
+        <w:rPr>
+          <w:sz w:val="19"/>
+          <w:szCs w:val="19"/>
+        </w:rPr>
+        <w:t xml:space="preserve"> </w:t>
+      </w:r>
+      <w:r>
+        <w:rPr>
+          <w:sz w:val="19"/>
+          <w:szCs w:val="19"/>
+        </w:rPr>
+        <w:t xml:space="preserve"> system. </w:t>
+      </w:r>
+      <w:r>
+        <w:rPr>
+          <w:sz w:val="19"/>
+          <w:szCs w:val="19"/>
+        </w:rPr>
+        <w:t xml:space="preserve">Goods </w:t>
+      </w:r>
+      <w:r>
+        <w:rPr>
+          <w:b/>
+          <w:bCs/>
+          <w:color w:val="8186EF"/>
+          <w:sz w:val="15"/>
+          <w:szCs w:val="15"/>
+        </w:rPr>
+        <w:t xml:space="preserve"> (17) </w:t>
       </w:r>
       <w:r>
         <w:rPr>
@@ -7811,7 +8545,7 @@
                 <w:sz w:val="16"/>
                 <w:szCs w:val="16"/>
               </w:rPr>
-              <w:t xml:space="preserve">moving average   ·   bought   ·   premium   ·   periodic   ·   available</w:t>
+              <w:t xml:space="preserve">available   ·   premium   ·   systems   ·   Prices   ·   bought   ·   periodic</w:t>
             </w:r>
           </w:p>
         </w:tc>
@@ -7947,7 +8681,176 @@
                 <w:sz w:val="16"/>
                 <w:szCs w:val="16"/>
               </w:rPr>
-              <w:t xml:space="preserve">LIFO   ·   consignor</w:t>
+              <w:t xml:space="preserve">LIFO   ·   freight-in</w:t>
+            </w:r>
+          </w:p>
+        </w:tc>
+      </w:tr>
+    </w:tbl>
+    <w:p/>
+    <w:p>
+      <w:pPr>
+        <w:spacing w:before="44" w:after="14"/>
+      </w:pPr>
+      <w:r>
+        <w:rPr>
+          <w:b/>
+          <w:bCs/>
+          <w:color w:val="353A7C"/>
+          <w:sz w:val="18"/>
+          <w:szCs w:val="18"/>
+        </w:rPr>
+        <w:t xml:space="preserve">Summary 3</w:t>
+      </w:r>
+      <w:r>
+        <w:rPr>
+          <w:color w:val="6B7280"/>
+          <w:sz w:val="16"/>
+          <w:szCs w:val="16"/>
+        </w:rPr>
+        <w:t xml:space="preserve">      gaps 19–20</w:t>
+      </w:r>
+    </w:p>
+    <w:p>
+      <w:pPr>
+        <w:spacing w:before="20" w:after="20" w:line="360" w:lineRule="auto"/>
+        <w:ind w:left="200"/>
+      </w:pPr>
+      <w:r>
+        <w:rPr>
+          <w:sz w:val="19"/>
+          <w:szCs w:val="19"/>
+        </w:rPr>
+        <w:t xml:space="preserve">In each row, ending </w:t>
+      </w:r>
+      <w:r>
+        <w:rPr>
+          <w:b/>
+          <w:bCs/>
+          <w:color w:val="8186EF"/>
+          <w:sz w:val="15"/>
+          <w:szCs w:val="15"/>
+        </w:rPr>
+        <w:t xml:space="preserve"> (19) </w:t>
+      </w:r>
+      <w:r>
+        <w:rPr>
+          <w:u w:val="single"/>
+          <w:sz w:val="19"/>
+          <w:szCs w:val="19"/>
+        </w:rPr>
+        <w:t xml:space="preserve">           </w:t>
+      </w:r>
+      <w:r>
+        <w:rPr>
+          <w:sz w:val="19"/>
+          <w:szCs w:val="19"/>
+        </w:rPr>
+        <w:t xml:space="preserve"> </w:t>
+      </w:r>
+      <w:r>
+        <w:rPr>
+          <w:sz w:val="19"/>
+          <w:szCs w:val="19"/>
+        </w:rPr>
+        <w:t xml:space="preserve"> plus cost of goods sold equals the cost of goods available. </w:t>
+      </w:r>
+      <w:r>
+        <w:rPr>
+          <w:sz w:val="19"/>
+          <w:szCs w:val="19"/>
+        </w:rPr>
+        <w:t xml:space="preserve">Only the split is </w:t>
+      </w:r>
+      <w:r>
+        <w:rPr>
+          <w:b/>
+          <w:bCs/>
+          <w:color w:val="8186EF"/>
+          <w:sz w:val="15"/>
+          <w:szCs w:val="15"/>
+        </w:rPr>
+        <w:t xml:space="preserve"> (20) </w:t>
+      </w:r>
+      <w:r>
+        <w:rPr>
+          <w:u w:val="single"/>
+          <w:sz w:val="19"/>
+          <w:szCs w:val="19"/>
+        </w:rPr>
+        <w:t xml:space="preserve">           </w:t>
+      </w:r>
+      <w:r>
+        <w:rPr>
+          <w:sz w:val="19"/>
+          <w:szCs w:val="19"/>
+        </w:rPr>
+        <w:t xml:space="preserve"> </w:t>
+      </w:r>
+      <w:r>
+        <w:rPr>
+          <w:sz w:val="19"/>
+          <w:szCs w:val="19"/>
+        </w:rPr>
+        <w:t xml:space="preserve">. </w:t>
+      </w:r>
+    </w:p>
+    <w:tbl>
+      <w:tblPr>
+        <w:tblW w:type="pct" w:w="100%"/>
+        <w:tblLayout w:type="fixed"/>
+        <w:tblBorders>
+          <w:top w:val="single" w:color="FBFAF6" w:sz="4"/>
+          <w:left w:val="single" w:color="FBFAF6" w:sz="4"/>
+          <w:bottom w:val="single" w:color="FBFAF6" w:sz="4"/>
+          <w:right w:val="single" w:color="FBFAF6" w:sz="4"/>
+          <w:insideH w:val="single" w:color="FBFAF6" w:sz="4"/>
+          <w:insideV w:val="single" w:color="FBFAF6" w:sz="4"/>
+        </w:tblBorders>
+      </w:tblPr>
+      <w:tblGrid>
+        <w:gridCol w:w="9600"/>
+      </w:tblGrid>
+      <w:tr>
+        <w:tc>
+          <w:tcPr>
+            <w:tcW w:type="pct" w:w="5000"/>
+            <w:shd w:fill="FBFAF6" w:val="clear"/>
+            <w:tcMar>
+              <w:top w:type="dxa" w:w="40"/>
+              <w:left w:type="dxa" w:w="100"/>
+              <w:bottom w:type="dxa" w:w="40"/>
+              <w:right w:type="dxa" w:w="100"/>
+            </w:tcMar>
+          </w:tcPr>
+          <w:p>
+            <w:pPr>
+              <w:spacing w:before="18" w:after="6"/>
+            </w:pPr>
+            <w:r>
+              <w:rPr>
+                <w:b/>
+                <w:bCs/>
+                <w:color w:val="6B7280"/>
+                <w:sz w:val="14"/>
+                <w:szCs w:val="14"/>
+              </w:rPr>
+              <w:t xml:space="preserve">word list</w:t>
+            </w:r>
+          </w:p>
+          <w:p>
+            <w:pPr>
+              <w:spacing w:before="0" w:after="18"/>
+            </w:pPr>
+            <w:r>
+              <w:rPr>
+                <w:b/>
+                <w:bCs/>
+                <w:color w:val="353A7C"/>
+                <w:sz w:val="16"/>
+                <w:szCs w:val="16"/>
+              </w:rPr>
+              <w:t xml:space="preserve">freight-out   ·   different   ·   inventory</w:t>
             </w:r>
           </w:p>
         </w:tc>
@@ -8095,7 +8998,7 @@
                 <w:sz w:val="16"/>
                 <w:szCs w:val="16"/>
               </w:rPr>
-              <w:t xml:space="preserve">FIFO   ·   LIFO reserve</w:t>
+              <w:t xml:space="preserve">Average (weighted / moving)   ·   goods available for sale</w:t>
             </w:r>
           </w:p>
         </w:tc>
@@ -8114,7 +9017,7 @@
           <w:sz w:val="18"/>
           <w:szCs w:val="18"/>
         </w:rPr>
-        <w:t xml:space="preserve">Summary 3</w:t>
+        <w:t xml:space="preserve">Summary 4</w:t>
       </w:r>
       <w:r>
         <w:rPr>
@@ -8122,7 +9025,7 @@
           <w:sz w:val="16"/>
           <w:szCs w:val="16"/>
         </w:rPr>
-        <w:t xml:space="preserve">      gaps 16–19</w:t>
+        <w:t xml:space="preserve">      gaps 22–28</w:t>
       </w:r>
     </w:p>
     <w:p>
@@ -8145,7 +9048,7 @@
           <w:sz w:val="15"/>
           <w:szCs w:val="15"/>
         </w:rPr>
-        <w:t xml:space="preserve"> (16) </w:t>
+        <w:t xml:space="preserve"> (22) </w:t>
       </w:r>
       <w:r>
         <w:rPr>
@@ -8177,7 +9080,7 @@
           <w:sz w:val="15"/>
           <w:szCs w:val="15"/>
         </w:rPr>
-        <w:t xml:space="preserve"> (17) </w:t>
+        <w:t xml:space="preserve"> (23) </w:t>
       </w:r>
       <w:r>
         <w:rPr>
@@ -8216,7 +9119,7 @@
           <w:sz w:val="15"/>
           <w:szCs w:val="15"/>
         </w:rPr>
-        <w:t xml:space="preserve"> (18) </w:t>
+        <w:t xml:space="preserve"> (24) </w:t>
       </w:r>
       <w:r>
         <w:rPr>
@@ -8245,7 +9148,7 @@
           <w:sz w:val="19"/>
           <w:szCs w:val="19"/>
         </w:rPr>
-        <w:t xml:space="preserve">The average </w:t>
+        <w:t xml:space="preserve">The average method in a perpetual system is the </w:t>
       </w:r>
       <w:r>
         <w:rPr>
@@ -8255,7 +9158,7 @@
           <w:sz w:val="15"/>
           <w:szCs w:val="15"/>
         </w:rPr>
-        <w:t xml:space="preserve"> (19) </w:t>
+        <w:t xml:space="preserve"> (25) </w:t>
       </w:r>
       <w:r>
         <w:rPr>
@@ -8277,7 +9180,124 @@
           <w:sz w:val="19"/>
           <w:szCs w:val="19"/>
         </w:rPr>
-        <w:t xml:space="preserve"> in a perpetual system is the moving average: the company calculates a new average after each purchase. </w:t>
+        <w:t xml:space="preserve"> average: the company calculates a new average after each purchase. </w:t>
+      </w:r>
+      <w:r>
+        <w:rPr>
+          <w:sz w:val="19"/>
+          <w:szCs w:val="19"/>
+        </w:rPr>
+        <w:t xml:space="preserve">FIFO gives the same result in both </w:t>
+      </w:r>
+      <w:r>
+        <w:rPr>
+          <w:b/>
+          <w:bCs/>
+          <w:color w:val="8186EF"/>
+          <w:sz w:val="15"/>
+          <w:szCs w:val="15"/>
+        </w:rPr>
+        <w:t xml:space="preserve"> (26) </w:t>
+      </w:r>
+      <w:r>
+        <w:rPr>
+          <w:u w:val="single"/>
+          <w:sz w:val="19"/>
+          <w:szCs w:val="19"/>
+        </w:rPr>
+        <w:t xml:space="preserve">           </w:t>
+      </w:r>
+      <w:r>
+        <w:rPr>
+          <w:sz w:val="19"/>
+          <w:szCs w:val="19"/>
+        </w:rPr>
+        <w:t xml:space="preserve"> </w:t>
+      </w:r>
+      <w:r>
+        <w:rPr>
+          <w:sz w:val="19"/>
+          <w:szCs w:val="19"/>
+        </w:rPr>
+        <w:t xml:space="preserve">, because the </w:t>
+      </w:r>
+      <w:r>
+        <w:rPr>
+          <w:b/>
+          <w:bCs/>
+          <w:color w:val="8186EF"/>
+          <w:sz w:val="15"/>
+          <w:szCs w:val="15"/>
+        </w:rPr>
+        <w:t xml:space="preserve"> (27) </w:t>
+      </w:r>
+      <w:r>
+        <w:rPr>
+          <w:u w:val="single"/>
+          <w:sz w:val="19"/>
+          <w:szCs w:val="19"/>
+        </w:rPr>
+        <w:t xml:space="preserve">           </w:t>
+      </w:r>
+      <w:r>
+        <w:rPr>
+          <w:sz w:val="19"/>
+          <w:szCs w:val="19"/>
+        </w:rPr>
+        <w:t xml:space="preserve"> </w:t>
+      </w:r>
+      <w:r>
+        <w:rPr>
+          <w:sz w:val="19"/>
+          <w:szCs w:val="19"/>
+        </w:rPr>
+        <w:t xml:space="preserve"> units are always sold first. </w:t>
+      </w:r>
+      <w:r>
+        <w:rPr>
+          <w:sz w:val="19"/>
+          <w:szCs w:val="19"/>
+        </w:rPr>
+        <w:t xml:space="preserve">LIFO and the average method do not: under a perpetual system, each sale can only use the costs that exist on the date of the sale. </w:t>
+      </w:r>
+      <w:r>
+        <w:rPr>
+          <w:sz w:val="19"/>
+          <w:szCs w:val="19"/>
+        </w:rPr>
+        <w:t xml:space="preserve">The sales took place in April, August and </w:t>
+      </w:r>
+      <w:r>
+        <w:rPr>
+          <w:b/>
+          <w:bCs/>
+          <w:color w:val="8186EF"/>
+          <w:sz w:val="15"/>
+          <w:szCs w:val="15"/>
+        </w:rPr>
+        <w:t xml:space="preserve"> (28) </w:t>
+      </w:r>
+      <w:r>
+        <w:rPr>
+          <w:u w:val="single"/>
+          <w:sz w:val="19"/>
+          <w:szCs w:val="19"/>
+        </w:rPr>
+        <w:t xml:space="preserve">           </w:t>
+      </w:r>
+      <w:r>
+        <w:rPr>
+          <w:sz w:val="19"/>
+          <w:szCs w:val="19"/>
+        </w:rPr>
+        <w:t xml:space="preserve"> </w:t>
+      </w:r>
+      <w:r>
+        <w:rPr>
+          <w:sz w:val="19"/>
+          <w:szCs w:val="19"/>
+        </w:rPr>
+        <w:t xml:space="preserve">. </w:t>
       </w:r>
     </w:p>
     <w:tbl>
@@ -8335,7 +9355,7 @@
                 <w:sz w:val="16"/>
                 <w:szCs w:val="16"/>
               </w:rPr>
-              <w:t xml:space="preserve">periodic   ·   year-end   ·   method   ·   updates   ·   cost flow assumption</w:t>
+              <w:t xml:space="preserve">periodic   ·   oldest   ·   November   ·   moving   ·   systems   ·   year-end   ·   average   ·   updates</w:t>
             </w:r>
           </w:p>
         </w:tc>
@@ -8401,7 +9421,7 @@
           <w:sz w:val="18"/>
           <w:szCs w:val="18"/>
         </w:rPr>
-        <w:t xml:space="preserve">Summary 4</w:t>
+        <w:t xml:space="preserve">Summary 5</w:t>
       </w:r>
       <w:r>
         <w:rPr>
@@ -8409,7 +9429,7 @@
           <w:sz w:val="16"/>
           <w:szCs w:val="16"/>
         </w:rPr>
-        <w:t xml:space="preserve">      gaps 20–21</w:t>
+        <w:t xml:space="preserve">      gaps 29–32</w:t>
       </w:r>
     </w:p>
     <w:p>
@@ -8422,7 +9442,7 @@
           <w:sz w:val="19"/>
           <w:szCs w:val="19"/>
         </w:rPr>
-        <w:t xml:space="preserve">IAS 2 allows FIFO and the weighted average, and it requires specific identification for items that are not </w:t>
+        <w:t xml:space="preserve">The Dubai plant had 3,000 frozen pastry trays available in 2025, </w:t>
       </w:r>
       <w:r>
         <w:rPr>
@@ -8432,7 +9452,7 @@
           <w:sz w:val="15"/>
           <w:szCs w:val="15"/>
         </w:rPr>
-        <w:t xml:space="preserve"> (20) </w:t>
+        <w:t xml:space="preserve"> (29) </w:t>
       </w:r>
       <w:r>
         <w:rPr>
@@ -8440,7 +9460,7 @@
           <w:sz w:val="19"/>
           <w:szCs w:val="19"/>
         </w:rPr>
-        <w:t xml:space="preserve">                 </w:t>
+        <w:t xml:space="preserve">           </w:t>
       </w:r>
       <w:r>
         <w:rPr>
@@ -8454,14 +9474,21 @@
           <w:sz w:val="19"/>
           <w:szCs w:val="19"/>
         </w:rPr>
-        <w:t xml:space="preserve">. </w:t>
-      </w:r>
-      <w:r>
-        <w:rPr>
-          <w:sz w:val="19"/>
-          <w:szCs w:val="19"/>
-        </w:rPr>
-        <w:t xml:space="preserve">You will compare the two </w:t>
+        <w:t xml:space="preserve"> $68,000. </w:t>
+      </w:r>
+      <w:r>
+        <w:rPr>
+          <w:sz w:val="19"/>
+          <w:szCs w:val="19"/>
+        </w:rPr>
+        <w:t xml:space="preserve">It sold 2,200 trays. </w:t>
+      </w:r>
+      <w:r>
+        <w:rPr>
+          <w:sz w:val="19"/>
+          <w:szCs w:val="19"/>
+        </w:rPr>
+        <w:t xml:space="preserve">Then check that cost of goods sold plus ending </w:t>
       </w:r>
       <w:r>
         <w:rPr>
@@ -8471,7 +9498,7 @@
           <w:sz w:val="15"/>
           <w:szCs w:val="15"/>
         </w:rPr>
-        <w:t xml:space="preserve"> (21) </w:t>
+        <w:t xml:space="preserve"> (30) </w:t>
       </w:r>
       <w:r>
         <w:rPr>
@@ -8479,6 +9506,91 @@
           <w:sz w:val="19"/>
           <w:szCs w:val="19"/>
         </w:rPr>
+        <w:t xml:space="preserve">           </w:t>
+      </w:r>
+      <w:r>
+        <w:rPr>
+          <w:sz w:val="19"/>
+          <w:szCs w:val="19"/>
+        </w:rPr>
+        <w:t xml:space="preserve"> </w:t>
+      </w:r>
+      <w:r>
+        <w:rPr>
+          <w:sz w:val="19"/>
+          <w:szCs w:val="19"/>
+        </w:rPr>
+        <w:t xml:space="preserve"> equals the cost of goods available. </w:t>
+      </w:r>
+      <w:r>
+        <w:rPr>
+          <w:sz w:val="19"/>
+          <w:szCs w:val="19"/>
+        </w:rPr>
+        <w:t xml:space="preserve">IAS 2 allows FIFO and the weighted average, and it requires specific identification for items that are not </w:t>
+      </w:r>
+      <w:r>
+        <w:rPr>
+          <w:b/>
+          <w:bCs/>
+          <w:color w:val="8186EF"/>
+          <w:sz w:val="15"/>
+          <w:szCs w:val="15"/>
+        </w:rPr>
+        <w:t xml:space="preserve"> (31) </w:t>
+      </w:r>
+      <w:r>
+        <w:rPr>
+          <w:u w:val="single"/>
+          <w:sz w:val="19"/>
+          <w:szCs w:val="19"/>
+        </w:rPr>
+        <w:t xml:space="preserve">                 </w:t>
+      </w:r>
+      <w:r>
+        <w:rPr>
+          <w:sz w:val="19"/>
+          <w:szCs w:val="19"/>
+        </w:rPr>
+        <w:t xml:space="preserve"> </w:t>
+      </w:r>
+      <w:r>
+        <w:rPr>
+          <w:sz w:val="19"/>
+          <w:szCs w:val="19"/>
+        </w:rPr>
+        <w:t xml:space="preserve">. </w:t>
+      </w:r>
+      <w:r>
+        <w:rPr>
+          <w:sz w:val="19"/>
+          <w:szCs w:val="19"/>
+        </w:rPr>
+        <w:t xml:space="preserve">It does not allow LIFO. </w:t>
+      </w:r>
+      <w:r>
+        <w:rPr>
+          <w:sz w:val="19"/>
+          <w:szCs w:val="19"/>
+        </w:rPr>
+        <w:t xml:space="preserve">You will compare the two </w:t>
+      </w:r>
+      <w:r>
+        <w:rPr>
+          <w:b/>
+          <w:bCs/>
+          <w:color w:val="8186EF"/>
+          <w:sz w:val="15"/>
+          <w:szCs w:val="15"/>
+        </w:rPr>
+        <w:t xml:space="preserve"> (32) </w:t>
+      </w:r>
+      <w:r>
+        <w:rPr>
+          <w:u w:val="single"/>
+          <w:sz w:val="19"/>
+          <w:szCs w:val="19"/>
+        </w:rPr>
         <w:t xml:space="preserve">            </w:t>
       </w:r>
       <w:r>
@@ -8493,7 +9605,7 @@
           <w:sz w:val="19"/>
           <w:szCs w:val="19"/>
         </w:rPr>
-        <w:t xml:space="preserve"> again in Chapter 17. </w:t>
+        <w:t xml:space="preserve"> again. </w:t>
       </w:r>
     </w:p>
     <w:tbl>
@@ -8551,7 +9663,7 @@
                 <w:sz w:val="16"/>
                 <w:szCs w:val="16"/>
               </w:rPr>
-              <w:t xml:space="preserve">perpetual inventory system   ·   frameworks   ·   interchangeable</w:t>
+              <w:t xml:space="preserve">requires   ·   costing   ·   frameworks   ·   interchangeable   ·   inventory</w:t>
             </w:r>
           </w:p>
         </w:tc>
@@ -8699,7 +9811,7 @@
                 <w:sz w:val="16"/>
                 <w:szCs w:val="16"/>
               </w:rPr>
-              <w:t xml:space="preserve">weighted-average cost   ·   moving average   ·   specific identification</w:t>
+              <w:t xml:space="preserve">specific identification   ·   moving average   ·   LIFO conformity rule   ·   LIFO (last-in, first-out)</w:t>
             </w:r>
           </w:p>
         </w:tc>
@@ -9390,14 +10502,14 @@
                 <w:sz w:val="16"/>
                 <w:szCs w:val="16"/>
               </w:rPr>
-              <w:t xml:space="preserve">13  </w:t>
-            </w:r>
-            <w:r>
-              <w:rPr>
-                <w:sz w:val="16"/>
-                <w:szCs w:val="16"/>
-              </w:rPr>
-              <w:t xml:space="preserve">available</w:t>
+              <w:t xml:space="preserve">19  </w:t>
+            </w:r>
+            <w:r>
+              <w:rPr>
+                <w:sz w:val="16"/>
+                <w:szCs w:val="16"/>
+              </w:rPr>
+              <w:t xml:space="preserve">inventory</w:t>
             </w:r>
           </w:p>
         </w:tc>
@@ -9458,14 +10570,14 @@
                 <w:sz w:val="16"/>
                 <w:szCs w:val="16"/>
               </w:rPr>
-              <w:t xml:space="preserve">14  </w:t>
-            </w:r>
-            <w:r>
-              <w:rPr>
-                <w:sz w:val="16"/>
-                <w:szCs w:val="16"/>
-              </w:rPr>
-              <w:t xml:space="preserve">LIFO</w:t>
+              <w:t xml:space="preserve">20  </w:t>
+            </w:r>
+            <w:r>
+              <w:rPr>
+                <w:sz w:val="16"/>
+                <w:szCs w:val="16"/>
+              </w:rPr>
+              <w:t xml:space="preserve">different</w:t>
             </w:r>
           </w:p>
         </w:tc>
@@ -9500,7 +10612,7 @@
                 <w:sz w:val="16"/>
                 <w:szCs w:val="16"/>
               </w:rPr>
-              <w:t xml:space="preserve">assumption</w:t>
+              <w:t xml:space="preserve">decision</w:t>
             </w:r>
           </w:p>
         </w:tc>
@@ -9526,14 +10638,14 @@
                 <w:sz w:val="16"/>
                 <w:szCs w:val="16"/>
               </w:rPr>
-              <w:t xml:space="preserve">15  </w:t>
-            </w:r>
-            <w:r>
-              <w:rPr>
-                <w:sz w:val="16"/>
-                <w:szCs w:val="16"/>
-              </w:rPr>
-              <w:t xml:space="preserve">FIFO</w:t>
+              <w:t xml:space="preserve">21  </w:t>
+            </w:r>
+            <w:r>
+              <w:rPr>
+                <w:sz w:val="16"/>
+                <w:szCs w:val="16"/>
+              </w:rPr>
+              <w:t xml:space="preserve">Average (weighted / moving)</w:t>
             </w:r>
           </w:p>
         </w:tc>
@@ -9568,7 +10680,7 @@
                 <w:sz w:val="16"/>
                 <w:szCs w:val="16"/>
               </w:rPr>
-              <w:t xml:space="preserve">physical</w:t>
+              <w:t xml:space="preserve">assumption</w:t>
             </w:r>
           </w:p>
         </w:tc>
@@ -9594,7 +10706,7 @@
                 <w:sz w:val="16"/>
                 <w:szCs w:val="16"/>
               </w:rPr>
-              <w:t xml:space="preserve">16  </w:t>
+              <w:t xml:space="preserve">22  </w:t>
             </w:r>
             <w:r>
               <w:rPr>
@@ -9636,7 +10748,7 @@
                 <w:sz w:val="16"/>
                 <w:szCs w:val="16"/>
               </w:rPr>
-              <w:t xml:space="preserve">identification</w:t>
+              <w:t xml:space="preserve">physical</w:t>
             </w:r>
           </w:p>
         </w:tc>
@@ -9662,7 +10774,7 @@
                 <w:sz w:val="16"/>
                 <w:szCs w:val="16"/>
               </w:rPr>
-              <w:t xml:space="preserve">17  </w:t>
+              <w:t xml:space="preserve">23  </w:t>
             </w:r>
             <w:r>
               <w:rPr>
@@ -9704,7 +10816,7 @@
                 <w:sz w:val="16"/>
                 <w:szCs w:val="16"/>
               </w:rPr>
-              <w:t xml:space="preserve">expensive</w:t>
+              <w:t xml:space="preserve">identification</w:t>
             </w:r>
           </w:p>
         </w:tc>
@@ -9730,7 +10842,7 @@
                 <w:sz w:val="16"/>
                 <w:szCs w:val="16"/>
               </w:rPr>
-              <w:t xml:space="preserve">18  </w:t>
+              <w:t xml:space="preserve">24  </w:t>
             </w:r>
             <w:r>
               <w:rPr>
@@ -9772,7 +10884,7 @@
                 <w:sz w:val="16"/>
                 <w:szCs w:val="16"/>
               </w:rPr>
-              <w:t xml:space="preserve">first-in</w:t>
+              <w:t xml:space="preserve">actual</w:t>
             </w:r>
           </w:p>
         </w:tc>
@@ -9798,14 +10910,14 @@
                 <w:sz w:val="16"/>
                 <w:szCs w:val="16"/>
               </w:rPr>
-              <w:t xml:space="preserve">19  </w:t>
-            </w:r>
-            <w:r>
-              <w:rPr>
-                <w:sz w:val="16"/>
-                <w:szCs w:val="16"/>
-              </w:rPr>
-              <w:t xml:space="preserve">method</w:t>
+              <w:t xml:space="preserve">25  </w:t>
+            </w:r>
+            <w:r>
+              <w:rPr>
+                <w:sz w:val="16"/>
+                <w:szCs w:val="16"/>
+              </w:rPr>
+              <w:t xml:space="preserve">moving</w:t>
             </w:r>
           </w:p>
         </w:tc>
@@ -9840,7 +10952,7 @@
                 <w:sz w:val="16"/>
                 <w:szCs w:val="16"/>
               </w:rPr>
-              <w:t xml:space="preserve">last-in</w:t>
+              <w:t xml:space="preserve">expensive</w:t>
             </w:r>
           </w:p>
         </w:tc>
@@ -9866,14 +10978,14 @@
                 <w:sz w:val="16"/>
                 <w:szCs w:val="16"/>
               </w:rPr>
-              <w:t xml:space="preserve">20  </w:t>
-            </w:r>
-            <w:r>
-              <w:rPr>
-                <w:sz w:val="16"/>
-                <w:szCs w:val="16"/>
-              </w:rPr>
-              <w:t xml:space="preserve">interchangeable</w:t>
+              <w:t xml:space="preserve">26  </w:t>
+            </w:r>
+            <w:r>
+              <w:rPr>
+                <w:sz w:val="16"/>
+                <w:szCs w:val="16"/>
+              </w:rPr>
+              <w:t xml:space="preserve">systems</w:t>
             </w:r>
           </w:p>
         </w:tc>
@@ -9908,7 +11020,7 @@
                 <w:sz w:val="16"/>
                 <w:szCs w:val="16"/>
               </w:rPr>
-              <w:t xml:space="preserve">Weighted-average</w:t>
+              <w:t xml:space="preserve">jewelry</w:t>
             </w:r>
           </w:p>
         </w:tc>
@@ -9934,14 +11046,14 @@
                 <w:sz w:val="16"/>
                 <w:szCs w:val="16"/>
               </w:rPr>
-              <w:t xml:space="preserve">21  </w:t>
-            </w:r>
-            <w:r>
-              <w:rPr>
-                <w:sz w:val="16"/>
-                <w:szCs w:val="16"/>
-              </w:rPr>
-              <w:t xml:space="preserve">frameworks</w:t>
+              <w:t xml:space="preserve">27  </w:t>
+            </w:r>
+            <w:r>
+              <w:rPr>
+                <w:sz w:val="16"/>
+                <w:szCs w:val="16"/>
+              </w:rPr>
+              <w:t xml:space="preserve">oldest</w:t>
             </w:r>
           </w:p>
         </w:tc>
@@ -9976,7 +11088,7 @@
                 <w:sz w:val="16"/>
                 <w:szCs w:val="16"/>
               </w:rPr>
-              <w:t xml:space="preserve">premium</w:t>
+              <w:t xml:space="preserve">first-in</w:t>
             </w:r>
           </w:p>
         </w:tc>
@@ -10002,14 +11114,14 @@
                 <w:sz w:val="16"/>
                 <w:szCs w:val="16"/>
               </w:rPr>
-              <w:t xml:space="preserve">22  </w:t>
-            </w:r>
-            <w:r>
-              <w:rPr>
-                <w:sz w:val="16"/>
-                <w:szCs w:val="16"/>
-              </w:rPr>
-              <w:t xml:space="preserve">specific identification</w:t>
+              <w:t xml:space="preserve">28  </w:t>
+            </w:r>
+            <w:r>
+              <w:rPr>
+                <w:sz w:val="16"/>
+                <w:szCs w:val="16"/>
+              </w:rPr>
+              <w:t xml:space="preserve">November</w:t>
             </w:r>
           </w:p>
         </w:tc>
@@ -10044,7 +11156,7 @@
                 <w:sz w:val="16"/>
                 <w:szCs w:val="16"/>
               </w:rPr>
-              <w:t xml:space="preserve">bought</w:t>
+              <w:t xml:space="preserve">last-in</w:t>
             </w:r>
           </w:p>
         </w:tc>
@@ -10070,14 +11182,14 @@
                 <w:sz w:val="16"/>
                 <w:szCs w:val="16"/>
               </w:rPr>
-              <w:t xml:space="preserve">23  </w:t>
-            </w:r>
-            <w:r>
-              <w:rPr>
-                <w:sz w:val="16"/>
-                <w:szCs w:val="16"/>
-              </w:rPr>
-              <w:t xml:space="preserve">moving average</w:t>
+              <w:t xml:space="preserve">29  </w:t>
+            </w:r>
+            <w:r>
+              <w:rPr>
+                <w:sz w:val="16"/>
+                <w:szCs w:val="16"/>
+              </w:rPr>
+              <w:t xml:space="preserve">costing</w:t>
             </w:r>
           </w:p>
         </w:tc>
@@ -10112,7 +11224,415 @@
                 <w:sz w:val="16"/>
                 <w:szCs w:val="16"/>
               </w:rPr>
+              <w:t xml:space="preserve">Weighted-average</w:t>
+            </w:r>
+          </w:p>
+        </w:tc>
+        <w:tc>
+          <w:tcPr>
+            <w:tcW w:type="pct" w:w="2500"/>
+            <w:tcMar>
+              <w:top w:type="dxa" w:w="20"/>
+              <w:left w:type="dxa" w:w="80"/>
+              <w:bottom w:type="dxa" w:w="20"/>
+              <w:right w:type="dxa" w:w="80"/>
+            </w:tcMar>
+          </w:tcPr>
+          <w:p>
+            <w:pPr>
+              <w:spacing w:before="12" w:after="12"/>
+            </w:pPr>
+            <w:r>
+              <w:rPr>
+                <w:b/>
+                <w:bCs/>
+                <w:color w:val="8186EF"/>
+                <w:sz w:val="16"/>
+                <w:szCs w:val="16"/>
+              </w:rPr>
+              <w:t xml:space="preserve">30  </w:t>
+            </w:r>
+            <w:r>
+              <w:rPr>
+                <w:sz w:val="16"/>
+                <w:szCs w:val="16"/>
+              </w:rPr>
+              <w:t xml:space="preserve">inventory</w:t>
+            </w:r>
+          </w:p>
+        </w:tc>
+      </w:tr>
+      <w:tr>
+        <w:tc>
+          <w:tcPr>
+            <w:tcW w:type="pct" w:w="2500"/>
+            <w:tcMar>
+              <w:top w:type="dxa" w:w="20"/>
+              <w:left w:type="dxa" w:w="80"/>
+              <w:bottom w:type="dxa" w:w="20"/>
+              <w:right w:type="dxa" w:w="80"/>
+            </w:tcMar>
+          </w:tcPr>
+          <w:p>
+            <w:pPr>
+              <w:spacing w:before="12" w:after="12"/>
+            </w:pPr>
+            <w:r>
+              <w:rPr>
+                <w:b/>
+                <w:bCs/>
+                <w:color w:val="8186EF"/>
+                <w:sz w:val="16"/>
+                <w:szCs w:val="16"/>
+              </w:rPr>
+              <w:t xml:space="preserve">13  </w:t>
+            </w:r>
+            <w:r>
+              <w:rPr>
+                <w:sz w:val="16"/>
+                <w:szCs w:val="16"/>
+              </w:rPr>
+              <w:t xml:space="preserve">premium</w:t>
+            </w:r>
+          </w:p>
+        </w:tc>
+        <w:tc>
+          <w:tcPr>
+            <w:tcW w:type="pct" w:w="2500"/>
+            <w:tcMar>
+              <w:top w:type="dxa" w:w="20"/>
+              <w:left w:type="dxa" w:w="80"/>
+              <w:bottom w:type="dxa" w:w="20"/>
+              <w:right w:type="dxa" w:w="80"/>
+            </w:tcMar>
+          </w:tcPr>
+          <w:p>
+            <w:pPr>
+              <w:spacing w:before="12" w:after="12"/>
+            </w:pPr>
+            <w:r>
+              <w:rPr>
+                <w:b/>
+                <w:bCs/>
+                <w:color w:val="8186EF"/>
+                <w:sz w:val="16"/>
+                <w:szCs w:val="16"/>
+              </w:rPr>
+              <w:t xml:space="preserve">31  </w:t>
+            </w:r>
+            <w:r>
+              <w:rPr>
+                <w:sz w:val="16"/>
+                <w:szCs w:val="16"/>
+              </w:rPr>
+              <w:t xml:space="preserve">interchangeable</w:t>
+            </w:r>
+          </w:p>
+        </w:tc>
+      </w:tr>
+      <w:tr>
+        <w:tc>
+          <w:tcPr>
+            <w:tcW w:type="pct" w:w="2500"/>
+            <w:tcMar>
+              <w:top w:type="dxa" w:w="20"/>
+              <w:left w:type="dxa" w:w="80"/>
+              <w:bottom w:type="dxa" w:w="20"/>
+              <w:right w:type="dxa" w:w="80"/>
+            </w:tcMar>
+          </w:tcPr>
+          <w:p>
+            <w:pPr>
+              <w:spacing w:before="12" w:after="12"/>
+            </w:pPr>
+            <w:r>
+              <w:rPr>
+                <w:b/>
+                <w:bCs/>
+                <w:color w:val="8186EF"/>
+                <w:sz w:val="16"/>
+                <w:szCs w:val="16"/>
+              </w:rPr>
+              <w:t xml:space="preserve">14  </w:t>
+            </w:r>
+            <w:r>
+              <w:rPr>
+                <w:sz w:val="16"/>
+                <w:szCs w:val="16"/>
+              </w:rPr>
+              <w:t xml:space="preserve">Prices</w:t>
+            </w:r>
+          </w:p>
+        </w:tc>
+        <w:tc>
+          <w:tcPr>
+            <w:tcW w:type="pct" w:w="2500"/>
+            <w:tcMar>
+              <w:top w:type="dxa" w:w="20"/>
+              <w:left w:type="dxa" w:w="80"/>
+              <w:bottom w:type="dxa" w:w="20"/>
+              <w:right w:type="dxa" w:w="80"/>
+            </w:tcMar>
+          </w:tcPr>
+          <w:p>
+            <w:pPr>
+              <w:spacing w:before="12" w:after="12"/>
+            </w:pPr>
+            <w:r>
+              <w:rPr>
+                <w:b/>
+                <w:bCs/>
+                <w:color w:val="8186EF"/>
+                <w:sz w:val="16"/>
+                <w:szCs w:val="16"/>
+              </w:rPr>
+              <w:t xml:space="preserve">32  </w:t>
+            </w:r>
+            <w:r>
+              <w:rPr>
+                <w:sz w:val="16"/>
+                <w:szCs w:val="16"/>
+              </w:rPr>
+              <w:t xml:space="preserve">frameworks</w:t>
+            </w:r>
+          </w:p>
+        </w:tc>
+      </w:tr>
+      <w:tr>
+        <w:tc>
+          <w:tcPr>
+            <w:tcW w:type="pct" w:w="2500"/>
+            <w:tcMar>
+              <w:top w:type="dxa" w:w="20"/>
+              <w:left w:type="dxa" w:w="80"/>
+              <w:bottom w:type="dxa" w:w="20"/>
+              <w:right w:type="dxa" w:w="80"/>
+            </w:tcMar>
+          </w:tcPr>
+          <w:p>
+            <w:pPr>
+              <w:spacing w:before="12" w:after="12"/>
+            </w:pPr>
+            <w:r>
+              <w:rPr>
+                <w:b/>
+                <w:bCs/>
+                <w:color w:val="8186EF"/>
+                <w:sz w:val="16"/>
+                <w:szCs w:val="16"/>
+              </w:rPr>
+              <w:t xml:space="preserve">15  </w:t>
+            </w:r>
+            <w:r>
+              <w:rPr>
+                <w:sz w:val="16"/>
+                <w:szCs w:val="16"/>
+              </w:rPr>
+              <w:t xml:space="preserve">bought</w:t>
+            </w:r>
+          </w:p>
+        </w:tc>
+        <w:tc>
+          <w:tcPr>
+            <w:tcW w:type="pct" w:w="2500"/>
+            <w:tcMar>
+              <w:top w:type="dxa" w:w="20"/>
+              <w:left w:type="dxa" w:w="80"/>
+              <w:bottom w:type="dxa" w:w="20"/>
+              <w:right w:type="dxa" w:w="80"/>
+            </w:tcMar>
+          </w:tcPr>
+          <w:p>
+            <w:pPr>
+              <w:spacing w:before="12" w:after="12"/>
+            </w:pPr>
+            <w:r>
+              <w:rPr>
+                <w:b/>
+                <w:bCs/>
+                <w:color w:val="8186EF"/>
+                <w:sz w:val="16"/>
+                <w:szCs w:val="16"/>
+              </w:rPr>
+              <w:t xml:space="preserve">33  </w:t>
+            </w:r>
+            <w:r>
+              <w:rPr>
+                <w:sz w:val="16"/>
+                <w:szCs w:val="16"/>
+              </w:rPr>
+              <w:t xml:space="preserve">specific identification</w:t>
+            </w:r>
+          </w:p>
+        </w:tc>
+      </w:tr>
+      <w:tr>
+        <w:tc>
+          <w:tcPr>
+            <w:tcW w:type="pct" w:w="2500"/>
+            <w:tcMar>
+              <w:top w:type="dxa" w:w="20"/>
+              <w:left w:type="dxa" w:w="80"/>
+              <w:bottom w:type="dxa" w:w="20"/>
+              <w:right w:type="dxa" w:w="80"/>
+            </w:tcMar>
+          </w:tcPr>
+          <w:p>
+            <w:pPr>
+              <w:spacing w:before="12" w:after="12"/>
+            </w:pPr>
+            <w:r>
+              <w:rPr>
+                <w:b/>
+                <w:bCs/>
+                <w:color w:val="8186EF"/>
+                <w:sz w:val="16"/>
+                <w:szCs w:val="16"/>
+              </w:rPr>
+              <w:t xml:space="preserve">16  </w:t>
+            </w:r>
+            <w:r>
+              <w:rPr>
+                <w:sz w:val="16"/>
+                <w:szCs w:val="16"/>
+              </w:rPr>
               <w:t xml:space="preserve">periodic</w:t>
+            </w:r>
+          </w:p>
+        </w:tc>
+        <w:tc>
+          <w:tcPr>
+            <w:tcW w:type="pct" w:w="2500"/>
+            <w:tcMar>
+              <w:top w:type="dxa" w:w="20"/>
+              <w:left w:type="dxa" w:w="80"/>
+              <w:bottom w:type="dxa" w:w="20"/>
+              <w:right w:type="dxa" w:w="80"/>
+            </w:tcMar>
+          </w:tcPr>
+          <w:p>
+            <w:pPr>
+              <w:spacing w:before="12" w:after="12"/>
+            </w:pPr>
+            <w:r>
+              <w:rPr>
+                <w:b/>
+                <w:bCs/>
+                <w:color w:val="8186EF"/>
+                <w:sz w:val="16"/>
+                <w:szCs w:val="16"/>
+              </w:rPr>
+              <w:t xml:space="preserve">34  </w:t>
+            </w:r>
+            <w:r>
+              <w:rPr>
+                <w:sz w:val="16"/>
+                <w:szCs w:val="16"/>
+              </w:rPr>
+              <w:t xml:space="preserve">LIFO (last-in, first-out)</w:t>
+            </w:r>
+          </w:p>
+        </w:tc>
+      </w:tr>
+      <w:tr>
+        <w:tc>
+          <w:tcPr>
+            <w:tcW w:type="pct" w:w="2500"/>
+            <w:tcMar>
+              <w:top w:type="dxa" w:w="20"/>
+              <w:left w:type="dxa" w:w="80"/>
+              <w:bottom w:type="dxa" w:w="20"/>
+              <w:right w:type="dxa" w:w="80"/>
+            </w:tcMar>
+          </w:tcPr>
+          <w:p>
+            <w:pPr>
+              <w:spacing w:before="12" w:after="12"/>
+            </w:pPr>
+            <w:r>
+              <w:rPr>
+                <w:b/>
+                <w:bCs/>
+                <w:color w:val="8186EF"/>
+                <w:sz w:val="16"/>
+                <w:szCs w:val="16"/>
+              </w:rPr>
+              <w:t xml:space="preserve">17  </w:t>
+            </w:r>
+            <w:r>
+              <w:rPr>
+                <w:sz w:val="16"/>
+                <w:szCs w:val="16"/>
+              </w:rPr>
+              <w:t xml:space="preserve">available</w:t>
+            </w:r>
+          </w:p>
+        </w:tc>
+        <w:tc>
+          <w:tcPr>
+            <w:tcW w:type="pct" w:w="2500"/>
+            <w:tcMar>
+              <w:top w:type="dxa" w:w="20"/>
+              <w:left w:type="dxa" w:w="80"/>
+              <w:bottom w:type="dxa" w:w="20"/>
+              <w:right w:type="dxa" w:w="80"/>
+            </w:tcMar>
+          </w:tcPr>
+          <w:p>
+            <w:pPr>
+              <w:spacing w:before="12" w:after="12"/>
+            </w:pPr>
+            <w:r>
+              <w:rPr>
+                <w:b/>
+                <w:bCs/>
+                <w:color w:val="8186EF"/>
+                <w:sz w:val="16"/>
+                <w:szCs w:val="16"/>
+              </w:rPr>
+              <w:t xml:space="preserve">35  </w:t>
+            </w:r>
+            <w:r>
+              <w:rPr>
+                <w:sz w:val="16"/>
+                <w:szCs w:val="16"/>
+              </w:rPr>
+              <w:t xml:space="preserve">moving average</w:t>
+            </w:r>
+          </w:p>
+        </w:tc>
+      </w:tr>
+      <w:tr>
+        <w:tc>
+          <w:tcPr>
+            <w:tcW w:type="pct" w:w="2500"/>
+            <w:tcMar>
+              <w:top w:type="dxa" w:w="20"/>
+              <w:left w:type="dxa" w:w="80"/>
+              <w:bottom w:type="dxa" w:w="20"/>
+              <w:right w:type="dxa" w:w="80"/>
+            </w:tcMar>
+          </w:tcPr>
+          <w:p>
+            <w:pPr>
+              <w:spacing w:before="12" w:after="12"/>
+            </w:pPr>
+            <w:r>
+              <w:rPr>
+                <w:b/>
+                <w:bCs/>
+                <w:color w:val="8186EF"/>
+                <w:sz w:val="16"/>
+                <w:szCs w:val="16"/>
+              </w:rPr>
+              <w:t xml:space="preserve">18  </w:t>
+            </w:r>
+            <w:r>
+              <w:rPr>
+                <w:sz w:val="16"/>
+                <w:szCs w:val="16"/>
+              </w:rPr>
+              <w:t xml:space="preserve">LIFO</w:t>
             </w:r>
           </w:p>
         </w:tc>
@@ -10202,7 +11722,7 @@
           <w:sz w:val="15"/>
           <w:szCs w:val="15"/>
         </w:rPr>
-        <w:t xml:space="preserve">Orontes sells premium olive oil in cases of twelve bottles. Orontes began the year with 1,000 cases at $40. It bought 2,000 cases at $44, then 3,000 at $48, then 2,000 at $50. It sold 6,000 cases at $70, so 2,000 cases are left. The company uses a periodic system. Goods available: 8,000 cases costing $372,000.</w:t>
+        <w:t xml:space="preserve">Orontes sells premium olive oil in cases of twelve bottles. Prices rose during 2025. Orontes began the year with 1,000 cases at $40. It bought 2,000 cases at $44, then 3,000 at $48, then 2,000 at $50. It sold 6,000 cases at $70, so 2,000 cases are left. The company uses a periodic system. Goods available: 8,000 cases costing $372,000.</w:t>
       </w:r>
     </w:p>
     <w:p>
@@ -10226,7 +11746,7 @@
           <w:sz w:val="15"/>
           <w:szCs w:val="15"/>
         </w:rPr>
-        <w:t xml:space="preserve">In a periodic inventory system, the company counts the goods at year-end and calculates cost of goods sold for the whole period. In a perpetual inventory system, it updates inventory and cost of goods sold after every purchase and every sale. The average method in a perpetual system is the moving average: the company calculates a new average after each purchase.</w:t>
+        <w:t xml:space="preserve">In each row, ending inventory plus cost of goods sold equals the cost of goods available. Only the split is different.</w:t>
       </w:r>
     </w:p>
     <w:p>
@@ -10250,7 +11770,31 @@
           <w:sz w:val="15"/>
           <w:szCs w:val="15"/>
         </w:rPr>
-        <w:t xml:space="preserve">IAS 2 allows FIFO and the weighted average, and it requires specific identification for items that are not interchangeable. You will compare the two frameworks again in Chapter 17.</w:t>
+        <w:t xml:space="preserve">In a periodic inventory system, the company counts the goods at year-end and calculates cost of goods sold for the whole period. In a perpetual inventory system, it updates inventory and cost of goods sold after every purchase and every sale. The average method in a perpetual system is the moving average: the company calculates a new average after each purchase. FIFO gives the same result in both systems, because the oldest units are always sold first. LIFO and the average method do not: under a perpetual system, each sale can only use the costs that exist on the date of the sale. The sales took place in April, August and November.</w:t>
+      </w:r>
+    </w:p>
+    <w:p>
+      <w:pPr>
+        <w:spacing w:before="20" w:after="20"/>
+        <w:ind w:left="240" w:hanging="240"/>
+      </w:pPr>
+      <w:r>
+        <w:rPr>
+          <w:b/>
+          <w:bCs/>
+          <w:color w:val="353A7C"/>
+          <w:sz w:val="15"/>
+          <w:szCs w:val="15"/>
+        </w:rPr>
+        <w:t xml:space="preserve">Summary 5   </w:t>
+      </w:r>
+      <w:r>
+        <w:rPr>
+          <w:color w:val="6B7280"/>
+          <w:sz w:val="15"/>
+          <w:szCs w:val="15"/>
+        </w:rPr>
+        <w:t xml:space="preserve">The Dubai plant had 3,000 frozen pastry trays available in 2025, costing $68,000. It sold 2,200 trays. Then check that cost of goods sold plus ending inventory equals the cost of goods available. IAS 2 allows FIFO and the weighted average, and it requires specific identification for items that are not interchangeable. It does not allow LIFO. You will compare the two frameworks again.</w:t>
       </w:r>
     </w:p>
     <w:p>
@@ -10357,7 +11901,7 @@
           <w:sz w:val="16"/>
           <w:szCs w:val="16"/>
         </w:rPr>
-        <w:t xml:space="preserve">      gaps 1–10</w:t>
+        <w:t xml:space="preserve">      gaps 1–12</w:t>
       </w:r>
     </w:p>
     <w:p>
@@ -10370,7 +11914,7 @@
           <w:sz w:val="19"/>
           <w:szCs w:val="19"/>
         </w:rPr>
-        <w:t xml:space="preserve">LIFO matches current costs with current </w:t>
+        <w:t xml:space="preserve">When prices are </w:t>
       </w:r>
       <w:r>
         <w:rPr>
@@ -10402,7 +11946,7 @@
           <w:sz w:val="19"/>
           <w:szCs w:val="19"/>
         </w:rPr>
-        <w:t xml:space="preserve">, so its income is closer to current </w:t>
+        <w:t xml:space="preserve">, the methods give very </w:t>
       </w:r>
       <w:r>
         <w:rPr>
@@ -10434,14 +11978,14 @@
           <w:sz w:val="19"/>
           <w:szCs w:val="19"/>
         </w:rPr>
-        <w:t xml:space="preserve"> reality, but its balance sheet shows old costs. </w:t>
-      </w:r>
-      <w:r>
-        <w:rPr>
-          <w:sz w:val="19"/>
-          <w:szCs w:val="19"/>
-        </w:rPr>
-        <w:t xml:space="preserve">FIFO shows ending inventory close to current cost, but its income </w:t>
+        <w:t xml:space="preserve"> results. </w:t>
+      </w:r>
+      <w:r>
+        <w:rPr>
+          <w:sz w:val="19"/>
+          <w:szCs w:val="19"/>
+        </w:rPr>
+        <w:t xml:space="preserve">FIFO puts the old, </w:t>
       </w:r>
       <w:r>
         <w:rPr>
@@ -10473,7 +12017,14 @@
           <w:sz w:val="19"/>
           <w:szCs w:val="19"/>
         </w:rPr>
-        <w:t xml:space="preserve"> gains from </w:t>
+        <w:t xml:space="preserve"> costs into cost of goods sold. </w:t>
+      </w:r>
+      <w:r>
+        <w:rPr>
+          <w:sz w:val="19"/>
+          <w:szCs w:val="19"/>
+        </w:rPr>
+        <w:t xml:space="preserve">So FIFO gives the </w:t>
       </w:r>
       <w:r>
         <w:rPr>
@@ -10505,14 +12056,7 @@
           <w:sz w:val="19"/>
           <w:szCs w:val="19"/>
         </w:rPr>
-        <w:t xml:space="preserve"> inventory while prices rise. </w:t>
-      </w:r>
-      <w:r>
-        <w:rPr>
-          <w:sz w:val="19"/>
-          <w:szCs w:val="19"/>
-        </w:rPr>
-        <w:t xml:space="preserve">Companies that use LIFO must help </w:t>
+        <w:t xml:space="preserve"> cost of goods sold, the highest gross </w:t>
       </w:r>
       <w:r>
         <w:rPr>
@@ -10544,14 +12088,14 @@
           <w:sz w:val="19"/>
           <w:szCs w:val="19"/>
         </w:rPr>
-        <w:t xml:space="preserve"> compare them with FIFO companies. </w:t>
-      </w:r>
-      <w:r>
-        <w:rPr>
-          <w:sz w:val="19"/>
-          <w:szCs w:val="19"/>
-        </w:rPr>
-        <w:t xml:space="preserve">The LIFO reserve is the </w:t>
+        <w:t xml:space="preserve">, the highest income tax and the highest ending inventory. </w:t>
+      </w:r>
+      <w:r>
+        <w:rPr>
+          <w:sz w:val="19"/>
+          <w:szCs w:val="19"/>
+        </w:rPr>
+        <w:t xml:space="preserve">LIFO gives the </w:t>
       </w:r>
       <w:r>
         <w:rPr>
@@ -10569,7 +12113,7 @@
           <w:sz w:val="19"/>
           <w:szCs w:val="19"/>
         </w:rPr>
-        <w:t xml:space="preserve">            </w:t>
+        <w:t xml:space="preserve">           </w:t>
       </w:r>
       <w:r>
         <w:rPr>
@@ -10583,21 +12127,14 @@
           <w:sz w:val="19"/>
           <w:szCs w:val="19"/>
         </w:rPr>
-        <w:t xml:space="preserve"> between FIFO (or current cost) inventory and LIFO inventory. </w:t>
-      </w:r>
-      <w:r>
-        <w:rPr>
-          <w:sz w:val="19"/>
-          <w:szCs w:val="19"/>
-        </w:rPr>
-        <w:t xml:space="preserve">For Orontes, the LIFO reserve at the end of 2025 is $100,000 − $84,000 = $16,000. </w:t>
-      </w:r>
-      <w:r>
-        <w:rPr>
-          <w:sz w:val="19"/>
-          <w:szCs w:val="19"/>
-        </w:rPr>
-        <w:t xml:space="preserve">An </w:t>
+        <w:t xml:space="preserve">. </w:t>
+      </w:r>
+      <w:r>
+        <w:rPr>
+          <w:sz w:val="19"/>
+          <w:szCs w:val="19"/>
+        </w:rPr>
+        <w:t xml:space="preserve">The </w:t>
       </w:r>
       <w:r>
         <w:rPr>
@@ -10629,7 +12166,14 @@
           <w:sz w:val="19"/>
           <w:szCs w:val="19"/>
         </w:rPr>
-        <w:t xml:space="preserve"> can convert LIFO results to FIFO with two </w:t>
+        <w:t xml:space="preserve"> average falls in between. </w:t>
+      </w:r>
+      <w:r>
+        <w:rPr>
+          <w:sz w:val="19"/>
+          <w:szCs w:val="19"/>
+        </w:rPr>
+        <w:t xml:space="preserve">When prices are </w:t>
       </w:r>
       <w:r>
         <w:rPr>
@@ -10647,7 +12191,7 @@
           <w:sz w:val="19"/>
           <w:szCs w:val="19"/>
         </w:rPr>
-        <w:t xml:space="preserve">               </w:t>
+        <w:t xml:space="preserve">           </w:t>
       </w:r>
       <w:r>
         <w:rPr>
@@ -10661,21 +12205,7 @@
           <w:sz w:val="19"/>
           <w:szCs w:val="19"/>
         </w:rPr>
-        <w:t xml:space="preserve">. </w:t>
-      </w:r>
-      <w:r>
-        <w:rPr>
-          <w:sz w:val="19"/>
-          <w:szCs w:val="19"/>
-        </w:rPr>
-        <w:t xml:space="preserve">FIFO inventory equals LIFO inventory plus the LIFO reserve. </w:t>
-      </w:r>
-      <w:r>
-        <w:rPr>
-          <w:sz w:val="19"/>
-          <w:szCs w:val="19"/>
-        </w:rPr>
-        <w:t xml:space="preserve">FIFO cost of goods sold equals LIFO cost of goods sold minus the increase in the LIFO reserve </w:t>
+        <w:t xml:space="preserve">, all these </w:t>
       </w:r>
       <w:r>
         <w:rPr>
@@ -10693,7 +12223,7 @@
           <w:sz w:val="19"/>
           <w:szCs w:val="19"/>
         </w:rPr>
-        <w:t xml:space="preserve">           </w:t>
+        <w:t xml:space="preserve">               </w:t>
       </w:r>
       <w:r>
         <w:rPr>
@@ -10707,14 +12237,14 @@
           <w:sz w:val="19"/>
           <w:szCs w:val="19"/>
         </w:rPr>
-        <w:t xml:space="preserve"> the year. </w:t>
-      </w:r>
-      <w:r>
-        <w:rPr>
-          <w:sz w:val="19"/>
-          <w:szCs w:val="19"/>
-        </w:rPr>
-        <w:t xml:space="preserve">Orontes </w:t>
+        <w:t xml:space="preserve"> reverse. </w:t>
+      </w:r>
+      <w:r>
+        <w:rPr>
+          <w:sz w:val="19"/>
+          <w:szCs w:val="19"/>
+        </w:rPr>
+        <w:t xml:space="preserve">Each method has a </w:t>
       </w:r>
       <w:r>
         <w:rPr>
@@ -10746,7 +12276,99 @@
           <w:sz w:val="19"/>
           <w:szCs w:val="19"/>
         </w:rPr>
-        <w:t xml:space="preserve"> the year with no reserve, so the increase is $16,000, and FIFO cost of goods sold is $288,000 − $16,000 = $272,000. </w:t>
+        <w:t xml:space="preserve">. </w:t>
+      </w:r>
+      <w:r>
+        <w:rPr>
+          <w:sz w:val="19"/>
+          <w:szCs w:val="19"/>
+        </w:rPr>
+        <w:t xml:space="preserve">LIFO matches current costs with current </w:t>
+      </w:r>
+      <w:r>
+        <w:rPr>
+          <w:b/>
+          <w:bCs/>
+          <w:color w:val="8186EF"/>
+          <w:sz w:val="15"/>
+          <w:szCs w:val="15"/>
+        </w:rPr>
+        <w:t xml:space="preserve"> (11) </w:t>
+      </w:r>
+      <w:r>
+        <w:rPr>
+          <w:u w:val="single"/>
+          <w:sz w:val="19"/>
+          <w:szCs w:val="19"/>
+        </w:rPr>
+        <w:t xml:space="preserve">           </w:t>
+      </w:r>
+      <w:r>
+        <w:rPr>
+          <w:sz w:val="19"/>
+          <w:szCs w:val="19"/>
+        </w:rPr>
+        <w:t xml:space="preserve"> </w:t>
+      </w:r>
+      <w:r>
+        <w:rPr>
+          <w:sz w:val="19"/>
+          <w:szCs w:val="19"/>
+        </w:rPr>
+        <w:t xml:space="preserve">, so its income is closer to current </w:t>
+      </w:r>
+      <w:r>
+        <w:rPr>
+          <w:b/>
+          <w:bCs/>
+          <w:color w:val="8186EF"/>
+          <w:sz w:val="15"/>
+          <w:szCs w:val="15"/>
+        </w:rPr>
+        <w:t xml:space="preserve"> (12) </w:t>
+      </w:r>
+      <w:r>
+        <w:rPr>
+          <w:u w:val="single"/>
+          <w:sz w:val="19"/>
+          <w:szCs w:val="19"/>
+        </w:rPr>
+        <w:t xml:space="preserve">           </w:t>
+      </w:r>
+      <w:r>
+        <w:rPr>
+          <w:sz w:val="19"/>
+          <w:szCs w:val="19"/>
+        </w:rPr>
+        <w:t xml:space="preserve"> </w:t>
+      </w:r>
+      <w:r>
+        <w:rPr>
+          <w:sz w:val="19"/>
+          <w:szCs w:val="19"/>
+        </w:rPr>
+        <w:t xml:space="preserve"> reality, but its balance sheet shows old costs. </w:t>
+      </w:r>
+      <w:r>
+        <w:rPr>
+          <w:sz w:val="19"/>
+          <w:szCs w:val="19"/>
+        </w:rPr>
+        <w:t xml:space="preserve">FIFO shows ending inventory close to current cost, but its income includes gains from holding inventory while prices rise. </w:t>
+      </w:r>
+      <w:r>
+        <w:rPr>
+          <w:sz w:val="19"/>
+          <w:szCs w:val="19"/>
+        </w:rPr>
+        <w:t xml:space="preserve">Companies that use LIFO must help readers compare them with FIFO companies. </w:t>
+      </w:r>
+      <w:r>
+        <w:rPr>
+          <w:sz w:val="19"/>
+          <w:szCs w:val="19"/>
+        </w:rPr>
+        <w:t xml:space="preserve">The LIFO reserve is the difference between FIFO (or current cost) inventory and LIFO inventory. </w:t>
       </w:r>
     </w:p>
     <w:tbl>
@@ -10804,7 +12426,7 @@
                 <w:sz w:val="16"/>
                 <w:szCs w:val="16"/>
               </w:rPr>
-              <w:t xml:space="preserve">difference   ·   includes   ·   started   ·   holding   ·   during   ·   relationships   ·   readers   ·   revenues   ·   analyst   ·   LIFO liquidation   ·   economic</w:t>
+              <w:t xml:space="preserve">falling   ·   economic   ·   opposite   ·   cheaper   ·   lowest   ·   strength   ·   profit   ·   relationships   ·   rising   ·   weighted   ·   holding   ·   revenues   ·   different</w:t>
             </w:r>
           </w:p>
         </w:tc>
@@ -10831,7 +12453,7 @@
           <w:sz w:val="16"/>
           <w:szCs w:val="16"/>
         </w:rPr>
-        <w:t xml:space="preserve">      gaps 11–16</w:t>
+        <w:t xml:space="preserve">      gaps 13–20</w:t>
       </w:r>
     </w:p>
     <w:p>
@@ -10844,7 +12466,14 @@
           <w:sz w:val="19"/>
           <w:szCs w:val="19"/>
         </w:rPr>
-        <w:t xml:space="preserve">At an </w:t>
+        <w:t xml:space="preserve">For Orontes, the LIFO reserve at the end of 2025 is $100,000 − $84,000 = $16,000. </w:t>
+      </w:r>
+      <w:r>
+        <w:rPr>
+          <w:sz w:val="19"/>
+          <w:szCs w:val="19"/>
+        </w:rPr>
+        <w:t xml:space="preserve">An </w:t>
       </w:r>
       <w:r>
         <w:rPr>
@@ -10854,7 +12483,7 @@
           <w:sz w:val="15"/>
           <w:szCs w:val="15"/>
         </w:rPr>
-        <w:t xml:space="preserve"> (11) </w:t>
+        <w:t xml:space="preserve"> (13) </w:t>
       </w:r>
       <w:r>
         <w:rPr>
@@ -10862,7 +12491,7 @@
           <w:sz w:val="19"/>
           <w:szCs w:val="19"/>
         </w:rPr>
-        <w:t xml:space="preserve">              </w:t>
+        <w:t xml:space="preserve">           </w:t>
       </w:r>
       <w:r>
         <w:rPr>
@@ -10876,14 +12505,7 @@
           <w:sz w:val="19"/>
           <w:szCs w:val="19"/>
         </w:rPr>
-        <w:t xml:space="preserve"> tax rate of 25%, LIFO saved $4,000 of tax this year. </w:t>
-      </w:r>
-      <w:r>
-        <w:rPr>
-          <w:sz w:val="19"/>
-          <w:szCs w:val="19"/>
-        </w:rPr>
-        <w:t xml:space="preserve">If a LIFO company sells more units than it buys, old </w:t>
+        <w:t xml:space="preserve"> can convert LIFO results to FIFO with two </w:t>
       </w:r>
       <w:r>
         <w:rPr>
@@ -10893,7 +12515,7 @@
           <w:sz w:val="15"/>
           <w:szCs w:val="15"/>
         </w:rPr>
-        <w:t xml:space="preserve"> (12) </w:t>
+        <w:t xml:space="preserve"> (14) </w:t>
       </w:r>
       <w:r>
         <w:rPr>
@@ -10901,7 +12523,7 @@
           <w:sz w:val="19"/>
           <w:szCs w:val="19"/>
         </w:rPr>
-        <w:t xml:space="preserve">           </w:t>
+        <w:t xml:space="preserve">               </w:t>
       </w:r>
       <w:r>
         <w:rPr>
@@ -10915,14 +12537,21 @@
           <w:sz w:val="19"/>
           <w:szCs w:val="19"/>
         </w:rPr>
-        <w:t xml:space="preserve"> layers flow into cost of goods sold. </w:t>
-      </w:r>
-      <w:r>
-        <w:rPr>
-          <w:sz w:val="19"/>
-          <w:szCs w:val="19"/>
-        </w:rPr>
-        <w:t xml:space="preserve">This is not a lasting </w:t>
+        <w:t xml:space="preserve">. </w:t>
+      </w:r>
+      <w:r>
+        <w:rPr>
+          <w:sz w:val="19"/>
+          <w:szCs w:val="19"/>
+        </w:rPr>
+        <w:t xml:space="preserve">FIFO inventory equals LIFO inventory plus the LIFO reserve. </w:t>
+      </w:r>
+      <w:r>
+        <w:rPr>
+          <w:sz w:val="19"/>
+          <w:szCs w:val="19"/>
+        </w:rPr>
+        <w:t xml:space="preserve">FIFO cost of goods sold equals LIFO cost of goods sold minus the increase in the LIFO reserve </w:t>
       </w:r>
       <w:r>
         <w:rPr>
@@ -10932,7 +12561,7 @@
           <w:sz w:val="15"/>
           <w:szCs w:val="15"/>
         </w:rPr>
-        <w:t xml:space="preserve"> (13) </w:t>
+        <w:t xml:space="preserve"> (15) </w:t>
       </w:r>
       <w:r>
         <w:rPr>
@@ -10940,7 +12569,7 @@
           <w:sz w:val="19"/>
           <w:szCs w:val="19"/>
         </w:rPr>
-        <w:t xml:space="preserve">             </w:t>
+        <w:t xml:space="preserve">           </w:t>
       </w:r>
       <w:r>
         <w:rPr>
@@ -10954,7 +12583,14 @@
           <w:sz w:val="19"/>
           <w:szCs w:val="19"/>
         </w:rPr>
-        <w:t xml:space="preserve">, and the company should </w:t>
+        <w:t xml:space="preserve"> the year. </w:t>
+      </w:r>
+      <w:r>
+        <w:rPr>
+          <w:sz w:val="19"/>
+          <w:szCs w:val="19"/>
+        </w:rPr>
+        <w:t xml:space="preserve">Orontes </w:t>
       </w:r>
       <w:r>
         <w:rPr>
@@ -10964,7 +12600,7 @@
           <w:sz w:val="15"/>
           <w:szCs w:val="15"/>
         </w:rPr>
-        <w:t xml:space="preserve"> (14) </w:t>
+        <w:t xml:space="preserve"> (16) </w:t>
       </w:r>
       <w:r>
         <w:rPr>
@@ -10986,14 +12622,14 @@
           <w:sz w:val="19"/>
           <w:szCs w:val="19"/>
         </w:rPr>
-        <w:t xml:space="preserve"> it if it is material. </w:t>
-      </w:r>
-      <w:r>
-        <w:rPr>
-          <w:sz w:val="19"/>
-          <w:szCs w:val="19"/>
-        </w:rPr>
-        <w:t xml:space="preserve">A company that uses LIFO for its tax </w:t>
+        <w:t xml:space="preserve"> the year with no reserve, so the increase is $16,000, and FIFO cost of goods sold is $288,000 − $16,000 = $272,000. </w:t>
+      </w:r>
+      <w:r>
+        <w:rPr>
+          <w:sz w:val="19"/>
+          <w:szCs w:val="19"/>
+        </w:rPr>
+        <w:t xml:space="preserve">At an </w:t>
       </w:r>
       <w:r>
         <w:rPr>
@@ -11003,7 +12639,7 @@
           <w:sz w:val="15"/>
           <w:szCs w:val="15"/>
         </w:rPr>
-        <w:t xml:space="preserve"> (15) </w:t>
+        <w:t xml:space="preserve"> (17) </w:t>
       </w:r>
       <w:r>
         <w:rPr>
@@ -11011,7 +12647,7 @@
           <w:sz w:val="19"/>
           <w:szCs w:val="19"/>
         </w:rPr>
-        <w:t xml:space="preserve">           </w:t>
+        <w:t xml:space="preserve">              </w:t>
       </w:r>
       <w:r>
         <w:rPr>
@@ -11025,7 +12661,14 @@
           <w:sz w:val="19"/>
           <w:szCs w:val="19"/>
         </w:rPr>
-        <w:t xml:space="preserve"> must also use LIFO in its financial </w:t>
+        <w:t xml:space="preserve"> tax rate of 25%, LIFO saved $4,000 of tax this year. </w:t>
+      </w:r>
+      <w:r>
+        <w:rPr>
+          <w:sz w:val="19"/>
+          <w:szCs w:val="19"/>
+        </w:rPr>
+        <w:t xml:space="preserve">If a LIFO company sells more units than it buys, old </w:t>
       </w:r>
       <w:r>
         <w:rPr>
@@ -11035,7 +12678,7 @@
           <w:sz w:val="15"/>
           <w:szCs w:val="15"/>
         </w:rPr>
-        <w:t xml:space="preserve"> (16) </w:t>
+        <w:t xml:space="preserve"> (18) </w:t>
       </w:r>
       <w:r>
         <w:rPr>
@@ -11043,7 +12686,7 @@
           <w:sz w:val="19"/>
           <w:szCs w:val="19"/>
         </w:rPr>
-        <w:t xml:space="preserve">            </w:t>
+        <w:t xml:space="preserve">           </w:t>
       </w:r>
       <w:r>
         <w:rPr>
@@ -11057,14 +12700,92 @@
           <w:sz w:val="19"/>
           <w:szCs w:val="19"/>
         </w:rPr>
-        <w:t xml:space="preserve">. </w:t>
-      </w:r>
-      <w:r>
-        <w:rPr>
-          <w:sz w:val="19"/>
-          <w:szCs w:val="19"/>
-        </w:rPr>
-        <w:t xml:space="preserve">This is why U.S. companies that want the tax benefit of LIFO also report lower LIFO profits to investors. </w:t>
+        <w:t xml:space="preserve"> layers flow into cost of goods sold. </w:t>
+      </w:r>
+      <w:r>
+        <w:rPr>
+          <w:sz w:val="19"/>
+          <w:szCs w:val="19"/>
+        </w:rPr>
+        <w:t xml:space="preserve"/>
+      </w:r>
+      <w:r>
+        <w:rPr>
+          <w:b/>
+          <w:bCs/>
+          <w:color w:val="8186EF"/>
+          <w:sz w:val="15"/>
+          <w:szCs w:val="15"/>
+        </w:rPr>
+        <w:t xml:space="preserve"> (19) </w:t>
+      </w:r>
+      <w:r>
+        <w:rPr>
+          <w:u w:val="single"/>
+          <w:sz w:val="19"/>
+          <w:szCs w:val="19"/>
+        </w:rPr>
+        <w:t xml:space="preserve">           </w:t>
+      </w:r>
+      <w:r>
+        <w:rPr>
+          <w:sz w:val="19"/>
+          <w:szCs w:val="19"/>
+        </w:rPr>
+        <w:t xml:space="preserve"> </w:t>
+      </w:r>
+      <w:r>
+        <w:rPr>
+          <w:sz w:val="19"/>
+          <w:szCs w:val="19"/>
+        </w:rPr>
+        <w:t xml:space="preserve"> rises for one year. </w:t>
+      </w:r>
+      <w:r>
+        <w:rPr>
+          <w:sz w:val="19"/>
+          <w:szCs w:val="19"/>
+        </w:rPr>
+        <w:t xml:space="preserve">This is not a lasting </w:t>
+      </w:r>
+      <w:r>
+        <w:rPr>
+          <w:b/>
+          <w:bCs/>
+          <w:color w:val="8186EF"/>
+          <w:sz w:val="15"/>
+          <w:szCs w:val="15"/>
+        </w:rPr>
+        <w:t xml:space="preserve"> (20) </w:t>
+      </w:r>
+      <w:r>
+        <w:rPr>
+          <w:u w:val="single"/>
+          <w:sz w:val="19"/>
+          <w:szCs w:val="19"/>
+        </w:rPr>
+        <w:t xml:space="preserve">             </w:t>
+      </w:r>
+      <w:r>
+        <w:rPr>
+          <w:sz w:val="19"/>
+          <w:szCs w:val="19"/>
+        </w:rPr>
+        <w:t xml:space="preserve"> </w:t>
+      </w:r>
+      <w:r>
+        <w:rPr>
+          <w:sz w:val="19"/>
+          <w:szCs w:val="19"/>
+        </w:rPr>
+        <w:t xml:space="preserve">, and the company should disclose it if it is material. </w:t>
+      </w:r>
+      <w:r>
+        <w:rPr>
+          <w:sz w:val="19"/>
+          <w:szCs w:val="19"/>
+        </w:rPr>
+        <w:t xml:space="preserve">This is a U.S. tax rule. </w:t>
       </w:r>
     </w:p>
     <w:tbl>
@@ -11122,7 +12843,208 @@
                 <w:sz w:val="16"/>
                 <w:szCs w:val="16"/>
               </w:rPr>
-              <w:t xml:space="preserve">return   ·   low-cost   ·   statements   ·   gross profit   ·   improvement   ·   disclose   ·   illustrative</w:t>
+              <w:t xml:space="preserve">disclose   ·   Income   ·   low-cost   ·   analyst   ·   started   ·   relationships   ·   illustrative   ·   improvement   ·   during</w:t>
+            </w:r>
+          </w:p>
+        </w:tc>
+      </w:tr>
+    </w:tbl>
+    <w:p/>
+    <w:p>
+      <w:pPr>
+        <w:spacing w:before="44" w:after="14"/>
+      </w:pPr>
+      <w:r>
+        <w:rPr>
+          <w:b/>
+          <w:bCs/>
+          <w:color w:val="353A7C"/>
+          <w:sz w:val="18"/>
+          <w:szCs w:val="18"/>
+        </w:rPr>
+        <w:t xml:space="preserve">Summary 3</w:t>
+      </w:r>
+      <w:r>
+        <w:rPr>
+          <w:color w:val="6B7280"/>
+          <w:sz w:val="16"/>
+          <w:szCs w:val="16"/>
+        </w:rPr>
+        <w:t xml:space="preserve">      gaps 21–23</w:t>
+      </w:r>
+    </w:p>
+    <w:p>
+      <w:pPr>
+        <w:spacing w:before="20" w:after="20" w:line="360" w:lineRule="auto"/>
+        <w:ind w:left="200"/>
+      </w:pPr>
+      <w:r>
+        <w:rPr>
+          <w:sz w:val="19"/>
+          <w:szCs w:val="19"/>
+        </w:rPr>
+        <w:t xml:space="preserve">A company that uses LIFO for its tax </w:t>
+      </w:r>
+      <w:r>
+        <w:rPr>
+          <w:b/>
+          <w:bCs/>
+          <w:color w:val="8186EF"/>
+          <w:sz w:val="15"/>
+          <w:szCs w:val="15"/>
+        </w:rPr>
+        <w:t xml:space="preserve"> (21) </w:t>
+      </w:r>
+      <w:r>
+        <w:rPr>
+          <w:u w:val="single"/>
+          <w:sz w:val="19"/>
+          <w:szCs w:val="19"/>
+        </w:rPr>
+        <w:t xml:space="preserve">           </w:t>
+      </w:r>
+      <w:r>
+        <w:rPr>
+          <w:sz w:val="19"/>
+          <w:szCs w:val="19"/>
+        </w:rPr>
+        <w:t xml:space="preserve"> </w:t>
+      </w:r>
+      <w:r>
+        <w:rPr>
+          <w:sz w:val="19"/>
+          <w:szCs w:val="19"/>
+        </w:rPr>
+        <w:t xml:space="preserve"> must also use LIFO in its financial </w:t>
+      </w:r>
+      <w:r>
+        <w:rPr>
+          <w:b/>
+          <w:bCs/>
+          <w:color w:val="8186EF"/>
+          <w:sz w:val="15"/>
+          <w:szCs w:val="15"/>
+        </w:rPr>
+        <w:t xml:space="preserve"> (22) </w:t>
+      </w:r>
+      <w:r>
+        <w:rPr>
+          <w:u w:val="single"/>
+          <w:sz w:val="19"/>
+          <w:szCs w:val="19"/>
+        </w:rPr>
+        <w:t xml:space="preserve">            </w:t>
+      </w:r>
+      <w:r>
+        <w:rPr>
+          <w:sz w:val="19"/>
+          <w:szCs w:val="19"/>
+        </w:rPr>
+        <w:t xml:space="preserve"> </w:t>
+      </w:r>
+      <w:r>
+        <w:rPr>
+          <w:sz w:val="19"/>
+          <w:szCs w:val="19"/>
+        </w:rPr>
+        <w:t xml:space="preserve">. </w:t>
+      </w:r>
+      <w:r>
+        <w:rPr>
+          <w:sz w:val="19"/>
+          <w:szCs w:val="19"/>
+        </w:rPr>
+        <w:t xml:space="preserve">This is why U.S. companies that want the tax benefit of LIFO also report lower LIFO profits to </w:t>
+      </w:r>
+      <w:r>
+        <w:rPr>
+          <w:b/>
+          <w:bCs/>
+          <w:color w:val="8186EF"/>
+          <w:sz w:val="15"/>
+          <w:szCs w:val="15"/>
+        </w:rPr>
+        <w:t xml:space="preserve"> (23) </w:t>
+      </w:r>
+      <w:r>
+        <w:rPr>
+          <w:u w:val="single"/>
+          <w:sz w:val="19"/>
+          <w:szCs w:val="19"/>
+        </w:rPr>
+        <w:t xml:space="preserve">           </w:t>
+      </w:r>
+      <w:r>
+        <w:rPr>
+          <w:sz w:val="19"/>
+          <w:szCs w:val="19"/>
+        </w:rPr>
+        <w:t xml:space="preserve"> </w:t>
+      </w:r>
+      <w:r>
+        <w:rPr>
+          <w:sz w:val="19"/>
+          <w:szCs w:val="19"/>
+        </w:rPr>
+        <w:t xml:space="preserve">. </w:t>
+      </w:r>
+    </w:p>
+    <w:tbl>
+      <w:tblPr>
+        <w:tblW w:type="pct" w:w="100%"/>
+        <w:tblLayout w:type="fixed"/>
+        <w:tblBorders>
+          <w:top w:val="single" w:color="FBFAF6" w:sz="4"/>
+          <w:left w:val="single" w:color="FBFAF6" w:sz="4"/>
+          <w:bottom w:val="single" w:color="FBFAF6" w:sz="4"/>
+          <w:right w:val="single" w:color="FBFAF6" w:sz="4"/>
+          <w:insideH w:val="single" w:color="FBFAF6" w:sz="4"/>
+          <w:insideV w:val="single" w:color="FBFAF6" w:sz="4"/>
+        </w:tblBorders>
+      </w:tblPr>
+      <w:tblGrid>
+        <w:gridCol w:w="9600"/>
+      </w:tblGrid>
+      <w:tr>
+        <w:tc>
+          <w:tcPr>
+            <w:tcW w:type="pct" w:w="5000"/>
+            <w:shd w:fill="FBFAF6" w:val="clear"/>
+            <w:tcMar>
+              <w:top w:type="dxa" w:w="40"/>
+              <w:left w:type="dxa" w:w="100"/>
+              <w:bottom w:type="dxa" w:w="40"/>
+              <w:right w:type="dxa" w:w="100"/>
+            </w:tcMar>
+          </w:tcPr>
+          <w:p>
+            <w:pPr>
+              <w:spacing w:before="18" w:after="6"/>
+            </w:pPr>
+            <w:r>
+              <w:rPr>
+                <w:b/>
+                <w:bCs/>
+                <w:color w:val="6B7280"/>
+                <w:sz w:val="14"/>
+                <w:szCs w:val="14"/>
+              </w:rPr>
+              <w:t xml:space="preserve">word list</w:t>
+            </w:r>
+          </w:p>
+          <w:p>
+            <w:pPr>
+              <w:spacing w:before="0" w:after="18"/>
+            </w:pPr>
+            <w:r>
+              <w:rPr>
+                <w:b/>
+                <w:bCs/>
+                <w:color w:val="353A7C"/>
+                <w:sz w:val="16"/>
+                <w:szCs w:val="16"/>
+              </w:rPr>
+              <w:t xml:space="preserve">low-cost   ·   return   ·   statements   ·   investors</w:t>
             </w:r>
           </w:p>
         </w:tc>
@@ -11178,6 +13100,18 @@
     <w:p/>
     <w:p>
       <w:pPr>
+        <w:pageBreakBefore w:val="true"/>
+        <w:spacing w:after="0"/>
+      </w:pPr>
+      <w:r>
+        <w:rPr>
+          <w:sz w:val="2"/>
+        </w:rPr>
+        <w:t xml:space="preserve"> </w:t>
+      </w:r>
+    </w:p>
+    <w:p>
+      <w:pPr>
         <w:spacing w:before="44" w:after="14"/>
       </w:pPr>
       <w:r>
@@ -11188,7 +13122,7 @@
           <w:sz w:val="18"/>
           <w:szCs w:val="18"/>
         </w:rPr>
-        <w:t xml:space="preserve">Summary 3</w:t>
+        <w:t xml:space="preserve">Summary 4</w:t>
       </w:r>
       <w:r>
         <w:rPr>
@@ -11196,7 +13130,7 @@
           <w:sz w:val="16"/>
           <w:szCs w:val="16"/>
         </w:rPr>
-        <w:t xml:space="preserve">      gaps 17–20</w:t>
+        <w:t xml:space="preserve">      gaps 24–27</w:t>
       </w:r>
     </w:p>
     <w:p>
@@ -11219,7 +13153,7 @@
           <w:sz w:val="15"/>
           <w:szCs w:val="15"/>
         </w:rPr>
-        <w:t xml:space="preserve"> (17) </w:t>
+        <w:t xml:space="preserve"> (24) </w:t>
       </w:r>
       <w:r>
         <w:rPr>
@@ -11258,7 +13192,7 @@
           <w:sz w:val="15"/>
           <w:szCs w:val="15"/>
         </w:rPr>
-        <w:t xml:space="preserve"> (18) </w:t>
+        <w:t xml:space="preserve"> (25) </w:t>
       </w:r>
       <w:r>
         <w:rPr>
@@ -11297,7 +13231,7 @@
           <w:sz w:val="15"/>
           <w:szCs w:val="15"/>
         </w:rPr>
-        <w:t xml:space="preserve"> (19) </w:t>
+        <w:t xml:space="preserve"> (26) </w:t>
       </w:r>
       <w:r>
         <w:rPr>
@@ -11336,7 +13270,7 @@
           <w:sz w:val="15"/>
           <w:szCs w:val="15"/>
         </w:rPr>
-        <w:t xml:space="preserve"> (20) </w:t>
+        <w:t xml:space="preserve"> (27) </w:t>
       </w:r>
       <w:r>
         <w:rPr>
@@ -11423,7 +13357,7 @@
                 <w:sz w:val="16"/>
                 <w:szCs w:val="16"/>
               </w:rPr>
-              <w:t xml:space="preserve">business   ·   rising   ·   SUBTRACT   ·   LIFO conformity rule   ·   liquidation</w:t>
+              <w:t xml:space="preserve">business   ·   SUBTRACT   ·   holding   ·   rising   ·   liquidation</w:t>
             </w:r>
           </w:p>
         </w:tc>
@@ -11489,7 +13423,7 @@
           <w:sz w:val="18"/>
           <w:szCs w:val="18"/>
         </w:rPr>
-        <w:t xml:space="preserve">Summary 4</w:t>
+        <w:t xml:space="preserve">Summary 5</w:t>
       </w:r>
       <w:r>
         <w:rPr>
@@ -11497,7 +13431,7 @@
           <w:sz w:val="16"/>
           <w:szCs w:val="16"/>
         </w:rPr>
-        <w:t xml:space="preserve">      gaps 21–22</w:t>
+        <w:t xml:space="preserve">      gaps 28–29</w:t>
       </w:r>
     </w:p>
     <w:p>
@@ -11510,7 +13444,7 @@
           <w:sz w:val="19"/>
           <w:szCs w:val="19"/>
         </w:rPr>
-        <w:t xml:space="preserve">The LIFO reserve is not an equity reserve (احتياطي in the equity section, or réserve in French </w:t>
+        <w:t xml:space="preserve">The LIFO reserve is not an </w:t>
       </w:r>
       <w:r>
         <w:rPr>
@@ -11520,7 +13454,7 @@
           <w:sz w:val="15"/>
           <w:szCs w:val="15"/>
         </w:rPr>
-        <w:t xml:space="preserve"> (21) </w:t>
+        <w:t xml:space="preserve"> (28) </w:t>
       </w:r>
       <w:r>
         <w:rPr>
@@ -11542,7 +13476,7 @@
           <w:sz w:val="19"/>
           <w:szCs w:val="19"/>
         </w:rPr>
-        <w:t xml:space="preserve">). </w:t>
+        <w:t xml:space="preserve"> reserve. </w:t>
       </w:r>
       <w:r>
         <w:rPr>
@@ -11559,7 +13493,7 @@
           <w:sz w:val="15"/>
           <w:szCs w:val="15"/>
         </w:rPr>
-        <w:t xml:space="preserve"> (22) </w:t>
+        <w:t xml:space="preserve"> (29) </w:t>
       </w:r>
       <w:r>
         <w:rPr>
@@ -11646,25 +13580,13 @@
                 <w:sz w:val="16"/>
                 <w:szCs w:val="16"/>
               </w:rPr>
-              <w:t xml:space="preserve">LIFO conformity rule   ·   accounts   ·   inventory</w:t>
+              <w:t xml:space="preserve">matches   ·   inventory   ·   equity</w:t>
             </w:r>
           </w:p>
         </w:tc>
       </w:tr>
     </w:tbl>
     <w:p/>
-    <w:p>
-      <w:pPr>
-        <w:pageBreakBefore w:val="true"/>
-        <w:spacing w:after="0"/>
-      </w:pPr>
-      <w:r>
-        <w:rPr>
-          <w:sz w:val="2"/>
-        </w:rPr>
-        <w:t xml:space="preserve"> </w:t>
-      </w:r>
-    </w:p>
     <w:p>
       <w:pPr>
         <w:spacing w:before="44" w:after="10"/>
@@ -11794,7 +13716,7 @@
                 <w:sz w:val="16"/>
                 <w:szCs w:val="16"/>
               </w:rPr>
-              <w:t xml:space="preserve">goods in transit   ·   LIFO conformity rule   ·   LIFO reserve</w:t>
+              <w:t xml:space="preserve">specific identification   ·   LIFO conformity rule   ·   LIFO reserve</w:t>
             </w:r>
           </w:p>
         </w:tc>
@@ -12205,7 +14127,7 @@
                 <w:sz w:val="16"/>
                 <w:szCs w:val="16"/>
               </w:rPr>
-              <w:t xml:space="preserve">revenues</w:t>
+              <w:t xml:space="preserve">rising</w:t>
             </w:r>
           </w:p>
         </w:tc>
@@ -12231,14 +14153,14 @@
                 <w:sz w:val="16"/>
                 <w:szCs w:val="16"/>
               </w:rPr>
-              <w:t xml:space="preserve">13  </w:t>
-            </w:r>
-            <w:r>
-              <w:rPr>
-                <w:sz w:val="16"/>
-                <w:szCs w:val="16"/>
-              </w:rPr>
-              <w:t xml:space="preserve">improvement</w:t>
+              <w:t xml:space="preserve">17  </w:t>
+            </w:r>
+            <w:r>
+              <w:rPr>
+                <w:sz w:val="16"/>
+                <w:szCs w:val="16"/>
+              </w:rPr>
+              <w:t xml:space="preserve">illustrative</w:t>
             </w:r>
           </w:p>
         </w:tc>
@@ -12273,7 +14195,7 @@
                 <w:sz w:val="16"/>
                 <w:szCs w:val="16"/>
               </w:rPr>
-              <w:t xml:space="preserve">economic</w:t>
+              <w:t xml:space="preserve">different</w:t>
             </w:r>
           </w:p>
         </w:tc>
@@ -12299,14 +14221,14 @@
                 <w:sz w:val="16"/>
                 <w:szCs w:val="16"/>
               </w:rPr>
-              <w:t xml:space="preserve">14  </w:t>
-            </w:r>
-            <w:r>
-              <w:rPr>
-                <w:sz w:val="16"/>
-                <w:szCs w:val="16"/>
-              </w:rPr>
-              <w:t xml:space="preserve">disclose</w:t>
+              <w:t xml:space="preserve">18  </w:t>
+            </w:r>
+            <w:r>
+              <w:rPr>
+                <w:sz w:val="16"/>
+                <w:szCs w:val="16"/>
+              </w:rPr>
+              <w:t xml:space="preserve">low-cost</w:t>
             </w:r>
           </w:p>
         </w:tc>
@@ -12341,7 +14263,7 @@
                 <w:sz w:val="16"/>
                 <w:szCs w:val="16"/>
               </w:rPr>
-              <w:t xml:space="preserve">includes</w:t>
+              <w:t xml:space="preserve">cheaper</w:t>
             </w:r>
           </w:p>
         </w:tc>
@@ -12367,14 +14289,14 @@
                 <w:sz w:val="16"/>
                 <w:szCs w:val="16"/>
               </w:rPr>
-              <w:t xml:space="preserve">15  </w:t>
-            </w:r>
-            <w:r>
-              <w:rPr>
-                <w:sz w:val="16"/>
-                <w:szCs w:val="16"/>
-              </w:rPr>
-              <w:t xml:space="preserve">return</w:t>
+              <w:t xml:space="preserve">19  </w:t>
+            </w:r>
+            <w:r>
+              <w:rPr>
+                <w:sz w:val="16"/>
+                <w:szCs w:val="16"/>
+              </w:rPr>
+              <w:t xml:space="preserve">Income</w:t>
             </w:r>
           </w:p>
         </w:tc>
@@ -12409,7 +14331,7 @@
                 <w:sz w:val="16"/>
                 <w:szCs w:val="16"/>
               </w:rPr>
-              <w:t xml:space="preserve">holding</w:t>
+              <w:t xml:space="preserve">lowest</w:t>
             </w:r>
           </w:p>
         </w:tc>
@@ -12435,14 +14357,14 @@
                 <w:sz w:val="16"/>
                 <w:szCs w:val="16"/>
               </w:rPr>
-              <w:t xml:space="preserve">16  </w:t>
-            </w:r>
-            <w:r>
-              <w:rPr>
-                <w:sz w:val="16"/>
-                <w:szCs w:val="16"/>
-              </w:rPr>
-              <w:t xml:space="preserve">statements</w:t>
+              <w:t xml:space="preserve">20  </w:t>
+            </w:r>
+            <w:r>
+              <w:rPr>
+                <w:sz w:val="16"/>
+                <w:szCs w:val="16"/>
+              </w:rPr>
+              <w:t xml:space="preserve">improvement</w:t>
             </w:r>
           </w:p>
         </w:tc>
@@ -12477,7 +14399,7 @@
                 <w:sz w:val="16"/>
                 <w:szCs w:val="16"/>
               </w:rPr>
-              <w:t xml:space="preserve">readers</w:t>
+              <w:t xml:space="preserve">profit</w:t>
             </w:r>
           </w:p>
         </w:tc>
@@ -12503,14 +14425,14 @@
                 <w:sz w:val="16"/>
                 <w:szCs w:val="16"/>
               </w:rPr>
-              <w:t xml:space="preserve">17  </w:t>
-            </w:r>
-            <w:r>
-              <w:rPr>
-                <w:sz w:val="16"/>
-                <w:szCs w:val="16"/>
-              </w:rPr>
-              <w:t xml:space="preserve">SUBTRACT</w:t>
+              <w:t xml:space="preserve">21  </w:t>
+            </w:r>
+            <w:r>
+              <w:rPr>
+                <w:sz w:val="16"/>
+                <w:szCs w:val="16"/>
+              </w:rPr>
+              <w:t xml:space="preserve">return</w:t>
             </w:r>
           </w:p>
         </w:tc>
@@ -12545,7 +14467,7 @@
                 <w:sz w:val="16"/>
                 <w:szCs w:val="16"/>
               </w:rPr>
-              <w:t xml:space="preserve">difference</w:t>
+              <w:t xml:space="preserve">opposite</w:t>
             </w:r>
           </w:p>
         </w:tc>
@@ -12571,14 +14493,14 @@
                 <w:sz w:val="16"/>
                 <w:szCs w:val="16"/>
               </w:rPr>
-              <w:t xml:space="preserve">18  </w:t>
-            </w:r>
-            <w:r>
-              <w:rPr>
-                <w:sz w:val="16"/>
-                <w:szCs w:val="16"/>
-              </w:rPr>
-              <w:t xml:space="preserve">rising</w:t>
+              <w:t xml:space="preserve">22  </w:t>
+            </w:r>
+            <w:r>
+              <w:rPr>
+                <w:sz w:val="16"/>
+                <w:szCs w:val="16"/>
+              </w:rPr>
+              <w:t xml:space="preserve">statements</w:t>
             </w:r>
           </w:p>
         </w:tc>
@@ -12613,7 +14535,7 @@
                 <w:sz w:val="16"/>
                 <w:szCs w:val="16"/>
               </w:rPr>
-              <w:t xml:space="preserve">analyst</w:t>
+              <w:t xml:space="preserve">weighted</w:t>
             </w:r>
           </w:p>
         </w:tc>
@@ -12639,14 +14561,14 @@
                 <w:sz w:val="16"/>
                 <w:szCs w:val="16"/>
               </w:rPr>
-              <w:t xml:space="preserve">19  </w:t>
-            </w:r>
-            <w:r>
-              <w:rPr>
-                <w:sz w:val="16"/>
-                <w:szCs w:val="16"/>
-              </w:rPr>
-              <w:t xml:space="preserve">liquidation</w:t>
+              <w:t xml:space="preserve">23  </w:t>
+            </w:r>
+            <w:r>
+              <w:rPr>
+                <w:sz w:val="16"/>
+                <w:szCs w:val="16"/>
+              </w:rPr>
+              <w:t xml:space="preserve">investors</w:t>
             </w:r>
           </w:p>
         </w:tc>
@@ -12681,7 +14603,7 @@
                 <w:sz w:val="16"/>
                 <w:szCs w:val="16"/>
               </w:rPr>
-              <w:t xml:space="preserve">relationships</w:t>
+              <w:t xml:space="preserve">falling</w:t>
             </w:r>
           </w:p>
         </w:tc>
@@ -12707,14 +14629,14 @@
                 <w:sz w:val="16"/>
                 <w:szCs w:val="16"/>
               </w:rPr>
-              <w:t xml:space="preserve">20  </w:t>
-            </w:r>
-            <w:r>
-              <w:rPr>
-                <w:sz w:val="16"/>
-                <w:szCs w:val="16"/>
-              </w:rPr>
-              <w:t xml:space="preserve">business</w:t>
+              <w:t xml:space="preserve">24  </w:t>
+            </w:r>
+            <w:r>
+              <w:rPr>
+                <w:sz w:val="16"/>
+                <w:szCs w:val="16"/>
+              </w:rPr>
+              <w:t xml:space="preserve">SUBTRACT</w:t>
             </w:r>
           </w:p>
         </w:tc>
@@ -12749,7 +14671,7 @@
                 <w:sz w:val="16"/>
                 <w:szCs w:val="16"/>
               </w:rPr>
-              <w:t xml:space="preserve">during</w:t>
+              <w:t xml:space="preserve">relationships</w:t>
             </w:r>
           </w:p>
         </w:tc>
@@ -12775,14 +14697,14 @@
                 <w:sz w:val="16"/>
                 <w:szCs w:val="16"/>
               </w:rPr>
-              <w:t xml:space="preserve">21  </w:t>
-            </w:r>
-            <w:r>
-              <w:rPr>
-                <w:sz w:val="16"/>
-                <w:szCs w:val="16"/>
-              </w:rPr>
-              <w:t xml:space="preserve">accounts</w:t>
+              <w:t xml:space="preserve">25  </w:t>
+            </w:r>
+            <w:r>
+              <w:rPr>
+                <w:sz w:val="16"/>
+                <w:szCs w:val="16"/>
+              </w:rPr>
+              <w:t xml:space="preserve">rising</w:t>
             </w:r>
           </w:p>
         </w:tc>
@@ -12817,7 +14739,7 @@
                 <w:sz w:val="16"/>
                 <w:szCs w:val="16"/>
               </w:rPr>
-              <w:t xml:space="preserve">started</w:t>
+              <w:t xml:space="preserve">strength</w:t>
             </w:r>
           </w:p>
         </w:tc>
@@ -12843,14 +14765,14 @@
                 <w:sz w:val="16"/>
                 <w:szCs w:val="16"/>
               </w:rPr>
-              <w:t xml:space="preserve">22  </w:t>
-            </w:r>
-            <w:r>
-              <w:rPr>
-                <w:sz w:val="16"/>
-                <w:szCs w:val="16"/>
-              </w:rPr>
-              <w:t xml:space="preserve">inventory</w:t>
+              <w:t xml:space="preserve">26  </w:t>
+            </w:r>
+            <w:r>
+              <w:rPr>
+                <w:sz w:val="16"/>
+                <w:szCs w:val="16"/>
+              </w:rPr>
+              <w:t xml:space="preserve">liquidation</w:t>
             </w:r>
           </w:p>
         </w:tc>
@@ -12885,7 +14807,7 @@
                 <w:sz w:val="16"/>
                 <w:szCs w:val="16"/>
               </w:rPr>
-              <w:t xml:space="preserve">illustrative</w:t>
+              <w:t xml:space="preserve">revenues</w:t>
             </w:r>
           </w:p>
         </w:tc>
@@ -12911,14 +14833,14 @@
                 <w:sz w:val="16"/>
                 <w:szCs w:val="16"/>
               </w:rPr>
-              <w:t xml:space="preserve">23  </w:t>
-            </w:r>
-            <w:r>
-              <w:rPr>
-                <w:sz w:val="16"/>
-                <w:szCs w:val="16"/>
-              </w:rPr>
-              <w:t xml:space="preserve">LIFO reserve</w:t>
+              <w:t xml:space="preserve">27  </w:t>
+            </w:r>
+            <w:r>
+              <w:rPr>
+                <w:sz w:val="16"/>
+                <w:szCs w:val="16"/>
+              </w:rPr>
+              <w:t xml:space="preserve">business</w:t>
             </w:r>
           </w:p>
         </w:tc>
@@ -12953,7 +14875,7 @@
                 <w:sz w:val="16"/>
                 <w:szCs w:val="16"/>
               </w:rPr>
-              <w:t xml:space="preserve">low-cost</w:t>
+              <w:t xml:space="preserve">economic</w:t>
             </w:r>
           </w:p>
         </w:tc>
@@ -12979,7 +14901,211 @@
                 <w:sz w:val="16"/>
                 <w:szCs w:val="16"/>
               </w:rPr>
-              <w:t xml:space="preserve">24  </w:t>
+              <w:t xml:space="preserve">28  </w:t>
+            </w:r>
+            <w:r>
+              <w:rPr>
+                <w:sz w:val="16"/>
+                <w:szCs w:val="16"/>
+              </w:rPr>
+              <w:t xml:space="preserve">equity</w:t>
+            </w:r>
+          </w:p>
+        </w:tc>
+      </w:tr>
+      <w:tr>
+        <w:tc>
+          <w:tcPr>
+            <w:tcW w:type="pct" w:w="2500"/>
+            <w:tcMar>
+              <w:top w:type="dxa" w:w="20"/>
+              <w:left w:type="dxa" w:w="80"/>
+              <w:bottom w:type="dxa" w:w="20"/>
+              <w:right w:type="dxa" w:w="80"/>
+            </w:tcMar>
+          </w:tcPr>
+          <w:p>
+            <w:pPr>
+              <w:spacing w:before="12" w:after="12"/>
+            </w:pPr>
+            <w:r>
+              <w:rPr>
+                <w:b/>
+                <w:bCs/>
+                <w:color w:val="8186EF"/>
+                <w:sz w:val="16"/>
+                <w:szCs w:val="16"/>
+              </w:rPr>
+              <w:t xml:space="preserve">13  </w:t>
+            </w:r>
+            <w:r>
+              <w:rPr>
+                <w:sz w:val="16"/>
+                <w:szCs w:val="16"/>
+              </w:rPr>
+              <w:t xml:space="preserve">analyst</w:t>
+            </w:r>
+          </w:p>
+        </w:tc>
+        <w:tc>
+          <w:tcPr>
+            <w:tcW w:type="pct" w:w="2500"/>
+            <w:tcMar>
+              <w:top w:type="dxa" w:w="20"/>
+              <w:left w:type="dxa" w:w="80"/>
+              <w:bottom w:type="dxa" w:w="20"/>
+              <w:right w:type="dxa" w:w="80"/>
+            </w:tcMar>
+          </w:tcPr>
+          <w:p>
+            <w:pPr>
+              <w:spacing w:before="12" w:after="12"/>
+            </w:pPr>
+            <w:r>
+              <w:rPr>
+                <w:b/>
+                <w:bCs/>
+                <w:color w:val="8186EF"/>
+                <w:sz w:val="16"/>
+                <w:szCs w:val="16"/>
+              </w:rPr>
+              <w:t xml:space="preserve">29  </w:t>
+            </w:r>
+            <w:r>
+              <w:rPr>
+                <w:sz w:val="16"/>
+                <w:szCs w:val="16"/>
+              </w:rPr>
+              <w:t xml:space="preserve">inventory</w:t>
+            </w:r>
+          </w:p>
+        </w:tc>
+      </w:tr>
+      <w:tr>
+        <w:tc>
+          <w:tcPr>
+            <w:tcW w:type="pct" w:w="2500"/>
+            <w:tcMar>
+              <w:top w:type="dxa" w:w="20"/>
+              <w:left w:type="dxa" w:w="80"/>
+              <w:bottom w:type="dxa" w:w="20"/>
+              <w:right w:type="dxa" w:w="80"/>
+            </w:tcMar>
+          </w:tcPr>
+          <w:p>
+            <w:pPr>
+              <w:spacing w:before="12" w:after="12"/>
+            </w:pPr>
+            <w:r>
+              <w:rPr>
+                <w:b/>
+                <w:bCs/>
+                <w:color w:val="8186EF"/>
+                <w:sz w:val="16"/>
+                <w:szCs w:val="16"/>
+              </w:rPr>
+              <w:t xml:space="preserve">14  </w:t>
+            </w:r>
+            <w:r>
+              <w:rPr>
+                <w:sz w:val="16"/>
+                <w:szCs w:val="16"/>
+              </w:rPr>
+              <w:t xml:space="preserve">relationships</w:t>
+            </w:r>
+          </w:p>
+        </w:tc>
+        <w:tc>
+          <w:tcPr>
+            <w:tcW w:type="pct" w:w="2500"/>
+            <w:tcMar>
+              <w:top w:type="dxa" w:w="20"/>
+              <w:left w:type="dxa" w:w="80"/>
+              <w:bottom w:type="dxa" w:w="20"/>
+              <w:right w:type="dxa" w:w="80"/>
+            </w:tcMar>
+          </w:tcPr>
+          <w:p>
+            <w:pPr>
+              <w:spacing w:before="12" w:after="12"/>
+            </w:pPr>
+            <w:r>
+              <w:rPr>
+                <w:b/>
+                <w:bCs/>
+                <w:color w:val="8186EF"/>
+                <w:sz w:val="16"/>
+                <w:szCs w:val="16"/>
+              </w:rPr>
+              <w:t xml:space="preserve">30  </w:t>
+            </w:r>
+            <w:r>
+              <w:rPr>
+                <w:sz w:val="16"/>
+                <w:szCs w:val="16"/>
+              </w:rPr>
+              <w:t xml:space="preserve">LIFO reserve</w:t>
+            </w:r>
+          </w:p>
+        </w:tc>
+      </w:tr>
+      <w:tr>
+        <w:tc>
+          <w:tcPr>
+            <w:tcW w:type="pct" w:w="2500"/>
+            <w:tcMar>
+              <w:top w:type="dxa" w:w="20"/>
+              <w:left w:type="dxa" w:w="80"/>
+              <w:bottom w:type="dxa" w:w="20"/>
+              <w:right w:type="dxa" w:w="80"/>
+            </w:tcMar>
+          </w:tcPr>
+          <w:p>
+            <w:pPr>
+              <w:spacing w:before="12" w:after="12"/>
+            </w:pPr>
+            <w:r>
+              <w:rPr>
+                <w:b/>
+                <w:bCs/>
+                <w:color w:val="8186EF"/>
+                <w:sz w:val="16"/>
+                <w:szCs w:val="16"/>
+              </w:rPr>
+              <w:t xml:space="preserve">15  </w:t>
+            </w:r>
+            <w:r>
+              <w:rPr>
+                <w:sz w:val="16"/>
+                <w:szCs w:val="16"/>
+              </w:rPr>
+              <w:t xml:space="preserve">during</w:t>
+            </w:r>
+          </w:p>
+        </w:tc>
+        <w:tc>
+          <w:tcPr>
+            <w:tcW w:type="pct" w:w="2500"/>
+            <w:tcMar>
+              <w:top w:type="dxa" w:w="20"/>
+              <w:left w:type="dxa" w:w="80"/>
+              <w:bottom w:type="dxa" w:w="20"/>
+              <w:right w:type="dxa" w:w="80"/>
+            </w:tcMar>
+          </w:tcPr>
+          <w:p>
+            <w:pPr>
+              <w:spacing w:before="12" w:after="12"/>
+            </w:pPr>
+            <w:r>
+              <w:rPr>
+                <w:b/>
+                <w:bCs/>
+                <w:color w:val="8186EF"/>
+                <w:sz w:val="16"/>
+                <w:szCs w:val="16"/>
+              </w:rPr>
+              <w:t xml:space="preserve">31  </w:t>
             </w:r>
             <w:r>
               <w:rPr>
@@ -12987,6 +15113,64 @@
                 <w:szCs w:val="16"/>
               </w:rPr>
               <w:t xml:space="preserve">LIFO conformity rule</w:t>
+            </w:r>
+          </w:p>
+        </w:tc>
+      </w:tr>
+      <w:tr>
+        <w:tc>
+          <w:tcPr>
+            <w:tcW w:type="pct" w:w="2500"/>
+            <w:tcMar>
+              <w:top w:type="dxa" w:w="20"/>
+              <w:left w:type="dxa" w:w="80"/>
+              <w:bottom w:type="dxa" w:w="20"/>
+              <w:right w:type="dxa" w:w="80"/>
+            </w:tcMar>
+          </w:tcPr>
+          <w:p>
+            <w:pPr>
+              <w:spacing w:before="12" w:after="12"/>
+            </w:pPr>
+            <w:r>
+              <w:rPr>
+                <w:b/>
+                <w:bCs/>
+                <w:color w:val="8186EF"/>
+                <w:sz w:val="16"/>
+                <w:szCs w:val="16"/>
+              </w:rPr>
+              <w:t xml:space="preserve">16  </w:t>
+            </w:r>
+            <w:r>
+              <w:rPr>
+                <w:sz w:val="16"/>
+                <w:szCs w:val="16"/>
+              </w:rPr>
+              <w:t xml:space="preserve">started</w:t>
+            </w:r>
+          </w:p>
+        </w:tc>
+        <w:tc>
+          <w:tcPr>
+            <w:tcW w:type="pct" w:w="2500"/>
+            <w:tcMar>
+              <w:top w:type="dxa" w:w="20"/>
+              <w:left w:type="dxa" w:w="80"/>
+              <w:bottom w:type="dxa" w:w="20"/>
+              <w:right w:type="dxa" w:w="80"/>
+            </w:tcMar>
+          </w:tcPr>
+          <w:p>
+            <w:pPr>
+              <w:spacing w:before="24" w:after="24"/>
+            </w:pPr>
+            <w:r>
+              <w:rPr>
+                <w:sz w:val="16"/>
+                <w:szCs w:val="16"/>
+              </w:rPr>
+              <w:t xml:space="preserve"/>
             </w:r>
           </w:p>
         </w:tc>
@@ -13029,7 +15213,7 @@
           <w:sz w:val="15"/>
           <w:szCs w:val="15"/>
         </w:rPr>
-        <w:t xml:space="preserve">LIFO matches current costs with current revenues, so its income is closer to current economic reality, but its balance sheet shows old costs. FIFO shows ending inventory close to current cost, but its income includes gains from holding inventory while prices rise. Companies that use LIFO must help readers compare them with FIFO companies. The LIFO reserve is the difference between FIFO (or current cost) inventory and LIFO inventory. For Orontes, the LIFO reserve at the end of 2025 is $100,000 − $84,000 = $16,000. An analyst can convert LIFO results to FIFO with two relationships. FIFO inventory equals LIFO inventory plus the LIFO reserve. FIFO cost of goods sold equals LIFO cost of goods sold minus the increase in the LIFO reserve during the year. Orontes started the year with no reserve, so the increase is $16,000, and FIFO cost of goods sold is $288,000 − $16,000 = $272,000.</w:t>
+        <w:t xml:space="preserve">When prices are rising, the methods give very different results. FIFO puts the old, cheaper costs into cost of goods sold. So FIFO gives the lowest cost of goods sold, the highest gross profit, the highest income tax and the highest ending inventory. LIFO gives the opposite. The weighted average falls in between. When prices are falling, all these relationships reverse. Each method has a strength. LIFO matches current costs with current revenues, so its income is closer to current economic reality, but its balance sheet shows old costs. FIFO shows ending inventory close to current cost, but its income includes gains from holding inventory while prices rise. Companies that use LIFO must help readers compare them with FIFO companies. The LIFO reserve is the difference between FIFO (or current cost) inventory and LIFO inventory.</w:t>
       </w:r>
     </w:p>
     <w:p>
@@ -13053,7 +15237,7 @@
           <w:sz w:val="15"/>
           <w:szCs w:val="15"/>
         </w:rPr>
-        <w:t xml:space="preserve">At an illustrative tax rate of 25%, LIFO saved $4,000 of tax this year. If a LIFO company sells more units than it buys, old low-cost layers flow into cost of goods sold. This is not a lasting improvement, and the company should disclose it if it is material. A company that uses LIFO for its tax return must also use LIFO in its financial statements. This is why U.S. companies that want the tax benefit of LIFO also report lower LIFO profits to investors.</w:t>
+        <w:t xml:space="preserve">For Orontes, the LIFO reserve at the end of 2025 is $100,000 − $84,000 = $16,000. An analyst can convert LIFO results to FIFO with two relationships. FIFO inventory equals LIFO inventory plus the LIFO reserve. FIFO cost of goods sold equals LIFO cost of goods sold minus the increase in the LIFO reserve during the year. Orontes started the year with no reserve, so the increase is $16,000, and FIFO cost of goods sold is $288,000 − $16,000 = $272,000. At an illustrative tax rate of 25%, LIFO saved $4,000 of tax this year. If a LIFO company sells more units than it buys, old low-cost layers flow into cost of goods sold. Income rises for one year. This is not a lasting improvement, and the company should disclose it if it is material. This is a U.S. tax rule.</w:t>
       </w:r>
     </w:p>
     <w:p>
@@ -13077,7 +15261,7 @@
           <w:sz w:val="15"/>
           <w:szCs w:val="15"/>
         </w:rPr>
-        <w:t xml:space="preserve">To get FIFO cost of goods sold, SUBTRACT the increase in the LIFO reserve from LIFO cost of goods sold. In rising prices, LIFO gives LOWER income and LOWER taxes, not higher. A LIFO liquidation raises income once. Do not treat it as a better business. Periodic and perpetual LIFO give different answers.</w:t>
+        <w:t xml:space="preserve">A company that uses LIFO for its tax return must also use LIFO in its financial statements. This is why U.S. companies that want the tax benefit of LIFO also report lower LIFO profits to investors.</w:t>
       </w:r>
     </w:p>
     <w:p>
@@ -13101,7 +15285,31 @@
           <w:sz w:val="15"/>
           <w:szCs w:val="15"/>
         </w:rPr>
-        <w:t xml:space="preserve">The LIFO reserve is not an equity reserve (احتياطي in the equity section, or réserve in French accounts). It is only the difference between two inventory amounts. It is sometimes called the LIFO allowance or revaluation to LIFO.</w:t>
+        <w:t xml:space="preserve">To get FIFO cost of goods sold, SUBTRACT the increase in the LIFO reserve from LIFO cost of goods sold. In rising prices, LIFO gives LOWER income and LOWER taxes, not higher. A LIFO liquidation raises income once. Do not treat it as a better business. Periodic and perpetual LIFO give different answers.</w:t>
+      </w:r>
+    </w:p>
+    <w:p>
+      <w:pPr>
+        <w:spacing w:before="20" w:after="20"/>
+        <w:ind w:left="240" w:hanging="240"/>
+      </w:pPr>
+      <w:r>
+        <w:rPr>
+          <w:b/>
+          <w:bCs/>
+          <w:color w:val="353A7C"/>
+          <w:sz w:val="15"/>
+          <w:szCs w:val="15"/>
+        </w:rPr>
+        <w:t xml:space="preserve">Summary 5   </w:t>
+      </w:r>
+      <w:r>
+        <w:rPr>
+          <w:color w:val="6B7280"/>
+          <w:sz w:val="15"/>
+          <w:szCs w:val="15"/>
+        </w:rPr>
+        <w:t xml:space="preserve">The LIFO reserve is not an equity reserve. It is only the difference between two inventory amounts. It is sometimes called the LIFO allowance or revaluation to LIFO.</w:t>
       </w:r>
     </w:p>
     <w:p>
@@ -13208,7 +15416,7 @@
           <w:sz w:val="16"/>
           <w:szCs w:val="16"/>
         </w:rPr>
-        <w:t xml:space="preserve">      gaps 1–11</w:t>
+        <w:t xml:space="preserve">      gaps 1–9</w:t>
       </w:r>
     </w:p>
     <w:p>
@@ -13253,7 +15461,21 @@
           <w:sz w:val="19"/>
           <w:szCs w:val="19"/>
         </w:rPr>
-        <w:t xml:space="preserve"> on the count: beginning inventory plus </w:t>
+        <w:t xml:space="preserve"> on the count: beginning inventory plus purchases minus ending inventory. </w:t>
+      </w:r>
+      <w:r>
+        <w:rPr>
+          <w:sz w:val="19"/>
+          <w:szCs w:val="19"/>
+        </w:rPr>
+        <w:t xml:space="preserve">If ending inventory is wrong, cost of goods sold is wrong in the same year. </w:t>
+      </w:r>
+      <w:r>
+        <w:rPr>
+          <w:sz w:val="19"/>
+          <w:szCs w:val="19"/>
+        </w:rPr>
+        <w:t xml:space="preserve">And </w:t>
       </w:r>
       <w:r>
         <w:rPr>
@@ -13285,21 +15507,14 @@
           <w:sz w:val="19"/>
           <w:szCs w:val="19"/>
         </w:rPr>
-        <w:t xml:space="preserve"> minus ending inventory. </w:t>
-      </w:r>
-      <w:r>
-        <w:rPr>
-          <w:sz w:val="19"/>
-          <w:szCs w:val="19"/>
-        </w:rPr>
-        <w:t xml:space="preserve">If ending inventory is wrong, cost of goods sold is wrong in the same year. </w:t>
-      </w:r>
-      <w:r>
-        <w:rPr>
-          <w:sz w:val="19"/>
-          <w:szCs w:val="19"/>
-        </w:rPr>
-        <w:t xml:space="preserve">And </w:t>
+        <w:t xml:space="preserve"> this year's ending inventory is next year's beginning inventory, the error moves into the next year too. </w:t>
+      </w:r>
+      <w:r>
+        <w:rPr>
+          <w:sz w:val="19"/>
+          <w:szCs w:val="19"/>
+        </w:rPr>
+        <w:t xml:space="preserve">At the end of 2025, </w:t>
       </w:r>
       <w:r>
         <w:rPr>
@@ -13331,14 +15546,28 @@
           <w:sz w:val="19"/>
           <w:szCs w:val="19"/>
         </w:rPr>
-        <w:t xml:space="preserve"> this year's ending inventory is next year's beginning inventory, the error moves into the next year too. </w:t>
-      </w:r>
-      <w:r>
-        <w:rPr>
-          <w:sz w:val="19"/>
-          <w:szCs w:val="19"/>
-        </w:rPr>
-        <w:t xml:space="preserve">Over the two years, the two </w:t>
+        <w:t xml:space="preserve"> counted some goods twice, so ending inventory was overstated by 40 (USD 000). </w:t>
+      </w:r>
+      <w:r>
+        <w:rPr>
+          <w:sz w:val="19"/>
+          <w:szCs w:val="19"/>
+        </w:rPr>
+        <w:t xml:space="preserve">Cost of goods sold was understated by 40, so pretax income was overstated by 40. </w:t>
+      </w:r>
+      <w:r>
+        <w:rPr>
+          <w:sz w:val="19"/>
+          <w:szCs w:val="19"/>
+        </w:rPr>
+        <w:t xml:space="preserve">In 2026, beginning inventory was too high, so cost of goods sold was overstated and pretax income was understated by 40. </w:t>
+      </w:r>
+      <w:r>
+        <w:rPr>
+          <w:sz w:val="19"/>
+          <w:szCs w:val="19"/>
+        </w:rPr>
+        <w:t xml:space="preserve">Over the two years, the two errors </w:t>
       </w:r>
       <w:r>
         <w:rPr>
@@ -13370,14 +15599,14 @@
           <w:sz w:val="19"/>
           <w:szCs w:val="19"/>
         </w:rPr>
-        <w:t xml:space="preserve"> cancel. </w:t>
-      </w:r>
-      <w:r>
-        <w:rPr>
-          <w:sz w:val="19"/>
-          <w:szCs w:val="19"/>
-        </w:rPr>
-        <w:t xml:space="preserve">Retained earnings are overstated at the end of 2025 but </w:t>
+        <w:t xml:space="preserve">. </w:t>
+      </w:r>
+      <w:r>
+        <w:rPr>
+          <w:sz w:val="19"/>
+          <w:szCs w:val="19"/>
+        </w:rPr>
+        <w:t xml:space="preserve"/>
       </w:r>
       <w:r>
         <w:rPr>
@@ -13409,7 +15638,7 @@
           <w:sz w:val="19"/>
           <w:szCs w:val="19"/>
         </w:rPr>
-        <w:t xml:space="preserve"> at the end of 2026. </w:t>
+        <w:t xml:space="preserve"> earnings are overstated at the end of 2025 but correct at the end of 2026. </w:t>
       </w:r>
       <w:r>
         <w:rPr>
@@ -13494,7 +15723,7 @@
           <w:sz w:val="19"/>
           <w:szCs w:val="19"/>
         </w:rPr>
-        <w:t xml:space="preserve">If a company finds an error from a prior year, it corrects the error by </w:t>
+        <w:t xml:space="preserve">Errors in purchases work in a </w:t>
       </w:r>
       <w:r>
         <w:rPr>
@@ -13526,7 +15755,14 @@
           <w:sz w:val="19"/>
           <w:szCs w:val="19"/>
         </w:rPr>
-        <w:t xml:space="preserve"> the prior-year </w:t>
+        <w:t xml:space="preserve"> way. </w:t>
+      </w:r>
+      <w:r>
+        <w:rPr>
+          <w:sz w:val="19"/>
+          <w:szCs w:val="19"/>
+        </w:rPr>
+        <w:t xml:space="preserve">Row 3 is a classic exam item: when a </w:t>
       </w:r>
       <w:r>
         <w:rPr>
@@ -13544,7 +15780,7 @@
           <w:sz w:val="19"/>
           <w:szCs w:val="19"/>
         </w:rPr>
-        <w:t xml:space="preserve">            </w:t>
+        <w:t xml:space="preserve">           </w:t>
       </w:r>
       <w:r>
         <w:rPr>
@@ -13558,78 +15794,7 @@
           <w:sz w:val="19"/>
           <w:szCs w:val="19"/>
         </w:rPr>
-        <w:t xml:space="preserve">, with an adjustment to beginning retained earnings (ASC 250). </w:t>
-      </w:r>
-      <w:r>
-        <w:rPr>
-          <w:sz w:val="19"/>
-          <w:szCs w:val="19"/>
-        </w:rPr>
-        <w:t xml:space="preserve">If the error has </w:t>
-      </w:r>
-      <w:r>
-        <w:rPr>
-          <w:b/>
-          <w:bCs/>
-          <w:color w:val="8186EF"/>
-          <w:sz w:val="15"/>
-          <w:szCs w:val="15"/>
-        </w:rPr>
-        <w:t xml:space="preserve"> (10) </w:t>
-      </w:r>
-      <w:r>
-        <w:rPr>
-          <w:u w:val="single"/>
-          <w:sz w:val="19"/>
-          <w:szCs w:val="19"/>
-        </w:rPr>
-        <w:t xml:space="preserve">           </w:t>
-      </w:r>
-      <w:r>
-        <w:rPr>
-          <w:sz w:val="19"/>
-          <w:szCs w:val="19"/>
-        </w:rPr>
-        <w:t xml:space="preserve"> </w:t>
-      </w:r>
-      <w:r>
-        <w:rPr>
-          <w:sz w:val="19"/>
-          <w:szCs w:val="19"/>
-        </w:rPr>
-        <w:t xml:space="preserve"> counterbalanced, retained earnings need no adjustment, but the prior-year income figures shown for </w:t>
-      </w:r>
-      <w:r>
-        <w:rPr>
-          <w:b/>
-          <w:bCs/>
-          <w:color w:val="8186EF"/>
-          <w:sz w:val="15"/>
-          <w:szCs w:val="15"/>
-        </w:rPr>
-        <w:t xml:space="preserve"> (11) </w:t>
-      </w:r>
-      <w:r>
-        <w:rPr>
-          <w:u w:val="single"/>
-          <w:sz w:val="19"/>
-          <w:szCs w:val="19"/>
-        </w:rPr>
-        <w:t xml:space="preserve">            </w:t>
-      </w:r>
-      <w:r>
-        <w:rPr>
-          <w:sz w:val="19"/>
-          <w:szCs w:val="19"/>
-        </w:rPr>
-        <w:t xml:space="preserve"> </w:t>
-      </w:r>
-      <w:r>
-        <w:rPr>
-          <w:sz w:val="19"/>
-          <w:szCs w:val="19"/>
-        </w:rPr>
-        <w:t xml:space="preserve"> are still restated. </w:t>
+        <w:t xml:space="preserve"> is left out of both purchases and the count, cost of goods sold and income are still correct, but inventory and accounts payable are both understated. </w:t>
       </w:r>
     </w:p>
     <w:tbl>
@@ -13687,54 +15852,7 @@
                 <w:sz w:val="16"/>
                 <w:szCs w:val="16"/>
               </w:rPr>
-              <w:t xml:space="preserve">already   ·   purchases   ·   FOB destination   ·   correct   ·   errors   ·   because   ·   Remember   ·   comparison   ·   statements   ·   restating   ·   counterbalancing   ·   depends</w:t>
-            </w:r>
-          </w:p>
-        </w:tc>
-      </w:tr>
-    </w:tbl>
-    <w:p/>
-    <w:tbl>
-      <w:tblPr>
-        <w:tblW w:type="pct" w:w="100%"/>
-        <w:tblLayout w:type="fixed"/>
-        <w:tblBorders>
-          <w:top w:val="single" w:color="353A7C" w:sz="4"/>
-          <w:left w:val="single" w:color="353A7C" w:sz="4"/>
-          <w:bottom w:val="single" w:color="353A7C" w:sz="4"/>
-          <w:right w:val="single" w:color="353A7C" w:sz="4"/>
-          <w:insideH w:val="single" w:color="353A7C" w:sz="4"/>
-          <w:insideV w:val="single" w:color="353A7C" w:sz="4"/>
-        </w:tblBorders>
-      </w:tblPr>
-      <w:tblGrid>
-        <w:gridCol w:w="9600"/>
-      </w:tblGrid>
-      <w:tr>
-        <w:tc>
-          <w:tcPr>
-            <w:tcW w:type="pct" w:w="5000"/>
-            <w:shd w:fill="F2F4FB" w:val="clear"/>
-            <w:tcMar>
-              <w:top w:type="dxa" w:w="50"/>
-              <w:left w:type="dxa" w:w="110"/>
-              <w:bottom w:type="dxa" w:w="50"/>
-              <w:right w:type="dxa" w:w="110"/>
-            </w:tcMar>
-          </w:tcPr>
-          <w:p>
-            <w:pPr>
-              <w:spacing w:before="30" w:after="30"/>
-            </w:pPr>
-            <w:r>
-              <w:rPr>
-                <w:b/>
-                <w:bCs/>
-                <w:color w:val="353A7C"/>
-                <w:sz w:val="19"/>
-                <w:szCs w:val="19"/>
-              </w:rPr>
-              <w:t xml:space="preserve">Over- and under-</w:t>
+              <w:t xml:space="preserve">counted   ·   because   ·   Remember   ·   cancel   ·   purchase   ·   Orontes   ·   Retained   ·   similar   ·   counterbalancing   ·   depends</w:t>
             </w:r>
           </w:p>
         </w:tc>
@@ -13743,7 +15861,7 @@
     <w:p/>
     <w:p>
       <w:pPr>
-        <w:spacing w:before="44" w:after="14"/>
+        <w:spacing w:before="44" w:after="10"/>
       </w:pPr>
       <w:r>
         <w:rPr>
@@ -13753,188 +15871,7 @@
           <w:sz w:val="18"/>
           <w:szCs w:val="18"/>
         </w:rPr>
-        <w:t xml:space="preserve">Summary 2</w:t>
-      </w:r>
-      <w:r>
-        <w:rPr>
-          <w:color w:val="6B7280"/>
-          <w:sz w:val="16"/>
-          <w:szCs w:val="16"/>
-        </w:rPr>
-        <w:t xml:space="preserve">      gaps 12–13</w:t>
-      </w:r>
-    </w:p>
-    <w:p>
-      <w:pPr>
-        <w:spacing w:before="20" w:after="20" w:line="360" w:lineRule="auto"/>
-        <w:ind w:left="200"/>
-      </w:pPr>
-      <w:r>
-        <w:rPr>
-          <w:sz w:val="19"/>
-          <w:szCs w:val="19"/>
-        </w:rPr>
-        <w:t xml:space="preserve">Net </w:t>
-      </w:r>
-      <w:r>
-        <w:rPr>
-          <w:b/>
-          <w:bCs/>
-          <w:color w:val="8186EF"/>
-          <w:sz w:val="15"/>
-          <w:szCs w:val="15"/>
-        </w:rPr>
-        <w:t xml:space="preserve"> (12) </w:t>
-      </w:r>
-      <w:r>
-        <w:rPr>
-          <w:u w:val="single"/>
-          <w:sz w:val="19"/>
-          <w:szCs w:val="19"/>
-        </w:rPr>
-        <w:t xml:space="preserve">           </w:t>
-      </w:r>
-      <w:r>
-        <w:rPr>
-          <w:sz w:val="19"/>
-          <w:szCs w:val="19"/>
-        </w:rPr>
-        <w:t xml:space="preserve"> </w:t>
-      </w:r>
-      <w:r>
-        <w:rPr>
-          <w:sz w:val="19"/>
-          <w:szCs w:val="19"/>
-        </w:rPr>
-        <w:t xml:space="preserve"> is overstated by 40 (the size of the error), not overstated to 940. </w:t>
-      </w:r>
-      <w:r>
-        <w:rPr>
-          <w:sz w:val="19"/>
-          <w:szCs w:val="19"/>
-        </w:rPr>
-        <w:t xml:space="preserve">In a question, find the </w:t>
-      </w:r>
-      <w:r>
-        <w:rPr>
-          <w:b/>
-          <w:bCs/>
-          <w:color w:val="8186EF"/>
-          <w:sz w:val="15"/>
-          <w:szCs w:val="15"/>
-        </w:rPr>
-        <w:t xml:space="preserve"> (13) </w:t>
-      </w:r>
-      <w:r>
-        <w:rPr>
-          <w:u w:val="single"/>
-          <w:sz w:val="19"/>
-          <w:szCs w:val="19"/>
-        </w:rPr>
-        <w:t xml:space="preserve">           </w:t>
-      </w:r>
-      <w:r>
-        <w:rPr>
-          <w:sz w:val="19"/>
-          <w:szCs w:val="19"/>
-        </w:rPr>
-        <w:t xml:space="preserve"> </w:t>
-      </w:r>
-      <w:r>
-        <w:rPr>
-          <w:sz w:val="19"/>
-          <w:szCs w:val="19"/>
-        </w:rPr>
-        <w:t xml:space="preserve"> for the first year, then reverse it for the second year. </w:t>
-      </w:r>
-    </w:p>
-    <w:tbl>
-      <w:tblPr>
-        <w:tblW w:type="pct" w:w="100%"/>
-        <w:tblLayout w:type="fixed"/>
-        <w:tblBorders>
-          <w:top w:val="single" w:color="FBFAF6" w:sz="4"/>
-          <w:left w:val="single" w:color="FBFAF6" w:sz="4"/>
-          <w:bottom w:val="single" w:color="FBFAF6" w:sz="4"/>
-          <w:right w:val="single" w:color="FBFAF6" w:sz="4"/>
-          <w:insideH w:val="single" w:color="FBFAF6" w:sz="4"/>
-          <w:insideV w:val="single" w:color="FBFAF6" w:sz="4"/>
-        </w:tblBorders>
-      </w:tblPr>
-      <w:tblGrid>
-        <w:gridCol w:w="9600"/>
-      </w:tblGrid>
-      <w:tr>
-        <w:tc>
-          <w:tcPr>
-            <w:tcW w:type="pct" w:w="5000"/>
-            <w:shd w:fill="FBFAF6" w:val="clear"/>
-            <w:tcMar>
-              <w:top w:type="dxa" w:w="40"/>
-              <w:left w:type="dxa" w:w="100"/>
-              <w:bottom w:type="dxa" w:w="40"/>
-              <w:right w:type="dxa" w:w="100"/>
-            </w:tcMar>
-          </w:tcPr>
-          <w:p>
-            <w:pPr>
-              <w:spacing w:before="18" w:after="6"/>
-            </w:pPr>
-            <w:r>
-              <w:rPr>
-                <w:b/>
-                <w:bCs/>
-                <w:color w:val="6B7280"/>
-                <w:sz w:val="14"/>
-                <w:szCs w:val="14"/>
-              </w:rPr>
-              <w:t xml:space="preserve">word list</w:t>
-            </w:r>
-          </w:p>
-          <w:p>
-            <w:pPr>
-              <w:spacing w:before="0" w:after="18"/>
-            </w:pPr>
-            <w:r>
-              <w:rPr>
-                <w:b/>
-                <w:bCs/>
-                <w:color w:val="353A7C"/>
-                <w:sz w:val="16"/>
-                <w:szCs w:val="16"/>
-              </w:rPr>
-              <w:t xml:space="preserve">counterbalancing error   ·   income   ·   direction</w:t>
-            </w:r>
-          </w:p>
-        </w:tc>
-      </w:tr>
-    </w:tbl>
-    <w:p/>
-    <w:p>
-      <w:pPr>
-        <w:pageBreakBefore w:val="true"/>
-        <w:spacing w:after="0"/>
-      </w:pPr>
-      <w:r>
-        <w:rPr>
-          <w:sz w:val="2"/>
-        </w:rPr>
-        <w:t xml:space="preserve"> </w:t>
-      </w:r>
-    </w:p>
-    <w:p>
-      <w:pPr>
-        <w:spacing w:before="44" w:after="10"/>
-      </w:pPr>
-      <w:r>
-        <w:rPr>
-          <w:b/>
-          <w:bCs/>
-          <w:color w:val="353A7C"/>
-          <w:sz w:val="18"/>
-          <w:szCs w:val="18"/>
-        </w:rPr>
-        <w:t xml:space="preserve">Over- and under-</w:t>
+        <w:t xml:space="preserve">Effects of four common inventory errors (O = overstated, U = understated)</w:t>
       </w:r>
     </w:p>
     <w:p>
@@ -13947,7 +15884,7 @@
           <w:sz w:val="15"/>
           <w:szCs w:val="15"/>
         </w:rPr>
-        <w:t xml:space="preserve">The bars are drawn to scale.</w:t>
+        <w:t xml:space="preserve">Every item belongs to exactly one group.</w:t>
       </w:r>
     </w:p>
     <w:p>
@@ -13958,7 +15895,7 @@
       <w:r>
         <w:drawing>
           <wp:inline distT="0" distB="0" distL="0" distR="0">
-            <wp:extent cx="5734050" cy="3757300"/>
+            <wp:extent cx="5734050" cy="1825850"/>
             <wp:effectExtent t="0" r="0" b="0" l="0"/>
             <wp:docPr id="1" name="" descr="" title=""/>
             <wp:cNvGraphicFramePr>
@@ -13983,7 +15920,7 @@
                   <pic:spPr bwMode="auto">
                     <a:xfrm>
                       <a:off x="0" y="0"/>
-                      <a:ext cx="5734050" cy="3757300"/>
+                      <a:ext cx="5734050" cy="1825850"/>
                     </a:xfrm>
                     <a:prstGeom prst="rect">
                       <a:avLst/>
@@ -14051,7 +15988,240 @@
                 <w:sz w:val="16"/>
                 <w:szCs w:val="16"/>
               </w:rPr>
-              <w:t xml:space="preserve">M3   ·   Jan 1   ·   Feb 14   ·   inventory   ·   Jun 3</w:t>
+              <w:t xml:space="preserve">1. Ending inventory overstated   ·   goods available for sale</w:t>
+            </w:r>
+          </w:p>
+        </w:tc>
+      </w:tr>
+    </w:tbl>
+    <w:p/>
+    <w:p>
+      <w:pPr>
+        <w:spacing w:before="44" w:after="14"/>
+      </w:pPr>
+      <w:r>
+        <w:rPr>
+          <w:b/>
+          <w:bCs/>
+          <w:color w:val="353A7C"/>
+          <w:sz w:val="18"/>
+          <w:szCs w:val="18"/>
+        </w:rPr>
+        <w:t xml:space="preserve">Summary 2</w:t>
+      </w:r>
+      <w:r>
+        <w:rPr>
+          <w:color w:val="6B7280"/>
+          <w:sz w:val="16"/>
+          <w:szCs w:val="16"/>
+        </w:rPr>
+        <w:t xml:space="preserve">      gaps 11–14</w:t>
+      </w:r>
+    </w:p>
+    <w:p>
+      <w:pPr>
+        <w:spacing w:before="20" w:after="20" w:line="360" w:lineRule="auto"/>
+        <w:ind w:left="200"/>
+      </w:pPr>
+      <w:r>
+        <w:rPr>
+          <w:sz w:val="19"/>
+          <w:szCs w:val="19"/>
+        </w:rPr>
+        <w:t xml:space="preserve">If a company finds an error from a prior year, it corrects the error by </w:t>
+      </w:r>
+      <w:r>
+        <w:rPr>
+          <w:b/>
+          <w:bCs/>
+          <w:color w:val="8186EF"/>
+          <w:sz w:val="15"/>
+          <w:szCs w:val="15"/>
+        </w:rPr>
+        <w:t xml:space="preserve"> (11) </w:t>
+      </w:r>
+      <w:r>
+        <w:rPr>
+          <w:u w:val="single"/>
+          <w:sz w:val="19"/>
+          <w:szCs w:val="19"/>
+        </w:rPr>
+        <w:t xml:space="preserve">           </w:t>
+      </w:r>
+      <w:r>
+        <w:rPr>
+          <w:sz w:val="19"/>
+          <w:szCs w:val="19"/>
+        </w:rPr>
+        <w:t xml:space="preserve"> </w:t>
+      </w:r>
+      <w:r>
+        <w:rPr>
+          <w:sz w:val="19"/>
+          <w:szCs w:val="19"/>
+        </w:rPr>
+        <w:t xml:space="preserve"> the prior-year </w:t>
+      </w:r>
+      <w:r>
+        <w:rPr>
+          <w:b/>
+          <w:bCs/>
+          <w:color w:val="8186EF"/>
+          <w:sz w:val="15"/>
+          <w:szCs w:val="15"/>
+        </w:rPr>
+        <w:t xml:space="preserve"> (12) </w:t>
+      </w:r>
+      <w:r>
+        <w:rPr>
+          <w:u w:val="single"/>
+          <w:sz w:val="19"/>
+          <w:szCs w:val="19"/>
+        </w:rPr>
+        <w:t xml:space="preserve">            </w:t>
+      </w:r>
+      <w:r>
+        <w:rPr>
+          <w:sz w:val="19"/>
+          <w:szCs w:val="19"/>
+        </w:rPr>
+        <w:t xml:space="preserve"> </w:t>
+      </w:r>
+      <w:r>
+        <w:rPr>
+          <w:sz w:val="19"/>
+          <w:szCs w:val="19"/>
+        </w:rPr>
+        <w:t xml:space="preserve">, with an adjustment to beginning retained earnings (ASC 250). </w:t>
+      </w:r>
+      <w:r>
+        <w:rPr>
+          <w:sz w:val="19"/>
+          <w:szCs w:val="19"/>
+        </w:rPr>
+        <w:t xml:space="preserve">If the error has already </w:t>
+      </w:r>
+      <w:r>
+        <w:rPr>
+          <w:b/>
+          <w:bCs/>
+          <w:color w:val="8186EF"/>
+          <w:sz w:val="15"/>
+          <w:szCs w:val="15"/>
+        </w:rPr>
+        <w:t xml:space="preserve"> (13) </w:t>
+      </w:r>
+      <w:r>
+        <w:rPr>
+          <w:u w:val="single"/>
+          <w:sz w:val="19"/>
+          <w:szCs w:val="19"/>
+        </w:rPr>
+        <w:t xml:space="preserve">                 </w:t>
+      </w:r>
+      <w:r>
+        <w:rPr>
+          <w:sz w:val="19"/>
+          <w:szCs w:val="19"/>
+        </w:rPr>
+        <w:t xml:space="preserve"> </w:t>
+      </w:r>
+      <w:r>
+        <w:rPr>
+          <w:sz w:val="19"/>
+          <w:szCs w:val="19"/>
+        </w:rPr>
+        <w:t xml:space="preserve">, retained earnings need no adjustment, but the prior-year income figures shown for </w:t>
+      </w:r>
+      <w:r>
+        <w:rPr>
+          <w:b/>
+          <w:bCs/>
+          <w:color w:val="8186EF"/>
+          <w:sz w:val="15"/>
+          <w:szCs w:val="15"/>
+        </w:rPr>
+        <w:t xml:space="preserve"> (14) </w:t>
+      </w:r>
+      <w:r>
+        <w:rPr>
+          <w:u w:val="single"/>
+          <w:sz w:val="19"/>
+          <w:szCs w:val="19"/>
+        </w:rPr>
+        <w:t xml:space="preserve">            </w:t>
+      </w:r>
+      <w:r>
+        <w:rPr>
+          <w:sz w:val="19"/>
+          <w:szCs w:val="19"/>
+        </w:rPr>
+        <w:t xml:space="preserve"> </w:t>
+      </w:r>
+      <w:r>
+        <w:rPr>
+          <w:sz w:val="19"/>
+          <w:szCs w:val="19"/>
+        </w:rPr>
+        <w:t xml:space="preserve"> are still restated. </w:t>
+      </w:r>
+    </w:p>
+    <w:tbl>
+      <w:tblPr>
+        <w:tblW w:type="pct" w:w="100%"/>
+        <w:tblLayout w:type="fixed"/>
+        <w:tblBorders>
+          <w:top w:val="single" w:color="FBFAF6" w:sz="4"/>
+          <w:left w:val="single" w:color="FBFAF6" w:sz="4"/>
+          <w:bottom w:val="single" w:color="FBFAF6" w:sz="4"/>
+          <w:right w:val="single" w:color="FBFAF6" w:sz="4"/>
+          <w:insideH w:val="single" w:color="FBFAF6" w:sz="4"/>
+          <w:insideV w:val="single" w:color="FBFAF6" w:sz="4"/>
+        </w:tblBorders>
+      </w:tblPr>
+      <w:tblGrid>
+        <w:gridCol w:w="9600"/>
+      </w:tblGrid>
+      <w:tr>
+        <w:tc>
+          <w:tcPr>
+            <w:tcW w:type="pct" w:w="5000"/>
+            <w:shd w:fill="FBFAF6" w:val="clear"/>
+            <w:tcMar>
+              <w:top w:type="dxa" w:w="40"/>
+              <w:left w:type="dxa" w:w="100"/>
+              <w:bottom w:type="dxa" w:w="40"/>
+              <w:right w:type="dxa" w:w="100"/>
+            </w:tcMar>
+          </w:tcPr>
+          <w:p>
+            <w:pPr>
+              <w:spacing w:before="18" w:after="6"/>
+            </w:pPr>
+            <w:r>
+              <w:rPr>
+                <w:b/>
+                <w:bCs/>
+                <w:color w:val="6B7280"/>
+                <w:sz w:val="14"/>
+                <w:szCs w:val="14"/>
+              </w:rPr>
+              <w:t xml:space="preserve">word list</w:t>
+            </w:r>
+          </w:p>
+          <w:p>
+            <w:pPr>
+              <w:spacing w:before="0" w:after="18"/>
+            </w:pPr>
+            <w:r>
+              <w:rPr>
+                <w:b/>
+                <w:bCs/>
+                <w:color w:val="353A7C"/>
+                <w:sz w:val="16"/>
+                <w:szCs w:val="16"/>
+              </w:rPr>
+              <w:t xml:space="preserve">comparison   ·   restating   ·   statements   ·   consignment   ·   counterbalanced</w:t>
             </w:r>
           </w:p>
         </w:tc>
@@ -14063,52 +16233,22 @@
         <w:tblW w:type="pct" w:w="100%"/>
         <w:tblLayout w:type="fixed"/>
         <w:tblBorders>
-          <w:top w:val="single" w:color="353A7C" w:sz="6"/>
-          <w:left w:val="single" w:color="353A7C" w:sz="6"/>
-          <w:bottom w:val="single" w:color="353A7C" w:sz="6"/>
-          <w:right w:val="single" w:color="353A7C" w:sz="6"/>
-          <w:insideH w:val="single" w:color="353A7C" w:sz="6"/>
-          <w:insideV w:val="single" w:color="353A7C" w:sz="6"/>
+          <w:top w:val="single" w:color="353A7C" w:sz="4"/>
+          <w:left w:val="single" w:color="353A7C" w:sz="4"/>
+          <w:bottom w:val="single" w:color="353A7C" w:sz="4"/>
+          <w:right w:val="single" w:color="353A7C" w:sz="4"/>
+          <w:insideH w:val="single" w:color="353A7C" w:sz="4"/>
+          <w:insideV w:val="single" w:color="353A7C" w:sz="4"/>
         </w:tblBorders>
       </w:tblPr>
       <w:tblGrid>
-        <w:gridCol w:w="4608"/>
-        <w:gridCol w:w="4992"/>
+        <w:gridCol w:w="9600"/>
       </w:tblGrid>
       <w:tr>
         <w:tc>
           <w:tcPr>
             <w:tcW w:type="pct" w:w="5000"/>
-            <w:gridSpan w:val="2"/>
-            <w:shd w:fill="353A7C" w:val="clear"/>
-            <w:tcMar>
-              <w:top w:type="dxa" w:w="60"/>
-              <w:left w:type="dxa" w:w="120"/>
-              <w:bottom w:type="dxa" w:w="60"/>
-              <w:right w:type="dxa" w:w="120"/>
-            </w:tcMar>
-          </w:tcPr>
-          <w:p>
-            <w:pPr>
-              <w:spacing w:before="40" w:after="40"/>
-            </w:pPr>
-            <w:r>
-              <w:rPr>
-                <w:b/>
-                <w:bCs/>
-                <w:color w:val="FFFFFF"/>
-                <w:sz w:val="17"/>
-                <w:szCs w:val="17"/>
-              </w:rPr>
-              <w:t xml:space="preserve">Item — Answer</w:t>
-            </w:r>
-          </w:p>
-        </w:tc>
-      </w:tr>
-      <w:tr>
-        <w:tc>
-          <w:tcPr>
-            <w:tcW w:type="pct" w:w="2400"/>
+            <w:shd w:fill="F2F4FB" w:val="clear"/>
             <w:tcMar>
               <w:top w:type="dxa" w:w="50"/>
               <w:left w:type="dxa" w:w="110"/>
@@ -14118,349 +16258,17 @@
           </w:tcPr>
           <w:p>
             <w:pPr>
-              <w:spacing w:before="26" w:after="26"/>
+              <w:spacing w:before="30" w:after="30"/>
             </w:pPr>
             <w:r>
               <w:rPr>
                 <w:b/>
                 <w:bCs/>
                 <w:color w:val="353A7C"/>
-                <w:sz w:val="15"/>
-                <w:szCs w:val="15"/>
-              </w:rPr>
-              <w:t xml:space="preserve">Item</w:t>
-            </w:r>
-          </w:p>
-        </w:tc>
-        <w:tc>
-          <w:tcPr>
-            <w:tcW w:type="pct" w:w="2600"/>
-            <w:tcMar>
-              <w:top w:type="dxa" w:w="50"/>
-              <w:left w:type="dxa" w:w="110"/>
-              <w:bottom w:type="dxa" w:w="50"/>
-              <w:right w:type="dxa" w:w="110"/>
-            </w:tcMar>
-          </w:tcPr>
-          <w:p>
-            <w:pPr>
-              <w:spacing w:before="26" w:after="26"/>
-            </w:pPr>
-            <w:r>
-              <w:rPr>
-                <w:b/>
-                <w:bCs/>
-                <w:color w:val="353A7C"/>
-                <w:sz w:val="15"/>
-                <w:szCs w:val="15"/>
-              </w:rPr>
-              <w:t xml:space="preserve">Answer</w:t>
-            </w:r>
-          </w:p>
-        </w:tc>
-      </w:tr>
-      <w:tr>
-        <w:tc>
-          <w:tcPr>
-            <w:tcW w:type="pct" w:w="2400"/>
-            <w:tcMar>
-              <w:top w:type="dxa" w:w="50"/>
-              <w:left w:type="dxa" w:w="110"/>
-              <w:bottom w:type="dxa" w:w="50"/>
-              <w:right w:type="dxa" w:w="110"/>
-            </w:tcMar>
-          </w:tcPr>
-          <w:p>
-            <w:pPr>
-              <w:spacing w:before="26" w:after="26"/>
-            </w:pPr>
-            <w:r>
-              <w:rPr>
-                <w:color w:val="232733"/>
-                <w:sz w:val="16"/>
-                <w:szCs w:val="16"/>
-              </w:rPr>
-              <w:t xml:space="preserve">COGS, line 2: 1,200 × $22</w:t>
-            </w:r>
-          </w:p>
-        </w:tc>
-        <w:tc>
-          <w:tcPr>
-            <w:tcW w:type="pct" w:w="2600"/>
-            <w:tcMar>
-              <w:top w:type="dxa" w:w="50"/>
-              <w:left w:type="dxa" w:w="110"/>
-              <w:bottom w:type="dxa" w:w="50"/>
-              <w:right w:type="dxa" w:w="110"/>
-            </w:tcMar>
-          </w:tcPr>
-          <w:p>
-            <w:pPr>
-              <w:spacing w:before="26" w:after="26"/>
-            </w:pPr>
-            <w:r>
-              <w:rPr>
-                <w:color w:val="232733"/>
-                <w:sz w:val="16"/>
-                <w:szCs w:val="16"/>
-              </w:rPr>
-              <w:t xml:space="preserve">$26,400</w:t>
-            </w:r>
-          </w:p>
-        </w:tc>
-      </w:tr>
-      <w:tr>
-        <w:tc>
-          <w:tcPr>
-            <w:tcW w:type="pct" w:w="2400"/>
-            <w:shd w:fill="FBFAF6" w:val="clear"/>
-            <w:tcMar>
-              <w:top w:type="dxa" w:w="50"/>
-              <w:left w:type="dxa" w:w="110"/>
-              <w:bottom w:type="dxa" w:w="50"/>
-              <w:right w:type="dxa" w:w="110"/>
-            </w:tcMar>
-          </w:tcPr>
-          <w:p>
-            <w:pPr>
-              <w:spacing w:before="26" w:after="26"/>
-            </w:pPr>
-            <w:r>
-              <w:rPr>
-                <w:color w:val="232733"/>
-                <w:sz w:val="16"/>
-                <w:szCs w:val="16"/>
-              </w:rPr>
-              <w:t xml:space="preserve">Ending inventory, line 1: 300 × $22</w:t>
-            </w:r>
-          </w:p>
-        </w:tc>
-        <w:tc>
-          <w:tcPr>
-            <w:tcW w:type="pct" w:w="2600"/>
-            <w:shd w:fill="FBFAF6" w:val="clear"/>
-            <w:tcMar>
-              <w:top w:type="dxa" w:w="50"/>
-              <w:left w:type="dxa" w:w="110"/>
-              <w:bottom w:type="dxa" w:w="50"/>
-              <w:right w:type="dxa" w:w="110"/>
-            </w:tcMar>
-          </w:tcPr>
-          <w:p>
-            <w:pPr>
-              <w:spacing w:before="26" w:after="26"/>
-            </w:pPr>
-            <w:r>
-              <w:rPr>
-                <w:color w:val="232733"/>
-                <w:sz w:val="16"/>
-                <w:szCs w:val="16"/>
-              </w:rPr>
-              <w:t xml:space="preserve">$6,600</w:t>
-            </w:r>
-          </w:p>
-        </w:tc>
-      </w:tr>
-      <w:tr>
-        <w:tc>
-          <w:tcPr>
-            <w:tcW w:type="pct" w:w="2400"/>
-            <w:tcMar>
-              <w:top w:type="dxa" w:w="50"/>
-              <w:left w:type="dxa" w:w="110"/>
-              <w:bottom w:type="dxa" w:w="50"/>
-              <w:right w:type="dxa" w:w="110"/>
-            </w:tcMar>
-          </w:tcPr>
-          <w:p>
-            <w:pPr>
-              <w:spacing w:before="26" w:after="26"/>
-            </w:pPr>
-            <w:r>
-              <w:rPr>
-                <w:color w:val="232733"/>
-                <w:sz w:val="16"/>
-                <w:szCs w:val="16"/>
-              </w:rPr>
-              <w:t xml:space="preserve">Ending inventory, line 2: 500 × $20</w:t>
-            </w:r>
-          </w:p>
-        </w:tc>
-        <w:tc>
-          <w:tcPr>
-            <w:tcW w:type="pct" w:w="2600"/>
-            <w:tcMar>
-              <w:top w:type="dxa" w:w="50"/>
-              <w:left w:type="dxa" w:w="110"/>
-              <w:bottom w:type="dxa" w:w="50"/>
-              <w:right w:type="dxa" w:w="110"/>
-            </w:tcMar>
-          </w:tcPr>
-          <w:p>
-            <w:pPr>
-              <w:spacing w:before="26" w:after="26"/>
-            </w:pPr>
-            <w:r>
-              <w:rPr>
-                <w:color w:val="232733"/>
-                <w:sz w:val="16"/>
-                <w:szCs w:val="16"/>
-              </w:rPr>
-              <w:t xml:space="preserve">$10,000</w:t>
-            </w:r>
-          </w:p>
-        </w:tc>
-      </w:tr>
-      <w:tr>
-        <w:tc>
-          <w:tcPr>
-            <w:tcW w:type="pct" w:w="2400"/>
-            <w:shd w:fill="FBFAF6" w:val="clear"/>
-            <w:tcMar>
-              <w:top w:type="dxa" w:w="50"/>
-              <w:left w:type="dxa" w:w="110"/>
-              <w:bottom w:type="dxa" w:w="50"/>
-              <w:right w:type="dxa" w:w="110"/>
-            </w:tcMar>
-          </w:tcPr>
-          <w:p>
-            <w:pPr>
-              <w:spacing w:before="26" w:after="26"/>
-            </w:pPr>
-            <w:r>
-              <w:rPr>
-                <w:color w:val="232733"/>
-                <w:sz w:val="16"/>
-                <w:szCs w:val="16"/>
-              </w:rPr>
-              <w:t xml:space="preserve">Total COGS</w:t>
-            </w:r>
-          </w:p>
-        </w:tc>
-        <w:tc>
-          <w:tcPr>
-            <w:tcW w:type="pct" w:w="2600"/>
-            <w:shd w:fill="FBFAF6" w:val="clear"/>
-            <w:tcMar>
-              <w:top w:type="dxa" w:w="50"/>
-              <w:left w:type="dxa" w:w="110"/>
-              <w:bottom w:type="dxa" w:w="50"/>
-              <w:right w:type="dxa" w:w="110"/>
-            </w:tcMar>
-          </w:tcPr>
-          <w:p>
-            <w:pPr>
-              <w:spacing w:before="26" w:after="26"/>
-            </w:pPr>
-            <w:r>
-              <w:rPr>
-                <w:color w:val="232733"/>
-                <w:sz w:val="16"/>
-                <w:szCs w:val="16"/>
-              </w:rPr>
-              <w:t xml:space="preserve">$25,000 + $26,400 = $51,400</w:t>
-            </w:r>
-          </w:p>
-        </w:tc>
-      </w:tr>
-      <w:tr>
-        <w:tc>
-          <w:tcPr>
-            <w:tcW w:type="pct" w:w="2400"/>
-            <w:tcMar>
-              <w:top w:type="dxa" w:w="50"/>
-              <w:left w:type="dxa" w:w="110"/>
-              <w:bottom w:type="dxa" w:w="50"/>
-              <w:right w:type="dxa" w:w="110"/>
-            </w:tcMar>
-          </w:tcPr>
-          <w:p>
-            <w:pPr>
-              <w:spacing w:before="26" w:after="26"/>
-            </w:pPr>
-            <w:r>
-              <w:rPr>
-                <w:color w:val="232733"/>
-                <w:sz w:val="16"/>
-                <w:szCs w:val="16"/>
-              </w:rPr>
-              <w:t xml:space="preserve">Total ending inventory</w:t>
-            </w:r>
-          </w:p>
-        </w:tc>
-        <w:tc>
-          <w:tcPr>
-            <w:tcW w:type="pct" w:w="2600"/>
-            <w:tcMar>
-              <w:top w:type="dxa" w:w="50"/>
-              <w:left w:type="dxa" w:w="110"/>
-              <w:bottom w:type="dxa" w:w="50"/>
-              <w:right w:type="dxa" w:w="110"/>
-            </w:tcMar>
-          </w:tcPr>
-          <w:p>
-            <w:pPr>
-              <w:spacing w:before="26" w:after="26"/>
-            </w:pPr>
-            <w:r>
-              <w:rPr>
-                <w:color w:val="232733"/>
-                <w:sz w:val="16"/>
-                <w:szCs w:val="16"/>
-              </w:rPr>
-              <w:t xml:space="preserve">$6,600 + $10,000 = $16,600</w:t>
-            </w:r>
-          </w:p>
-        </w:tc>
-      </w:tr>
-      <w:tr>
-        <w:tc>
-          <w:tcPr>
-            <w:tcW w:type="pct" w:w="2400"/>
-            <w:shd w:fill="FBFAF6" w:val="clear"/>
-            <w:tcMar>
-              <w:top w:type="dxa" w:w="50"/>
-              <w:left w:type="dxa" w:w="110"/>
-              <w:bottom w:type="dxa" w:w="50"/>
-              <w:right w:type="dxa" w:w="110"/>
-            </w:tcMar>
-          </w:tcPr>
-          <w:p>
-            <w:pPr>
-              <w:spacing w:before="26" w:after="26"/>
-            </w:pPr>
-            <w:r>
-              <w:rPr>
-                <w:color w:val="232733"/>
-                <w:sz w:val="16"/>
-                <w:szCs w:val="16"/>
-              </w:rPr>
-              <w:t xml:space="preserve">Check</w:t>
-            </w:r>
-          </w:p>
-        </w:tc>
-        <w:tc>
-          <w:tcPr>
-            <w:tcW w:type="pct" w:w="2600"/>
-            <w:shd w:fill="FBFAF6" w:val="clear"/>
-            <w:tcMar>
-              <w:top w:type="dxa" w:w="50"/>
-              <w:left w:type="dxa" w:w="110"/>
-              <w:bottom w:type="dxa" w:w="50"/>
-              <w:right w:type="dxa" w:w="110"/>
-            </w:tcMar>
-          </w:tcPr>
-          <w:p>
-            <w:pPr>
-              <w:spacing w:before="26" w:after="26"/>
-            </w:pPr>
-            <w:r>
-              <w:rPr>
-                <w:color w:val="232733"/>
-                <w:sz w:val="16"/>
-                <w:szCs w:val="16"/>
-              </w:rPr>
-              <w:t xml:space="preserve">$51,400 + $16,600 = $68,000, the cost of goods available.</w:t>
+                <w:sz w:val="19"/>
+                <w:szCs w:val="19"/>
+              </w:rPr>
+              <w:t xml:space="preserve">Over- and under-</w:t>
             </w:r>
           </w:p>
         </w:tc>
@@ -14481,7 +16289,7 @@
     </w:p>
     <w:p>
       <w:pPr>
-        <w:spacing w:before="44" w:after="10"/>
+        <w:spacing w:before="44" w:after="14"/>
       </w:pPr>
       <w:r>
         <w:rPr>
@@ -14491,7 +16299,176 @@
           <w:sz w:val="18"/>
           <w:szCs w:val="18"/>
         </w:rPr>
-        <w:t xml:space="preserve">Memo item — Category</w:t>
+        <w:t xml:space="preserve">Summary 3</w:t>
+      </w:r>
+      <w:r>
+        <w:rPr>
+          <w:color w:val="6B7280"/>
+          <w:sz w:val="16"/>
+          <w:szCs w:val="16"/>
+        </w:rPr>
+        <w:t xml:space="preserve">      gaps 15–16</w:t>
+      </w:r>
+    </w:p>
+    <w:p>
+      <w:pPr>
+        <w:spacing w:before="20" w:after="20" w:line="360" w:lineRule="auto"/>
+        <w:ind w:left="200"/>
+      </w:pPr>
+      <w:r>
+        <w:rPr>
+          <w:sz w:val="19"/>
+          <w:szCs w:val="19"/>
+        </w:rPr>
+        <w:t xml:space="preserve">Net </w:t>
+      </w:r>
+      <w:r>
+        <w:rPr>
+          <w:b/>
+          <w:bCs/>
+          <w:color w:val="8186EF"/>
+          <w:sz w:val="15"/>
+          <w:szCs w:val="15"/>
+        </w:rPr>
+        <w:t xml:space="preserve"> (15) </w:t>
+      </w:r>
+      <w:r>
+        <w:rPr>
+          <w:u w:val="single"/>
+          <w:sz w:val="19"/>
+          <w:szCs w:val="19"/>
+        </w:rPr>
+        <w:t xml:space="preserve">           </w:t>
+      </w:r>
+      <w:r>
+        <w:rPr>
+          <w:sz w:val="19"/>
+          <w:szCs w:val="19"/>
+        </w:rPr>
+        <w:t xml:space="preserve"> </w:t>
+      </w:r>
+      <w:r>
+        <w:rPr>
+          <w:sz w:val="19"/>
+          <w:szCs w:val="19"/>
+        </w:rPr>
+        <w:t xml:space="preserve"> is overstated by 40 (the size of the error), not overstated to 940. </w:t>
+      </w:r>
+      <w:r>
+        <w:rPr>
+          <w:sz w:val="19"/>
+          <w:szCs w:val="19"/>
+        </w:rPr>
+        <w:t xml:space="preserve">In a question, find the </w:t>
+      </w:r>
+      <w:r>
+        <w:rPr>
+          <w:b/>
+          <w:bCs/>
+          <w:color w:val="8186EF"/>
+          <w:sz w:val="15"/>
+          <w:szCs w:val="15"/>
+        </w:rPr>
+        <w:t xml:space="preserve"> (16) </w:t>
+      </w:r>
+      <w:r>
+        <w:rPr>
+          <w:u w:val="single"/>
+          <w:sz w:val="19"/>
+          <w:szCs w:val="19"/>
+        </w:rPr>
+        <w:t xml:space="preserve">           </w:t>
+      </w:r>
+      <w:r>
+        <w:rPr>
+          <w:sz w:val="19"/>
+          <w:szCs w:val="19"/>
+        </w:rPr>
+        <w:t xml:space="preserve"> </w:t>
+      </w:r>
+      <w:r>
+        <w:rPr>
+          <w:sz w:val="19"/>
+          <w:szCs w:val="19"/>
+        </w:rPr>
+        <w:t xml:space="preserve"> for the first year, then reverse it for the second year. </w:t>
+      </w:r>
+    </w:p>
+    <w:tbl>
+      <w:tblPr>
+        <w:tblW w:type="pct" w:w="100%"/>
+        <w:tblLayout w:type="fixed"/>
+        <w:tblBorders>
+          <w:top w:val="single" w:color="FBFAF6" w:sz="4"/>
+          <w:left w:val="single" w:color="FBFAF6" w:sz="4"/>
+          <w:bottom w:val="single" w:color="FBFAF6" w:sz="4"/>
+          <w:right w:val="single" w:color="FBFAF6" w:sz="4"/>
+          <w:insideH w:val="single" w:color="FBFAF6" w:sz="4"/>
+          <w:insideV w:val="single" w:color="FBFAF6" w:sz="4"/>
+        </w:tblBorders>
+      </w:tblPr>
+      <w:tblGrid>
+        <w:gridCol w:w="9600"/>
+      </w:tblGrid>
+      <w:tr>
+        <w:tc>
+          <w:tcPr>
+            <w:tcW w:type="pct" w:w="5000"/>
+            <w:shd w:fill="FBFAF6" w:val="clear"/>
+            <w:tcMar>
+              <w:top w:type="dxa" w:w="40"/>
+              <w:left w:type="dxa" w:w="100"/>
+              <w:bottom w:type="dxa" w:w="40"/>
+              <w:right w:type="dxa" w:w="100"/>
+            </w:tcMar>
+          </w:tcPr>
+          <w:p>
+            <w:pPr>
+              <w:spacing w:before="18" w:after="6"/>
+            </w:pPr>
+            <w:r>
+              <w:rPr>
+                <w:b/>
+                <w:bCs/>
+                <w:color w:val="6B7280"/>
+                <w:sz w:val="14"/>
+                <w:szCs w:val="14"/>
+              </w:rPr>
+              <w:t xml:space="preserve">word list</w:t>
+            </w:r>
+          </w:p>
+          <w:p>
+            <w:pPr>
+              <w:spacing w:before="0" w:after="18"/>
+            </w:pPr>
+            <w:r>
+              <w:rPr>
+                <w:b/>
+                <w:bCs/>
+                <w:color w:val="353A7C"/>
+                <w:sz w:val="16"/>
+                <w:szCs w:val="16"/>
+              </w:rPr>
+              <w:t xml:space="preserve">correct   ·   income   ·   direction</w:t>
+            </w:r>
+          </w:p>
+        </w:tc>
+      </w:tr>
+    </w:tbl>
+    <w:p/>
+    <w:p>
+      <w:pPr>
+        <w:spacing w:before="44" w:after="10"/>
+      </w:pPr>
+      <w:r>
+        <w:rPr>
+          <w:b/>
+          <w:bCs/>
+          <w:color w:val="353A7C"/>
+          <w:sz w:val="18"/>
+          <w:szCs w:val="18"/>
+        </w:rPr>
+        <w:t xml:space="preserve">Over- and under-</w:t>
       </w:r>
     </w:p>
     <w:p>
@@ -14504,7 +16481,7 @@
           <w:sz w:val="15"/>
           <w:szCs w:val="15"/>
         </w:rPr>
-        <w:t xml:space="preserve">Each stage leads to the next.</w:t>
+        <w:t xml:space="preserve">The bars are drawn to scale.</w:t>
       </w:r>
     </w:p>
     <w:p>
@@ -14515,7 +16492,7 @@
       <w:r>
         <w:drawing>
           <wp:inline distT="0" distB="0" distL="0" distR="0">
-            <wp:extent cx="5734050" cy="1418425"/>
+            <wp:extent cx="5734050" cy="3757300"/>
             <wp:effectExtent t="0" r="0" b="0" l="0"/>
             <wp:docPr id="1" name="" descr="" title=""/>
             <wp:cNvGraphicFramePr>
@@ -14540,7 +16517,7 @@
                   <pic:spPr bwMode="auto">
                     <a:xfrm>
                       <a:off x="0" y="0"/>
-                      <a:ext cx="5734050" cy="1418425"/>
+                      <a:ext cx="5734050" cy="3757300"/>
                     </a:xfrm>
                     <a:prstGeom prst="rect">
                       <a:avLst/>
@@ -14608,7 +16585,504 @@
                 <w:sz w:val="16"/>
                 <w:szCs w:val="16"/>
               </w:rPr>
-              <w:t xml:space="preserve">inventoriable cost   ·   M4 (at a Doha consignee)   ·   M2 (FOB destination, sold)</w:t>
+              <w:t xml:space="preserve">Jan 1   ·   M3   ·   counterbalancing error   ·   M2   ·   M1   ·   Sep 21</w:t>
+            </w:r>
+          </w:p>
+        </w:tc>
+      </w:tr>
+    </w:tbl>
+    <w:p/>
+    <w:tbl>
+      <w:tblPr>
+        <w:tblW w:type="pct" w:w="100%"/>
+        <w:tblLayout w:type="fixed"/>
+        <w:tblBorders>
+          <w:top w:val="single" w:color="353A7C" w:sz="6"/>
+          <w:left w:val="single" w:color="353A7C" w:sz="6"/>
+          <w:bottom w:val="single" w:color="353A7C" w:sz="6"/>
+          <w:right w:val="single" w:color="353A7C" w:sz="6"/>
+          <w:insideH w:val="single" w:color="353A7C" w:sz="6"/>
+          <w:insideV w:val="single" w:color="353A7C" w:sz="6"/>
+        </w:tblBorders>
+      </w:tblPr>
+      <w:tblGrid>
+        <w:gridCol w:w="4608"/>
+        <w:gridCol w:w="4992"/>
+      </w:tblGrid>
+      <w:tr>
+        <w:tc>
+          <w:tcPr>
+            <w:tcW w:type="pct" w:w="5000"/>
+            <w:gridSpan w:val="2"/>
+            <w:shd w:fill="353A7C" w:val="clear"/>
+            <w:tcMar>
+              <w:top w:type="dxa" w:w="60"/>
+              <w:left w:type="dxa" w:w="120"/>
+              <w:bottom w:type="dxa" w:w="60"/>
+              <w:right w:type="dxa" w:w="120"/>
+            </w:tcMar>
+          </w:tcPr>
+          <w:p>
+            <w:pPr>
+              <w:spacing w:before="40" w:after="40"/>
+            </w:pPr>
+            <w:r>
+              <w:rPr>
+                <w:b/>
+                <w:bCs/>
+                <w:color w:val="FFFFFF"/>
+                <w:sz w:val="17"/>
+                <w:szCs w:val="17"/>
+              </w:rPr>
+              <w:t xml:space="preserve">Item — Answer</w:t>
+            </w:r>
+          </w:p>
+        </w:tc>
+      </w:tr>
+      <w:tr>
+        <w:tc>
+          <w:tcPr>
+            <w:tcW w:type="pct" w:w="2400"/>
+            <w:shd w:fill="353A7C" w:val="clear"/>
+            <w:tcMar>
+              <w:top w:type="dxa" w:w="50"/>
+              <w:left w:type="dxa" w:w="110"/>
+              <w:bottom w:type="dxa" w:w="50"/>
+              <w:right w:type="dxa" w:w="110"/>
+            </w:tcMar>
+          </w:tcPr>
+          <w:p>
+            <w:pPr>
+              <w:spacing w:before="30" w:after="30"/>
+            </w:pPr>
+            <w:r>
+              <w:rPr>
+                <w:b/>
+                <w:bCs/>
+                <w:color w:val="FFFFFF"/>
+                <w:sz w:val="15"/>
+                <w:szCs w:val="15"/>
+              </w:rPr>
+              <w:t xml:space="preserve">Item</w:t>
+            </w:r>
+          </w:p>
+        </w:tc>
+        <w:tc>
+          <w:tcPr>
+            <w:tcW w:type="pct" w:w="2600"/>
+            <w:shd w:fill="353A7C" w:val="clear"/>
+            <w:tcMar>
+              <w:top w:type="dxa" w:w="50"/>
+              <w:left w:type="dxa" w:w="110"/>
+              <w:bottom w:type="dxa" w:w="50"/>
+              <w:right w:type="dxa" w:w="110"/>
+            </w:tcMar>
+          </w:tcPr>
+          <w:p>
+            <w:pPr>
+              <w:spacing w:before="30" w:after="30"/>
+            </w:pPr>
+            <w:r>
+              <w:rPr>
+                <w:b/>
+                <w:bCs/>
+                <w:color w:val="FFFFFF"/>
+                <w:sz w:val="15"/>
+                <w:szCs w:val="15"/>
+              </w:rPr>
+              <w:t xml:space="preserve">Answer</w:t>
+            </w:r>
+          </w:p>
+        </w:tc>
+      </w:tr>
+      <w:tr>
+        <w:tc>
+          <w:tcPr>
+            <w:tcW w:type="pct" w:w="2400"/>
+            <w:tcMar>
+              <w:top w:type="dxa" w:w="50"/>
+              <w:left w:type="dxa" w:w="110"/>
+              <w:bottom w:type="dxa" w:w="50"/>
+              <w:right w:type="dxa" w:w="110"/>
+            </w:tcMar>
+          </w:tcPr>
+          <w:p>
+            <w:pPr>
+              <w:spacing w:before="28" w:after="28"/>
+            </w:pPr>
+            <w:r>
+              <w:rPr>
+                <w:sz w:val="15"/>
+                <w:szCs w:val="15"/>
+              </w:rPr>
+              <w:t xml:space="preserve">COGS, line 2: 1,200 × $22</w:t>
+            </w:r>
+          </w:p>
+        </w:tc>
+        <w:tc>
+          <w:tcPr>
+            <w:tcW w:type="pct" w:w="2600"/>
+            <w:tcMar>
+              <w:top w:type="dxa" w:w="50"/>
+              <w:left w:type="dxa" w:w="110"/>
+              <w:bottom w:type="dxa" w:w="50"/>
+              <w:right w:type="dxa" w:w="110"/>
+            </w:tcMar>
+          </w:tcPr>
+          <w:p>
+            <w:pPr>
+              <w:spacing w:before="28" w:after="28"/>
+            </w:pPr>
+            <w:r>
+              <w:rPr>
+                <w:sz w:val="15"/>
+                <w:szCs w:val="15"/>
+              </w:rPr>
+              <w:t xml:space="preserve">$26,400</w:t>
+            </w:r>
+          </w:p>
+        </w:tc>
+      </w:tr>
+      <w:tr>
+        <w:tc>
+          <w:tcPr>
+            <w:tcW w:type="pct" w:w="2400"/>
+            <w:shd w:fill="FBFAF6" w:val="clear"/>
+            <w:tcMar>
+              <w:top w:type="dxa" w:w="50"/>
+              <w:left w:type="dxa" w:w="110"/>
+              <w:bottom w:type="dxa" w:w="50"/>
+              <w:right w:type="dxa" w:w="110"/>
+            </w:tcMar>
+          </w:tcPr>
+          <w:p>
+            <w:pPr>
+              <w:spacing w:before="28" w:after="28"/>
+            </w:pPr>
+            <w:r>
+              <w:rPr>
+                <w:sz w:val="15"/>
+                <w:szCs w:val="15"/>
+              </w:rPr>
+              <w:t xml:space="preserve">Ending inventory, line 1: 300 × $22</w:t>
+            </w:r>
+          </w:p>
+        </w:tc>
+        <w:tc>
+          <w:tcPr>
+            <w:tcW w:type="pct" w:w="2600"/>
+            <w:shd w:fill="FBFAF6" w:val="clear"/>
+            <w:tcMar>
+              <w:top w:type="dxa" w:w="50"/>
+              <w:left w:type="dxa" w:w="110"/>
+              <w:bottom w:type="dxa" w:w="50"/>
+              <w:right w:type="dxa" w:w="110"/>
+            </w:tcMar>
+          </w:tcPr>
+          <w:p>
+            <w:pPr>
+              <w:spacing w:before="28" w:after="28"/>
+            </w:pPr>
+            <w:r>
+              <w:rPr>
+                <w:sz w:val="15"/>
+                <w:szCs w:val="15"/>
+              </w:rPr>
+              <w:t xml:space="preserve">$6,600</w:t>
+            </w:r>
+          </w:p>
+        </w:tc>
+      </w:tr>
+      <w:tr>
+        <w:tc>
+          <w:tcPr>
+            <w:tcW w:type="pct" w:w="2400"/>
+            <w:tcMar>
+              <w:top w:type="dxa" w:w="50"/>
+              <w:left w:type="dxa" w:w="110"/>
+              <w:bottom w:type="dxa" w:w="50"/>
+              <w:right w:type="dxa" w:w="110"/>
+            </w:tcMar>
+          </w:tcPr>
+          <w:p>
+            <w:pPr>
+              <w:spacing w:before="28" w:after="28"/>
+            </w:pPr>
+            <w:r>
+              <w:rPr>
+                <w:sz w:val="15"/>
+                <w:szCs w:val="15"/>
+              </w:rPr>
+              <w:t xml:space="preserve">Ending inventory, line 2: 500 × $20</w:t>
+            </w:r>
+          </w:p>
+        </w:tc>
+        <w:tc>
+          <w:tcPr>
+            <w:tcW w:type="pct" w:w="2600"/>
+            <w:tcMar>
+              <w:top w:type="dxa" w:w="50"/>
+              <w:left w:type="dxa" w:w="110"/>
+              <w:bottom w:type="dxa" w:w="50"/>
+              <w:right w:type="dxa" w:w="110"/>
+            </w:tcMar>
+          </w:tcPr>
+          <w:p>
+            <w:pPr>
+              <w:spacing w:before="28" w:after="28"/>
+            </w:pPr>
+            <w:r>
+              <w:rPr>
+                <w:sz w:val="15"/>
+                <w:szCs w:val="15"/>
+              </w:rPr>
+              <w:t xml:space="preserve">$10,000</w:t>
+            </w:r>
+          </w:p>
+        </w:tc>
+      </w:tr>
+      <w:tr>
+        <w:tc>
+          <w:tcPr>
+            <w:tcW w:type="pct" w:w="2400"/>
+            <w:shd w:fill="FBFAF6" w:val="clear"/>
+            <w:tcMar>
+              <w:top w:type="dxa" w:w="50"/>
+              <w:left w:type="dxa" w:w="110"/>
+              <w:bottom w:type="dxa" w:w="50"/>
+              <w:right w:type="dxa" w:w="110"/>
+            </w:tcMar>
+          </w:tcPr>
+          <w:p>
+            <w:pPr>
+              <w:spacing w:before="28" w:after="28"/>
+            </w:pPr>
+            <w:r>
+              <w:rPr>
+                <w:sz w:val="15"/>
+                <w:szCs w:val="15"/>
+              </w:rPr>
+              <w:t xml:space="preserve">Total COGS</w:t>
+            </w:r>
+          </w:p>
+        </w:tc>
+        <w:tc>
+          <w:tcPr>
+            <w:tcW w:type="pct" w:w="2600"/>
+            <w:shd w:fill="FBFAF6" w:val="clear"/>
+            <w:tcMar>
+              <w:top w:type="dxa" w:w="50"/>
+              <w:left w:type="dxa" w:w="110"/>
+              <w:bottom w:type="dxa" w:w="50"/>
+              <w:right w:type="dxa" w:w="110"/>
+            </w:tcMar>
+          </w:tcPr>
+          <w:p>
+            <w:pPr>
+              <w:spacing w:before="28" w:after="28"/>
+            </w:pPr>
+            <w:r>
+              <w:rPr>
+                <w:sz w:val="15"/>
+                <w:szCs w:val="15"/>
+              </w:rPr>
+              <w:t xml:space="preserve">$25,000 + $26,400 = $51,400</w:t>
+            </w:r>
+          </w:p>
+        </w:tc>
+      </w:tr>
+      <w:tr>
+        <w:tc>
+          <w:tcPr>
+            <w:tcW w:type="pct" w:w="2400"/>
+            <w:tcMar>
+              <w:top w:type="dxa" w:w="50"/>
+              <w:left w:type="dxa" w:w="110"/>
+              <w:bottom w:type="dxa" w:w="50"/>
+              <w:right w:type="dxa" w:w="110"/>
+            </w:tcMar>
+          </w:tcPr>
+          <w:p>
+            <w:pPr>
+              <w:spacing w:before="28" w:after="28"/>
+            </w:pPr>
+            <w:r>
+              <w:rPr>
+                <w:sz w:val="15"/>
+                <w:szCs w:val="15"/>
+              </w:rPr>
+              <w:t xml:space="preserve">Total ending inventory</w:t>
+            </w:r>
+          </w:p>
+        </w:tc>
+        <w:tc>
+          <w:tcPr>
+            <w:tcW w:type="pct" w:w="2600"/>
+            <w:shd w:fill="FFFFFF" w:val="clear"/>
+            <w:tcMar>
+              <w:top w:type="dxa" w:w="50"/>
+              <w:left w:type="dxa" w:w="110"/>
+              <w:bottom w:type="dxa" w:w="50"/>
+              <w:right w:type="dxa" w:w="110"/>
+            </w:tcMar>
+          </w:tcPr>
+          <w:p>
+            <w:pPr>
+              <w:spacing w:before="46" w:after="46"/>
+            </w:pPr>
+            <w:r>
+              <w:rPr>
+                <w:b/>
+                <w:bCs/>
+                <w:color w:val="8186EF"/>
+                <w:sz w:val="14"/>
+                <w:szCs w:val="14"/>
+              </w:rPr>
+              <w:t xml:space="preserve">(22)</w:t>
+            </w:r>
+          </w:p>
+        </w:tc>
+      </w:tr>
+      <w:tr>
+        <w:tc>
+          <w:tcPr>
+            <w:tcW w:type="pct" w:w="2400"/>
+            <w:shd w:fill="FBFAF6" w:val="clear"/>
+            <w:tcMar>
+              <w:top w:type="dxa" w:w="50"/>
+              <w:left w:type="dxa" w:w="110"/>
+              <w:bottom w:type="dxa" w:w="50"/>
+              <w:right w:type="dxa" w:w="110"/>
+            </w:tcMar>
+          </w:tcPr>
+          <w:p>
+            <w:pPr>
+              <w:spacing w:before="28" w:after="28"/>
+            </w:pPr>
+            <w:r>
+              <w:rPr>
+                <w:sz w:val="15"/>
+                <w:szCs w:val="15"/>
+              </w:rPr>
+              <w:t xml:space="preserve">Check</w:t>
+            </w:r>
+          </w:p>
+        </w:tc>
+        <w:tc>
+          <w:tcPr>
+            <w:tcW w:type="pct" w:w="2600"/>
+            <w:shd w:fill="FBFAF6" w:val="clear"/>
+            <w:tcMar>
+              <w:top w:type="dxa" w:w="50"/>
+              <w:left w:type="dxa" w:w="110"/>
+              <w:bottom w:type="dxa" w:w="50"/>
+              <w:right w:type="dxa" w:w="110"/>
+            </w:tcMar>
+          </w:tcPr>
+          <w:p>
+            <w:pPr>
+              <w:spacing w:before="28" w:after="28"/>
+            </w:pPr>
+            <w:r>
+              <w:rPr>
+                <w:sz w:val="15"/>
+                <w:szCs w:val="15"/>
+              </w:rPr>
+              <w:t xml:space="preserve">$51,400 + $16,600 = $68,000, the cost of goods </w:t>
+            </w:r>
+            <w:r>
+              <w:rPr>
+                <w:b/>
+                <w:bCs/>
+                <w:color w:val="8186EF"/>
+                <w:sz w:val="14"/>
+                <w:szCs w:val="14"/>
+              </w:rPr>
+              <w:t xml:space="preserve"> (23) </w:t>
+            </w:r>
+            <w:r>
+              <w:rPr>
+                <w:u w:val="single"/>
+                <w:sz w:val="15"/>
+                <w:szCs w:val="15"/>
+              </w:rPr>
+              <w:t xml:space="preserve">              </w:t>
+            </w:r>
+            <w:r>
+              <w:rPr>
+                <w:sz w:val="15"/>
+                <w:szCs w:val="15"/>
+              </w:rPr>
+              <w:t xml:space="preserve"> </w:t>
+            </w:r>
+            <w:r>
+              <w:rPr>
+                <w:sz w:val="15"/>
+                <w:szCs w:val="15"/>
+              </w:rPr>
+              <w:t xml:space="preserve">.</w:t>
+            </w:r>
+          </w:p>
+        </w:tc>
+      </w:tr>
+    </w:tbl>
+    <w:p/>
+    <w:tbl>
+      <w:tblPr>
+        <w:tblW w:type="pct" w:w="100%"/>
+        <w:tblLayout w:type="fixed"/>
+        <w:tblBorders>
+          <w:top w:val="single" w:color="FBFAF6" w:sz="4"/>
+          <w:left w:val="single" w:color="FBFAF6" w:sz="4"/>
+          <w:bottom w:val="single" w:color="FBFAF6" w:sz="4"/>
+          <w:right w:val="single" w:color="FBFAF6" w:sz="4"/>
+          <w:insideH w:val="single" w:color="FBFAF6" w:sz="4"/>
+          <w:insideV w:val="single" w:color="FBFAF6" w:sz="4"/>
+        </w:tblBorders>
+      </w:tblPr>
+      <w:tblGrid>
+        <w:gridCol w:w="9600"/>
+      </w:tblGrid>
+      <w:tr>
+        <w:tc>
+          <w:tcPr>
+            <w:tcW w:type="pct" w:w="5000"/>
+            <w:shd w:fill="FBFAF6" w:val="clear"/>
+            <w:tcMar>
+              <w:top w:type="dxa" w:w="40"/>
+              <w:left w:type="dxa" w:w="100"/>
+              <w:bottom w:type="dxa" w:w="40"/>
+              <w:right w:type="dxa" w:w="100"/>
+            </w:tcMar>
+          </w:tcPr>
+          <w:p>
+            <w:pPr>
+              <w:spacing w:before="18" w:after="6"/>
+            </w:pPr>
+            <w:r>
+              <w:rPr>
+                <w:b/>
+                <w:bCs/>
+                <w:color w:val="6B7280"/>
+                <w:sz w:val="14"/>
+                <w:szCs w:val="14"/>
+              </w:rPr>
+              <w:t xml:space="preserve">word list</w:t>
+            </w:r>
+          </w:p>
+          <w:p>
+            <w:pPr>
+              <w:spacing w:before="0" w:after="18"/>
+            </w:pPr>
+            <w:r>
+              <w:rPr>
+                <w:b/>
+                <w:bCs/>
+                <w:color w:val="353A7C"/>
+                <w:sz w:val="16"/>
+                <w:szCs w:val="16"/>
+              </w:rPr>
+              <w:t xml:space="preserve">$6,600 + $10,000 = $16,600   ·   available   ·   freight-out</w:t>
             </w:r>
           </w:p>
         </w:tc>
@@ -14617,6 +17091,18 @@
     <w:p/>
     <w:p>
       <w:pPr>
+        <w:pageBreakBefore w:val="true"/>
+        <w:spacing w:after="0"/>
+      </w:pPr>
+      <w:r>
+        <w:rPr>
+          <w:sz w:val="2"/>
+        </w:rPr>
+        <w:t xml:space="preserve"> </w:t>
+      </w:r>
+    </w:p>
+    <w:p>
+      <w:pPr>
         <w:spacing w:before="44" w:after="10"/>
       </w:pPr>
       <w:r>
@@ -14627,7 +17113,7 @@
           <w:sz w:val="18"/>
           <w:szCs w:val="18"/>
         </w:rPr>
-        <w:t xml:space="preserve">The English this section uses, and its Arabic</w:t>
+        <w:t xml:space="preserve">Memo item — Category</w:t>
       </w:r>
     </w:p>
     <w:p>
@@ -14640,7 +17126,7 @@
           <w:sz w:val="15"/>
           <w:szCs w:val="15"/>
         </w:rPr>
-        <w:t xml:space="preserve">Each term sits against what it means.</w:t>
+        <w:t xml:space="preserve">Each stage leads to the next.</w:t>
       </w:r>
     </w:p>
     <w:p>
@@ -14651,7 +17137,7 @@
       <w:r>
         <w:drawing>
           <wp:inline distT="0" distB="0" distL="0" distR="0">
-            <wp:extent cx="5734050" cy="2421875"/>
+            <wp:extent cx="5734050" cy="1569325"/>
             <wp:effectExtent t="0" r="0" b="0" l="0"/>
             <wp:docPr id="1" name="" descr="" title=""/>
             <wp:cNvGraphicFramePr>
@@ -14676,7 +17162,7 @@
                   <pic:spPr bwMode="auto">
                     <a:xfrm>
                       <a:off x="0" y="0"/>
-                      <a:ext cx="5734050" cy="2421875"/>
+                      <a:ext cx="5734050" cy="1569325"/>
                     </a:xfrm>
                     <a:prstGeom prst="rect">
                       <a:avLst/>
@@ -14744,7 +17230,143 @@
                 <w:sz w:val="16"/>
                 <w:szCs w:val="16"/>
               </w:rPr>
-              <w:t xml:space="preserve">period cost   ·   cost of goods sold   ·   inventory</w:t>
+              <w:t xml:space="preserve">M4 (at a Doha consignee)   ·   M2 (FOB destination, sold)   ·   cost of goods sold</w:t>
+            </w:r>
+          </w:p>
+        </w:tc>
+      </w:tr>
+    </w:tbl>
+    <w:p/>
+    <w:p>
+      <w:pPr>
+        <w:spacing w:before="44" w:after="10"/>
+      </w:pPr>
+      <w:r>
+        <w:rPr>
+          <w:b/>
+          <w:bCs/>
+          <w:color w:val="353A7C"/>
+          <w:sz w:val="18"/>
+          <w:szCs w:val="18"/>
+        </w:rPr>
+        <w:t xml:space="preserve">The English this section uses, and its Arabic</w:t>
+      </w:r>
+    </w:p>
+    <w:p>
+      <w:pPr>
+        <w:spacing w:before="0" w:after="12"/>
+      </w:pPr>
+      <w:r>
+        <w:rPr>
+          <w:color w:val="6B7280"/>
+          <w:sz w:val="15"/>
+          <w:szCs w:val="15"/>
+        </w:rPr>
+        <w:t xml:space="preserve">Each term sits against what it means.</w:t>
+      </w:r>
+    </w:p>
+    <w:p>
+      <w:pPr>
+        <w:spacing w:after="40" w:before="90"/>
+        <w:jc w:val="center"/>
+      </w:pPr>
+      <w:r>
+        <w:drawing>
+          <wp:inline distT="0" distB="0" distL="0" distR="0">
+            <wp:extent cx="5734050" cy="2421875"/>
+            <wp:effectExtent t="0" r="0" b="0" l="0"/>
+            <wp:docPr id="1" name="" descr="" title=""/>
+            <wp:cNvGraphicFramePr>
+              <a:graphicFrameLocks xmlns:a="http://schemas.openxmlformats.org/drawingml/2006/main" noChangeAspect="1"/>
+            </wp:cNvGraphicFramePr>
+            <a:graphic xmlns:a="http://schemas.openxmlformats.org/drawingml/2006/main">
+              <a:graphicData uri="http://schemas.openxmlformats.org/drawingml/2006/picture">
+                <pic:pic xmlns:pic="http://schemas.openxmlformats.org/drawingml/2006/picture">
+                  <pic:nvPicPr>
+                    <pic:cNvPr id="0" name="" descr=""/>
+                    <pic:cNvPicPr>
+                      <a:picLocks noChangeAspect="1" noChangeArrowheads="1"/>
+                    </pic:cNvPicPr>
+                  </pic:nvPicPr>
+                  <pic:blipFill>
+                    <a:blip r:embed="rId111" cstate="none"/>
+                    <a:srcRect/>
+                    <a:stretch>
+                      <a:fillRect/>
+                    </a:stretch>
+                  </pic:blipFill>
+                  <pic:spPr bwMode="auto">
+                    <a:xfrm>
+                      <a:off x="0" y="0"/>
+                      <a:ext cx="5734050" cy="2421875"/>
+                    </a:xfrm>
+                    <a:prstGeom prst="rect">
+                      <a:avLst/>
+                    </a:prstGeom>
+                  </pic:spPr>
+                </pic:pic>
+              </a:graphicData>
+            </a:graphic>
+          </wp:inline>
+        </w:drawing>
+      </w:r>
+    </w:p>
+    <w:tbl>
+      <w:tblPr>
+        <w:tblW w:type="pct" w:w="100%"/>
+        <w:tblLayout w:type="fixed"/>
+        <w:tblBorders>
+          <w:top w:val="single" w:color="FBFAF6" w:sz="4"/>
+          <w:left w:val="single" w:color="FBFAF6" w:sz="4"/>
+          <w:bottom w:val="single" w:color="FBFAF6" w:sz="4"/>
+          <w:right w:val="single" w:color="FBFAF6" w:sz="4"/>
+          <w:insideH w:val="single" w:color="FBFAF6" w:sz="4"/>
+          <w:insideV w:val="single" w:color="FBFAF6" w:sz="4"/>
+        </w:tblBorders>
+      </w:tblPr>
+      <w:tblGrid>
+        <w:gridCol w:w="9600"/>
+      </w:tblGrid>
+      <w:tr>
+        <w:tc>
+          <w:tcPr>
+            <w:tcW w:type="pct" w:w="5000"/>
+            <w:shd w:fill="FBFAF6" w:val="clear"/>
+            <w:tcMar>
+              <w:top w:type="dxa" w:w="40"/>
+              <w:left w:type="dxa" w:w="100"/>
+              <w:bottom w:type="dxa" w:w="40"/>
+              <w:right w:type="dxa" w:w="100"/>
+            </w:tcMar>
+          </w:tcPr>
+          <w:p>
+            <w:pPr>
+              <w:spacing w:before="18" w:after="6"/>
+            </w:pPr>
+            <w:r>
+              <w:rPr>
+                <w:b/>
+                <w:bCs/>
+                <w:color w:val="6B7280"/>
+                <w:sz w:val="14"/>
+                <w:szCs w:val="14"/>
+              </w:rPr>
+              <w:t xml:space="preserve">word list</w:t>
+            </w:r>
+          </w:p>
+          <w:p>
+            <w:pPr>
+              <w:spacing w:before="0" w:after="18"/>
+            </w:pPr>
+            <w:r>
+              <w:rPr>
+                <w:b/>
+                <w:bCs/>
+                <w:color w:val="353A7C"/>
+                <w:sz w:val="16"/>
+                <w:szCs w:val="16"/>
+              </w:rPr>
+              <w:t xml:space="preserve">تكلفة البضاعة المباعة   ·   cost of goods sold   ·   inventory</w:t>
             </w:r>
           </w:p>
         </w:tc>
@@ -15027,7 +17649,7 @@
                 <w:sz w:val="16"/>
                 <w:szCs w:val="16"/>
               </w:rPr>
-              <w:t xml:space="preserve">12  </w:t>
+              <w:t xml:space="preserve">15  </w:t>
             </w:r>
             <w:r>
               <w:rPr>
@@ -15069,7 +17691,7 @@
                 <w:sz w:val="16"/>
                 <w:szCs w:val="16"/>
               </w:rPr>
-              <w:t xml:space="preserve">purchases</w:t>
+              <w:t xml:space="preserve">because</w:t>
             </w:r>
           </w:p>
         </w:tc>
@@ -15095,7 +17717,7 @@
                 <w:sz w:val="16"/>
                 <w:szCs w:val="16"/>
               </w:rPr>
-              <w:t xml:space="preserve">13  </w:t>
+              <w:t xml:space="preserve">16  </w:t>
             </w:r>
             <w:r>
               <w:rPr>
@@ -15137,7 +17759,7 @@
                 <w:sz w:val="16"/>
                 <w:szCs w:val="16"/>
               </w:rPr>
-              <w:t xml:space="preserve">because</w:t>
+              <w:t xml:space="preserve">Orontes</w:t>
             </w:r>
           </w:p>
         </w:tc>
@@ -15163,7 +17785,7 @@
                 <w:sz w:val="16"/>
                 <w:szCs w:val="16"/>
               </w:rPr>
-              <w:t xml:space="preserve">14  </w:t>
+              <w:t xml:space="preserve">17  </w:t>
             </w:r>
             <w:r>
               <w:rPr>
@@ -15205,7 +17827,7 @@
                 <w:sz w:val="16"/>
                 <w:szCs w:val="16"/>
               </w:rPr>
-              <w:t xml:space="preserve">errors</w:t>
+              <w:t xml:space="preserve">cancel</w:t>
             </w:r>
           </w:p>
         </w:tc>
@@ -15231,14 +17853,14 @@
                 <w:sz w:val="16"/>
                 <w:szCs w:val="16"/>
               </w:rPr>
-              <w:t xml:space="preserve">15  </w:t>
-            </w:r>
-            <w:r>
-              <w:rPr>
-                <w:sz w:val="16"/>
-                <w:szCs w:val="16"/>
-              </w:rPr>
-              <w:t xml:space="preserve">Feb 14</w:t>
+              <w:t xml:space="preserve">18  </w:t>
+            </w:r>
+            <w:r>
+              <w:rPr>
+                <w:sz w:val="16"/>
+                <w:szCs w:val="16"/>
+              </w:rPr>
+              <w:t xml:space="preserve">Sep 21</w:t>
             </w:r>
           </w:p>
         </w:tc>
@@ -15273,7 +17895,7 @@
                 <w:sz w:val="16"/>
                 <w:szCs w:val="16"/>
               </w:rPr>
-              <w:t xml:space="preserve">correct</w:t>
+              <w:t xml:space="preserve">Retained</w:t>
             </w:r>
           </w:p>
         </w:tc>
@@ -15299,14 +17921,14 @@
                 <w:sz w:val="16"/>
                 <w:szCs w:val="16"/>
               </w:rPr>
-              <w:t xml:space="preserve">16  </w:t>
-            </w:r>
-            <w:r>
-              <w:rPr>
-                <w:sz w:val="16"/>
-                <w:szCs w:val="16"/>
-              </w:rPr>
-              <w:t xml:space="preserve">Jun 3</w:t>
+              <w:t xml:space="preserve">19  </w:t>
+            </w:r>
+            <w:r>
+              <w:rPr>
+                <w:sz w:val="16"/>
+                <w:szCs w:val="16"/>
+              </w:rPr>
+              <w:t xml:space="preserve">M1</w:t>
             </w:r>
           </w:p>
         </w:tc>
@@ -15367,14 +17989,14 @@
                 <w:sz w:val="16"/>
                 <w:szCs w:val="16"/>
               </w:rPr>
-              <w:t xml:space="preserve">17  </w:t>
-            </w:r>
-            <w:r>
-              <w:rPr>
-                <w:sz w:val="16"/>
-                <w:szCs w:val="16"/>
-              </w:rPr>
-              <w:t xml:space="preserve">M3</w:t>
+              <w:t xml:space="preserve">20  </w:t>
+            </w:r>
+            <w:r>
+              <w:rPr>
+                <w:sz w:val="16"/>
+                <w:szCs w:val="16"/>
+              </w:rPr>
+              <w:t xml:space="preserve">M2</w:t>
             </w:r>
           </w:p>
         </w:tc>
@@ -15435,14 +18057,14 @@
                 <w:sz w:val="16"/>
                 <w:szCs w:val="16"/>
               </w:rPr>
-              <w:t xml:space="preserve">18  </w:t>
-            </w:r>
-            <w:r>
-              <w:rPr>
-                <w:sz w:val="16"/>
-                <w:szCs w:val="16"/>
-              </w:rPr>
-              <w:t xml:space="preserve">M2 (FOB destination, sold)</w:t>
+              <w:t xml:space="preserve">21  </w:t>
+            </w:r>
+            <w:r>
+              <w:rPr>
+                <w:sz w:val="16"/>
+                <w:szCs w:val="16"/>
+              </w:rPr>
+              <w:t xml:space="preserve">M3</w:t>
             </w:r>
           </w:p>
         </w:tc>
@@ -15477,7 +18099,7 @@
                 <w:sz w:val="16"/>
                 <w:szCs w:val="16"/>
               </w:rPr>
-              <w:t xml:space="preserve">restating</w:t>
+              <w:t xml:space="preserve">similar</w:t>
             </w:r>
           </w:p>
         </w:tc>
@@ -15503,14 +18125,14 @@
                 <w:sz w:val="16"/>
                 <w:szCs w:val="16"/>
               </w:rPr>
-              <w:t xml:space="preserve">19  </w:t>
-            </w:r>
-            <w:r>
-              <w:rPr>
-                <w:sz w:val="16"/>
-                <w:szCs w:val="16"/>
-              </w:rPr>
-              <w:t xml:space="preserve">M4 (at a Doha consignee)</w:t>
+              <w:t xml:space="preserve">22  </w:t>
+            </w:r>
+            <w:r>
+              <w:rPr>
+                <w:sz w:val="16"/>
+                <w:szCs w:val="16"/>
+              </w:rPr>
+              <w:t xml:space="preserve">$6,600 + $10,000 = $16,600</w:t>
             </w:r>
           </w:p>
         </w:tc>
@@ -15545,7 +18167,7 @@
                 <w:sz w:val="16"/>
                 <w:szCs w:val="16"/>
               </w:rPr>
-              <w:t xml:space="preserve">statements</w:t>
+              <w:t xml:space="preserve">purchase</w:t>
             </w:r>
           </w:p>
         </w:tc>
@@ -15571,14 +18193,14 @@
                 <w:sz w:val="16"/>
                 <w:szCs w:val="16"/>
               </w:rPr>
-              <w:t xml:space="preserve">20  </w:t>
-            </w:r>
-            <w:r>
-              <w:rPr>
-                <w:sz w:val="16"/>
-                <w:szCs w:val="16"/>
-              </w:rPr>
-              <w:t xml:space="preserve">inventory</w:t>
+              <w:t xml:space="preserve">23  </w:t>
+            </w:r>
+            <w:r>
+              <w:rPr>
+                <w:sz w:val="16"/>
+                <w:szCs w:val="16"/>
+              </w:rPr>
+              <w:t xml:space="preserve">available</w:t>
             </w:r>
           </w:p>
         </w:tc>
@@ -15613,7 +18235,7 @@
                 <w:sz w:val="16"/>
                 <w:szCs w:val="16"/>
               </w:rPr>
-              <w:t xml:space="preserve">already</w:t>
+              <w:t xml:space="preserve">1. Ending inventory overstated</w:t>
             </w:r>
           </w:p>
         </w:tc>
@@ -15639,14 +18261,14 @@
                 <w:sz w:val="16"/>
                 <w:szCs w:val="16"/>
               </w:rPr>
-              <w:t xml:space="preserve">21  </w:t>
-            </w:r>
-            <w:r>
-              <w:rPr>
-                <w:sz w:val="16"/>
-                <w:szCs w:val="16"/>
-              </w:rPr>
-              <w:t xml:space="preserve">cost of goods sold</w:t>
+              <w:t xml:space="preserve">24  </w:t>
+            </w:r>
+            <w:r>
+              <w:rPr>
+                <w:sz w:val="16"/>
+                <w:szCs w:val="16"/>
+              </w:rPr>
+              <w:t xml:space="preserve">M2 (FOB destination, sold)</w:t>
             </w:r>
           </w:p>
         </w:tc>
@@ -15675,6 +18297,210 @@
                 <w:szCs w:val="16"/>
               </w:rPr>
               <w:t xml:space="preserve">11  </w:t>
+            </w:r>
+            <w:r>
+              <w:rPr>
+                <w:sz w:val="16"/>
+                <w:szCs w:val="16"/>
+              </w:rPr>
+              <w:t xml:space="preserve">restating</w:t>
+            </w:r>
+          </w:p>
+        </w:tc>
+        <w:tc>
+          <w:tcPr>
+            <w:tcW w:type="pct" w:w="2500"/>
+            <w:tcMar>
+              <w:top w:type="dxa" w:w="20"/>
+              <w:left w:type="dxa" w:w="80"/>
+              <w:bottom w:type="dxa" w:w="20"/>
+              <w:right w:type="dxa" w:w="80"/>
+            </w:tcMar>
+          </w:tcPr>
+          <w:p>
+            <w:pPr>
+              <w:spacing w:before="12" w:after="12"/>
+            </w:pPr>
+            <w:r>
+              <w:rPr>
+                <w:b/>
+                <w:bCs/>
+                <w:color w:val="8186EF"/>
+                <w:sz w:val="16"/>
+                <w:szCs w:val="16"/>
+              </w:rPr>
+              <w:t xml:space="preserve">25  </w:t>
+            </w:r>
+            <w:r>
+              <w:rPr>
+                <w:sz w:val="16"/>
+                <w:szCs w:val="16"/>
+              </w:rPr>
+              <w:t xml:space="preserve">M4 (at a Doha consignee)</w:t>
+            </w:r>
+          </w:p>
+        </w:tc>
+      </w:tr>
+      <w:tr>
+        <w:tc>
+          <w:tcPr>
+            <w:tcW w:type="pct" w:w="2500"/>
+            <w:tcMar>
+              <w:top w:type="dxa" w:w="20"/>
+              <w:left w:type="dxa" w:w="80"/>
+              <w:bottom w:type="dxa" w:w="20"/>
+              <w:right w:type="dxa" w:w="80"/>
+            </w:tcMar>
+          </w:tcPr>
+          <w:p>
+            <w:pPr>
+              <w:spacing w:before="12" w:after="12"/>
+            </w:pPr>
+            <w:r>
+              <w:rPr>
+                <w:b/>
+                <w:bCs/>
+                <w:color w:val="8186EF"/>
+                <w:sz w:val="16"/>
+                <w:szCs w:val="16"/>
+              </w:rPr>
+              <w:t xml:space="preserve">12  </w:t>
+            </w:r>
+            <w:r>
+              <w:rPr>
+                <w:sz w:val="16"/>
+                <w:szCs w:val="16"/>
+              </w:rPr>
+              <w:t xml:space="preserve">statements</w:t>
+            </w:r>
+          </w:p>
+        </w:tc>
+        <w:tc>
+          <w:tcPr>
+            <w:tcW w:type="pct" w:w="2500"/>
+            <w:tcMar>
+              <w:top w:type="dxa" w:w="20"/>
+              <w:left w:type="dxa" w:w="80"/>
+              <w:bottom w:type="dxa" w:w="20"/>
+              <w:right w:type="dxa" w:w="80"/>
+            </w:tcMar>
+          </w:tcPr>
+          <w:p>
+            <w:pPr>
+              <w:spacing w:before="12" w:after="12"/>
+            </w:pPr>
+            <w:r>
+              <w:rPr>
+                <w:b/>
+                <w:bCs/>
+                <w:color w:val="8186EF"/>
+                <w:sz w:val="16"/>
+                <w:szCs w:val="16"/>
+              </w:rPr>
+              <w:t xml:space="preserve">26  </w:t>
+            </w:r>
+            <w:r>
+              <w:rPr>
+                <w:sz w:val="16"/>
+                <w:szCs w:val="16"/>
+              </w:rPr>
+              <w:t xml:space="preserve">inventory</w:t>
+            </w:r>
+          </w:p>
+        </w:tc>
+      </w:tr>
+      <w:tr>
+        <w:tc>
+          <w:tcPr>
+            <w:tcW w:type="pct" w:w="2500"/>
+            <w:tcMar>
+              <w:top w:type="dxa" w:w="20"/>
+              <w:left w:type="dxa" w:w="80"/>
+              <w:bottom w:type="dxa" w:w="20"/>
+              <w:right w:type="dxa" w:w="80"/>
+            </w:tcMar>
+          </w:tcPr>
+          <w:p>
+            <w:pPr>
+              <w:spacing w:before="12" w:after="12"/>
+            </w:pPr>
+            <w:r>
+              <w:rPr>
+                <w:b/>
+                <w:bCs/>
+                <w:color w:val="8186EF"/>
+                <w:sz w:val="16"/>
+                <w:szCs w:val="16"/>
+              </w:rPr>
+              <w:t xml:space="preserve">13  </w:t>
+            </w:r>
+            <w:r>
+              <w:rPr>
+                <w:sz w:val="16"/>
+                <w:szCs w:val="16"/>
+              </w:rPr>
+              <w:t xml:space="preserve">counterbalanced</w:t>
+            </w:r>
+          </w:p>
+        </w:tc>
+        <w:tc>
+          <w:tcPr>
+            <w:tcW w:type="pct" w:w="2500"/>
+            <w:tcMar>
+              <w:top w:type="dxa" w:w="20"/>
+              <w:left w:type="dxa" w:w="80"/>
+              <w:bottom w:type="dxa" w:w="20"/>
+              <w:right w:type="dxa" w:w="80"/>
+            </w:tcMar>
+          </w:tcPr>
+          <w:p>
+            <w:pPr>
+              <w:spacing w:before="12" w:after="12"/>
+            </w:pPr>
+            <w:r>
+              <w:rPr>
+                <w:b/>
+                <w:bCs/>
+                <w:color w:val="8186EF"/>
+                <w:sz w:val="16"/>
+                <w:szCs w:val="16"/>
+              </w:rPr>
+              <w:t xml:space="preserve">27  </w:t>
+            </w:r>
+            <w:r>
+              <w:rPr>
+                <w:sz w:val="16"/>
+                <w:szCs w:val="16"/>
+              </w:rPr>
+              <w:t xml:space="preserve">cost of goods sold</w:t>
+            </w:r>
+          </w:p>
+        </w:tc>
+      </w:tr>
+      <w:tr>
+        <w:tc>
+          <w:tcPr>
+            <w:tcW w:type="pct" w:w="2500"/>
+            <w:tcMar>
+              <w:top w:type="dxa" w:w="20"/>
+              <w:left w:type="dxa" w:w="80"/>
+              <w:bottom w:type="dxa" w:w="20"/>
+              <w:right w:type="dxa" w:w="80"/>
+            </w:tcMar>
+          </w:tcPr>
+          <w:p>
+            <w:pPr>
+              <w:spacing w:before="12" w:after="12"/>
+            </w:pPr>
+            <w:r>
+              <w:rPr>
+                <w:b/>
+                <w:bCs/>
+                <w:color w:val="8186EF"/>
+                <w:sz w:val="16"/>
+                <w:szCs w:val="16"/>
+              </w:rPr>
+              <w:t xml:space="preserve">14  </w:t>
             </w:r>
             <w:r>
               <w:rPr>
@@ -15747,7 +18573,7 @@
           <w:sz w:val="15"/>
           <w:szCs w:val="15"/>
         </w:rPr>
-        <w:t xml:space="preserve">Cost of goods sold depends on the count: beginning inventory plus purchases minus ending inventory. If ending inventory is wrong, cost of goods sold is wrong in the same year. And because this year's ending inventory is next year's beginning inventory, the error moves into the next year too. Over the two years, the two errors cancel. Retained earnings are overstated at the end of 2025 but correct at the end of 2026. This is a counterbalancing error. Remember the tax effect: at a 25% tax rate, net income was overstated by only 30 in the first year. If a company finds an error from a prior year, it corrects the error by restating the prior-year statements, with an adjustment to beginning retained earnings (ASC 250). If the error has already counterbalanced, retained earnings need no adjustment, but the prior-year income figures shown for comparison are still restated.</w:t>
+        <w:t xml:space="preserve">Cost of goods sold depends on the count: beginning inventory plus purchases minus ending inventory. If ending inventory is wrong, cost of goods sold is wrong in the same year. And because this year's ending inventory is next year's beginning inventory, the error moves into the next year too. At the end of 2025, Orontes counted some goods twice, so ending inventory was overstated by 40 (USD 000). Cost of goods sold was understated by 40, so pretax income was overstated by 40. In 2026, beginning inventory was too high, so cost of goods sold was overstated and pretax income was understated by 40. Over the two years, the two errors cancel. Retained earnings are overstated at the end of 2025 but correct at the end of 2026. This is a counterbalancing error. Remember the tax effect: at a 25% tax rate, net income was overstated by only 30 in the first year. Errors in purchases work in a similar way. Row 3 is a classic exam item: when a purchase is left out of both purchases and the count, cost of goods sold and income are still correct, but inventory and accounts payable are both understated.</w:t>
       </w:r>
     </w:p>
     <w:p>
@@ -15764,6 +18590,30 @@
           <w:szCs w:val="15"/>
         </w:rPr>
         <w:t xml:space="preserve">Summary 2   </w:t>
+      </w:r>
+      <w:r>
+        <w:rPr>
+          <w:color w:val="6B7280"/>
+          <w:sz w:val="15"/>
+          <w:szCs w:val="15"/>
+        </w:rPr>
+        <w:t xml:space="preserve">If a company finds an error from a prior year, it corrects the error by restating the prior-year statements, with an adjustment to beginning retained earnings (ASC 250). If the error has already counterbalanced, retained earnings need no adjustment, but the prior-year income figures shown for comparison are still restated.</w:t>
+      </w:r>
+    </w:p>
+    <w:p>
+      <w:pPr>
+        <w:spacing w:before="20" w:after="20"/>
+        <w:ind w:left="240" w:hanging="240"/>
+      </w:pPr>
+      <w:r>
+        <w:rPr>
+          <w:b/>
+          <w:bCs/>
+          <w:color w:val="353A7C"/>
+          <w:sz w:val="15"/>
+          <w:szCs w:val="15"/>
+        </w:rPr>
+        <w:t xml:space="preserve">Summary 3   </w:t>
       </w:r>
       <w:r>
         <w:rPr>
@@ -16146,7 +18996,7 @@
               <w:sz w:val="16"/>
               <w:szCs w:val="16"/>
             </w:rPr>
-            <w:t xml:space="preserve"> of 2</w:t>
+            <w:t xml:space="preserve"> of 3</w:t>
           </w:r>
         </w:p>
       </w:tc>

--- a/CMA_Summaries_B1_Ch07.docx
+++ b/CMA_Summaries_B1_Ch07.docx
@@ -111,7 +111,7 @@
       <w:r>
         <w:drawing>
           <wp:inline distT="0" distB="0" distL="0" distR="0">
-            <wp:extent cx="5734050" cy="1712675"/>
+            <wp:extent cx="5734050" cy="1969200"/>
             <wp:effectExtent t="0" r="0" b="0" l="0"/>
             <wp:docPr id="1" name="" descr="" title=""/>
             <wp:cNvGraphicFramePr>
@@ -136,7 +136,7 @@
                   <pic:spPr bwMode="auto">
                     <a:xfrm>
                       <a:off x="0" y="0"/>
-                      <a:ext cx="5734050" cy="1712675"/>
+                      <a:ext cx="5734050" cy="1969200"/>
                     </a:xfrm>
                     <a:prstGeom prst="rect">
                       <a:avLst/>
@@ -15988,7 +15988,7 @@
                 <w:sz w:val="16"/>
                 <w:szCs w:val="16"/>
               </w:rPr>
-              <w:t xml:space="preserve">1. Ending inventory overstated   ·   goods available for sale</w:t>
+              <w:t xml:space="preserve">1. Ending inventory overstated   ·   2. Ending inventory understated</w:t>
             </w:r>
           </w:p>
         </w:tc>
@@ -17137,7 +17137,7 @@
       <w:r>
         <w:drawing>
           <wp:inline distT="0" distB="0" distL="0" distR="0">
-            <wp:extent cx="5734050" cy="1569325"/>
+            <wp:extent cx="5734050" cy="1825850"/>
             <wp:effectExtent t="0" r="0" b="0" l="0"/>
             <wp:docPr id="1" name="" descr="" title=""/>
             <wp:cNvGraphicFramePr>
@@ -17162,7 +17162,7 @@
                   <pic:spPr bwMode="auto">
                     <a:xfrm>
                       <a:off x="0" y="0"/>
-                      <a:ext cx="5734050" cy="1569325"/>
+                      <a:ext cx="5734050" cy="1825850"/>
                     </a:xfrm>
                     <a:prstGeom prst="rect">
                       <a:avLst/>

--- a/CMA_Summaries_B1_Ch07.docx
+++ b/CMA_Summaries_B1_Ch07.docx
@@ -3789,7 +3789,7 @@
           <w:sz w:val="16"/>
           <w:szCs w:val="16"/>
         </w:rPr>
-        <w:t xml:space="preserve">      gaps 1–11</w:t>
+        <w:t xml:space="preserve">      gaps 1–12</w:t>
       </w:r>
     </w:p>
     <w:p>
@@ -4210,7 +4210,39 @@
           <w:sz w:val="19"/>
           <w:szCs w:val="19"/>
         </w:rPr>
-        <w:t xml:space="preserve">If output is unusually low, the fixed overhead that is not allocated is an expense of the period. </w:t>
+        <w:t xml:space="preserve">If output is </w:t>
+      </w:r>
+      <w:r>
+        <w:rPr>
+          <w:b/>
+          <w:bCs/>
+          <w:color w:val="8186EF"/>
+          <w:sz w:val="15"/>
+          <w:szCs w:val="15"/>
+        </w:rPr>
+        <w:t xml:space="preserve"> (12) </w:t>
+      </w:r>
+      <w:r>
+        <w:rPr>
+          <w:u w:val="single"/>
+          <w:sz w:val="19"/>
+          <w:szCs w:val="19"/>
+        </w:rPr>
+        <w:t xml:space="preserve">           </w:t>
+      </w:r>
+      <w:r>
+        <w:rPr>
+          <w:sz w:val="19"/>
+          <w:szCs w:val="19"/>
+        </w:rPr>
+        <w:t xml:space="preserve"> </w:t>
+      </w:r>
+      <w:r>
+        <w:rPr>
+          <w:sz w:val="19"/>
+          <w:szCs w:val="19"/>
+        </w:rPr>
+        <w:t xml:space="preserve"> low, the fixed overhead that is not allocated is an expense of the period. </w:t>
       </w:r>
       <w:r>
         <w:rPr>
@@ -4275,7 +4307,7 @@
                 <w:sz w:val="16"/>
                 <w:szCs w:val="16"/>
               </w:rPr>
-              <w:t xml:space="preserve">capacity   ·   needed   ·   inventoriable   ·   become   ·   recorded   ·   freight-in   ·   condition   ·   direct   ·   expects   ·   unusually   ·   expenses   ·   non-refundable</w:t>
+              <w:t xml:space="preserve">inventoriable   ·   needed   ·   freight-in   ·   expects   ·   direct   ·   recorded   ·   condition   ·   become   ·   capacity   ·   unusually   ·   freight-out   ·   expenses   ·   non-refundable</w:t>
             </w:r>
           </w:p>
         </w:tc>
@@ -4302,7 +4334,7 @@
           <w:sz w:val="16"/>
           <w:szCs w:val="16"/>
         </w:rPr>
-        <w:t xml:space="preserve">      gaps 12–15</w:t>
+        <w:t xml:space="preserve">      gaps 13–16</w:t>
       </w:r>
     </w:p>
     <w:p>
@@ -4325,7 +4357,7 @@
           <w:sz w:val="15"/>
           <w:szCs w:val="15"/>
         </w:rPr>
-        <w:t xml:space="preserve"> (12) </w:t>
+        <w:t xml:space="preserve"> (13) </w:t>
       </w:r>
       <w:r>
         <w:rPr>
@@ -4357,7 +4389,7 @@
           <w:sz w:val="15"/>
           <w:szCs w:val="15"/>
         </w:rPr>
-        <w:t xml:space="preserve"> (13) </w:t>
+        <w:t xml:space="preserve"> (14) </w:t>
       </w:r>
       <w:r>
         <w:rPr>
@@ -4396,7 +4428,7 @@
           <w:sz w:val="15"/>
           <w:szCs w:val="15"/>
         </w:rPr>
-        <w:t xml:space="preserve"> (14) </w:t>
+        <w:t xml:space="preserve"> (15) </w:t>
       </w:r>
       <w:r>
         <w:rPr>
@@ -4428,7 +4460,7 @@
           <w:sz w:val="15"/>
           <w:szCs w:val="15"/>
         </w:rPr>
-        <w:t xml:space="preserve"> (15) </w:t>
+        <w:t xml:space="preserve"> (16) </w:t>
       </w:r>
       <w:r>
         <w:rPr>
@@ -4589,7 +4621,7 @@
           <w:sz w:val="16"/>
           <w:szCs w:val="16"/>
         </w:rPr>
-        <w:t xml:space="preserve">      gaps 16–17</w:t>
+        <w:t xml:space="preserve">      gaps 17–18</w:t>
       </w:r>
     </w:p>
     <w:p>
@@ -4612,7 +4644,7 @@
           <w:sz w:val="15"/>
           <w:szCs w:val="15"/>
         </w:rPr>
-        <w:t xml:space="preserve"> (16) </w:t>
+        <w:t xml:space="preserve"> (17) </w:t>
       </w:r>
       <w:r>
         <w:rPr>
@@ -4651,7 +4683,7 @@
           <w:sz w:val="15"/>
           <w:szCs w:val="15"/>
         </w:rPr>
-        <w:t xml:space="preserve"> (17) </w:t>
+        <w:t xml:space="preserve"> (18) </w:t>
       </w:r>
       <w:r>
         <w:rPr>
@@ -5021,7 +5053,39 @@
                 <w:sz w:val="15"/>
                 <w:szCs w:val="15"/>
               </w:rPr>
-              <w:t xml:space="preserve">Yes (reduces cost)</w:t>
+              <w:t xml:space="preserve">Yes (</w:t>
+            </w:r>
+            <w:r>
+              <w:rPr>
+                <w:b/>
+                <w:bCs/>
+                <w:color w:val="8186EF"/>
+                <w:sz w:val="14"/>
+                <w:szCs w:val="14"/>
+              </w:rPr>
+              <w:t xml:space="preserve"> (19) </w:t>
+            </w:r>
+            <w:r>
+              <w:rPr>
+                <w:u w:val="single"/>
+                <w:sz w:val="15"/>
+                <w:szCs w:val="15"/>
+              </w:rPr>
+              <w:t xml:space="preserve">              </w:t>
+            </w:r>
+            <w:r>
+              <w:rPr>
+                <w:sz w:val="15"/>
+                <w:szCs w:val="15"/>
+              </w:rPr>
+              <w:t xml:space="preserve"> </w:t>
+            </w:r>
+            <w:r>
+              <w:rPr>
+                <w:sz w:val="15"/>
+                <w:szCs w:val="15"/>
+              </w:rPr>
+              <w:t xml:space="preserve"> cost)</w:t>
             </w:r>
           </w:p>
         </w:tc>
@@ -5386,7 +5450,7 @@
                 <w:sz w:val="14"/>
                 <w:szCs w:val="14"/>
               </w:rPr>
-              <w:t xml:space="preserve">(18)</w:t>
+              <w:t xml:space="preserve">(20)</w:t>
             </w:r>
           </w:p>
         </w:tc>
@@ -5522,7 +5586,7 @@
                 <w:sz w:val="16"/>
                 <w:szCs w:val="16"/>
               </w:rPr>
-              <w:t xml:space="preserve">No: selling expense   ·   No: period cost</w:t>
+              <w:t xml:space="preserve">consignor   ·   No: period cost   ·   reduces</w:t>
             </w:r>
           </w:p>
         </w:tc>
@@ -5549,7 +5613,7 @@
           <w:sz w:val="16"/>
           <w:szCs w:val="16"/>
         </w:rPr>
-        <w:t xml:space="preserve">      gaps 19–24</w:t>
+        <w:t xml:space="preserve">      gaps 21–26</w:t>
       </w:r>
     </w:p>
     <w:p>
@@ -5572,7 +5636,7 @@
           <w:sz w:val="15"/>
           <w:szCs w:val="15"/>
         </w:rPr>
-        <w:t xml:space="preserve"> (19) </w:t>
+        <w:t xml:space="preserve"> (21) </w:t>
       </w:r>
       <w:r>
         <w:rPr>
@@ -5604,7 +5668,7 @@
           <w:sz w:val="15"/>
           <w:szCs w:val="15"/>
         </w:rPr>
-        <w:t xml:space="preserve"> (20) </w:t>
+        <w:t xml:space="preserve"> (22) </w:t>
       </w:r>
       <w:r>
         <w:rPr>
@@ -5643,7 +5707,7 @@
           <w:sz w:val="15"/>
           <w:szCs w:val="15"/>
         </w:rPr>
-        <w:t xml:space="preserve"> (21) </w:t>
+        <w:t xml:space="preserve"> (23) </w:t>
       </w:r>
       <w:r>
         <w:rPr>
@@ -5675,7 +5739,7 @@
           <w:sz w:val="15"/>
           <w:szCs w:val="15"/>
         </w:rPr>
-        <w:t xml:space="preserve"> (22) </w:t>
+        <w:t xml:space="preserve"> (24) </w:t>
       </w:r>
       <w:r>
         <w:rPr>
@@ -5714,7 +5778,7 @@
           <w:sz w:val="15"/>
           <w:szCs w:val="15"/>
         </w:rPr>
-        <w:t xml:space="preserve"> (23) </w:t>
+        <w:t xml:space="preserve"> (25) </w:t>
       </w:r>
       <w:r>
         <w:rPr>
@@ -5746,7 +5810,7 @@
           <w:sz w:val="15"/>
           <w:szCs w:val="15"/>
         </w:rPr>
-        <w:t xml:space="preserve"> (24) </w:t>
+        <w:t xml:space="preserve"> (26) </w:t>
       </w:r>
       <w:r>
         <w:rPr>
@@ -6570,7 +6634,7 @@
                 <w:sz w:val="16"/>
                 <w:szCs w:val="16"/>
               </w:rPr>
-              <w:t xml:space="preserve">15  </w:t>
+              <w:t xml:space="preserve">16  </w:t>
             </w:r>
             <w:r>
               <w:rPr>
@@ -6638,7 +6702,7 @@
                 <w:sz w:val="16"/>
                 <w:szCs w:val="16"/>
               </w:rPr>
-              <w:t xml:space="preserve">16  </w:t>
+              <w:t xml:space="preserve">17  </w:t>
             </w:r>
             <w:r>
               <w:rPr>
@@ -6706,7 +6770,7 @@
                 <w:sz w:val="16"/>
                 <w:szCs w:val="16"/>
               </w:rPr>
-              <w:t xml:space="preserve">17  </w:t>
+              <w:t xml:space="preserve">18  </w:t>
             </w:r>
             <w:r>
               <w:rPr>
@@ -6774,14 +6838,14 @@
                 <w:sz w:val="16"/>
                 <w:szCs w:val="16"/>
               </w:rPr>
-              <w:t xml:space="preserve">18  </w:t>
-            </w:r>
-            <w:r>
-              <w:rPr>
-                <w:sz w:val="16"/>
-                <w:szCs w:val="16"/>
-              </w:rPr>
-              <w:t xml:space="preserve">No: period cost</w:t>
+              <w:t xml:space="preserve">19  </w:t>
+            </w:r>
+            <w:r>
+              <w:rPr>
+                <w:sz w:val="16"/>
+                <w:szCs w:val="16"/>
+              </w:rPr>
+              <w:t xml:space="preserve">reduces</w:t>
             </w:r>
           </w:p>
         </w:tc>
@@ -6842,14 +6906,14 @@
                 <w:sz w:val="16"/>
                 <w:szCs w:val="16"/>
               </w:rPr>
-              <w:t xml:space="preserve">19  </w:t>
-            </w:r>
-            <w:r>
-              <w:rPr>
-                <w:sz w:val="16"/>
-                <w:szCs w:val="16"/>
-              </w:rPr>
-              <w:t xml:space="preserve">bottom</w:t>
+              <w:t xml:space="preserve">20  </w:t>
+            </w:r>
+            <w:r>
+              <w:rPr>
+                <w:sz w:val="16"/>
+                <w:szCs w:val="16"/>
+              </w:rPr>
+              <w:t xml:space="preserve">No: period cost</w:t>
             </w:r>
           </w:p>
         </w:tc>
@@ -6910,14 +6974,14 @@
                 <w:sz w:val="16"/>
                 <w:szCs w:val="16"/>
               </w:rPr>
-              <w:t xml:space="preserve">20  </w:t>
-            </w:r>
-            <w:r>
-              <w:rPr>
-                <w:sz w:val="16"/>
-                <w:szCs w:val="16"/>
-              </w:rPr>
-              <w:t xml:space="preserve">happen</w:t>
+              <w:t xml:space="preserve">21  </w:t>
+            </w:r>
+            <w:r>
+              <w:rPr>
+                <w:sz w:val="16"/>
+                <w:szCs w:val="16"/>
+              </w:rPr>
+              <w:t xml:space="preserve">bottom</w:t>
             </w:r>
           </w:p>
         </w:tc>
@@ -6978,14 +7042,14 @@
                 <w:sz w:val="16"/>
                 <w:szCs w:val="16"/>
               </w:rPr>
-              <w:t xml:space="preserve">21  </w:t>
-            </w:r>
-            <w:r>
-              <w:rPr>
-                <w:sz w:val="16"/>
-                <w:szCs w:val="16"/>
-              </w:rPr>
-              <w:t xml:space="preserve">condition</w:t>
+              <w:t xml:space="preserve">22  </w:t>
+            </w:r>
+            <w:r>
+              <w:rPr>
+                <w:sz w:val="16"/>
+                <w:szCs w:val="16"/>
+              </w:rPr>
+              <w:t xml:space="preserve">happen</w:t>
             </w:r>
           </w:p>
         </w:tc>
@@ -7046,14 +7110,14 @@
                 <w:sz w:val="16"/>
                 <w:szCs w:val="16"/>
               </w:rPr>
-              <w:t xml:space="preserve">22  </w:t>
-            </w:r>
-            <w:r>
-              <w:rPr>
-                <w:sz w:val="16"/>
-                <w:szCs w:val="16"/>
-              </w:rPr>
-              <w:t xml:space="preserve">expenses</w:t>
+              <w:t xml:space="preserve">23  </w:t>
+            </w:r>
+            <w:r>
+              <w:rPr>
+                <w:sz w:val="16"/>
+                <w:szCs w:val="16"/>
+              </w:rPr>
+              <w:t xml:space="preserve">condition</w:t>
             </w:r>
           </w:p>
         </w:tc>
@@ -7114,14 +7178,14 @@
                 <w:sz w:val="16"/>
                 <w:szCs w:val="16"/>
               </w:rPr>
-              <w:t xml:space="preserve">23  </w:t>
-            </w:r>
-            <w:r>
-              <w:rPr>
-                <w:sz w:val="16"/>
-                <w:szCs w:val="16"/>
-              </w:rPr>
-              <w:t xml:space="preserve">exclusions</w:t>
+              <w:t xml:space="preserve">24  </w:t>
+            </w:r>
+            <w:r>
+              <w:rPr>
+                <w:sz w:val="16"/>
+                <w:szCs w:val="16"/>
+              </w:rPr>
+              <w:t xml:space="preserve">expenses</w:t>
             </w:r>
           </w:p>
         </w:tc>
@@ -7182,14 +7246,14 @@
                 <w:sz w:val="16"/>
                 <w:szCs w:val="16"/>
               </w:rPr>
-              <w:t xml:space="preserve">24  </w:t>
-            </w:r>
-            <w:r>
-              <w:rPr>
-                <w:sz w:val="16"/>
-                <w:szCs w:val="16"/>
-              </w:rPr>
-              <w:t xml:space="preserve">administrative</w:t>
+              <w:t xml:space="preserve">25  </w:t>
+            </w:r>
+            <w:r>
+              <w:rPr>
+                <w:sz w:val="16"/>
+                <w:szCs w:val="16"/>
+              </w:rPr>
+              <w:t xml:space="preserve">exclusions</w:t>
             </w:r>
           </w:p>
         </w:tc>
@@ -7250,14 +7314,14 @@
                 <w:sz w:val="16"/>
                 <w:szCs w:val="16"/>
               </w:rPr>
-              <w:t xml:space="preserve">25  </w:t>
-            </w:r>
-            <w:r>
-              <w:rPr>
-                <w:sz w:val="16"/>
-                <w:szCs w:val="16"/>
-              </w:rPr>
-              <w:t xml:space="preserve">freight-in</w:t>
+              <w:t xml:space="preserve">26  </w:t>
+            </w:r>
+            <w:r>
+              <w:rPr>
+                <w:sz w:val="16"/>
+                <w:szCs w:val="16"/>
+              </w:rPr>
+              <w:t xml:space="preserve">administrative</w:t>
             </w:r>
           </w:p>
         </w:tc>
@@ -7292,7 +7356,7 @@
                 <w:sz w:val="16"/>
                 <w:szCs w:val="16"/>
               </w:rPr>
-              <w:t xml:space="preserve">abnormal</w:t>
+              <w:t xml:space="preserve">unusually</w:t>
             </w:r>
           </w:p>
         </w:tc>
@@ -7318,14 +7382,14 @@
                 <w:sz w:val="16"/>
                 <w:szCs w:val="16"/>
               </w:rPr>
-              <w:t xml:space="preserve">26  </w:t>
-            </w:r>
-            <w:r>
-              <w:rPr>
-                <w:sz w:val="16"/>
-                <w:szCs w:val="16"/>
-              </w:rPr>
-              <w:t xml:space="preserve">purchase discount</w:t>
+              <w:t xml:space="preserve">27  </w:t>
+            </w:r>
+            <w:r>
+              <w:rPr>
+                <w:sz w:val="16"/>
+                <w:szCs w:val="16"/>
+              </w:rPr>
+              <w:t xml:space="preserve">freight-in</w:t>
             </w:r>
           </w:p>
         </w:tc>
@@ -7360,7 +7424,7 @@
                 <w:sz w:val="16"/>
                 <w:szCs w:val="16"/>
               </w:rPr>
-              <w:t xml:space="preserve">spoilage</w:t>
+              <w:t xml:space="preserve">abnormal</w:t>
             </w:r>
           </w:p>
         </w:tc>
@@ -7386,14 +7450,14 @@
                 <w:sz w:val="16"/>
                 <w:szCs w:val="16"/>
               </w:rPr>
-              <w:t xml:space="preserve">27  </w:t>
-            </w:r>
-            <w:r>
-              <w:rPr>
-                <w:sz w:val="16"/>
-                <w:szCs w:val="16"/>
-              </w:rPr>
-              <w:t xml:space="preserve">abnormal waste</w:t>
+              <w:t xml:space="preserve">28  </w:t>
+            </w:r>
+            <w:r>
+              <w:rPr>
+                <w:sz w:val="16"/>
+                <w:szCs w:val="16"/>
+              </w:rPr>
+              <w:t xml:space="preserve">purchase discount</w:t>
             </w:r>
           </w:p>
         </w:tc>
@@ -7422,6 +7486,74 @@
                 <w:szCs w:val="16"/>
               </w:rPr>
               <w:t xml:space="preserve">14  </w:t>
+            </w:r>
+            <w:r>
+              <w:rPr>
+                <w:sz w:val="16"/>
+                <w:szCs w:val="16"/>
+              </w:rPr>
+              <w:t xml:space="preserve">spoilage</w:t>
+            </w:r>
+          </w:p>
+        </w:tc>
+        <w:tc>
+          <w:tcPr>
+            <w:tcW w:type="pct" w:w="2500"/>
+            <w:tcMar>
+              <w:top w:type="dxa" w:w="20"/>
+              <w:left w:type="dxa" w:w="80"/>
+              <w:bottom w:type="dxa" w:w="20"/>
+              <w:right w:type="dxa" w:w="80"/>
+            </w:tcMar>
+          </w:tcPr>
+          <w:p>
+            <w:pPr>
+              <w:spacing w:before="12" w:after="12"/>
+            </w:pPr>
+            <w:r>
+              <w:rPr>
+                <w:b/>
+                <w:bCs/>
+                <w:color w:val="8186EF"/>
+                <w:sz w:val="16"/>
+                <w:szCs w:val="16"/>
+              </w:rPr>
+              <w:t xml:space="preserve">29  </w:t>
+            </w:r>
+            <w:r>
+              <w:rPr>
+                <w:sz w:val="16"/>
+                <w:szCs w:val="16"/>
+              </w:rPr>
+              <w:t xml:space="preserve">abnormal waste</w:t>
+            </w:r>
+          </w:p>
+        </w:tc>
+      </w:tr>
+      <w:tr>
+        <w:tc>
+          <w:tcPr>
+            <w:tcW w:type="pct" w:w="2500"/>
+            <w:tcMar>
+              <w:top w:type="dxa" w:w="20"/>
+              <w:left w:type="dxa" w:w="80"/>
+              <w:bottom w:type="dxa" w:w="20"/>
+              <w:right w:type="dxa" w:w="80"/>
+            </w:tcMar>
+          </w:tcPr>
+          <w:p>
+            <w:pPr>
+              <w:spacing w:before="12" w:after="12"/>
+            </w:pPr>
+            <w:r>
+              <w:rPr>
+                <w:b/>
+                <w:bCs/>
+                <w:color w:val="8186EF"/>
+                <w:sz w:val="16"/>
+                <w:szCs w:val="16"/>
+              </w:rPr>
+              <w:t xml:space="preserve">15  </w:t>
             </w:r>
             <w:r>
               <w:rPr>
@@ -8198,7 +8330,7 @@
                 <w:sz w:val="16"/>
                 <w:szCs w:val="16"/>
               </w:rPr>
-              <w:t xml:space="preserve">actual   ·   expensive   ·   first-in   ·   change   ·   Weighted-average   ·   last-in   ·   decision   ·   physical   ·   requires   ·   others   ·   jewelry   ·   identification   ·   assumption</w:t>
+              <w:t xml:space="preserve">actual   ·   expensive   ·   first-in   ·   change   ·   Weighted-average   ·   last-in   ·   decision   ·   physical   ·   November   ·   others   ·   jewelry   ·   identification   ·   assumption</w:t>
             </w:r>
           </w:p>
         </w:tc>
@@ -8545,7 +8677,7 @@
                 <w:sz w:val="16"/>
                 <w:szCs w:val="16"/>
               </w:rPr>
-              <w:t xml:space="preserve">available   ·   premium   ·   systems   ·   Prices   ·   bought   ·   periodic</w:t>
+              <w:t xml:space="preserve">available   ·   premium   ·   Weighted-average   ·   Prices   ·   bought   ·   periodic</w:t>
             </w:r>
           </w:p>
         </w:tc>
@@ -8850,7 +8982,7 @@
                 <w:sz w:val="16"/>
                 <w:szCs w:val="16"/>
               </w:rPr>
-              <w:t xml:space="preserve">freight-out   ·   different   ·   inventory</w:t>
+              <w:t xml:space="preserve">Orontes   ·   different   ·   inventory</w:t>
             </w:r>
           </w:p>
         </w:tc>
@@ -9025,7 +9157,7 @@
           <w:sz w:val="16"/>
           <w:szCs w:val="16"/>
         </w:rPr>
-        <w:t xml:space="preserve">      gaps 22–28</w:t>
+        <w:t xml:space="preserve">      gaps 22–29</w:t>
       </w:r>
     </w:p>
     <w:p>
@@ -9070,7 +9202,7 @@
           <w:sz w:val="19"/>
           <w:szCs w:val="19"/>
         </w:rPr>
-        <w:t xml:space="preserve"> inventory system, the company counts the goods at </w:t>
+        <w:t xml:space="preserve"> inventory system, the company </w:t>
       </w:r>
       <w:r>
         <w:rPr>
@@ -9102,14 +9234,7 @@
           <w:sz w:val="19"/>
           <w:szCs w:val="19"/>
         </w:rPr>
-        <w:t xml:space="preserve"> and calculates cost of goods sold for the whole period. </w:t>
-      </w:r>
-      <w:r>
-        <w:rPr>
-          <w:sz w:val="19"/>
-          <w:szCs w:val="19"/>
-        </w:rPr>
-        <w:t xml:space="preserve">In a perpetual inventory system, it </w:t>
+        <w:t xml:space="preserve"> the goods at </w:t>
       </w:r>
       <w:r>
         <w:rPr>
@@ -9141,14 +9266,14 @@
           <w:sz w:val="19"/>
           <w:szCs w:val="19"/>
         </w:rPr>
-        <w:t xml:space="preserve"> inventory and cost of goods sold after every purchase and every sale. </w:t>
-      </w:r>
-      <w:r>
-        <w:rPr>
-          <w:sz w:val="19"/>
-          <w:szCs w:val="19"/>
-        </w:rPr>
-        <w:t xml:space="preserve">The average method in a perpetual system is the </w:t>
+        <w:t xml:space="preserve"> and calculates cost of goods sold for the whole period. </w:t>
+      </w:r>
+      <w:r>
+        <w:rPr>
+          <w:sz w:val="19"/>
+          <w:szCs w:val="19"/>
+        </w:rPr>
+        <w:t xml:space="preserve">In a perpetual inventory system, it </w:t>
       </w:r>
       <w:r>
         <w:rPr>
@@ -9180,14 +9305,14 @@
           <w:sz w:val="19"/>
           <w:szCs w:val="19"/>
         </w:rPr>
-        <w:t xml:space="preserve"> average: the company calculates a new average after each purchase. </w:t>
-      </w:r>
-      <w:r>
-        <w:rPr>
-          <w:sz w:val="19"/>
-          <w:szCs w:val="19"/>
-        </w:rPr>
-        <w:t xml:space="preserve">FIFO gives the same result in both </w:t>
+        <w:t xml:space="preserve"> inventory and cost of goods sold after every purchase and every sale. </w:t>
+      </w:r>
+      <w:r>
+        <w:rPr>
+          <w:sz w:val="19"/>
+          <w:szCs w:val="19"/>
+        </w:rPr>
+        <w:t xml:space="preserve">The average method in a perpetual system is the </w:t>
       </w:r>
       <w:r>
         <w:rPr>
@@ -9219,7 +9344,14 @@
           <w:sz w:val="19"/>
           <w:szCs w:val="19"/>
         </w:rPr>
-        <w:t xml:space="preserve">, because the </w:t>
+        <w:t xml:space="preserve"> average: the company calculates a new average after each purchase. </w:t>
+      </w:r>
+      <w:r>
+        <w:rPr>
+          <w:sz w:val="19"/>
+          <w:szCs w:val="19"/>
+        </w:rPr>
+        <w:t xml:space="preserve">FIFO gives the same result in both </w:t>
       </w:r>
       <w:r>
         <w:rPr>
@@ -9251,21 +9383,7 @@
           <w:sz w:val="19"/>
           <w:szCs w:val="19"/>
         </w:rPr>
-        <w:t xml:space="preserve"> units are always sold first. </w:t>
-      </w:r>
-      <w:r>
-        <w:rPr>
-          <w:sz w:val="19"/>
-          <w:szCs w:val="19"/>
-        </w:rPr>
-        <w:t xml:space="preserve">LIFO and the average method do not: under a perpetual system, each sale can only use the costs that exist on the date of the sale. </w:t>
-      </w:r>
-      <w:r>
-        <w:rPr>
-          <w:sz w:val="19"/>
-          <w:szCs w:val="19"/>
-        </w:rPr>
-        <w:t xml:space="preserve">The sales took place in April, August and </w:t>
+        <w:t xml:space="preserve">, because the </w:t>
       </w:r>
       <w:r>
         <w:rPr>
@@ -9276,6 +9394,52 @@
           <w:szCs w:val="15"/>
         </w:rPr>
         <w:t xml:space="preserve"> (28) </w:t>
+      </w:r>
+      <w:r>
+        <w:rPr>
+          <w:u w:val="single"/>
+          <w:sz w:val="19"/>
+          <w:szCs w:val="19"/>
+        </w:rPr>
+        <w:t xml:space="preserve">           </w:t>
+      </w:r>
+      <w:r>
+        <w:rPr>
+          <w:sz w:val="19"/>
+          <w:szCs w:val="19"/>
+        </w:rPr>
+        <w:t xml:space="preserve"> </w:t>
+      </w:r>
+      <w:r>
+        <w:rPr>
+          <w:sz w:val="19"/>
+          <w:szCs w:val="19"/>
+        </w:rPr>
+        <w:t xml:space="preserve"> units are always sold first. </w:t>
+      </w:r>
+      <w:r>
+        <w:rPr>
+          <w:sz w:val="19"/>
+          <w:szCs w:val="19"/>
+        </w:rPr>
+        <w:t xml:space="preserve">LIFO and the average method do not: under a perpetual system, each sale can only use the costs that exist on the date of the sale. </w:t>
+      </w:r>
+      <w:r>
+        <w:rPr>
+          <w:sz w:val="19"/>
+          <w:szCs w:val="19"/>
+        </w:rPr>
+        <w:t xml:space="preserve">The sales took place in April, August and </w:t>
+      </w:r>
+      <w:r>
+        <w:rPr>
+          <w:b/>
+          <w:bCs/>
+          <w:color w:val="8186EF"/>
+          <w:sz w:val="15"/>
+          <w:szCs w:val="15"/>
+        </w:rPr>
+        <w:t xml:space="preserve"> (29) </w:t>
       </w:r>
       <w:r>
         <w:rPr>
@@ -9355,7 +9519,7 @@
                 <w:sz w:val="16"/>
                 <w:szCs w:val="16"/>
               </w:rPr>
-              <w:t xml:space="preserve">periodic   ·   oldest   ·   November   ·   moving   ·   systems   ·   year-end   ·   average   ·   updates</w:t>
+              <w:t xml:space="preserve">periodic   ·   oldest   ·   perpetual   ·   updates   ·   November   ·   systems   ·   counts   ·   moving   ·   year-end</w:t>
             </w:r>
           </w:p>
         </w:tc>
@@ -9429,7 +9593,7 @@
           <w:sz w:val="16"/>
           <w:szCs w:val="16"/>
         </w:rPr>
-        <w:t xml:space="preserve">      gaps 29–32</w:t>
+        <w:t xml:space="preserve">      gaps 30–35</w:t>
       </w:r>
     </w:p>
     <w:p>
@@ -9442,7 +9606,7 @@
           <w:sz w:val="19"/>
           <w:szCs w:val="19"/>
         </w:rPr>
-        <w:t xml:space="preserve">The Dubai plant had 3,000 frozen pastry trays available in 2025, </w:t>
+        <w:t xml:space="preserve">The Dubai plant had 3,000 </w:t>
       </w:r>
       <w:r>
         <w:rPr>
@@ -9452,7 +9616,7 @@
           <w:sz w:val="15"/>
           <w:szCs w:val="15"/>
         </w:rPr>
-        <w:t xml:space="preserve"> (29) </w:t>
+        <w:t xml:space="preserve"> (30) </w:t>
       </w:r>
       <w:r>
         <w:rPr>
@@ -9474,21 +9638,7 @@
           <w:sz w:val="19"/>
           <w:szCs w:val="19"/>
         </w:rPr>
-        <w:t xml:space="preserve"> $68,000. </w:t>
-      </w:r>
-      <w:r>
-        <w:rPr>
-          <w:sz w:val="19"/>
-          <w:szCs w:val="19"/>
-        </w:rPr>
-        <w:t xml:space="preserve">It sold 2,200 trays. </w:t>
-      </w:r>
-      <w:r>
-        <w:rPr>
-          <w:sz w:val="19"/>
-          <w:szCs w:val="19"/>
-        </w:rPr>
-        <w:t xml:space="preserve">Then check that cost of goods sold plus ending </w:t>
+        <w:t xml:space="preserve"> pastry trays available in 2025, </w:t>
       </w:r>
       <w:r>
         <w:rPr>
@@ -9498,7 +9648,7 @@
           <w:sz w:val="15"/>
           <w:szCs w:val="15"/>
         </w:rPr>
-        <w:t xml:space="preserve"> (30) </w:t>
+        <w:t xml:space="preserve"> (31) </w:t>
       </w:r>
       <w:r>
         <w:rPr>
@@ -9520,14 +9670,21 @@
           <w:sz w:val="19"/>
           <w:szCs w:val="19"/>
         </w:rPr>
-        <w:t xml:space="preserve"> equals the cost of goods available. </w:t>
-      </w:r>
-      <w:r>
-        <w:rPr>
-          <w:sz w:val="19"/>
-          <w:szCs w:val="19"/>
-        </w:rPr>
-        <w:t xml:space="preserve">IAS 2 allows FIFO and the weighted average, and it requires specific identification for items that are not </w:t>
+        <w:t xml:space="preserve"> $68,000. </w:t>
+      </w:r>
+      <w:r>
+        <w:rPr>
+          <w:sz w:val="19"/>
+          <w:szCs w:val="19"/>
+        </w:rPr>
+        <w:t xml:space="preserve">It sold 2,200 trays. </w:t>
+      </w:r>
+      <w:r>
+        <w:rPr>
+          <w:sz w:val="19"/>
+          <w:szCs w:val="19"/>
+        </w:rPr>
+        <w:t xml:space="preserve"/>
       </w:r>
       <w:r>
         <w:rPr>
@@ -9537,7 +9694,7 @@
           <w:sz w:val="15"/>
           <w:szCs w:val="15"/>
         </w:rPr>
-        <w:t xml:space="preserve"> (31) </w:t>
+        <w:t xml:space="preserve"> (32) </w:t>
       </w:r>
       <w:r>
         <w:rPr>
@@ -9545,7 +9702,7 @@
           <w:sz w:val="19"/>
           <w:szCs w:val="19"/>
         </w:rPr>
-        <w:t xml:space="preserve">                 </w:t>
+        <w:t xml:space="preserve">           </w:t>
       </w:r>
       <w:r>
         <w:rPr>
@@ -9559,21 +9716,14 @@
           <w:sz w:val="19"/>
           <w:szCs w:val="19"/>
         </w:rPr>
-        <w:t xml:space="preserve">. </w:t>
-      </w:r>
-      <w:r>
-        <w:rPr>
-          <w:sz w:val="19"/>
-          <w:szCs w:val="19"/>
-        </w:rPr>
-        <w:t xml:space="preserve">It does not allow LIFO. </w:t>
-      </w:r>
-      <w:r>
-        <w:rPr>
-          <w:sz w:val="19"/>
-          <w:szCs w:val="19"/>
-        </w:rPr>
-        <w:t xml:space="preserve">You will compare the two </w:t>
+        <w:t xml:space="preserve"> the dashed boxes below using periodic LIFO. </w:t>
+      </w:r>
+      <w:r>
+        <w:rPr>
+          <w:sz w:val="19"/>
+          <w:szCs w:val="19"/>
+        </w:rPr>
+        <w:t xml:space="preserve">Then check that cost of goods sold plus ending </w:t>
       </w:r>
       <w:r>
         <w:rPr>
@@ -9583,7 +9733,92 @@
           <w:sz w:val="15"/>
           <w:szCs w:val="15"/>
         </w:rPr>
-        <w:t xml:space="preserve"> (32) </w:t>
+        <w:t xml:space="preserve"> (33) </w:t>
+      </w:r>
+      <w:r>
+        <w:rPr>
+          <w:u w:val="single"/>
+          <w:sz w:val="19"/>
+          <w:szCs w:val="19"/>
+        </w:rPr>
+        <w:t xml:space="preserve">           </w:t>
+      </w:r>
+      <w:r>
+        <w:rPr>
+          <w:sz w:val="19"/>
+          <w:szCs w:val="19"/>
+        </w:rPr>
+        <w:t xml:space="preserve"> </w:t>
+      </w:r>
+      <w:r>
+        <w:rPr>
+          <w:sz w:val="19"/>
+          <w:szCs w:val="19"/>
+        </w:rPr>
+        <w:t xml:space="preserve"> equals the cost of goods available. </w:t>
+      </w:r>
+      <w:r>
+        <w:rPr>
+          <w:sz w:val="19"/>
+          <w:szCs w:val="19"/>
+        </w:rPr>
+        <w:t xml:space="preserve">IAS 2 allows FIFO and the weighted average, and it requires specific identification for items that are not </w:t>
+      </w:r>
+      <w:r>
+        <w:rPr>
+          <w:b/>
+          <w:bCs/>
+          <w:color w:val="8186EF"/>
+          <w:sz w:val="15"/>
+          <w:szCs w:val="15"/>
+        </w:rPr>
+        <w:t xml:space="preserve"> (34) </w:t>
+      </w:r>
+      <w:r>
+        <w:rPr>
+          <w:u w:val="single"/>
+          <w:sz w:val="19"/>
+          <w:szCs w:val="19"/>
+        </w:rPr>
+        <w:t xml:space="preserve">                 </w:t>
+      </w:r>
+      <w:r>
+        <w:rPr>
+          <w:sz w:val="19"/>
+          <w:szCs w:val="19"/>
+        </w:rPr>
+        <w:t xml:space="preserve"> </w:t>
+      </w:r>
+      <w:r>
+        <w:rPr>
+          <w:sz w:val="19"/>
+          <w:szCs w:val="19"/>
+        </w:rPr>
+        <w:t xml:space="preserve">. </w:t>
+      </w:r>
+      <w:r>
+        <w:rPr>
+          <w:sz w:val="19"/>
+          <w:szCs w:val="19"/>
+        </w:rPr>
+        <w:t xml:space="preserve">It does not allow LIFO. </w:t>
+      </w:r>
+      <w:r>
+        <w:rPr>
+          <w:sz w:val="19"/>
+          <w:szCs w:val="19"/>
+        </w:rPr>
+        <w:t xml:space="preserve">You will compare the two </w:t>
+      </w:r>
+      <w:r>
+        <w:rPr>
+          <w:b/>
+          <w:bCs/>
+          <w:color w:val="8186EF"/>
+          <w:sz w:val="15"/>
+          <w:szCs w:val="15"/>
+        </w:rPr>
+        <w:t xml:space="preserve"> (35) </w:t>
       </w:r>
       <w:r>
         <w:rPr>
@@ -9663,7 +9898,7 @@
                 <w:sz w:val="16"/>
                 <w:szCs w:val="16"/>
               </w:rPr>
-              <w:t xml:space="preserve">requires   ·   costing   ·   frameworks   ·   interchangeable   ·   inventory</w:t>
+              <w:t xml:space="preserve">perpetual   ·   frozen   ·   inventory   ·   Complete   ·   interchangeable   ·   frameworks   ·   costing</w:t>
             </w:r>
           </w:p>
         </w:tc>
@@ -10502,14 +10737,14 @@
                 <w:sz w:val="16"/>
                 <w:szCs w:val="16"/>
               </w:rPr>
-              <w:t xml:space="preserve">19  </w:t>
-            </w:r>
-            <w:r>
-              <w:rPr>
-                <w:sz w:val="16"/>
-                <w:szCs w:val="16"/>
-              </w:rPr>
-              <w:t xml:space="preserve">inventory</w:t>
+              <w:t xml:space="preserve">20  </w:t>
+            </w:r>
+            <w:r>
+              <w:rPr>
+                <w:sz w:val="16"/>
+                <w:szCs w:val="16"/>
+              </w:rPr>
+              <w:t xml:space="preserve">different</w:t>
             </w:r>
           </w:p>
         </w:tc>
@@ -10570,14 +10805,14 @@
                 <w:sz w:val="16"/>
                 <w:szCs w:val="16"/>
               </w:rPr>
-              <w:t xml:space="preserve">20  </w:t>
-            </w:r>
-            <w:r>
-              <w:rPr>
-                <w:sz w:val="16"/>
-                <w:szCs w:val="16"/>
-              </w:rPr>
-              <w:t xml:space="preserve">different</w:t>
+              <w:t xml:space="preserve">21  </w:t>
+            </w:r>
+            <w:r>
+              <w:rPr>
+                <w:sz w:val="16"/>
+                <w:szCs w:val="16"/>
+              </w:rPr>
+              <w:t xml:space="preserve">Average (weighted / moving)</w:t>
             </w:r>
           </w:p>
         </w:tc>
@@ -10638,14 +10873,14 @@
                 <w:sz w:val="16"/>
                 <w:szCs w:val="16"/>
               </w:rPr>
-              <w:t xml:space="preserve">21  </w:t>
-            </w:r>
-            <w:r>
-              <w:rPr>
-                <w:sz w:val="16"/>
-                <w:szCs w:val="16"/>
-              </w:rPr>
-              <w:t xml:space="preserve">Average (weighted / moving)</w:t>
+              <w:t xml:space="preserve">22  </w:t>
+            </w:r>
+            <w:r>
+              <w:rPr>
+                <w:sz w:val="16"/>
+                <w:szCs w:val="16"/>
+              </w:rPr>
+              <w:t xml:space="preserve">periodic</w:t>
             </w:r>
           </w:p>
         </w:tc>
@@ -10706,14 +10941,14 @@
                 <w:sz w:val="16"/>
                 <w:szCs w:val="16"/>
               </w:rPr>
-              <w:t xml:space="preserve">22  </w:t>
-            </w:r>
-            <w:r>
-              <w:rPr>
-                <w:sz w:val="16"/>
-                <w:szCs w:val="16"/>
-              </w:rPr>
-              <w:t xml:space="preserve">periodic</w:t>
+              <w:t xml:space="preserve">23  </w:t>
+            </w:r>
+            <w:r>
+              <w:rPr>
+                <w:sz w:val="16"/>
+                <w:szCs w:val="16"/>
+              </w:rPr>
+              <w:t xml:space="preserve">counts</w:t>
             </w:r>
           </w:p>
         </w:tc>
@@ -10774,7 +11009,7 @@
                 <w:sz w:val="16"/>
                 <w:szCs w:val="16"/>
               </w:rPr>
-              <w:t xml:space="preserve">23  </w:t>
+              <w:t xml:space="preserve">24  </w:t>
             </w:r>
             <w:r>
               <w:rPr>
@@ -10842,7 +11077,7 @@
                 <w:sz w:val="16"/>
                 <w:szCs w:val="16"/>
               </w:rPr>
-              <w:t xml:space="preserve">24  </w:t>
+              <w:t xml:space="preserve">25  </w:t>
             </w:r>
             <w:r>
               <w:rPr>
@@ -10910,7 +11145,7 @@
                 <w:sz w:val="16"/>
                 <w:szCs w:val="16"/>
               </w:rPr>
-              <w:t xml:space="preserve">25  </w:t>
+              <w:t xml:space="preserve">26  </w:t>
             </w:r>
             <w:r>
               <w:rPr>
@@ -10978,7 +11213,7 @@
                 <w:sz w:val="16"/>
                 <w:szCs w:val="16"/>
               </w:rPr>
-              <w:t xml:space="preserve">26  </w:t>
+              <w:t xml:space="preserve">27  </w:t>
             </w:r>
             <w:r>
               <w:rPr>
@@ -11046,7 +11281,7 @@
                 <w:sz w:val="16"/>
                 <w:szCs w:val="16"/>
               </w:rPr>
-              <w:t xml:space="preserve">27  </w:t>
+              <w:t xml:space="preserve">28  </w:t>
             </w:r>
             <w:r>
               <w:rPr>
@@ -11114,7 +11349,7 @@
                 <w:sz w:val="16"/>
                 <w:szCs w:val="16"/>
               </w:rPr>
-              <w:t xml:space="preserve">28  </w:t>
+              <w:t xml:space="preserve">29  </w:t>
             </w:r>
             <w:r>
               <w:rPr>
@@ -11182,14 +11417,14 @@
                 <w:sz w:val="16"/>
                 <w:szCs w:val="16"/>
               </w:rPr>
-              <w:t xml:space="preserve">29  </w:t>
-            </w:r>
-            <w:r>
-              <w:rPr>
-                <w:sz w:val="16"/>
-                <w:szCs w:val="16"/>
-              </w:rPr>
-              <w:t xml:space="preserve">costing</w:t>
+              <w:t xml:space="preserve">30  </w:t>
+            </w:r>
+            <w:r>
+              <w:rPr>
+                <w:sz w:val="16"/>
+                <w:szCs w:val="16"/>
+              </w:rPr>
+              <w:t xml:space="preserve">frozen</w:t>
             </w:r>
           </w:p>
         </w:tc>
@@ -11250,14 +11485,14 @@
                 <w:sz w:val="16"/>
                 <w:szCs w:val="16"/>
               </w:rPr>
-              <w:t xml:space="preserve">30  </w:t>
-            </w:r>
-            <w:r>
-              <w:rPr>
-                <w:sz w:val="16"/>
-                <w:szCs w:val="16"/>
-              </w:rPr>
-              <w:t xml:space="preserve">inventory</w:t>
+              <w:t xml:space="preserve">31  </w:t>
+            </w:r>
+            <w:r>
+              <w:rPr>
+                <w:sz w:val="16"/>
+                <w:szCs w:val="16"/>
+              </w:rPr>
+              <w:t xml:space="preserve">costing</w:t>
             </w:r>
           </w:p>
         </w:tc>
@@ -11318,14 +11553,14 @@
                 <w:sz w:val="16"/>
                 <w:szCs w:val="16"/>
               </w:rPr>
-              <w:t xml:space="preserve">31  </w:t>
-            </w:r>
-            <w:r>
-              <w:rPr>
-                <w:sz w:val="16"/>
-                <w:szCs w:val="16"/>
-              </w:rPr>
-              <w:t xml:space="preserve">interchangeable</w:t>
+              <w:t xml:space="preserve">32  </w:t>
+            </w:r>
+            <w:r>
+              <w:rPr>
+                <w:sz w:val="16"/>
+                <w:szCs w:val="16"/>
+              </w:rPr>
+              <w:t xml:space="preserve">Complete</w:t>
             </w:r>
           </w:p>
         </w:tc>
@@ -11386,14 +11621,14 @@
                 <w:sz w:val="16"/>
                 <w:szCs w:val="16"/>
               </w:rPr>
-              <w:t xml:space="preserve">32  </w:t>
-            </w:r>
-            <w:r>
-              <w:rPr>
-                <w:sz w:val="16"/>
-                <w:szCs w:val="16"/>
-              </w:rPr>
-              <w:t xml:space="preserve">frameworks</w:t>
+              <w:t xml:space="preserve">33  </w:t>
+            </w:r>
+            <w:r>
+              <w:rPr>
+                <w:sz w:val="16"/>
+                <w:szCs w:val="16"/>
+              </w:rPr>
+              <w:t xml:space="preserve">inventory</w:t>
             </w:r>
           </w:p>
         </w:tc>
@@ -11454,14 +11689,14 @@
                 <w:sz w:val="16"/>
                 <w:szCs w:val="16"/>
               </w:rPr>
-              <w:t xml:space="preserve">33  </w:t>
-            </w:r>
-            <w:r>
-              <w:rPr>
-                <w:sz w:val="16"/>
-                <w:szCs w:val="16"/>
-              </w:rPr>
-              <w:t xml:space="preserve">specific identification</w:t>
+              <w:t xml:space="preserve">34  </w:t>
+            </w:r>
+            <w:r>
+              <w:rPr>
+                <w:sz w:val="16"/>
+                <w:szCs w:val="16"/>
+              </w:rPr>
+              <w:t xml:space="preserve">interchangeable</w:t>
             </w:r>
           </w:p>
         </w:tc>
@@ -11522,14 +11757,14 @@
                 <w:sz w:val="16"/>
                 <w:szCs w:val="16"/>
               </w:rPr>
-              <w:t xml:space="preserve">34  </w:t>
-            </w:r>
-            <w:r>
-              <w:rPr>
-                <w:sz w:val="16"/>
-                <w:szCs w:val="16"/>
-              </w:rPr>
-              <w:t xml:space="preserve">LIFO (last-in, first-out)</w:t>
+              <w:t xml:space="preserve">35  </w:t>
+            </w:r>
+            <w:r>
+              <w:rPr>
+                <w:sz w:val="16"/>
+                <w:szCs w:val="16"/>
+              </w:rPr>
+              <w:t xml:space="preserve">frameworks</w:t>
             </w:r>
           </w:p>
         </w:tc>
@@ -11590,14 +11825,14 @@
                 <w:sz w:val="16"/>
                 <w:szCs w:val="16"/>
               </w:rPr>
-              <w:t xml:space="preserve">35  </w:t>
-            </w:r>
-            <w:r>
-              <w:rPr>
-                <w:sz w:val="16"/>
-                <w:szCs w:val="16"/>
-              </w:rPr>
-              <w:t xml:space="preserve">moving average</w:t>
+              <w:t xml:space="preserve">36  </w:t>
+            </w:r>
+            <w:r>
+              <w:rPr>
+                <w:sz w:val="16"/>
+                <w:szCs w:val="16"/>
+              </w:rPr>
+              <w:t xml:space="preserve">specific identification</w:t>
             </w:r>
           </w:p>
         </w:tc>
@@ -11648,14 +11883,92 @@
           </w:tcPr>
           <w:p>
             <w:pPr>
-              <w:spacing w:before="24" w:after="24"/>
-            </w:pPr>
-            <w:r>
-              <w:rPr>
-                <w:sz w:val="16"/>
-                <w:szCs w:val="16"/>
-              </w:rPr>
-              <w:t xml:space="preserve"/>
+              <w:spacing w:before="12" w:after="12"/>
+            </w:pPr>
+            <w:r>
+              <w:rPr>
+                <w:b/>
+                <w:bCs/>
+                <w:color w:val="8186EF"/>
+                <w:sz w:val="16"/>
+                <w:szCs w:val="16"/>
+              </w:rPr>
+              <w:t xml:space="preserve">37  </w:t>
+            </w:r>
+            <w:r>
+              <w:rPr>
+                <w:sz w:val="16"/>
+                <w:szCs w:val="16"/>
+              </w:rPr>
+              <w:t xml:space="preserve">LIFO (last-in, first-out)</w:t>
+            </w:r>
+          </w:p>
+        </w:tc>
+      </w:tr>
+      <w:tr>
+        <w:tc>
+          <w:tcPr>
+            <w:tcW w:type="pct" w:w="2500"/>
+            <w:tcMar>
+              <w:top w:type="dxa" w:w="20"/>
+              <w:left w:type="dxa" w:w="80"/>
+              <w:bottom w:type="dxa" w:w="20"/>
+              <w:right w:type="dxa" w:w="80"/>
+            </w:tcMar>
+          </w:tcPr>
+          <w:p>
+            <w:pPr>
+              <w:spacing w:before="12" w:after="12"/>
+            </w:pPr>
+            <w:r>
+              <w:rPr>
+                <w:b/>
+                <w:bCs/>
+                <w:color w:val="8186EF"/>
+                <w:sz w:val="16"/>
+                <w:szCs w:val="16"/>
+              </w:rPr>
+              <w:t xml:space="preserve">19  </w:t>
+            </w:r>
+            <w:r>
+              <w:rPr>
+                <w:sz w:val="16"/>
+                <w:szCs w:val="16"/>
+              </w:rPr>
+              <w:t xml:space="preserve">inventory</w:t>
+            </w:r>
+          </w:p>
+        </w:tc>
+        <w:tc>
+          <w:tcPr>
+            <w:tcW w:type="pct" w:w="2500"/>
+            <w:tcMar>
+              <w:top w:type="dxa" w:w="20"/>
+              <w:left w:type="dxa" w:w="80"/>
+              <w:bottom w:type="dxa" w:w="20"/>
+              <w:right w:type="dxa" w:w="80"/>
+            </w:tcMar>
+          </w:tcPr>
+          <w:p>
+            <w:pPr>
+              <w:spacing w:before="12" w:after="12"/>
+            </w:pPr>
+            <w:r>
+              <w:rPr>
+                <w:b/>
+                <w:bCs/>
+                <w:color w:val="8186EF"/>
+                <w:sz w:val="16"/>
+                <w:szCs w:val="16"/>
+              </w:rPr>
+              <w:t xml:space="preserve">38  </w:t>
+            </w:r>
+            <w:r>
+              <w:rPr>
+                <w:sz w:val="16"/>
+                <w:szCs w:val="16"/>
+              </w:rPr>
+              <w:t xml:space="preserve">moving average</w:t>
             </w:r>
           </w:p>
         </w:tc>
@@ -11794,7 +12107,7 @@
           <w:sz w:val="15"/>
           <w:szCs w:val="15"/>
         </w:rPr>
-        <w:t xml:space="preserve">The Dubai plant had 3,000 frozen pastry trays available in 2025, costing $68,000. It sold 2,200 trays. Then check that cost of goods sold plus ending inventory equals the cost of goods available. IAS 2 allows FIFO and the weighted average, and it requires specific identification for items that are not interchangeable. It does not allow LIFO. You will compare the two frameworks again.</w:t>
+        <w:t xml:space="preserve">The Dubai plant had 3,000 frozen pastry trays available in 2025, costing $68,000. It sold 2,200 trays. Complete the dashed boxes below using periodic LIFO. Then check that cost of goods sold plus ending inventory equals the cost of goods available. IAS 2 allows FIFO and the weighted average, and it requires specific identification for items that are not interchangeable. It does not allow LIFO. You will compare the two frameworks again.</w:t>
       </w:r>
     </w:p>
     <w:p>
@@ -12453,7 +12766,7 @@
           <w:sz w:val="16"/>
           <w:szCs w:val="16"/>
         </w:rPr>
-        <w:t xml:space="preserve">      gaps 13–20</w:t>
+        <w:t xml:space="preserve">      gaps 13–23</w:t>
       </w:r>
     </w:p>
     <w:p>
@@ -12505,7 +12818,7 @@
           <w:sz w:val="19"/>
           <w:szCs w:val="19"/>
         </w:rPr>
-        <w:t xml:space="preserve"> can convert LIFO results to FIFO with two </w:t>
+        <w:t xml:space="preserve"> can convert LIFO </w:t>
       </w:r>
       <w:r>
         <w:rPr>
@@ -12523,7 +12836,7 @@
           <w:sz w:val="19"/>
           <w:szCs w:val="19"/>
         </w:rPr>
-        <w:t xml:space="preserve">               </w:t>
+        <w:t xml:space="preserve">           </w:t>
       </w:r>
       <w:r>
         <w:rPr>
@@ -12537,21 +12850,7 @@
           <w:sz w:val="19"/>
           <w:szCs w:val="19"/>
         </w:rPr>
-        <w:t xml:space="preserve">. </w:t>
-      </w:r>
-      <w:r>
-        <w:rPr>
-          <w:sz w:val="19"/>
-          <w:szCs w:val="19"/>
-        </w:rPr>
-        <w:t xml:space="preserve">FIFO inventory equals LIFO inventory plus the LIFO reserve. </w:t>
-      </w:r>
-      <w:r>
-        <w:rPr>
-          <w:sz w:val="19"/>
-          <w:szCs w:val="19"/>
-        </w:rPr>
-        <w:t xml:space="preserve">FIFO cost of goods sold equals LIFO cost of goods sold minus the increase in the LIFO reserve </w:t>
+        <w:t xml:space="preserve"> to FIFO with two </w:t>
       </w:r>
       <w:r>
         <w:rPr>
@@ -12569,7 +12868,7 @@
           <w:sz w:val="19"/>
           <w:szCs w:val="19"/>
         </w:rPr>
-        <w:t xml:space="preserve">           </w:t>
+        <w:t xml:space="preserve">               </w:t>
       </w:r>
       <w:r>
         <w:rPr>
@@ -12583,14 +12882,21 @@
           <w:sz w:val="19"/>
           <w:szCs w:val="19"/>
         </w:rPr>
-        <w:t xml:space="preserve"> the year. </w:t>
-      </w:r>
-      <w:r>
-        <w:rPr>
-          <w:sz w:val="19"/>
-          <w:szCs w:val="19"/>
-        </w:rPr>
-        <w:t xml:space="preserve">Orontes </w:t>
+        <w:t xml:space="preserve">. </w:t>
+      </w:r>
+      <w:r>
+        <w:rPr>
+          <w:sz w:val="19"/>
+          <w:szCs w:val="19"/>
+        </w:rPr>
+        <w:t xml:space="preserve">FIFO inventory equals LIFO inventory plus the LIFO reserve. </w:t>
+      </w:r>
+      <w:r>
+        <w:rPr>
+          <w:sz w:val="19"/>
+          <w:szCs w:val="19"/>
+        </w:rPr>
+        <w:t xml:space="preserve">FIFO cost of goods sold equals LIFO cost of goods sold minus the increase in the LIFO reserve </w:t>
       </w:r>
       <w:r>
         <w:rPr>
@@ -12622,14 +12928,14 @@
           <w:sz w:val="19"/>
           <w:szCs w:val="19"/>
         </w:rPr>
-        <w:t xml:space="preserve"> the year with no reserve, so the increase is $16,000, and FIFO cost of goods sold is $288,000 − $16,000 = $272,000. </w:t>
-      </w:r>
-      <w:r>
-        <w:rPr>
-          <w:sz w:val="19"/>
-          <w:szCs w:val="19"/>
-        </w:rPr>
-        <w:t xml:space="preserve">At an </w:t>
+        <w:t xml:space="preserve"> the year. </w:t>
+      </w:r>
+      <w:r>
+        <w:rPr>
+          <w:sz w:val="19"/>
+          <w:szCs w:val="19"/>
+        </w:rPr>
+        <w:t xml:space="preserve">Orontes </w:t>
       </w:r>
       <w:r>
         <w:rPr>
@@ -12647,7 +12953,7 @@
           <w:sz w:val="19"/>
           <w:szCs w:val="19"/>
         </w:rPr>
-        <w:t xml:space="preserve">              </w:t>
+        <w:t xml:space="preserve">           </w:t>
       </w:r>
       <w:r>
         <w:rPr>
@@ -12661,14 +12967,14 @@
           <w:sz w:val="19"/>
           <w:szCs w:val="19"/>
         </w:rPr>
-        <w:t xml:space="preserve"> tax rate of 25%, LIFO saved $4,000 of tax this year. </w:t>
-      </w:r>
-      <w:r>
-        <w:rPr>
-          <w:sz w:val="19"/>
-          <w:szCs w:val="19"/>
-        </w:rPr>
-        <w:t xml:space="preserve">If a LIFO company sells more units than it buys, old </w:t>
+        <w:t xml:space="preserve"> the year with no reserve, so the increase is $16,000, and FIFO cost of goods sold is $288,000 − $16,000 = $272,000. </w:t>
+      </w:r>
+      <w:r>
+        <w:rPr>
+          <w:sz w:val="19"/>
+          <w:szCs w:val="19"/>
+        </w:rPr>
+        <w:t xml:space="preserve">At an </w:t>
       </w:r>
       <w:r>
         <w:rPr>
@@ -12686,7 +12992,7 @@
           <w:sz w:val="19"/>
           <w:szCs w:val="19"/>
         </w:rPr>
-        <w:t xml:space="preserve">           </w:t>
+        <w:t xml:space="preserve">              </w:t>
       </w:r>
       <w:r>
         <w:rPr>
@@ -12700,14 +13006,14 @@
           <w:sz w:val="19"/>
           <w:szCs w:val="19"/>
         </w:rPr>
-        <w:t xml:space="preserve"> layers flow into cost of goods sold. </w:t>
-      </w:r>
-      <w:r>
-        <w:rPr>
-          <w:sz w:val="19"/>
-          <w:szCs w:val="19"/>
-        </w:rPr>
-        <w:t xml:space="preserve"/>
+        <w:t xml:space="preserve"> tax rate of 25%, LIFO saved $4,000 of tax this year. </w:t>
+      </w:r>
+      <w:r>
+        <w:rPr>
+          <w:sz w:val="19"/>
+          <w:szCs w:val="19"/>
+        </w:rPr>
+        <w:t xml:space="preserve">If a LIFO company sells more units than it buys, old </w:t>
       </w:r>
       <w:r>
         <w:rPr>
@@ -12739,14 +13045,14 @@
           <w:sz w:val="19"/>
           <w:szCs w:val="19"/>
         </w:rPr>
-        <w:t xml:space="preserve"> rises for one year. </w:t>
-      </w:r>
-      <w:r>
-        <w:rPr>
-          <w:sz w:val="19"/>
-          <w:szCs w:val="19"/>
-        </w:rPr>
-        <w:t xml:space="preserve">This is not a lasting </w:t>
+        <w:t xml:space="preserve"> layers flow into cost of goods sold. </w:t>
+      </w:r>
+      <w:r>
+        <w:rPr>
+          <w:sz w:val="19"/>
+          <w:szCs w:val="19"/>
+        </w:rPr>
+        <w:t xml:space="preserve"/>
       </w:r>
       <w:r>
         <w:rPr>
@@ -12764,6 +13070,45 @@
           <w:sz w:val="19"/>
           <w:szCs w:val="19"/>
         </w:rPr>
+        <w:t xml:space="preserve">           </w:t>
+      </w:r>
+      <w:r>
+        <w:rPr>
+          <w:sz w:val="19"/>
+          <w:szCs w:val="19"/>
+        </w:rPr>
+        <w:t xml:space="preserve"> </w:t>
+      </w:r>
+      <w:r>
+        <w:rPr>
+          <w:sz w:val="19"/>
+          <w:szCs w:val="19"/>
+        </w:rPr>
+        <w:t xml:space="preserve"> rises for one year. </w:t>
+      </w:r>
+      <w:r>
+        <w:rPr>
+          <w:sz w:val="19"/>
+          <w:szCs w:val="19"/>
+        </w:rPr>
+        <w:t xml:space="preserve">This is not a lasting </w:t>
+      </w:r>
+      <w:r>
+        <w:rPr>
+          <w:b/>
+          <w:bCs/>
+          <w:color w:val="8186EF"/>
+          <w:sz w:val="15"/>
+          <w:szCs w:val="15"/>
+        </w:rPr>
+        <w:t xml:space="preserve"> (21) </w:t>
+      </w:r>
+      <w:r>
+        <w:rPr>
+          <w:u w:val="single"/>
+          <w:sz w:val="19"/>
+          <w:szCs w:val="19"/>
+        </w:rPr>
         <w:t xml:space="preserve">             </w:t>
       </w:r>
       <w:r>
@@ -12778,7 +13123,71 @@
           <w:sz w:val="19"/>
           <w:szCs w:val="19"/>
         </w:rPr>
-        <w:t xml:space="preserve">, and the company should disclose it if it is material. </w:t>
+        <w:t xml:space="preserve">, and the company should </w:t>
+      </w:r>
+      <w:r>
+        <w:rPr>
+          <w:b/>
+          <w:bCs/>
+          <w:color w:val="8186EF"/>
+          <w:sz w:val="15"/>
+          <w:szCs w:val="15"/>
+        </w:rPr>
+        <w:t xml:space="preserve"> (22) </w:t>
+      </w:r>
+      <w:r>
+        <w:rPr>
+          <w:u w:val="single"/>
+          <w:sz w:val="19"/>
+          <w:szCs w:val="19"/>
+        </w:rPr>
+        <w:t xml:space="preserve">           </w:t>
+      </w:r>
+      <w:r>
+        <w:rPr>
+          <w:sz w:val="19"/>
+          <w:szCs w:val="19"/>
+        </w:rPr>
+        <w:t xml:space="preserve"> </w:t>
+      </w:r>
+      <w:r>
+        <w:rPr>
+          <w:sz w:val="19"/>
+          <w:szCs w:val="19"/>
+        </w:rPr>
+        <w:t xml:space="preserve"> it if it is </w:t>
+      </w:r>
+      <w:r>
+        <w:rPr>
+          <w:b/>
+          <w:bCs/>
+          <w:color w:val="8186EF"/>
+          <w:sz w:val="15"/>
+          <w:szCs w:val="15"/>
+        </w:rPr>
+        <w:t xml:space="preserve"> (23) </w:t>
+      </w:r>
+      <w:r>
+        <w:rPr>
+          <w:u w:val="single"/>
+          <w:sz w:val="19"/>
+          <w:szCs w:val="19"/>
+        </w:rPr>
+        <w:t xml:space="preserve">           </w:t>
+      </w:r>
+      <w:r>
+        <w:rPr>
+          <w:sz w:val="19"/>
+          <w:szCs w:val="19"/>
+        </w:rPr>
+        <w:t xml:space="preserve"> </w:t>
+      </w:r>
+      <w:r>
+        <w:rPr>
+          <w:sz w:val="19"/>
+          <w:szCs w:val="19"/>
+        </w:rPr>
+        <w:t xml:space="preserve">. </w:t>
       </w:r>
       <w:r>
         <w:rPr>
@@ -12843,7 +13252,7 @@
                 <w:sz w:val="16"/>
                 <w:szCs w:val="16"/>
               </w:rPr>
-              <w:t xml:space="preserve">disclose   ·   Income   ·   low-cost   ·   analyst   ·   started   ·   relationships   ·   illustrative   ·   improvement   ·   during</w:t>
+              <w:t xml:space="preserve">started   ·   results   ·   low-cost   ·   illustrative   ·   liquidation   ·   analyst   ·   during   ·   material   ·   improvement   ·   Income   ·   relationships   ·   disclose</w:t>
             </w:r>
           </w:p>
         </w:tc>
@@ -12870,7 +13279,7 @@
           <w:sz w:val="16"/>
           <w:szCs w:val="16"/>
         </w:rPr>
-        <w:t xml:space="preserve">      gaps 21–23</w:t>
+        <w:t xml:space="preserve">      gaps 24–26</w:t>
       </w:r>
     </w:p>
     <w:p>
@@ -12893,7 +13302,7 @@
           <w:sz w:val="15"/>
           <w:szCs w:val="15"/>
         </w:rPr>
-        <w:t xml:space="preserve"> (21) </w:t>
+        <w:t xml:space="preserve"> (24) </w:t>
       </w:r>
       <w:r>
         <w:rPr>
@@ -12925,7 +13334,7 @@
           <w:sz w:val="15"/>
           <w:szCs w:val="15"/>
         </w:rPr>
-        <w:t xml:space="preserve"> (22) </w:t>
+        <w:t xml:space="preserve"> (25) </w:t>
       </w:r>
       <w:r>
         <w:rPr>
@@ -12964,7 +13373,7 @@
           <w:sz w:val="15"/>
           <w:szCs w:val="15"/>
         </w:rPr>
-        <w:t xml:space="preserve"> (23) </w:t>
+        <w:t xml:space="preserve"> (26) </w:t>
       </w:r>
       <w:r>
         <w:rPr>
@@ -13130,7 +13539,7 @@
           <w:sz w:val="16"/>
           <w:szCs w:val="16"/>
         </w:rPr>
-        <w:t xml:space="preserve">      gaps 24–27</w:t>
+        <w:t xml:space="preserve">      gaps 27–30</w:t>
       </w:r>
     </w:p>
     <w:p>
@@ -13153,7 +13562,7 @@
           <w:sz w:val="15"/>
           <w:szCs w:val="15"/>
         </w:rPr>
-        <w:t xml:space="preserve"> (24) </w:t>
+        <w:t xml:space="preserve"> (27) </w:t>
       </w:r>
       <w:r>
         <w:rPr>
@@ -13192,7 +13601,7 @@
           <w:sz w:val="15"/>
           <w:szCs w:val="15"/>
         </w:rPr>
-        <w:t xml:space="preserve"> (25) </w:t>
+        <w:t xml:space="preserve"> (28) </w:t>
       </w:r>
       <w:r>
         <w:rPr>
@@ -13231,7 +13640,7 @@
           <w:sz w:val="15"/>
           <w:szCs w:val="15"/>
         </w:rPr>
-        <w:t xml:space="preserve"> (26) </w:t>
+        <w:t xml:space="preserve"> (29) </w:t>
       </w:r>
       <w:r>
         <w:rPr>
@@ -13270,7 +13679,7 @@
           <w:sz w:val="15"/>
           <w:szCs w:val="15"/>
         </w:rPr>
-        <w:t xml:space="preserve"> (27) </w:t>
+        <w:t xml:space="preserve"> (30) </w:t>
       </w:r>
       <w:r>
         <w:rPr>
@@ -13431,7 +13840,7 @@
           <w:sz w:val="16"/>
           <w:szCs w:val="16"/>
         </w:rPr>
-        <w:t xml:space="preserve">      gaps 28–29</w:t>
+        <w:t xml:space="preserve">      gaps 31–32</w:t>
       </w:r>
     </w:p>
     <w:p>
@@ -13454,7 +13863,7 @@
           <w:sz w:val="15"/>
           <w:szCs w:val="15"/>
         </w:rPr>
-        <w:t xml:space="preserve"> (28) </w:t>
+        <w:t xml:space="preserve"> (31) </w:t>
       </w:r>
       <w:r>
         <w:rPr>
@@ -13493,7 +13902,7 @@
           <w:sz w:val="15"/>
           <w:szCs w:val="15"/>
         </w:rPr>
-        <w:t xml:space="preserve"> (29) </w:t>
+        <w:t xml:space="preserve"> (32) </w:t>
       </w:r>
       <w:r>
         <w:rPr>
@@ -14153,7 +14562,7 @@
                 <w:sz w:val="16"/>
                 <w:szCs w:val="16"/>
               </w:rPr>
-              <w:t xml:space="preserve">17  </w:t>
+              <w:t xml:space="preserve">18  </w:t>
             </w:r>
             <w:r>
               <w:rPr>
@@ -14221,7 +14630,7 @@
                 <w:sz w:val="16"/>
                 <w:szCs w:val="16"/>
               </w:rPr>
-              <w:t xml:space="preserve">18  </w:t>
+              <w:t xml:space="preserve">19  </w:t>
             </w:r>
             <w:r>
               <w:rPr>
@@ -14289,7 +14698,7 @@
                 <w:sz w:val="16"/>
                 <w:szCs w:val="16"/>
               </w:rPr>
-              <w:t xml:space="preserve">19  </w:t>
+              <w:t xml:space="preserve">20  </w:t>
             </w:r>
             <w:r>
               <w:rPr>
@@ -14357,7 +14766,7 @@
                 <w:sz w:val="16"/>
                 <w:szCs w:val="16"/>
               </w:rPr>
-              <w:t xml:space="preserve">20  </w:t>
+              <w:t xml:space="preserve">21  </w:t>
             </w:r>
             <w:r>
               <w:rPr>
@@ -14425,14 +14834,14 @@
                 <w:sz w:val="16"/>
                 <w:szCs w:val="16"/>
               </w:rPr>
-              <w:t xml:space="preserve">21  </w:t>
-            </w:r>
-            <w:r>
-              <w:rPr>
-                <w:sz w:val="16"/>
-                <w:szCs w:val="16"/>
-              </w:rPr>
-              <w:t xml:space="preserve">return</w:t>
+              <w:t xml:space="preserve">22  </w:t>
+            </w:r>
+            <w:r>
+              <w:rPr>
+                <w:sz w:val="16"/>
+                <w:szCs w:val="16"/>
+              </w:rPr>
+              <w:t xml:space="preserve">disclose</w:t>
             </w:r>
           </w:p>
         </w:tc>
@@ -14493,14 +14902,14 @@
                 <w:sz w:val="16"/>
                 <w:szCs w:val="16"/>
               </w:rPr>
-              <w:t xml:space="preserve">22  </w:t>
-            </w:r>
-            <w:r>
-              <w:rPr>
-                <w:sz w:val="16"/>
-                <w:szCs w:val="16"/>
-              </w:rPr>
-              <w:t xml:space="preserve">statements</w:t>
+              <w:t xml:space="preserve">23  </w:t>
+            </w:r>
+            <w:r>
+              <w:rPr>
+                <w:sz w:val="16"/>
+                <w:szCs w:val="16"/>
+              </w:rPr>
+              <w:t xml:space="preserve">material</w:t>
             </w:r>
           </w:p>
         </w:tc>
@@ -14561,14 +14970,14 @@
                 <w:sz w:val="16"/>
                 <w:szCs w:val="16"/>
               </w:rPr>
-              <w:t xml:space="preserve">23  </w:t>
-            </w:r>
-            <w:r>
-              <w:rPr>
-                <w:sz w:val="16"/>
-                <w:szCs w:val="16"/>
-              </w:rPr>
-              <w:t xml:space="preserve">investors</w:t>
+              <w:t xml:space="preserve">24  </w:t>
+            </w:r>
+            <w:r>
+              <w:rPr>
+                <w:sz w:val="16"/>
+                <w:szCs w:val="16"/>
+              </w:rPr>
+              <w:t xml:space="preserve">return</w:t>
             </w:r>
           </w:p>
         </w:tc>
@@ -14629,14 +15038,14 @@
                 <w:sz w:val="16"/>
                 <w:szCs w:val="16"/>
               </w:rPr>
-              <w:t xml:space="preserve">24  </w:t>
-            </w:r>
-            <w:r>
-              <w:rPr>
-                <w:sz w:val="16"/>
-                <w:szCs w:val="16"/>
-              </w:rPr>
-              <w:t xml:space="preserve">SUBTRACT</w:t>
+              <w:t xml:space="preserve">25  </w:t>
+            </w:r>
+            <w:r>
+              <w:rPr>
+                <w:sz w:val="16"/>
+                <w:szCs w:val="16"/>
+              </w:rPr>
+              <w:t xml:space="preserve">statements</w:t>
             </w:r>
           </w:p>
         </w:tc>
@@ -14697,14 +15106,14 @@
                 <w:sz w:val="16"/>
                 <w:szCs w:val="16"/>
               </w:rPr>
-              <w:t xml:space="preserve">25  </w:t>
-            </w:r>
-            <w:r>
-              <w:rPr>
-                <w:sz w:val="16"/>
-                <w:szCs w:val="16"/>
-              </w:rPr>
-              <w:t xml:space="preserve">rising</w:t>
+              <w:t xml:space="preserve">26  </w:t>
+            </w:r>
+            <w:r>
+              <w:rPr>
+                <w:sz w:val="16"/>
+                <w:szCs w:val="16"/>
+              </w:rPr>
+              <w:t xml:space="preserve">investors</w:t>
             </w:r>
           </w:p>
         </w:tc>
@@ -14765,14 +15174,14 @@
                 <w:sz w:val="16"/>
                 <w:szCs w:val="16"/>
               </w:rPr>
-              <w:t xml:space="preserve">26  </w:t>
-            </w:r>
-            <w:r>
-              <w:rPr>
-                <w:sz w:val="16"/>
-                <w:szCs w:val="16"/>
-              </w:rPr>
-              <w:t xml:space="preserve">liquidation</w:t>
+              <w:t xml:space="preserve">27  </w:t>
+            </w:r>
+            <w:r>
+              <w:rPr>
+                <w:sz w:val="16"/>
+                <w:szCs w:val="16"/>
+              </w:rPr>
+              <w:t xml:space="preserve">SUBTRACT</w:t>
             </w:r>
           </w:p>
         </w:tc>
@@ -14833,14 +15242,14 @@
                 <w:sz w:val="16"/>
                 <w:szCs w:val="16"/>
               </w:rPr>
-              <w:t xml:space="preserve">27  </w:t>
-            </w:r>
-            <w:r>
-              <w:rPr>
-                <w:sz w:val="16"/>
-                <w:szCs w:val="16"/>
-              </w:rPr>
-              <w:t xml:space="preserve">business</w:t>
+              <w:t xml:space="preserve">28  </w:t>
+            </w:r>
+            <w:r>
+              <w:rPr>
+                <w:sz w:val="16"/>
+                <w:szCs w:val="16"/>
+              </w:rPr>
+              <w:t xml:space="preserve">rising</w:t>
             </w:r>
           </w:p>
         </w:tc>
@@ -14901,14 +15310,14 @@
                 <w:sz w:val="16"/>
                 <w:szCs w:val="16"/>
               </w:rPr>
-              <w:t xml:space="preserve">28  </w:t>
-            </w:r>
-            <w:r>
-              <w:rPr>
-                <w:sz w:val="16"/>
-                <w:szCs w:val="16"/>
-              </w:rPr>
-              <w:t xml:space="preserve">equity</w:t>
+              <w:t xml:space="preserve">29  </w:t>
+            </w:r>
+            <w:r>
+              <w:rPr>
+                <w:sz w:val="16"/>
+                <w:szCs w:val="16"/>
+              </w:rPr>
+              <w:t xml:space="preserve">liquidation</w:t>
             </w:r>
           </w:p>
         </w:tc>
@@ -14969,14 +15378,14 @@
                 <w:sz w:val="16"/>
                 <w:szCs w:val="16"/>
               </w:rPr>
-              <w:t xml:space="preserve">29  </w:t>
-            </w:r>
-            <w:r>
-              <w:rPr>
-                <w:sz w:val="16"/>
-                <w:szCs w:val="16"/>
-              </w:rPr>
-              <w:t xml:space="preserve">inventory</w:t>
+              <w:t xml:space="preserve">30  </w:t>
+            </w:r>
+            <w:r>
+              <w:rPr>
+                <w:sz w:val="16"/>
+                <w:szCs w:val="16"/>
+              </w:rPr>
+              <w:t xml:space="preserve">business</w:t>
             </w:r>
           </w:p>
         </w:tc>
@@ -15011,7 +15420,7 @@
                 <w:sz w:val="16"/>
                 <w:szCs w:val="16"/>
               </w:rPr>
-              <w:t xml:space="preserve">relationships</w:t>
+              <w:t xml:space="preserve">results</w:t>
             </w:r>
           </w:p>
         </w:tc>
@@ -15037,14 +15446,14 @@
                 <w:sz w:val="16"/>
                 <w:szCs w:val="16"/>
               </w:rPr>
-              <w:t xml:space="preserve">30  </w:t>
-            </w:r>
-            <w:r>
-              <w:rPr>
-                <w:sz w:val="16"/>
-                <w:szCs w:val="16"/>
-              </w:rPr>
-              <w:t xml:space="preserve">LIFO reserve</w:t>
+              <w:t xml:space="preserve">31  </w:t>
+            </w:r>
+            <w:r>
+              <w:rPr>
+                <w:sz w:val="16"/>
+                <w:szCs w:val="16"/>
+              </w:rPr>
+              <w:t xml:space="preserve">equity</w:t>
             </w:r>
           </w:p>
         </w:tc>
@@ -15079,7 +15488,7 @@
                 <w:sz w:val="16"/>
                 <w:szCs w:val="16"/>
               </w:rPr>
-              <w:t xml:space="preserve">during</w:t>
+              <w:t xml:space="preserve">relationships</w:t>
             </w:r>
           </w:p>
         </w:tc>
@@ -15105,14 +15514,14 @@
                 <w:sz w:val="16"/>
                 <w:szCs w:val="16"/>
               </w:rPr>
-              <w:t xml:space="preserve">31  </w:t>
-            </w:r>
-            <w:r>
-              <w:rPr>
-                <w:sz w:val="16"/>
-                <w:szCs w:val="16"/>
-              </w:rPr>
-              <w:t xml:space="preserve">LIFO conformity rule</w:t>
+              <w:t xml:space="preserve">32  </w:t>
+            </w:r>
+            <w:r>
+              <w:rPr>
+                <w:sz w:val="16"/>
+                <w:szCs w:val="16"/>
+              </w:rPr>
+              <w:t xml:space="preserve">inventory</w:t>
             </w:r>
           </w:p>
         </w:tc>
@@ -15147,7 +15556,7 @@
                 <w:sz w:val="16"/>
                 <w:szCs w:val="16"/>
               </w:rPr>
-              <w:t xml:space="preserve">started</w:t>
+              <w:t xml:space="preserve">during</w:t>
             </w:r>
           </w:p>
         </w:tc>
@@ -15163,14 +15572,92 @@
           </w:tcPr>
           <w:p>
             <w:pPr>
-              <w:spacing w:before="24" w:after="24"/>
-            </w:pPr>
-            <w:r>
-              <w:rPr>
-                <w:sz w:val="16"/>
-                <w:szCs w:val="16"/>
-              </w:rPr>
-              <w:t xml:space="preserve"/>
+              <w:spacing w:before="12" w:after="12"/>
+            </w:pPr>
+            <w:r>
+              <w:rPr>
+                <w:b/>
+                <w:bCs/>
+                <w:color w:val="8186EF"/>
+                <w:sz w:val="16"/>
+                <w:szCs w:val="16"/>
+              </w:rPr>
+              <w:t xml:space="preserve">33  </w:t>
+            </w:r>
+            <w:r>
+              <w:rPr>
+                <w:sz w:val="16"/>
+                <w:szCs w:val="16"/>
+              </w:rPr>
+              <w:t xml:space="preserve">LIFO reserve</w:t>
+            </w:r>
+          </w:p>
+        </w:tc>
+      </w:tr>
+      <w:tr>
+        <w:tc>
+          <w:tcPr>
+            <w:tcW w:type="pct" w:w="2500"/>
+            <w:tcMar>
+              <w:top w:type="dxa" w:w="20"/>
+              <w:left w:type="dxa" w:w="80"/>
+              <w:bottom w:type="dxa" w:w="20"/>
+              <w:right w:type="dxa" w:w="80"/>
+            </w:tcMar>
+          </w:tcPr>
+          <w:p>
+            <w:pPr>
+              <w:spacing w:before="12" w:after="12"/>
+            </w:pPr>
+            <w:r>
+              <w:rPr>
+                <w:b/>
+                <w:bCs/>
+                <w:color w:val="8186EF"/>
+                <w:sz w:val="16"/>
+                <w:szCs w:val="16"/>
+              </w:rPr>
+              <w:t xml:space="preserve">17  </w:t>
+            </w:r>
+            <w:r>
+              <w:rPr>
+                <w:sz w:val="16"/>
+                <w:szCs w:val="16"/>
+              </w:rPr>
+              <w:t xml:space="preserve">started</w:t>
+            </w:r>
+          </w:p>
+        </w:tc>
+        <w:tc>
+          <w:tcPr>
+            <w:tcW w:type="pct" w:w="2500"/>
+            <w:tcMar>
+              <w:top w:type="dxa" w:w="20"/>
+              <w:left w:type="dxa" w:w="80"/>
+              <w:bottom w:type="dxa" w:w="20"/>
+              <w:right w:type="dxa" w:w="80"/>
+            </w:tcMar>
+          </w:tcPr>
+          <w:p>
+            <w:pPr>
+              <w:spacing w:before="12" w:after="12"/>
+            </w:pPr>
+            <w:r>
+              <w:rPr>
+                <w:b/>
+                <w:bCs/>
+                <w:color w:val="8186EF"/>
+                <w:sz w:val="16"/>
+                <w:szCs w:val="16"/>
+              </w:rPr>
+              <w:t xml:space="preserve">34  </w:t>
+            </w:r>
+            <w:r>
+              <w:rPr>
+                <w:sz w:val="16"/>
+                <w:szCs w:val="16"/>
+              </w:rPr>
+              <w:t xml:space="preserve">LIFO conformity rule</w:t>
             </w:r>
           </w:p>
         </w:tc>
@@ -15416,7 +15903,7 @@
           <w:sz w:val="16"/>
           <w:szCs w:val="16"/>
         </w:rPr>
-        <w:t xml:space="preserve">      gaps 1–9</w:t>
+        <w:t xml:space="preserve">      gaps 1–11</w:t>
       </w:r>
     </w:p>
     <w:p>
@@ -15762,7 +16249,7 @@
           <w:sz w:val="19"/>
           <w:szCs w:val="19"/>
         </w:rPr>
-        <w:t xml:space="preserve">Row 3 is a classic exam item: when a </w:t>
+        <w:t xml:space="preserve">Row 3 is a </w:t>
       </w:r>
       <w:r>
         <w:rPr>
@@ -15794,7 +16281,71 @@
           <w:sz w:val="19"/>
           <w:szCs w:val="19"/>
         </w:rPr>
-        <w:t xml:space="preserve"> is left out of both purchases and the count, cost of goods sold and income are still correct, but inventory and accounts payable are both understated. </w:t>
+        <w:t xml:space="preserve"> exam item: when a </w:t>
+      </w:r>
+      <w:r>
+        <w:rPr>
+          <w:b/>
+          <w:bCs/>
+          <w:color w:val="8186EF"/>
+          <w:sz w:val="15"/>
+          <w:szCs w:val="15"/>
+        </w:rPr>
+        <w:t xml:space="preserve"> (10) </w:t>
+      </w:r>
+      <w:r>
+        <w:rPr>
+          <w:u w:val="single"/>
+          <w:sz w:val="19"/>
+          <w:szCs w:val="19"/>
+        </w:rPr>
+        <w:t xml:space="preserve">           </w:t>
+      </w:r>
+      <w:r>
+        <w:rPr>
+          <w:sz w:val="19"/>
+          <w:szCs w:val="19"/>
+        </w:rPr>
+        <w:t xml:space="preserve"> </w:t>
+      </w:r>
+      <w:r>
+        <w:rPr>
+          <w:sz w:val="19"/>
+          <w:szCs w:val="19"/>
+        </w:rPr>
+        <w:t xml:space="preserve"> is left out of both purchases and the count, cost of goods sold and income are still correct, but inventory and </w:t>
+      </w:r>
+      <w:r>
+        <w:rPr>
+          <w:b/>
+          <w:bCs/>
+          <w:color w:val="8186EF"/>
+          <w:sz w:val="15"/>
+          <w:szCs w:val="15"/>
+        </w:rPr>
+        <w:t xml:space="preserve"> (11) </w:t>
+      </w:r>
+      <w:r>
+        <w:rPr>
+          <w:u w:val="single"/>
+          <w:sz w:val="19"/>
+          <w:szCs w:val="19"/>
+        </w:rPr>
+        <w:t xml:space="preserve">           </w:t>
+      </w:r>
+      <w:r>
+        <w:rPr>
+          <w:sz w:val="19"/>
+          <w:szCs w:val="19"/>
+        </w:rPr>
+        <w:t xml:space="preserve"> </w:t>
+      </w:r>
+      <w:r>
+        <w:rPr>
+          <w:sz w:val="19"/>
+          <w:szCs w:val="19"/>
+        </w:rPr>
+        <w:t xml:space="preserve"> payable are both understated. </w:t>
       </w:r>
     </w:p>
     <w:tbl>
@@ -15852,7 +16403,7 @@
                 <w:sz w:val="16"/>
                 <w:szCs w:val="16"/>
               </w:rPr>
-              <w:t xml:space="preserve">counted   ·   because   ·   Remember   ·   cancel   ·   purchase   ·   Orontes   ·   Retained   ·   similar   ·   counterbalancing   ·   depends</w:t>
+              <w:t xml:space="preserve">purchase   ·   because   ·   inventory   ·   Retained   ·   cancel   ·   Orontes   ·   Remember   ·   accounts   ·   classic   ·   similar   ·   counterbalancing   ·   depends</w:t>
             </w:r>
           </w:p>
         </w:tc>
@@ -16015,7 +16566,7 @@
           <w:sz w:val="16"/>
           <w:szCs w:val="16"/>
         </w:rPr>
-        <w:t xml:space="preserve">      gaps 11–14</w:t>
+        <w:t xml:space="preserve">      gaps 13–16</w:t>
       </w:r>
     </w:p>
     <w:p>
@@ -16038,7 +16589,7 @@
           <w:sz w:val="15"/>
           <w:szCs w:val="15"/>
         </w:rPr>
-        <w:t xml:space="preserve"> (11) </w:t>
+        <w:t xml:space="preserve"> (13) </w:t>
       </w:r>
       <w:r>
         <w:rPr>
@@ -16070,7 +16621,7 @@
           <w:sz w:val="15"/>
           <w:szCs w:val="15"/>
         </w:rPr>
-        <w:t xml:space="preserve"> (12) </w:t>
+        <w:t xml:space="preserve"> (14) </w:t>
       </w:r>
       <w:r>
         <w:rPr>
@@ -16109,7 +16660,7 @@
           <w:sz w:val="15"/>
           <w:szCs w:val="15"/>
         </w:rPr>
-        <w:t xml:space="preserve"> (13) </w:t>
+        <w:t xml:space="preserve"> (15) </w:t>
       </w:r>
       <w:r>
         <w:rPr>
@@ -16141,7 +16692,7 @@
           <w:sz w:val="15"/>
           <w:szCs w:val="15"/>
         </w:rPr>
-        <w:t xml:space="preserve"> (14) </w:t>
+        <w:t xml:space="preserve"> (16) </w:t>
       </w:r>
       <w:r>
         <w:rPr>
@@ -16307,7 +16858,7 @@
           <w:sz w:val="16"/>
           <w:szCs w:val="16"/>
         </w:rPr>
-        <w:t xml:space="preserve">      gaps 15–16</w:t>
+        <w:t xml:space="preserve">      gaps 17–18</w:t>
       </w:r>
     </w:p>
     <w:p>
@@ -16330,7 +16881,7 @@
           <w:sz w:val="15"/>
           <w:szCs w:val="15"/>
         </w:rPr>
-        <w:t xml:space="preserve"> (15) </w:t>
+        <w:t xml:space="preserve"> (17) </w:t>
       </w:r>
       <w:r>
         <w:rPr>
@@ -16369,7 +16920,7 @@
           <w:sz w:val="15"/>
           <w:szCs w:val="15"/>
         </w:rPr>
-        <w:t xml:space="preserve"> (16) </w:t>
+        <w:t xml:space="preserve"> (18) </w:t>
       </w:r>
       <w:r>
         <w:rPr>
@@ -16938,7 +17489,7 @@
                 <w:sz w:val="14"/>
                 <w:szCs w:val="14"/>
               </w:rPr>
-              <w:t xml:space="preserve">(22)</w:t>
+              <w:t xml:space="preserve">(24)</w:t>
             </w:r>
           </w:p>
         </w:tc>
@@ -16998,7 +17549,7 @@
                 <w:sz w:val="14"/>
                 <w:szCs w:val="14"/>
               </w:rPr>
-              <w:t xml:space="preserve"> (23) </w:t>
+              <w:t xml:space="preserve"> (25) </w:t>
             </w:r>
             <w:r>
               <w:rPr>
@@ -17649,14 +18200,14 @@
                 <w:sz w:val="16"/>
                 <w:szCs w:val="16"/>
               </w:rPr>
-              <w:t xml:space="preserve">15  </w:t>
-            </w:r>
-            <w:r>
-              <w:rPr>
-                <w:sz w:val="16"/>
-                <w:szCs w:val="16"/>
-              </w:rPr>
-              <w:t xml:space="preserve">income</w:t>
+              <w:t xml:space="preserve">16  </w:t>
+            </w:r>
+            <w:r>
+              <w:rPr>
+                <w:sz w:val="16"/>
+                <w:szCs w:val="16"/>
+              </w:rPr>
+              <w:t xml:space="preserve">comparison</w:t>
             </w:r>
           </w:p>
         </w:tc>
@@ -17717,14 +18268,14 @@
                 <w:sz w:val="16"/>
                 <w:szCs w:val="16"/>
               </w:rPr>
-              <w:t xml:space="preserve">16  </w:t>
-            </w:r>
-            <w:r>
-              <w:rPr>
-                <w:sz w:val="16"/>
-                <w:szCs w:val="16"/>
-              </w:rPr>
-              <w:t xml:space="preserve">direction</w:t>
+              <w:t xml:space="preserve">17  </w:t>
+            </w:r>
+            <w:r>
+              <w:rPr>
+                <w:sz w:val="16"/>
+                <w:szCs w:val="16"/>
+              </w:rPr>
+              <w:t xml:space="preserve">income</w:t>
             </w:r>
           </w:p>
         </w:tc>
@@ -17785,14 +18336,14 @@
                 <w:sz w:val="16"/>
                 <w:szCs w:val="16"/>
               </w:rPr>
-              <w:t xml:space="preserve">17  </w:t>
-            </w:r>
-            <w:r>
-              <w:rPr>
-                <w:sz w:val="16"/>
-                <w:szCs w:val="16"/>
-              </w:rPr>
-              <w:t xml:space="preserve">Jan 1</w:t>
+              <w:t xml:space="preserve">18  </w:t>
+            </w:r>
+            <w:r>
+              <w:rPr>
+                <w:sz w:val="16"/>
+                <w:szCs w:val="16"/>
+              </w:rPr>
+              <w:t xml:space="preserve">direction</w:t>
             </w:r>
           </w:p>
         </w:tc>
@@ -17853,14 +18404,14 @@
                 <w:sz w:val="16"/>
                 <w:szCs w:val="16"/>
               </w:rPr>
-              <w:t xml:space="preserve">18  </w:t>
-            </w:r>
-            <w:r>
-              <w:rPr>
-                <w:sz w:val="16"/>
-                <w:szCs w:val="16"/>
-              </w:rPr>
-              <w:t xml:space="preserve">Sep 21</w:t>
+              <w:t xml:space="preserve">19  </w:t>
+            </w:r>
+            <w:r>
+              <w:rPr>
+                <w:sz w:val="16"/>
+                <w:szCs w:val="16"/>
+              </w:rPr>
+              <w:t xml:space="preserve">Jan 1</w:t>
             </w:r>
           </w:p>
         </w:tc>
@@ -17921,14 +18472,14 @@
                 <w:sz w:val="16"/>
                 <w:szCs w:val="16"/>
               </w:rPr>
-              <w:t xml:space="preserve">19  </w:t>
-            </w:r>
-            <w:r>
-              <w:rPr>
-                <w:sz w:val="16"/>
-                <w:szCs w:val="16"/>
-              </w:rPr>
-              <w:t xml:space="preserve">M1</w:t>
+              <w:t xml:space="preserve">20  </w:t>
+            </w:r>
+            <w:r>
+              <w:rPr>
+                <w:sz w:val="16"/>
+                <w:szCs w:val="16"/>
+              </w:rPr>
+              <w:t xml:space="preserve">Sep 21</w:t>
             </w:r>
           </w:p>
         </w:tc>
@@ -17989,14 +18540,14 @@
                 <w:sz w:val="16"/>
                 <w:szCs w:val="16"/>
               </w:rPr>
-              <w:t xml:space="preserve">20  </w:t>
-            </w:r>
-            <w:r>
-              <w:rPr>
-                <w:sz w:val="16"/>
-                <w:szCs w:val="16"/>
-              </w:rPr>
-              <w:t xml:space="preserve">M2</w:t>
+              <w:t xml:space="preserve">21  </w:t>
+            </w:r>
+            <w:r>
+              <w:rPr>
+                <w:sz w:val="16"/>
+                <w:szCs w:val="16"/>
+              </w:rPr>
+              <w:t xml:space="preserve">M1</w:t>
             </w:r>
           </w:p>
         </w:tc>
@@ -18057,14 +18608,14 @@
                 <w:sz w:val="16"/>
                 <w:szCs w:val="16"/>
               </w:rPr>
-              <w:t xml:space="preserve">21  </w:t>
-            </w:r>
-            <w:r>
-              <w:rPr>
-                <w:sz w:val="16"/>
-                <w:szCs w:val="16"/>
-              </w:rPr>
-              <w:t xml:space="preserve">M3</w:t>
+              <w:t xml:space="preserve">22  </w:t>
+            </w:r>
+            <w:r>
+              <w:rPr>
+                <w:sz w:val="16"/>
+                <w:szCs w:val="16"/>
+              </w:rPr>
+              <w:t xml:space="preserve">M2</w:t>
             </w:r>
           </w:p>
         </w:tc>
@@ -18125,14 +18676,14 @@
                 <w:sz w:val="16"/>
                 <w:szCs w:val="16"/>
               </w:rPr>
-              <w:t xml:space="preserve">22  </w:t>
-            </w:r>
-            <w:r>
-              <w:rPr>
-                <w:sz w:val="16"/>
-                <w:szCs w:val="16"/>
-              </w:rPr>
-              <w:t xml:space="preserve">$6,600 + $10,000 = $16,600</w:t>
+              <w:t xml:space="preserve">23  </w:t>
+            </w:r>
+            <w:r>
+              <w:rPr>
+                <w:sz w:val="16"/>
+                <w:szCs w:val="16"/>
+              </w:rPr>
+              <w:t xml:space="preserve">M3</w:t>
             </w:r>
           </w:p>
         </w:tc>
@@ -18167,7 +18718,7 @@
                 <w:sz w:val="16"/>
                 <w:szCs w:val="16"/>
               </w:rPr>
-              <w:t xml:space="preserve">purchase</w:t>
+              <w:t xml:space="preserve">classic</w:t>
             </w:r>
           </w:p>
         </w:tc>
@@ -18193,14 +18744,14 @@
                 <w:sz w:val="16"/>
                 <w:szCs w:val="16"/>
               </w:rPr>
-              <w:t xml:space="preserve">23  </w:t>
-            </w:r>
-            <w:r>
-              <w:rPr>
-                <w:sz w:val="16"/>
-                <w:szCs w:val="16"/>
-              </w:rPr>
-              <w:t xml:space="preserve">available</w:t>
+              <w:t xml:space="preserve">24  </w:t>
+            </w:r>
+            <w:r>
+              <w:rPr>
+                <w:sz w:val="16"/>
+                <w:szCs w:val="16"/>
+              </w:rPr>
+              <w:t xml:space="preserve">$6,600 + $10,000 = $16,600</w:t>
             </w:r>
           </w:p>
         </w:tc>
@@ -18235,7 +18786,7 @@
                 <w:sz w:val="16"/>
                 <w:szCs w:val="16"/>
               </w:rPr>
-              <w:t xml:space="preserve">1. Ending inventory overstated</w:t>
+              <w:t xml:space="preserve">purchase</w:t>
             </w:r>
           </w:p>
         </w:tc>
@@ -18261,14 +18812,14 @@
                 <w:sz w:val="16"/>
                 <w:szCs w:val="16"/>
               </w:rPr>
-              <w:t xml:space="preserve">24  </w:t>
-            </w:r>
-            <w:r>
-              <w:rPr>
-                <w:sz w:val="16"/>
-                <w:szCs w:val="16"/>
-              </w:rPr>
-              <w:t xml:space="preserve">M2 (FOB destination, sold)</w:t>
+              <w:t xml:space="preserve">25  </w:t>
+            </w:r>
+            <w:r>
+              <w:rPr>
+                <w:sz w:val="16"/>
+                <w:szCs w:val="16"/>
+              </w:rPr>
+              <w:t xml:space="preserve">available</w:t>
             </w:r>
           </w:p>
         </w:tc>
@@ -18303,7 +18854,7 @@
                 <w:sz w:val="16"/>
                 <w:szCs w:val="16"/>
               </w:rPr>
-              <w:t xml:space="preserve">restating</w:t>
+              <w:t xml:space="preserve">accounts</w:t>
             </w:r>
           </w:p>
         </w:tc>
@@ -18329,14 +18880,14 @@
                 <w:sz w:val="16"/>
                 <w:szCs w:val="16"/>
               </w:rPr>
-              <w:t xml:space="preserve">25  </w:t>
-            </w:r>
-            <w:r>
-              <w:rPr>
-                <w:sz w:val="16"/>
-                <w:szCs w:val="16"/>
-              </w:rPr>
-              <w:t xml:space="preserve">M4 (at a Doha consignee)</w:t>
+              <w:t xml:space="preserve">26  </w:t>
+            </w:r>
+            <w:r>
+              <w:rPr>
+                <w:sz w:val="16"/>
+                <w:szCs w:val="16"/>
+              </w:rPr>
+              <w:t xml:space="preserve">M2 (FOB destination, sold)</w:t>
             </w:r>
           </w:p>
         </w:tc>
@@ -18371,7 +18922,7 @@
                 <w:sz w:val="16"/>
                 <w:szCs w:val="16"/>
               </w:rPr>
-              <w:t xml:space="preserve">statements</w:t>
+              <w:t xml:space="preserve">1. Ending inventory overstated</w:t>
             </w:r>
           </w:p>
         </w:tc>
@@ -18397,14 +18948,14 @@
                 <w:sz w:val="16"/>
                 <w:szCs w:val="16"/>
               </w:rPr>
-              <w:t xml:space="preserve">26  </w:t>
-            </w:r>
-            <w:r>
-              <w:rPr>
-                <w:sz w:val="16"/>
-                <w:szCs w:val="16"/>
-              </w:rPr>
-              <w:t xml:space="preserve">inventory</w:t>
+              <w:t xml:space="preserve">27  </w:t>
+            </w:r>
+            <w:r>
+              <w:rPr>
+                <w:sz w:val="16"/>
+                <w:szCs w:val="16"/>
+              </w:rPr>
+              <w:t xml:space="preserve">M4 (at a Doha consignee)</w:t>
             </w:r>
           </w:p>
         </w:tc>
@@ -18439,7 +18990,7 @@
                 <w:sz w:val="16"/>
                 <w:szCs w:val="16"/>
               </w:rPr>
-              <w:t xml:space="preserve">counterbalanced</w:t>
+              <w:t xml:space="preserve">restating</w:t>
             </w:r>
           </w:p>
         </w:tc>
@@ -18465,14 +19016,14 @@
                 <w:sz w:val="16"/>
                 <w:szCs w:val="16"/>
               </w:rPr>
-              <w:t xml:space="preserve">27  </w:t>
-            </w:r>
-            <w:r>
-              <w:rPr>
-                <w:sz w:val="16"/>
-                <w:szCs w:val="16"/>
-              </w:rPr>
-              <w:t xml:space="preserve">cost of goods sold</w:t>
+              <w:t xml:space="preserve">28  </w:t>
+            </w:r>
+            <w:r>
+              <w:rPr>
+                <w:sz w:val="16"/>
+                <w:szCs w:val="16"/>
+              </w:rPr>
+              <w:t xml:space="preserve">inventory</w:t>
             </w:r>
           </w:p>
         </w:tc>
@@ -18507,7 +19058,75 @@
                 <w:sz w:val="16"/>
                 <w:szCs w:val="16"/>
               </w:rPr>
-              <w:t xml:space="preserve">comparison</w:t>
+              <w:t xml:space="preserve">statements</w:t>
+            </w:r>
+          </w:p>
+        </w:tc>
+        <w:tc>
+          <w:tcPr>
+            <w:tcW w:type="pct" w:w="2500"/>
+            <w:tcMar>
+              <w:top w:type="dxa" w:w="20"/>
+              <w:left w:type="dxa" w:w="80"/>
+              <w:bottom w:type="dxa" w:w="20"/>
+              <w:right w:type="dxa" w:w="80"/>
+            </w:tcMar>
+          </w:tcPr>
+          <w:p>
+            <w:pPr>
+              <w:spacing w:before="12" w:after="12"/>
+            </w:pPr>
+            <w:r>
+              <w:rPr>
+                <w:b/>
+                <w:bCs/>
+                <w:color w:val="8186EF"/>
+                <w:sz w:val="16"/>
+                <w:szCs w:val="16"/>
+              </w:rPr>
+              <w:t xml:space="preserve">29  </w:t>
+            </w:r>
+            <w:r>
+              <w:rPr>
+                <w:sz w:val="16"/>
+                <w:szCs w:val="16"/>
+              </w:rPr>
+              <w:t xml:space="preserve">cost of goods sold</w:t>
+            </w:r>
+          </w:p>
+        </w:tc>
+      </w:tr>
+      <w:tr>
+        <w:tc>
+          <w:tcPr>
+            <w:tcW w:type="pct" w:w="2500"/>
+            <w:tcMar>
+              <w:top w:type="dxa" w:w="20"/>
+              <w:left w:type="dxa" w:w="80"/>
+              <w:bottom w:type="dxa" w:w="20"/>
+              <w:right w:type="dxa" w:w="80"/>
+            </w:tcMar>
+          </w:tcPr>
+          <w:p>
+            <w:pPr>
+              <w:spacing w:before="12" w:after="12"/>
+            </w:pPr>
+            <w:r>
+              <w:rPr>
+                <w:b/>
+                <w:bCs/>
+                <w:color w:val="8186EF"/>
+                <w:sz w:val="16"/>
+                <w:szCs w:val="16"/>
+              </w:rPr>
+              <w:t xml:space="preserve">15  </w:t>
+            </w:r>
+            <w:r>
+              <w:rPr>
+                <w:sz w:val="16"/>
+                <w:szCs w:val="16"/>
+              </w:rPr>
+              <w:t xml:space="preserve">counterbalanced</w:t>
             </w:r>
           </w:p>
         </w:tc>

--- a/CMA_Summaries_B1_Ch07.docx
+++ b/CMA_Summaries_B1_Ch07.docx
@@ -749,7 +749,7 @@
                 <w:sz w:val="16"/>
                 <w:szCs w:val="16"/>
               </w:rPr>
-              <w:t xml:space="preserve">wherever   ·   finished   ·   include   ·   decides   ·   retailer   ·   Wholesale   ·   ordinary   ·   usually   ·   year-end   ·   passes   ·   manufacturer   ·   follows   ·   situations</w:t>
+              <w:t xml:space="preserve">wherever   ·   finished   ·   include   ·   decides   ·   retailer   ·   Wholesale   ·   ordinary   ·   usually   ·   year-end   ·   passes   ·   manufacturer   ·   Control   ·   situations</w:t>
             </w:r>
           </w:p>
         </w:tc>
@@ -776,7 +776,7 @@
           <w:sz w:val="16"/>
           <w:szCs w:val="16"/>
         </w:rPr>
-        <w:t xml:space="preserve">      gaps 15–23</w:t>
+        <w:t xml:space="preserve">      gaps 15–24</w:t>
       </w:r>
     </w:p>
     <w:p>
@@ -1048,7 +1048,7 @@
           <w:sz w:val="19"/>
           <w:szCs w:val="19"/>
         </w:rPr>
-        <w:t xml:space="preserve">Two </w:t>
+        <w:t xml:space="preserve">Use it for every </w:t>
       </w:r>
       <w:r>
         <w:rPr>
@@ -1080,7 +1080,7 @@
           <w:sz w:val="19"/>
           <w:szCs w:val="19"/>
         </w:rPr>
-        <w:t xml:space="preserve"> cases appear in later </w:t>
+        <w:t xml:space="preserve"> item in an exam </w:t>
       </w:r>
       <w:r>
         <w:rPr>
@@ -1091,6 +1091,45 @@
           <w:szCs w:val="15"/>
         </w:rPr>
         <w:t xml:space="preserve"> (23) </w:t>
+      </w:r>
+      <w:r>
+        <w:rPr>
+          <w:u w:val="single"/>
+          <w:sz w:val="19"/>
+          <w:szCs w:val="19"/>
+        </w:rPr>
+        <w:t xml:space="preserve">           </w:t>
+      </w:r>
+      <w:r>
+        <w:rPr>
+          <w:sz w:val="19"/>
+          <w:szCs w:val="19"/>
+        </w:rPr>
+        <w:t xml:space="preserve"> </w:t>
+      </w:r>
+      <w:r>
+        <w:rPr>
+          <w:sz w:val="19"/>
+          <w:szCs w:val="19"/>
+        </w:rPr>
+        <w:t xml:space="preserve">. </w:t>
+      </w:r>
+      <w:r>
+        <w:rPr>
+          <w:sz w:val="19"/>
+          <w:szCs w:val="19"/>
+        </w:rPr>
+        <w:t xml:space="preserve">Two special cases appear in later </w:t>
+      </w:r>
+      <w:r>
+        <w:rPr>
+          <w:b/>
+          <w:bCs/>
+          <w:color w:val="8186EF"/>
+          <w:sz w:val="15"/>
+          <w:szCs w:val="15"/>
+        </w:rPr>
+        <w:t xml:space="preserve"> (24) </w:t>
       </w:r>
       <w:r>
         <w:rPr>
@@ -1184,7 +1223,281 @@
                 <w:sz w:val="16"/>
                 <w:szCs w:val="16"/>
               </w:rPr>
-              <w:t xml:space="preserve">though   ·   transit   ·   chapters   ·   others   ·   physical   ·   somewhere   ·   special   ·   warehouse   ·   consignee   ·   consignor's</w:t>
+              <w:t xml:space="preserve">physical   ·   somewhere   ·   question   ·   others   ·   chapters   ·   consigned   ·   though   ·   year-end   ·   warehouse   ·   consignee   ·   consignor's</w:t>
+            </w:r>
+          </w:p>
+        </w:tc>
+      </w:tr>
+    </w:tbl>
+    <w:p/>
+    <w:p>
+      <w:pPr>
+        <w:pageBreakBefore w:val="true"/>
+        <w:spacing w:after="0"/>
+      </w:pPr>
+      <w:r>
+        <w:rPr>
+          <w:sz w:val="2"/>
+        </w:rPr>
+        <w:t xml:space="preserve"> </w:t>
+      </w:r>
+    </w:p>
+    <w:tbl>
+      <w:tblPr>
+        <w:tblW w:type="pct" w:w="100%"/>
+        <w:tblLayout w:type="fixed"/>
+        <w:tblBorders>
+          <w:top w:val="single" w:color="353A7C" w:sz="4"/>
+          <w:left w:val="single" w:color="353A7C" w:sz="4"/>
+          <w:bottom w:val="single" w:color="353A7C" w:sz="4"/>
+          <w:right w:val="single" w:color="353A7C" w:sz="4"/>
+          <w:insideH w:val="single" w:color="353A7C" w:sz="4"/>
+          <w:insideV w:val="single" w:color="353A7C" w:sz="4"/>
+        </w:tblBorders>
+      </w:tblPr>
+      <w:tblGrid>
+        <w:gridCol w:w="9600"/>
+      </w:tblGrid>
+      <w:tr>
+        <w:tc>
+          <w:tcPr>
+            <w:tcW w:type="pct" w:w="5000"/>
+            <w:shd w:fill="F2F4FB" w:val="clear"/>
+            <w:tcMar>
+              <w:top w:type="dxa" w:w="50"/>
+              <w:left w:type="dxa" w:w="110"/>
+              <w:bottom w:type="dxa" w:w="50"/>
+              <w:right w:type="dxa" w:w="110"/>
+            </w:tcMar>
+          </w:tcPr>
+          <w:p>
+            <w:pPr>
+              <w:spacing w:before="30" w:after="30"/>
+            </w:pPr>
+            <w:r>
+              <w:rPr>
+                <w:b/>
+                <w:bCs/>
+                <w:color w:val="353A7C"/>
+                <w:sz w:val="19"/>
+                <w:szCs w:val="19"/>
+              </w:rPr>
+              <w:t xml:space="preserve">The FOB flip</w:t>
+            </w:r>
+          </w:p>
+        </w:tc>
+      </w:tr>
+    </w:tbl>
+    <w:p/>
+    <w:p>
+      <w:pPr>
+        <w:spacing w:before="44" w:after="14"/>
+      </w:pPr>
+      <w:r>
+        <w:rPr>
+          <w:b/>
+          <w:bCs/>
+          <w:color w:val="353A7C"/>
+          <w:sz w:val="18"/>
+          <w:szCs w:val="18"/>
+        </w:rPr>
+        <w:t xml:space="preserve">Summary 3</w:t>
+      </w:r>
+      <w:r>
+        <w:rPr>
+          <w:color w:val="6B7280"/>
+          <w:sz w:val="16"/>
+          <w:szCs w:val="16"/>
+        </w:rPr>
+        <w:t xml:space="preserve">      gaps 25–27</w:t>
+      </w:r>
+    </w:p>
+    <w:p>
+      <w:pPr>
+        <w:spacing w:before="20" w:after="20" w:line="360" w:lineRule="auto"/>
+        <w:ind w:left="200"/>
+      </w:pPr>
+      <w:r>
+        <w:rPr>
+          <w:sz w:val="19"/>
+          <w:szCs w:val="19"/>
+        </w:rPr>
+        <w:t xml:space="preserve">FOB </w:t>
+      </w:r>
+      <w:r>
+        <w:rPr>
+          <w:b/>
+          <w:bCs/>
+          <w:color w:val="8186EF"/>
+          <w:sz w:val="15"/>
+          <w:szCs w:val="15"/>
+        </w:rPr>
+        <w:t xml:space="preserve"> (25) </w:t>
+      </w:r>
+      <w:r>
+        <w:rPr>
+          <w:u w:val="single"/>
+          <w:sz w:val="19"/>
+          <w:szCs w:val="19"/>
+        </w:rPr>
+        <w:t xml:space="preserve">           </w:t>
+      </w:r>
+      <w:r>
+        <w:rPr>
+          <w:sz w:val="19"/>
+          <w:szCs w:val="19"/>
+        </w:rPr>
+        <w:t xml:space="preserve"> </w:t>
+      </w:r>
+      <w:r>
+        <w:rPr>
+          <w:sz w:val="19"/>
+          <w:szCs w:val="19"/>
+        </w:rPr>
+        <w:t xml:space="preserve"> point: the BUYER includes goods in transit. </w:t>
+      </w:r>
+      <w:r>
+        <w:rPr>
+          <w:sz w:val="19"/>
+          <w:szCs w:val="19"/>
+        </w:rPr>
+        <w:t xml:space="preserve">FOB </w:t>
+      </w:r>
+      <w:r>
+        <w:rPr>
+          <w:b/>
+          <w:bCs/>
+          <w:color w:val="8186EF"/>
+          <w:sz w:val="15"/>
+          <w:szCs w:val="15"/>
+        </w:rPr>
+        <w:t xml:space="preserve"> (26) </w:t>
+      </w:r>
+      <w:r>
+        <w:rPr>
+          <w:u w:val="single"/>
+          <w:sz w:val="19"/>
+          <w:szCs w:val="19"/>
+        </w:rPr>
+        <w:t xml:space="preserve">             </w:t>
+      </w:r>
+      <w:r>
+        <w:rPr>
+          <w:sz w:val="19"/>
+          <w:szCs w:val="19"/>
+        </w:rPr>
+        <w:t xml:space="preserve"> </w:t>
+      </w:r>
+      <w:r>
+        <w:rPr>
+          <w:sz w:val="19"/>
+          <w:szCs w:val="19"/>
+        </w:rPr>
+        <w:t xml:space="preserve">: the SELLER includes them. </w:t>
+      </w:r>
+      <w:r>
+        <w:rPr>
+          <w:sz w:val="19"/>
+          <w:szCs w:val="19"/>
+        </w:rPr>
+        <w:t xml:space="preserve">Many </w:t>
+      </w:r>
+      <w:r>
+        <w:rPr>
+          <w:b/>
+          <w:bCs/>
+          <w:color w:val="8186EF"/>
+          <w:sz w:val="15"/>
+          <w:szCs w:val="15"/>
+        </w:rPr>
+        <w:t xml:space="preserve"> (27) </w:t>
+      </w:r>
+      <w:r>
+        <w:rPr>
+          <w:u w:val="single"/>
+          <w:sz w:val="19"/>
+          <w:szCs w:val="19"/>
+        </w:rPr>
+        <w:t xml:space="preserve">            </w:t>
+      </w:r>
+      <w:r>
+        <w:rPr>
+          <w:sz w:val="19"/>
+          <w:szCs w:val="19"/>
+        </w:rPr>
+        <w:t xml:space="preserve"> </w:t>
+      </w:r>
+      <w:r>
+        <w:rPr>
+          <w:sz w:val="19"/>
+          <w:szCs w:val="19"/>
+        </w:rPr>
+        <w:t xml:space="preserve"> reverse these. </w:t>
+      </w:r>
+      <w:r>
+        <w:rPr>
+          <w:sz w:val="19"/>
+          <w:szCs w:val="19"/>
+        </w:rPr>
+        <w:t xml:space="preserve">The consignee never includes consigned goods, even when they are on its own shelves. </w:t>
+      </w:r>
+    </w:p>
+    <w:tbl>
+      <w:tblPr>
+        <w:tblW w:type="pct" w:w="100%"/>
+        <w:tblLayout w:type="fixed"/>
+        <w:tblBorders>
+          <w:top w:val="single" w:color="FBFAF6" w:sz="4"/>
+          <w:left w:val="single" w:color="FBFAF6" w:sz="4"/>
+          <w:bottom w:val="single" w:color="FBFAF6" w:sz="4"/>
+          <w:right w:val="single" w:color="FBFAF6" w:sz="4"/>
+          <w:insideH w:val="single" w:color="FBFAF6" w:sz="4"/>
+          <w:insideV w:val="single" w:color="FBFAF6" w:sz="4"/>
+        </w:tblBorders>
+      </w:tblPr>
+      <w:tblGrid>
+        <w:gridCol w:w="9600"/>
+      </w:tblGrid>
+      <w:tr>
+        <w:tc>
+          <w:tcPr>
+            <w:tcW w:type="pct" w:w="5000"/>
+            <w:shd w:fill="FBFAF6" w:val="clear"/>
+            <w:tcMar>
+              <w:top w:type="dxa" w:w="40"/>
+              <w:left w:type="dxa" w:w="100"/>
+              <w:bottom w:type="dxa" w:w="40"/>
+              <w:right w:type="dxa" w:w="100"/>
+            </w:tcMar>
+          </w:tcPr>
+          <w:p>
+            <w:pPr>
+              <w:spacing w:before="18" w:after="6"/>
+            </w:pPr>
+            <w:r>
+              <w:rPr>
+                <w:b/>
+                <w:bCs/>
+                <w:color w:val="6B7280"/>
+                <w:sz w:val="14"/>
+                <w:szCs w:val="14"/>
+              </w:rPr>
+              <w:t xml:space="preserve">word list</w:t>
+            </w:r>
+          </w:p>
+          <w:p>
+            <w:pPr>
+              <w:spacing w:before="0" w:after="18"/>
+            </w:pPr>
+            <w:r>
+              <w:rPr>
+                <w:b/>
+                <w:bCs/>
+                <w:color w:val="353A7C"/>
+                <w:sz w:val="16"/>
+                <w:szCs w:val="16"/>
+              </w:rPr>
+              <w:t xml:space="preserve">candidates   ·   destination   ·   shipping   ·   expects</w:t>
             </w:r>
           </w:p>
         </w:tc>
@@ -1231,280 +1544,6 @@
                 <w:sz w:val="19"/>
                 <w:szCs w:val="19"/>
               </w:rPr>
-              <w:t xml:space="preserve">The FOB flip</w:t>
-            </w:r>
-          </w:p>
-        </w:tc>
-      </w:tr>
-    </w:tbl>
-    <w:p/>
-    <w:p>
-      <w:pPr>
-        <w:pageBreakBefore w:val="true"/>
-        <w:spacing w:after="0"/>
-      </w:pPr>
-      <w:r>
-        <w:rPr>
-          <w:sz w:val="2"/>
-        </w:rPr>
-        <w:t xml:space="preserve"> </w:t>
-      </w:r>
-    </w:p>
-    <w:p>
-      <w:pPr>
-        <w:spacing w:before="44" w:after="14"/>
-      </w:pPr>
-      <w:r>
-        <w:rPr>
-          <w:b/>
-          <w:bCs/>
-          <w:color w:val="353A7C"/>
-          <w:sz w:val="18"/>
-          <w:szCs w:val="18"/>
-        </w:rPr>
-        <w:t xml:space="preserve">Summary 3</w:t>
-      </w:r>
-      <w:r>
-        <w:rPr>
-          <w:color w:val="6B7280"/>
-          <w:sz w:val="16"/>
-          <w:szCs w:val="16"/>
-        </w:rPr>
-        <w:t xml:space="preserve">      gaps 24–26</w:t>
-      </w:r>
-    </w:p>
-    <w:p>
-      <w:pPr>
-        <w:spacing w:before="20" w:after="20" w:line="360" w:lineRule="auto"/>
-        <w:ind w:left="200"/>
-      </w:pPr>
-      <w:r>
-        <w:rPr>
-          <w:sz w:val="19"/>
-          <w:szCs w:val="19"/>
-        </w:rPr>
-        <w:t xml:space="preserve">FOB </w:t>
-      </w:r>
-      <w:r>
-        <w:rPr>
-          <w:b/>
-          <w:bCs/>
-          <w:color w:val="8186EF"/>
-          <w:sz w:val="15"/>
-          <w:szCs w:val="15"/>
-        </w:rPr>
-        <w:t xml:space="preserve"> (24) </w:t>
-      </w:r>
-      <w:r>
-        <w:rPr>
-          <w:u w:val="single"/>
-          <w:sz w:val="19"/>
-          <w:szCs w:val="19"/>
-        </w:rPr>
-        <w:t xml:space="preserve">           </w:t>
-      </w:r>
-      <w:r>
-        <w:rPr>
-          <w:sz w:val="19"/>
-          <w:szCs w:val="19"/>
-        </w:rPr>
-        <w:t xml:space="preserve"> </w:t>
-      </w:r>
-      <w:r>
-        <w:rPr>
-          <w:sz w:val="19"/>
-          <w:szCs w:val="19"/>
-        </w:rPr>
-        <w:t xml:space="preserve"> point: the BUYER includes goods in transit. </w:t>
-      </w:r>
-      <w:r>
-        <w:rPr>
-          <w:sz w:val="19"/>
-          <w:szCs w:val="19"/>
-        </w:rPr>
-        <w:t xml:space="preserve">FOB </w:t>
-      </w:r>
-      <w:r>
-        <w:rPr>
-          <w:b/>
-          <w:bCs/>
-          <w:color w:val="8186EF"/>
-          <w:sz w:val="15"/>
-          <w:szCs w:val="15"/>
-        </w:rPr>
-        <w:t xml:space="preserve"> (25) </w:t>
-      </w:r>
-      <w:r>
-        <w:rPr>
-          <w:u w:val="single"/>
-          <w:sz w:val="19"/>
-          <w:szCs w:val="19"/>
-        </w:rPr>
-        <w:t xml:space="preserve">             </w:t>
-      </w:r>
-      <w:r>
-        <w:rPr>
-          <w:sz w:val="19"/>
-          <w:szCs w:val="19"/>
-        </w:rPr>
-        <w:t xml:space="preserve"> </w:t>
-      </w:r>
-      <w:r>
-        <w:rPr>
-          <w:sz w:val="19"/>
-          <w:szCs w:val="19"/>
-        </w:rPr>
-        <w:t xml:space="preserve">: the SELLER includes them. </w:t>
-      </w:r>
-      <w:r>
-        <w:rPr>
-          <w:sz w:val="19"/>
-          <w:szCs w:val="19"/>
-        </w:rPr>
-        <w:t xml:space="preserve">Many </w:t>
-      </w:r>
-      <w:r>
-        <w:rPr>
-          <w:b/>
-          <w:bCs/>
-          <w:color w:val="8186EF"/>
-          <w:sz w:val="15"/>
-          <w:szCs w:val="15"/>
-        </w:rPr>
-        <w:t xml:space="preserve"> (26) </w:t>
-      </w:r>
-      <w:r>
-        <w:rPr>
-          <w:u w:val="single"/>
-          <w:sz w:val="19"/>
-          <w:szCs w:val="19"/>
-        </w:rPr>
-        <w:t xml:space="preserve">            </w:t>
-      </w:r>
-      <w:r>
-        <w:rPr>
-          <w:sz w:val="19"/>
-          <w:szCs w:val="19"/>
-        </w:rPr>
-        <w:t xml:space="preserve"> </w:t>
-      </w:r>
-      <w:r>
-        <w:rPr>
-          <w:sz w:val="19"/>
-          <w:szCs w:val="19"/>
-        </w:rPr>
-        <w:t xml:space="preserve"> reverse these. </w:t>
-      </w:r>
-      <w:r>
-        <w:rPr>
-          <w:sz w:val="19"/>
-          <w:szCs w:val="19"/>
-        </w:rPr>
-        <w:t xml:space="preserve">The consignee never includes consigned goods, even when they are on its own shelves. </w:t>
-      </w:r>
-    </w:p>
-    <w:tbl>
-      <w:tblPr>
-        <w:tblW w:type="pct" w:w="100%"/>
-        <w:tblLayout w:type="fixed"/>
-        <w:tblBorders>
-          <w:top w:val="single" w:color="FBFAF6" w:sz="4"/>
-          <w:left w:val="single" w:color="FBFAF6" w:sz="4"/>
-          <w:bottom w:val="single" w:color="FBFAF6" w:sz="4"/>
-          <w:right w:val="single" w:color="FBFAF6" w:sz="4"/>
-          <w:insideH w:val="single" w:color="FBFAF6" w:sz="4"/>
-          <w:insideV w:val="single" w:color="FBFAF6" w:sz="4"/>
-        </w:tblBorders>
-      </w:tblPr>
-      <w:tblGrid>
-        <w:gridCol w:w="9600"/>
-      </w:tblGrid>
-      <w:tr>
-        <w:tc>
-          <w:tcPr>
-            <w:tcW w:type="pct" w:w="5000"/>
-            <w:shd w:fill="FBFAF6" w:val="clear"/>
-            <w:tcMar>
-              <w:top w:type="dxa" w:w="40"/>
-              <w:left w:type="dxa" w:w="100"/>
-              <w:bottom w:type="dxa" w:w="40"/>
-              <w:right w:type="dxa" w:w="100"/>
-            </w:tcMar>
-          </w:tcPr>
-          <w:p>
-            <w:pPr>
-              <w:spacing w:before="18" w:after="6"/>
-            </w:pPr>
-            <w:r>
-              <w:rPr>
-                <w:b/>
-                <w:bCs/>
-                <w:color w:val="6B7280"/>
-                <w:sz w:val="14"/>
-                <w:szCs w:val="14"/>
-              </w:rPr>
-              <w:t xml:space="preserve">word list</w:t>
-            </w:r>
-          </w:p>
-          <w:p>
-            <w:pPr>
-              <w:spacing w:before="0" w:after="18"/>
-            </w:pPr>
-            <w:r>
-              <w:rPr>
-                <w:b/>
-                <w:bCs/>
-                <w:color w:val="353A7C"/>
-                <w:sz w:val="16"/>
-                <w:szCs w:val="16"/>
-              </w:rPr>
-              <w:t xml:space="preserve">candidates   ·   destination   ·   shipping   ·   follows</w:t>
-            </w:r>
-          </w:p>
-        </w:tc>
-      </w:tr>
-    </w:tbl>
-    <w:p/>
-    <w:tbl>
-      <w:tblPr>
-        <w:tblW w:type="pct" w:w="100%"/>
-        <w:tblLayout w:type="fixed"/>
-        <w:tblBorders>
-          <w:top w:val="single" w:color="353A7C" w:sz="4"/>
-          <w:left w:val="single" w:color="353A7C" w:sz="4"/>
-          <w:bottom w:val="single" w:color="353A7C" w:sz="4"/>
-          <w:right w:val="single" w:color="353A7C" w:sz="4"/>
-          <w:insideH w:val="single" w:color="353A7C" w:sz="4"/>
-          <w:insideV w:val="single" w:color="353A7C" w:sz="4"/>
-        </w:tblBorders>
-      </w:tblPr>
-      <w:tblGrid>
-        <w:gridCol w:w="9600"/>
-      </w:tblGrid>
-      <w:tr>
-        <w:tc>
-          <w:tcPr>
-            <w:tcW w:type="pct" w:w="5000"/>
-            <w:shd w:fill="F2F4FB" w:val="clear"/>
-            <w:tcMar>
-              <w:top w:type="dxa" w:w="50"/>
-              <w:left w:type="dxa" w:w="110"/>
-              <w:bottom w:type="dxa" w:w="50"/>
-              <w:right w:type="dxa" w:w="110"/>
-            </w:tcMar>
-          </w:tcPr>
-          <w:p>
-            <w:pPr>
-              <w:spacing w:before="30" w:after="30"/>
-            </w:pPr>
-            <w:r>
-              <w:rPr>
-                <w:b/>
-                <w:bCs/>
-                <w:color w:val="353A7C"/>
-                <w:sz w:val="19"/>
-                <w:szCs w:val="19"/>
-              </w:rPr>
               <w:t xml:space="preserve">FOB is not the Incoterm you know</w:t>
             </w:r>
           </w:p>
@@ -1532,7 +1571,7 @@
           <w:sz w:val="16"/>
           <w:szCs w:val="16"/>
         </w:rPr>
-        <w:t xml:space="preserve">      gaps 27–30</w:t>
+        <w:t xml:space="preserve">      gaps 28–31</w:t>
       </w:r>
     </w:p>
     <w:p>
@@ -1555,7 +1594,7 @@
           <w:sz w:val="15"/>
           <w:szCs w:val="15"/>
         </w:rPr>
-        <w:t xml:space="preserve"> (27) </w:t>
+        <w:t xml:space="preserve"> (28) </w:t>
       </w:r>
       <w:r>
         <w:rPr>
@@ -1587,7 +1626,7 @@
           <w:sz w:val="15"/>
           <w:szCs w:val="15"/>
         </w:rPr>
-        <w:t xml:space="preserve"> (28) </w:t>
+        <w:t xml:space="preserve"> (29) </w:t>
       </w:r>
       <w:r>
         <w:rPr>
@@ -1626,7 +1665,7 @@
           <w:sz w:val="15"/>
           <w:szCs w:val="15"/>
         </w:rPr>
-        <w:t xml:space="preserve"> (29) </w:t>
+        <w:t xml:space="preserve"> (30) </w:t>
       </w:r>
       <w:r>
         <w:rPr>
@@ -1658,7 +1697,7 @@
           <w:sz w:val="15"/>
           <w:szCs w:val="15"/>
         </w:rPr>
-        <w:t xml:space="preserve"> (30) </w:t>
+        <w:t xml:space="preserve"> (31) </w:t>
       </w:r>
       <w:r>
         <w:rPr>
@@ -2761,7 +2800,7 @@
                 <w:sz w:val="16"/>
                 <w:szCs w:val="16"/>
               </w:rPr>
-              <w:t xml:space="preserve">special</w:t>
+              <w:t xml:space="preserve">year-end</w:t>
             </w:r>
           </w:p>
         </w:tc>
@@ -2829,7 +2868,7 @@
                 <w:sz w:val="16"/>
                 <w:szCs w:val="16"/>
               </w:rPr>
-              <w:t xml:space="preserve">chapters</w:t>
+              <w:t xml:space="preserve">question</w:t>
             </w:r>
           </w:p>
         </w:tc>
@@ -2897,7 +2936,7 @@
                 <w:sz w:val="16"/>
                 <w:szCs w:val="16"/>
               </w:rPr>
-              <w:t xml:space="preserve">shipping</w:t>
+              <w:t xml:space="preserve">chapters</w:t>
             </w:r>
           </w:p>
         </w:tc>
@@ -2965,7 +3004,7 @@
                 <w:sz w:val="16"/>
                 <w:szCs w:val="16"/>
               </w:rPr>
-              <w:t xml:space="preserve">destination</w:t>
+              <w:t xml:space="preserve">shipping</w:t>
             </w:r>
           </w:p>
         </w:tc>
@@ -3033,7 +3072,7 @@
                 <w:sz w:val="16"/>
                 <w:szCs w:val="16"/>
               </w:rPr>
-              <w:t xml:space="preserve">candidates</w:t>
+              <w:t xml:space="preserve">destination</w:t>
             </w:r>
           </w:p>
         </w:tc>
@@ -3101,7 +3140,7 @@
                 <w:sz w:val="16"/>
                 <w:szCs w:val="16"/>
               </w:rPr>
-              <w:t xml:space="preserve">international</w:t>
+              <w:t xml:space="preserve">candidates</w:t>
             </w:r>
           </w:p>
         </w:tc>
@@ -3169,7 +3208,7 @@
                 <w:sz w:val="16"/>
                 <w:szCs w:val="16"/>
               </w:rPr>
-              <w:t xml:space="preserve">loading</w:t>
+              <w:t xml:space="preserve">international</w:t>
             </w:r>
           </w:p>
         </w:tc>
@@ -3237,7 +3276,7 @@
                 <w:sz w:val="16"/>
                 <w:szCs w:val="16"/>
               </w:rPr>
-              <w:t xml:space="preserve">destination</w:t>
+              <w:t xml:space="preserve">loading</w:t>
             </w:r>
           </w:p>
         </w:tc>
@@ -3305,7 +3344,7 @@
                 <w:sz w:val="16"/>
                 <w:szCs w:val="16"/>
               </w:rPr>
-              <w:t xml:space="preserve">controls</w:t>
+              <w:t xml:space="preserve">destination</w:t>
             </w:r>
           </w:p>
         </w:tc>
@@ -3373,7 +3412,7 @@
                 <w:sz w:val="16"/>
                 <w:szCs w:val="16"/>
               </w:rPr>
-              <w:t xml:space="preserve">consignment</w:t>
+              <w:t xml:space="preserve">controls</w:t>
             </w:r>
           </w:p>
         </w:tc>
@@ -3441,7 +3480,7 @@
                 <w:sz w:val="16"/>
                 <w:szCs w:val="16"/>
               </w:rPr>
-              <w:t xml:space="preserve">consignor</w:t>
+              <w:t xml:space="preserve">consignment</w:t>
             </w:r>
           </w:p>
         </w:tc>
@@ -3509,7 +3548,7 @@
                 <w:sz w:val="16"/>
                 <w:szCs w:val="16"/>
               </w:rPr>
-              <w:t xml:space="preserve">consignee</w:t>
+              <w:t xml:space="preserve">consignor</w:t>
             </w:r>
           </w:p>
         </w:tc>
@@ -3560,14 +3599,24 @@
           </w:tcPr>
           <w:p>
             <w:pPr>
-              <w:spacing w:before="24" w:after="24"/>
-            </w:pPr>
-            <w:r>
-              <w:rPr>
-                <w:sz w:val="16"/>
-                <w:szCs w:val="16"/>
-              </w:rPr>
-              <w:t xml:space="preserve"/>
+              <w:spacing w:before="12" w:after="12"/>
+            </w:pPr>
+            <w:r>
+              <w:rPr>
+                <w:b/>
+                <w:bCs/>
+                <w:color w:val="8186EF"/>
+                <w:sz w:val="16"/>
+                <w:szCs w:val="16"/>
+              </w:rPr>
+              <w:t xml:space="preserve">34  </w:t>
+            </w:r>
+            <w:r>
+              <w:rPr>
+                <w:sz w:val="16"/>
+                <w:szCs w:val="16"/>
+              </w:rPr>
+              <w:t xml:space="preserve">consignee</w:t>
             </w:r>
           </w:p>
         </w:tc>
@@ -3634,7 +3683,7 @@
           <w:sz w:val="15"/>
           <w:szCs w:val="15"/>
         </w:rPr>
-        <w:t xml:space="preserve">The goods stay in the consignor's inventory. The consignee never includes them, even though they are in its shop. Goods held for others. Goods in the warehouse that belong to another company must be taken out of the physical count. Goods the company owns that are held somewhere else must be added. Two special cases appear in later chapters. When customers have a right of return, the seller records revenue net of expected returns and a separate asset for the goods it expects to get back. In a bill-and-hold sale, the seller keeps the goods in its inventory unless strict conditions show that the buyer already controls them.</w:t>
+        <w:t xml:space="preserve">The goods stay in the consignor's inventory. The consignee never includes them, even though they are in its shop. Goods held for others. Goods in the warehouse that belong to another company must be taken out of the physical count. Goods the company owns that are held somewhere else must be added. Use it for every year-end item in an exam question. Two special cases appear in later chapters. When customers have a right of return, the seller records revenue net of expected returns and a separate asset for the goods it expects to get back. In a bill-and-hold sale, the seller keeps the goods in its inventory unless strict conditions show that the buyer already controls them.</w:t>
       </w:r>
     </w:p>
     <w:p>
@@ -9905,6 +9954,66 @@
       </w:tr>
     </w:tbl>
     <w:p/>
+    <w:tbl>
+      <w:tblPr>
+        <w:tblW w:type="pct" w:w="100%"/>
+        <w:tblLayout w:type="fixed"/>
+        <w:tblBorders>
+          <w:top w:val="single" w:color="353A7C" w:sz="4"/>
+          <w:left w:val="single" w:color="353A7C" w:sz="4"/>
+          <w:bottom w:val="single" w:color="353A7C" w:sz="4"/>
+          <w:right w:val="single" w:color="353A7C" w:sz="4"/>
+          <w:insideH w:val="single" w:color="353A7C" w:sz="4"/>
+          <w:insideV w:val="single" w:color="353A7C" w:sz="4"/>
+        </w:tblBorders>
+      </w:tblPr>
+      <w:tblGrid>
+        <w:gridCol w:w="9600"/>
+      </w:tblGrid>
+      <w:tr>
+        <w:tc>
+          <w:tcPr>
+            <w:tcW w:type="pct" w:w="5000"/>
+            <w:shd w:fill="F2F4FB" w:val="clear"/>
+            <w:tcMar>
+              <w:top w:type="dxa" w:w="50"/>
+              <w:left w:type="dxa" w:w="110"/>
+              <w:bottom w:type="dxa" w:w="50"/>
+              <w:right w:type="dxa" w:w="110"/>
+            </w:tcMar>
+          </w:tcPr>
+          <w:p>
+            <w:pPr>
+              <w:spacing w:before="30" w:after="30"/>
+            </w:pPr>
+            <w:r>
+              <w:rPr>
+                <w:b/>
+                <w:bCs/>
+                <w:color w:val="353A7C"/>
+                <w:sz w:val="19"/>
+                <w:szCs w:val="19"/>
+              </w:rPr>
+              <w:t xml:space="preserve">Talking about time and order</w:t>
+            </w:r>
+          </w:p>
+        </w:tc>
+      </w:tr>
+    </w:tbl>
+    <w:p/>
+    <w:p>
+      <w:pPr>
+        <w:spacing w:before="20" w:after="20" w:line="360" w:lineRule="auto"/>
+        <w:ind w:left="200"/>
+      </w:pPr>
+      <w:r>
+        <w:rPr>
+          <w:sz w:val="19"/>
+          <w:szCs w:val="19"/>
+        </w:rPr>
+        <w:t xml:space="preserve">Under LIFO, the company adds a layer when it buys more than it sells. A company can use LIFO even if it ships its oldest bottles first.</w:t>
+      </w:r>
+    </w:p>
     <w:p>
       <w:pPr>
         <w:pageBreakBefore w:val="true"/>
@@ -16858,7 +16967,7 @@
           <w:sz w:val="16"/>
           <w:szCs w:val="16"/>
         </w:rPr>
-        <w:t xml:space="preserve">      gaps 17–18</w:t>
+        <w:t xml:space="preserve">      gaps 17–19</w:t>
       </w:r>
     </w:p>
     <w:p>
@@ -16871,7 +16980,7 @@
           <w:sz w:val="19"/>
           <w:szCs w:val="19"/>
         </w:rPr>
-        <w:t xml:space="preserve">Net </w:t>
+        <w:t xml:space="preserve">The </w:t>
       </w:r>
       <w:r>
         <w:rPr>
@@ -16903,14 +17012,14 @@
           <w:sz w:val="19"/>
           <w:szCs w:val="19"/>
         </w:rPr>
-        <w:t xml:space="preserve"> is overstated by 40 (the size of the error), not overstated to 940. </w:t>
-      </w:r>
-      <w:r>
-        <w:rPr>
-          <w:sz w:val="19"/>
-          <w:szCs w:val="19"/>
-        </w:rPr>
-        <w:t xml:space="preserve">In a question, find the </w:t>
+        <w:t xml:space="preserve"> tells you the direction. </w:t>
+      </w:r>
+      <w:r>
+        <w:rPr>
+          <w:sz w:val="19"/>
+          <w:szCs w:val="19"/>
+        </w:rPr>
+        <w:t xml:space="preserve">Net </w:t>
       </w:r>
       <w:r>
         <w:rPr>
@@ -16942,7 +17051,46 @@
           <w:sz w:val="19"/>
           <w:szCs w:val="19"/>
         </w:rPr>
-        <w:t xml:space="preserve"> for the first year, then reverse it for the second year. </w:t>
+        <w:t xml:space="preserve"> is overstated by 40 (the size of the error), not overstated to 940. </w:t>
+      </w:r>
+      <w:r>
+        <w:rPr>
+          <w:sz w:val="19"/>
+          <w:szCs w:val="19"/>
+        </w:rPr>
+        <w:t xml:space="preserve">In a </w:t>
+      </w:r>
+      <w:r>
+        <w:rPr>
+          <w:b/>
+          <w:bCs/>
+          <w:color w:val="8186EF"/>
+          <w:sz w:val="15"/>
+          <w:szCs w:val="15"/>
+        </w:rPr>
+        <w:t xml:space="preserve"> (19) </w:t>
+      </w:r>
+      <w:r>
+        <w:rPr>
+          <w:u w:val="single"/>
+          <w:sz w:val="19"/>
+          <w:szCs w:val="19"/>
+        </w:rPr>
+        <w:t xml:space="preserve">           </w:t>
+      </w:r>
+      <w:r>
+        <w:rPr>
+          <w:sz w:val="19"/>
+          <w:szCs w:val="19"/>
+        </w:rPr>
+        <w:t xml:space="preserve"> </w:t>
+      </w:r>
+      <w:r>
+        <w:rPr>
+          <w:sz w:val="19"/>
+          <w:szCs w:val="19"/>
+        </w:rPr>
+        <w:t xml:space="preserve">, find the direction for the first year, then reverse it for the second year. </w:t>
       </w:r>
     </w:p>
     <w:tbl>
@@ -17000,7 +17148,7 @@
                 <w:sz w:val="16"/>
                 <w:szCs w:val="16"/>
               </w:rPr>
-              <w:t xml:space="preserve">correct   ·   income   ·   direction</w:t>
+              <w:t xml:space="preserve">income   ·   question   ·   prefix   ·   correct</w:t>
             </w:r>
           </w:p>
         </w:tc>
@@ -17489,7 +17637,7 @@
                 <w:sz w:val="14"/>
                 <w:szCs w:val="14"/>
               </w:rPr>
-              <w:t xml:space="preserve">(24)</w:t>
+              <w:t xml:space="preserve">(25)</w:t>
             </w:r>
           </w:p>
         </w:tc>
@@ -17549,7 +17697,7 @@
                 <w:sz w:val="14"/>
                 <w:szCs w:val="14"/>
               </w:rPr>
-              <w:t xml:space="preserve"> (25) </w:t>
+              <w:t xml:space="preserve"> (26) </w:t>
             </w:r>
             <w:r>
               <w:rPr>
@@ -18275,7 +18423,7 @@
                 <w:sz w:val="16"/>
                 <w:szCs w:val="16"/>
               </w:rPr>
-              <w:t xml:space="preserve">income</w:t>
+              <w:t xml:space="preserve">prefix</w:t>
             </w:r>
           </w:p>
         </w:tc>
@@ -18343,7 +18491,7 @@
                 <w:sz w:val="16"/>
                 <w:szCs w:val="16"/>
               </w:rPr>
-              <w:t xml:space="preserve">direction</w:t>
+              <w:t xml:space="preserve">income</w:t>
             </w:r>
           </w:p>
         </w:tc>
@@ -18411,7 +18559,7 @@
                 <w:sz w:val="16"/>
                 <w:szCs w:val="16"/>
               </w:rPr>
-              <w:t xml:space="preserve">Jan 1</w:t>
+              <w:t xml:space="preserve">question</w:t>
             </w:r>
           </w:p>
         </w:tc>
@@ -18479,7 +18627,7 @@
                 <w:sz w:val="16"/>
                 <w:szCs w:val="16"/>
               </w:rPr>
-              <w:t xml:space="preserve">Sep 21</w:t>
+              <w:t xml:space="preserve">Jan 1</w:t>
             </w:r>
           </w:p>
         </w:tc>
@@ -18547,7 +18695,7 @@
                 <w:sz w:val="16"/>
                 <w:szCs w:val="16"/>
               </w:rPr>
-              <w:t xml:space="preserve">M1</w:t>
+              <w:t xml:space="preserve">Sep 21</w:t>
             </w:r>
           </w:p>
         </w:tc>
@@ -18615,7 +18763,7 @@
                 <w:sz w:val="16"/>
                 <w:szCs w:val="16"/>
               </w:rPr>
-              <w:t xml:space="preserve">M2</w:t>
+              <w:t xml:space="preserve">M1</w:t>
             </w:r>
           </w:p>
         </w:tc>
@@ -18683,7 +18831,7 @@
                 <w:sz w:val="16"/>
                 <w:szCs w:val="16"/>
               </w:rPr>
-              <w:t xml:space="preserve">M3</w:t>
+              <w:t xml:space="preserve">M2</w:t>
             </w:r>
           </w:p>
         </w:tc>
@@ -18751,7 +18899,7 @@
                 <w:sz w:val="16"/>
                 <w:szCs w:val="16"/>
               </w:rPr>
-              <w:t xml:space="preserve">$6,600 + $10,000 = $16,600</w:t>
+              <w:t xml:space="preserve">M3</w:t>
             </w:r>
           </w:p>
         </w:tc>
@@ -18819,7 +18967,7 @@
                 <w:sz w:val="16"/>
                 <w:szCs w:val="16"/>
               </w:rPr>
-              <w:t xml:space="preserve">available</w:t>
+              <w:t xml:space="preserve">$6,600 + $10,000 = $16,600</w:t>
             </w:r>
           </w:p>
         </w:tc>
@@ -18887,7 +19035,7 @@
                 <w:sz w:val="16"/>
                 <w:szCs w:val="16"/>
               </w:rPr>
-              <w:t xml:space="preserve">M2 (FOB destination, sold)</w:t>
+              <w:t xml:space="preserve">available</w:t>
             </w:r>
           </w:p>
         </w:tc>
@@ -18955,7 +19103,7 @@
                 <w:sz w:val="16"/>
                 <w:szCs w:val="16"/>
               </w:rPr>
-              <w:t xml:space="preserve">M4 (at a Doha consignee)</w:t>
+              <w:t xml:space="preserve">M2 (FOB destination, sold)</w:t>
             </w:r>
           </w:p>
         </w:tc>
@@ -19023,7 +19171,7 @@
                 <w:sz w:val="16"/>
                 <w:szCs w:val="16"/>
               </w:rPr>
-              <w:t xml:space="preserve">inventory</w:t>
+              <w:t xml:space="preserve">M4 (at a Doha consignee)</w:t>
             </w:r>
           </w:p>
         </w:tc>
@@ -19091,7 +19239,7 @@
                 <w:sz w:val="16"/>
                 <w:szCs w:val="16"/>
               </w:rPr>
-              <w:t xml:space="preserve">cost of goods sold</w:t>
+              <w:t xml:space="preserve">inventory</w:t>
             </w:r>
           </w:p>
         </w:tc>
@@ -19142,14 +19290,24 @@
           </w:tcPr>
           <w:p>
             <w:pPr>
-              <w:spacing w:before="24" w:after="24"/>
-            </w:pPr>
-            <w:r>
-              <w:rPr>
-                <w:sz w:val="16"/>
-                <w:szCs w:val="16"/>
-              </w:rPr>
-              <w:t xml:space="preserve"/>
+              <w:spacing w:before="12" w:after="12"/>
+            </w:pPr>
+            <w:r>
+              <w:rPr>
+                <w:b/>
+                <w:bCs/>
+                <w:color w:val="8186EF"/>
+                <w:sz w:val="16"/>
+                <w:szCs w:val="16"/>
+              </w:rPr>
+              <w:t xml:space="preserve">30  </w:t>
+            </w:r>
+            <w:r>
+              <w:rPr>
+                <w:sz w:val="16"/>
+                <w:szCs w:val="16"/>
+              </w:rPr>
+              <w:t xml:space="preserve">cost of goods sold</w:t>
             </w:r>
           </w:p>
         </w:tc>
@@ -19240,7 +19398,7 @@
           <w:sz w:val="15"/>
           <w:szCs w:val="15"/>
         </w:rPr>
-        <w:t xml:space="preserve">Net income is overstated by 40 (the size of the error), not overstated to 940. In a question, find the direction for the first year, then reverse it for the second year.</w:t>
+        <w:t xml:space="preserve">The prefix tells you the direction. Net income is overstated by 40 (the size of the error), not overstated to 940. In a question, find the direction for the first year, then reverse it for the second year.</w:t>
       </w:r>
     </w:p>
     <w:p>
